--- a/fuentes/CFA9_228144_DU.docx
+++ b/fuentes/CFA9_228144_DU.docx
@@ -3,6 +3,9 @@
 <w:document xmlns:wpc="http://schemas.microsoft.com/office/word/2010/wordprocessingCanvas" xmlns:cx="http://schemas.microsoft.com/office/drawing/2014/chartex" xmlns:cx1="http://schemas.microsoft.com/office/drawing/2015/9/8/chartex" xmlns:cx2="http://schemas.microsoft.com/office/drawing/2015/10/21/chartex" xmlns:cx3="http://schemas.microsoft.com/office/drawing/2016/5/9/chartex" xmlns:cx4="http://schemas.microsoft.com/office/drawing/2016/5/10/chartex" xmlns:cx5="http://schemas.microsoft.com/office/drawing/2016/5/11/chartex" xmlns:cx6="http://schemas.microsoft.com/office/drawing/2016/5/12/chartex" xmlns:cx7="http://schemas.microsoft.com/office/drawing/2016/5/13/chartex" xmlns:cx8="http://schemas.microsoft.com/office/drawing/2016/5/14/chartex" xmlns:mc="http://schemas.openxmlformats.org/markup-compatibility/2006" xmlns:aink="http://schemas.microsoft.com/office/drawing/2016/ink" xmlns:am3d="http://schemas.microsoft.com/office/drawing/2017/model3d" xmlns:o="urn:schemas-microsoft-com:office:office" xmlns:r="http://schemas.openxmlformats.org/officeDocument/2006/relationships" xmlns:m="http://schemas.openxmlformats.org/officeDocument/2006/math" xmlns:v="urn:schemas-microsoft-com:vml" xmlns:wp14="http://schemas.microsoft.com/office/word/2010/wordprocessingDrawing" xmlns:wp="http://schemas.openxmlformats.org/drawingml/2006/wordprocessingDrawing" xmlns:w10="urn:schemas-microsoft-com:office:word" xmlns:w="http://schemas.openxmlformats.org/wordprocessingml/2006/main" xmlns:w14="http://schemas.microsoft.com/office/word/2010/wordml" xmlns:w15="http://schemas.microsoft.com/office/word/2012/wordml" xmlns:w16cex="http://schemas.microsoft.com/office/word/2018/wordml/cex" xmlns:w16cid="http://schemas.microsoft.com/office/word/2016/wordml/cid" xmlns:w16="http://schemas.microsoft.com/office/word/2018/wordml" xmlns:w16sdtdh="http://schemas.microsoft.com/office/word/2020/wordml/sdtdatahash" xmlns:w16se="http://schemas.microsoft.com/office/word/2015/wordml/symex" xmlns:wpg="http://schemas.microsoft.com/office/word/2010/wordprocessingGroup" xmlns:wpi="http://schemas.microsoft.com/office/word/2010/wordprocessingInk" xmlns:wne="http://schemas.microsoft.com/office/word/2006/wordml" xmlns:wps="http://schemas.microsoft.com/office/word/2010/wordprocessingShape" mc:Ignorable="w14 w15 w16se w16cid w16 w16cex w16sdtdh wp14">
   <w:body>
     <w:p>
+      <w:pPr>
+        <w:ind w:left="708" w:firstLine="1"/>
+      </w:pPr>
       <w:r>
         <w:rPr>
           <w:noProof/>
@@ -531,7 +534,7 @@
         </w:rPr>
         <w:fldChar w:fldCharType="separate"/>
       </w:r>
-      <w:hyperlink w:anchor="_Toc228456271" w:history="1">
+      <w:hyperlink w:anchor="_Toc228887976" w:history="1">
         <w:r>
           <w:rPr>
             <w:rStyle w:val="Hipervnculo"/>
@@ -558,7 +561,7 @@
             <w:noProof/>
             <w:webHidden/>
           </w:rPr>
-          <w:instrText xml:space="preserve"> PAGEREF _Toc228456271 \h </w:instrText>
+          <w:instrText xml:space="preserve"> PAGEREF _Toc228887976 \h </w:instrText>
         </w:r>
         <w:r>
           <w:rPr>
@@ -604,7 +607,7 @@
           <w:lang w:eastAsia="es-CO"/>
         </w:rPr>
       </w:pPr>
-      <w:hyperlink w:anchor="_Toc228456272" w:history="1">
+      <w:hyperlink w:anchor="_Toc228887977" w:history="1">
         <w:r>
           <w:rPr>
             <w:rStyle w:val="Hipervnculo"/>
@@ -648,7 +651,7 @@
             <w:noProof/>
             <w:webHidden/>
           </w:rPr>
-          <w:instrText xml:space="preserve"> PAGEREF _Toc228456272 \h </w:instrText>
+          <w:instrText xml:space="preserve"> PAGEREF _Toc228887977 \h </w:instrText>
         </w:r>
         <w:r>
           <w:rPr>
@@ -694,7 +697,7 @@
           <w:lang w:eastAsia="es-CO"/>
         </w:rPr>
       </w:pPr>
-      <w:hyperlink w:anchor="_Toc228456273" w:history="1">
+      <w:hyperlink w:anchor="_Toc228887978" w:history="1">
         <w:r>
           <w:rPr>
             <w:rStyle w:val="Hipervnculo"/>
@@ -738,7 +741,7 @@
             <w:noProof/>
             <w:webHidden/>
           </w:rPr>
-          <w:instrText xml:space="preserve"> PAGEREF _Toc228456273 \h </w:instrText>
+          <w:instrText xml:space="preserve"> PAGEREF _Toc228887978 \h </w:instrText>
         </w:r>
         <w:r>
           <w:rPr>
@@ -784,7 +787,7 @@
           <w:lang w:eastAsia="es-CO"/>
         </w:rPr>
       </w:pPr>
-      <w:hyperlink w:anchor="_Toc228456274" w:history="1">
+      <w:hyperlink w:anchor="_Toc228887979" w:history="1">
         <w:r>
           <w:rPr>
             <w:rStyle w:val="Hipervnculo"/>
@@ -828,7 +831,7 @@
             <w:noProof/>
             <w:webHidden/>
           </w:rPr>
-          <w:instrText xml:space="preserve"> PAGEREF _Toc228456274 \h </w:instrText>
+          <w:instrText xml:space="preserve"> PAGEREF _Toc228887979 \h </w:instrText>
         </w:r>
         <w:r>
           <w:rPr>
@@ -874,7 +877,7 @@
           <w:lang w:eastAsia="es-CO"/>
         </w:rPr>
       </w:pPr>
-      <w:hyperlink w:anchor="_Toc228456275" w:history="1">
+      <w:hyperlink w:anchor="_Toc228887980" w:history="1">
         <w:r>
           <w:rPr>
             <w:rStyle w:val="Hipervnculo"/>
@@ -918,7 +921,7 @@
             <w:noProof/>
             <w:webHidden/>
           </w:rPr>
-          <w:instrText xml:space="preserve"> PAGEREF _Toc228456275 \h </w:instrText>
+          <w:instrText xml:space="preserve"> PAGEREF _Toc228887980 \h </w:instrText>
         </w:r>
         <w:r>
           <w:rPr>
@@ -938,7 +941,7 @@
             <w:noProof/>
             <w:webHidden/>
           </w:rPr>
-          <w:t>10</w:t>
+          <w:t>11</w:t>
         </w:r>
         <w:r>
           <w:rPr>
@@ -964,7 +967,7 @@
           <w:lang w:eastAsia="es-CO"/>
         </w:rPr>
       </w:pPr>
-      <w:hyperlink w:anchor="_Toc228456276" w:history="1">
+      <w:hyperlink w:anchor="_Toc228887981" w:history="1">
         <w:r>
           <w:rPr>
             <w:rStyle w:val="Hipervnculo"/>
@@ -1008,7 +1011,7 @@
             <w:noProof/>
             <w:webHidden/>
           </w:rPr>
-          <w:instrText xml:space="preserve"> PAGEREF _Toc228456276 \h </w:instrText>
+          <w:instrText xml:space="preserve"> PAGEREF _Toc228887981 \h </w:instrText>
         </w:r>
         <w:r>
           <w:rPr>
@@ -1054,7 +1057,7 @@
           <w:lang w:eastAsia="es-CO"/>
         </w:rPr>
       </w:pPr>
-      <w:hyperlink w:anchor="_Toc228456277" w:history="1">
+      <w:hyperlink w:anchor="_Toc228887982" w:history="1">
         <w:r>
           <w:rPr>
             <w:rStyle w:val="Hipervnculo"/>
@@ -1098,7 +1101,7 @@
             <w:noProof/>
             <w:webHidden/>
           </w:rPr>
-          <w:instrText xml:space="preserve"> PAGEREF _Toc228456277 \h </w:instrText>
+          <w:instrText xml:space="preserve"> PAGEREF _Toc228887982 \h </w:instrText>
         </w:r>
         <w:r>
           <w:rPr>
@@ -1144,7 +1147,7 @@
           <w:lang w:eastAsia="es-CO"/>
         </w:rPr>
       </w:pPr>
-      <w:hyperlink w:anchor="_Toc228456278" w:history="1">
+      <w:hyperlink w:anchor="_Toc228887983" w:history="1">
         <w:r>
           <w:rPr>
             <w:rStyle w:val="Hipervnculo"/>
@@ -1188,7 +1191,7 @@
             <w:noProof/>
             <w:webHidden/>
           </w:rPr>
-          <w:instrText xml:space="preserve"> PAGEREF _Toc228456278 \h </w:instrText>
+          <w:instrText xml:space="preserve"> PAGEREF _Toc228887983 \h </w:instrText>
         </w:r>
         <w:r>
           <w:rPr>
@@ -1234,7 +1237,7 @@
           <w:lang w:eastAsia="es-CO"/>
         </w:rPr>
       </w:pPr>
-      <w:hyperlink w:anchor="_Toc228456279" w:history="1">
+      <w:hyperlink w:anchor="_Toc228887984" w:history="1">
         <w:r>
           <w:rPr>
             <w:rStyle w:val="Hipervnculo"/>
@@ -1278,7 +1281,7 @@
             <w:noProof/>
             <w:webHidden/>
           </w:rPr>
-          <w:instrText xml:space="preserve"> PAGEREF _Toc228456279 \h </w:instrText>
+          <w:instrText xml:space="preserve"> PAGEREF _Toc228887984 \h </w:instrText>
         </w:r>
         <w:r>
           <w:rPr>
@@ -1324,7 +1327,7 @@
           <w:lang w:eastAsia="es-CO"/>
         </w:rPr>
       </w:pPr>
-      <w:hyperlink w:anchor="_Toc228456281" w:history="1">
+      <w:hyperlink w:anchor="_Toc228887986" w:history="1">
         <w:r>
           <w:rPr>
             <w:rStyle w:val="Hipervnculo"/>
@@ -1368,7 +1371,7 @@
             <w:noProof/>
             <w:webHidden/>
           </w:rPr>
-          <w:instrText xml:space="preserve"> PAGEREF _Toc228456281 \h </w:instrText>
+          <w:instrText xml:space="preserve"> PAGEREF _Toc228887986 \h </w:instrText>
         </w:r>
         <w:r>
           <w:rPr>
@@ -1414,7 +1417,7 @@
           <w:lang w:eastAsia="es-CO"/>
         </w:rPr>
       </w:pPr>
-      <w:hyperlink w:anchor="_Toc228456282" w:history="1">
+      <w:hyperlink w:anchor="_Toc228887987" w:history="1">
         <w:r>
           <w:rPr>
             <w:rStyle w:val="Hipervnculo"/>
@@ -1458,7 +1461,7 @@
             <w:noProof/>
             <w:webHidden/>
           </w:rPr>
-          <w:instrText xml:space="preserve"> PAGEREF _Toc228456282 \h </w:instrText>
+          <w:instrText xml:space="preserve"> PAGEREF _Toc228887987 \h </w:instrText>
         </w:r>
         <w:r>
           <w:rPr>
@@ -1504,7 +1507,7 @@
           <w:lang w:eastAsia="es-CO"/>
         </w:rPr>
       </w:pPr>
-      <w:hyperlink w:anchor="_Toc228456283" w:history="1">
+      <w:hyperlink w:anchor="_Toc228887988" w:history="1">
         <w:r>
           <w:rPr>
             <w:rStyle w:val="Hipervnculo"/>
@@ -1562,7 +1565,7 @@
             <w:noProof/>
             <w:webHidden/>
           </w:rPr>
-          <w:instrText xml:space="preserve"> PAGEREF _Toc228456283 \h </w:instrText>
+          <w:instrText xml:space="preserve"> PAGEREF _Toc228887988 \h </w:instrText>
         </w:r>
         <w:r>
           <w:rPr>
@@ -1608,7 +1611,7 @@
           <w:lang w:eastAsia="es-CO"/>
         </w:rPr>
       </w:pPr>
-      <w:hyperlink w:anchor="_Toc228456284" w:history="1">
+      <w:hyperlink w:anchor="_Toc228887989" w:history="1">
         <w:r>
           <w:rPr>
             <w:rStyle w:val="Hipervnculo"/>
@@ -1666,7 +1669,7 @@
             <w:noProof/>
             <w:webHidden/>
           </w:rPr>
-          <w:instrText xml:space="preserve"> PAGEREF _Toc228456284 \h </w:instrText>
+          <w:instrText xml:space="preserve"> PAGEREF _Toc228887989 \h </w:instrText>
         </w:r>
         <w:r>
           <w:rPr>
@@ -1712,7 +1715,7 @@
           <w:lang w:eastAsia="es-CO"/>
         </w:rPr>
       </w:pPr>
-      <w:hyperlink w:anchor="_Toc228456285" w:history="1">
+      <w:hyperlink w:anchor="_Toc228887990" w:history="1">
         <w:r>
           <w:rPr>
             <w:rStyle w:val="Hipervnculo"/>
@@ -1756,7 +1759,7 @@
             <w:noProof/>
             <w:webHidden/>
           </w:rPr>
-          <w:instrText xml:space="preserve"> PAGEREF _Toc228456285 \h </w:instrText>
+          <w:instrText xml:space="preserve"> PAGEREF _Toc228887990 \h </w:instrText>
         </w:r>
         <w:r>
           <w:rPr>
@@ -1802,7 +1805,7 @@
           <w:lang w:eastAsia="es-CO"/>
         </w:rPr>
       </w:pPr>
-      <w:hyperlink w:anchor="_Toc228456286" w:history="1">
+      <w:hyperlink w:anchor="_Toc228887991" w:history="1">
         <w:r>
           <w:rPr>
             <w:rStyle w:val="Hipervnculo"/>
@@ -1846,7 +1849,7 @@
             <w:noProof/>
             <w:webHidden/>
           </w:rPr>
-          <w:instrText xml:space="preserve"> PAGEREF _Toc228456286 \h </w:instrText>
+          <w:instrText xml:space="preserve"> PAGEREF _Toc228887991 \h </w:instrText>
         </w:r>
         <w:r>
           <w:rPr>
@@ -1892,7 +1895,7 @@
           <w:lang w:eastAsia="es-CO"/>
         </w:rPr>
       </w:pPr>
-      <w:hyperlink w:anchor="_Toc228456288" w:history="1">
+      <w:hyperlink w:anchor="_Toc228887993" w:history="1">
         <w:r>
           <w:rPr>
             <w:rStyle w:val="Hipervnculo"/>
@@ -1936,7 +1939,7 @@
             <w:noProof/>
             <w:webHidden/>
           </w:rPr>
-          <w:instrText xml:space="preserve"> PAGEREF _Toc228456288 \h </w:instrText>
+          <w:instrText xml:space="preserve"> PAGEREF _Toc228887993 \h </w:instrText>
         </w:r>
         <w:r>
           <w:rPr>
@@ -1982,7 +1985,7 @@
           <w:lang w:eastAsia="es-CO"/>
         </w:rPr>
       </w:pPr>
-      <w:hyperlink w:anchor="_Toc228456289" w:history="1">
+      <w:hyperlink w:anchor="_Toc228887994" w:history="1">
         <w:r>
           <w:rPr>
             <w:rStyle w:val="Hipervnculo"/>
@@ -2026,7 +2029,7 @@
             <w:noProof/>
             <w:webHidden/>
           </w:rPr>
-          <w:instrText xml:space="preserve"> PAGEREF _Toc228456289 \h </w:instrText>
+          <w:instrText xml:space="preserve"> PAGEREF _Toc228887994 \h </w:instrText>
         </w:r>
         <w:r>
           <w:rPr>
@@ -2072,7 +2075,7 @@
           <w:lang w:eastAsia="es-CO"/>
         </w:rPr>
       </w:pPr>
-      <w:hyperlink w:anchor="_Toc228456290" w:history="1">
+      <w:hyperlink w:anchor="_Toc228887995" w:history="1">
         <w:r>
           <w:rPr>
             <w:rStyle w:val="Hipervnculo"/>
@@ -2116,7 +2119,7 @@
             <w:noProof/>
             <w:webHidden/>
           </w:rPr>
-          <w:instrText xml:space="preserve"> PAGEREF _Toc228456290 \h </w:instrText>
+          <w:instrText xml:space="preserve"> PAGEREF _Toc228887995 \h </w:instrText>
         </w:r>
         <w:r>
           <w:rPr>
@@ -2162,7 +2165,7 @@
           <w:lang w:eastAsia="es-CO"/>
         </w:rPr>
       </w:pPr>
-      <w:hyperlink w:anchor="_Toc228456291" w:history="1">
+      <w:hyperlink w:anchor="_Toc228887996" w:history="1">
         <w:r>
           <w:rPr>
             <w:rStyle w:val="Hipervnculo"/>
@@ -2206,7 +2209,7 @@
             <w:noProof/>
             <w:webHidden/>
           </w:rPr>
-          <w:instrText xml:space="preserve"> PAGEREF _Toc228456291 \h </w:instrText>
+          <w:instrText xml:space="preserve"> PAGEREF _Toc228887996 \h </w:instrText>
         </w:r>
         <w:r>
           <w:rPr>
@@ -2252,7 +2255,7 @@
           <w:lang w:eastAsia="es-CO"/>
         </w:rPr>
       </w:pPr>
-      <w:hyperlink w:anchor="_Toc228456292" w:history="1">
+      <w:hyperlink w:anchor="_Toc228887997" w:history="1">
         <w:r>
           <w:rPr>
             <w:rStyle w:val="Hipervnculo"/>
@@ -2296,7 +2299,7 @@
             <w:noProof/>
             <w:webHidden/>
           </w:rPr>
-          <w:instrText xml:space="preserve"> PAGEREF _Toc228456292 \h </w:instrText>
+          <w:instrText xml:space="preserve"> PAGEREF _Toc228887997 \h </w:instrText>
         </w:r>
         <w:r>
           <w:rPr>
@@ -2342,7 +2345,7 @@
           <w:lang w:eastAsia="es-CO"/>
         </w:rPr>
       </w:pPr>
-      <w:hyperlink w:anchor="_Toc228456294" w:history="1">
+      <w:hyperlink w:anchor="_Toc228887999" w:history="1">
         <w:r>
           <w:rPr>
             <w:rStyle w:val="Hipervnculo"/>
@@ -2386,7 +2389,7 @@
             <w:noProof/>
             <w:webHidden/>
           </w:rPr>
-          <w:instrText xml:space="preserve"> PAGEREF _Toc228456294 \h </w:instrText>
+          <w:instrText xml:space="preserve"> PAGEREF _Toc228887999 \h </w:instrText>
         </w:r>
         <w:r>
           <w:rPr>
@@ -2432,7 +2435,7 @@
           <w:lang w:eastAsia="es-CO"/>
         </w:rPr>
       </w:pPr>
-      <w:hyperlink w:anchor="_Toc228456295" w:history="1">
+      <w:hyperlink w:anchor="_Toc228888000" w:history="1">
         <w:r>
           <w:rPr>
             <w:rStyle w:val="Hipervnculo"/>
@@ -2476,7 +2479,7 @@
             <w:noProof/>
             <w:webHidden/>
           </w:rPr>
-          <w:instrText xml:space="preserve"> PAGEREF _Toc228456295 \h </w:instrText>
+          <w:instrText xml:space="preserve"> PAGEREF _Toc228888000 \h </w:instrText>
         </w:r>
         <w:r>
           <w:rPr>
@@ -2522,7 +2525,7 @@
           <w:lang w:eastAsia="es-CO"/>
         </w:rPr>
       </w:pPr>
-      <w:hyperlink w:anchor="_Toc228456296" w:history="1">
+      <w:hyperlink w:anchor="_Toc228888001" w:history="1">
         <w:r>
           <w:rPr>
             <w:rStyle w:val="Hipervnculo"/>
@@ -2566,7 +2569,7 @@
             <w:noProof/>
             <w:webHidden/>
           </w:rPr>
-          <w:instrText xml:space="preserve"> PAGEREF _Toc228456296 \h </w:instrText>
+          <w:instrText xml:space="preserve"> PAGEREF _Toc228888001 \h </w:instrText>
         </w:r>
         <w:r>
           <w:rPr>
@@ -2612,7 +2615,7 @@
           <w:lang w:eastAsia="es-CO"/>
         </w:rPr>
       </w:pPr>
-      <w:hyperlink w:anchor="_Toc228456297" w:history="1">
+      <w:hyperlink w:anchor="_Toc228888002" w:history="1">
         <w:r>
           <w:rPr>
             <w:rStyle w:val="Hipervnculo"/>
@@ -2656,7 +2659,7 @@
             <w:noProof/>
             <w:webHidden/>
           </w:rPr>
-          <w:instrText xml:space="preserve"> PAGEREF _Toc228456297 \h </w:instrText>
+          <w:instrText xml:space="preserve"> PAGEREF _Toc228888002 \h </w:instrText>
         </w:r>
         <w:r>
           <w:rPr>
@@ -2702,7 +2705,7 @@
           <w:lang w:eastAsia="es-CO"/>
         </w:rPr>
       </w:pPr>
-      <w:hyperlink w:anchor="_Toc228456298" w:history="1">
+      <w:hyperlink w:anchor="_Toc228888003" w:history="1">
         <w:r>
           <w:rPr>
             <w:rStyle w:val="Hipervnculo"/>
@@ -2746,7 +2749,7 @@
             <w:noProof/>
             <w:webHidden/>
           </w:rPr>
-          <w:instrText xml:space="preserve"> PAGEREF _Toc228456298 \h </w:instrText>
+          <w:instrText xml:space="preserve"> PAGEREF _Toc228888003 \h </w:instrText>
         </w:r>
         <w:r>
           <w:rPr>
@@ -2792,7 +2795,7 @@
           <w:lang w:eastAsia="es-CO"/>
         </w:rPr>
       </w:pPr>
-      <w:hyperlink w:anchor="_Toc228456300" w:history="1">
+      <w:hyperlink w:anchor="_Toc228888005" w:history="1">
         <w:r>
           <w:rPr>
             <w:rStyle w:val="Hipervnculo"/>
@@ -2836,7 +2839,7 @@
             <w:noProof/>
             <w:webHidden/>
           </w:rPr>
-          <w:instrText xml:space="preserve"> PAGEREF _Toc228456300 \h </w:instrText>
+          <w:instrText xml:space="preserve"> PAGEREF _Toc228888005 \h </w:instrText>
         </w:r>
         <w:r>
           <w:rPr>
@@ -2882,7 +2885,7 @@
           <w:lang w:eastAsia="es-CO"/>
         </w:rPr>
       </w:pPr>
-      <w:hyperlink w:anchor="_Toc228456301" w:history="1">
+      <w:hyperlink w:anchor="_Toc228888006" w:history="1">
         <w:r>
           <w:rPr>
             <w:rStyle w:val="Hipervnculo"/>
@@ -2926,7 +2929,7 @@
             <w:noProof/>
             <w:webHidden/>
           </w:rPr>
-          <w:instrText xml:space="preserve"> PAGEREF _Toc228456301 \h </w:instrText>
+          <w:instrText xml:space="preserve"> PAGEREF _Toc228888006 \h </w:instrText>
         </w:r>
         <w:r>
           <w:rPr>
@@ -2972,7 +2975,7 @@
           <w:lang w:eastAsia="es-CO"/>
         </w:rPr>
       </w:pPr>
-      <w:hyperlink w:anchor="_Toc228456302" w:history="1">
+      <w:hyperlink w:anchor="_Toc228888007" w:history="1">
         <w:r>
           <w:rPr>
             <w:rStyle w:val="Hipervnculo"/>
@@ -3016,7 +3019,7 @@
             <w:noProof/>
             <w:webHidden/>
           </w:rPr>
-          <w:instrText xml:space="preserve"> PAGEREF _Toc228456302 \h </w:instrText>
+          <w:instrText xml:space="preserve"> PAGEREF _Toc228888007 \h </w:instrText>
         </w:r>
         <w:r>
           <w:rPr>
@@ -3062,7 +3065,7 @@
           <w:lang w:eastAsia="es-CO"/>
         </w:rPr>
       </w:pPr>
-      <w:hyperlink w:anchor="_Toc228456303" w:history="1">
+      <w:hyperlink w:anchor="_Toc228888008" w:history="1">
         <w:r>
           <w:rPr>
             <w:rStyle w:val="Hipervnculo"/>
@@ -3106,7 +3109,7 @@
             <w:noProof/>
             <w:webHidden/>
           </w:rPr>
-          <w:instrText xml:space="preserve"> PAGEREF _Toc228456303 \h </w:instrText>
+          <w:instrText xml:space="preserve"> PAGEREF _Toc228888008 \h </w:instrText>
         </w:r>
         <w:r>
           <w:rPr>
@@ -3152,7 +3155,7 @@
           <w:lang w:eastAsia="es-CO"/>
         </w:rPr>
       </w:pPr>
-      <w:hyperlink w:anchor="_Toc228456304" w:history="1">
+      <w:hyperlink w:anchor="_Toc228888009" w:history="1">
         <w:r>
           <w:rPr>
             <w:rStyle w:val="Hipervnculo"/>
@@ -3196,7 +3199,7 @@
             <w:noProof/>
             <w:webHidden/>
           </w:rPr>
-          <w:instrText xml:space="preserve"> PAGEREF _Toc228456304 \h </w:instrText>
+          <w:instrText xml:space="preserve"> PAGEREF _Toc228888009 \h </w:instrText>
         </w:r>
         <w:r>
           <w:rPr>
@@ -3242,7 +3245,7 @@
           <w:lang w:eastAsia="es-CO"/>
         </w:rPr>
       </w:pPr>
-      <w:hyperlink w:anchor="_Toc228456306" w:history="1">
+      <w:hyperlink w:anchor="_Toc228888011" w:history="1">
         <w:r>
           <w:rPr>
             <w:rStyle w:val="Hipervnculo"/>
@@ -3286,7 +3289,7 @@
             <w:noProof/>
             <w:webHidden/>
           </w:rPr>
-          <w:instrText xml:space="preserve"> PAGEREF _Toc228456306 \h </w:instrText>
+          <w:instrText xml:space="preserve"> PAGEREF _Toc228888011 \h </w:instrText>
         </w:r>
         <w:r>
           <w:rPr>
@@ -3332,7 +3335,7 @@
           <w:lang w:eastAsia="es-CO"/>
         </w:rPr>
       </w:pPr>
-      <w:hyperlink w:anchor="_Toc228456307" w:history="1">
+      <w:hyperlink w:anchor="_Toc228888012" w:history="1">
         <w:r>
           <w:rPr>
             <w:rStyle w:val="Hipervnculo"/>
@@ -3376,7 +3379,7 @@
             <w:noProof/>
             <w:webHidden/>
           </w:rPr>
-          <w:instrText xml:space="preserve"> PAGEREF _Toc228456307 \h </w:instrText>
+          <w:instrText xml:space="preserve"> PAGEREF _Toc228888012 \h </w:instrText>
         </w:r>
         <w:r>
           <w:rPr>
@@ -3421,7 +3424,7 @@
           <w:lang w:eastAsia="es-CO"/>
         </w:rPr>
       </w:pPr>
-      <w:hyperlink w:anchor="_Toc228456308" w:history="1">
+      <w:hyperlink w:anchor="_Toc228888013" w:history="1">
         <w:r>
           <w:rPr>
             <w:rStyle w:val="Hipervnculo"/>
@@ -3448,7 +3451,7 @@
             <w:noProof/>
             <w:webHidden/>
           </w:rPr>
-          <w:instrText xml:space="preserve"> PAGEREF _Toc228456308 \h </w:instrText>
+          <w:instrText xml:space="preserve"> PAGEREF _Toc228888013 \h </w:instrText>
         </w:r>
         <w:r>
           <w:rPr>
@@ -3493,7 +3496,7 @@
           <w:lang w:eastAsia="es-CO"/>
         </w:rPr>
       </w:pPr>
-      <w:hyperlink w:anchor="_Toc228456309" w:history="1">
+      <w:hyperlink w:anchor="_Toc228888014" w:history="1">
         <w:r>
           <w:rPr>
             <w:rStyle w:val="Hipervnculo"/>
@@ -3520,7 +3523,7 @@
             <w:noProof/>
             <w:webHidden/>
           </w:rPr>
-          <w:instrText xml:space="preserve"> PAGEREF _Toc228456309 \h </w:instrText>
+          <w:instrText xml:space="preserve"> PAGEREF _Toc228888014 \h </w:instrText>
         </w:r>
         <w:r>
           <w:rPr>
@@ -3565,7 +3568,7 @@
           <w:lang w:eastAsia="es-CO"/>
         </w:rPr>
       </w:pPr>
-      <w:hyperlink w:anchor="_Toc228456310" w:history="1">
+      <w:hyperlink w:anchor="_Toc228888015" w:history="1">
         <w:r>
           <w:rPr>
             <w:rStyle w:val="Hipervnculo"/>
@@ -3593,7 +3596,7 @@
             <w:noProof/>
             <w:webHidden/>
           </w:rPr>
-          <w:instrText xml:space="preserve"> PAGEREF _Toc228456310 \h </w:instrText>
+          <w:instrText xml:space="preserve"> PAGEREF _Toc228888015 \h </w:instrText>
         </w:r>
         <w:r>
           <w:rPr>
@@ -3638,7 +3641,7 @@
           <w:lang w:eastAsia="es-CO"/>
         </w:rPr>
       </w:pPr>
-      <w:hyperlink w:anchor="_Toc228456311" w:history="1">
+      <w:hyperlink w:anchor="_Toc228888016" w:history="1">
         <w:r>
           <w:rPr>
             <w:rStyle w:val="Hipervnculo"/>
@@ -3665,7 +3668,7 @@
             <w:noProof/>
             <w:webHidden/>
           </w:rPr>
-          <w:instrText xml:space="preserve"> PAGEREF _Toc228456311 \h </w:instrText>
+          <w:instrText xml:space="preserve"> PAGEREF _Toc228888016 \h </w:instrText>
         </w:r>
         <w:r>
           <w:rPr>
@@ -3708,7 +3711,7 @@
         <w:fldChar w:fldCharType="end"/>
       </w:r>
       <w:bookmarkStart w:id="0" w:name="_Toc176443691"/>
-      <w:bookmarkStart w:id="1" w:name="_Toc228456271"/>
+      <w:bookmarkStart w:id="1" w:name="_Toc228887976"/>
       <w:r>
         <w:t>Introducción</w:t>
       </w:r>
@@ -3853,7 +3856,7 @@
       <w:pPr>
         <w:pStyle w:val="Ttulo1"/>
       </w:pPr>
-      <w:bookmarkStart w:id="2" w:name="_Toc228456272"/>
+      <w:bookmarkStart w:id="2" w:name="_Toc228887977"/>
       <w:r>
         <w:lastRenderedPageBreak/>
         <w:t>Fundamentos de la programación orientada a objetos</w:t>
@@ -4133,7 +4136,7 @@
       <w:pPr>
         <w:pStyle w:val="Ttulo2"/>
       </w:pPr>
-      <w:bookmarkStart w:id="3" w:name="_Toc228456273"/>
+      <w:bookmarkStart w:id="3" w:name="_Toc228887978"/>
       <w:r>
         <w:t>Concepto de programación orientada a objetos</w:t>
       </w:r>
@@ -5108,7 +5111,7 @@
       <w:pPr>
         <w:pStyle w:val="Ttulo2"/>
       </w:pPr>
-      <w:bookmarkStart w:id="4" w:name="_Toc228456274"/>
+      <w:bookmarkStart w:id="4" w:name="_Toc228887979"/>
       <w:r>
         <w:t>Clases y objetos</w:t>
       </w:r>
@@ -5172,7 +5175,6 @@
           <w:numId w:val="0"/>
         </w:numPr>
         <w:ind w:left="1069"/>
-        <w:jc w:val="both"/>
         <w:rPr>
           <w:sz w:val="24"/>
           <w:szCs w:val="24"/>
@@ -5185,9 +5187,9 @@
           <w:noProof/>
         </w:rPr>
         <w:drawing>
-          <wp:inline distT="0" distB="0" distL="0" distR="0" wp14:anchorId="64F26CA9" wp14:editId="2267FEA8">
-            <wp:extent cx="5181831" cy="2914650"/>
-            <wp:effectExtent l="0" t="0" r="0" b="0"/>
+          <wp:inline distT="0" distB="0" distL="0" distR="0" wp14:anchorId="64F26CA9" wp14:editId="37697BB8">
+            <wp:extent cx="4680000" cy="2631600"/>
+            <wp:effectExtent l="0" t="0" r="6350" b="0"/>
             <wp:docPr id="5" name="Imagen 5">
               <a:extLst xmlns:a="http://schemas.openxmlformats.org/drawingml/2006/main">
                 <a:ext uri="{C183D7F6-B498-43B3-948B-1728B52AA6E4}">
@@ -5229,7 +5231,7 @@
                   <pic:spPr bwMode="auto">
                     <a:xfrm>
                       <a:off x="0" y="0"/>
-                      <a:ext cx="5184656" cy="2916239"/>
+                      <a:ext cx="4680000" cy="2631600"/>
                     </a:xfrm>
                     <a:prstGeom prst="rect">
                       <a:avLst/>
@@ -5279,7 +5281,6 @@
           </w:tcPr>
           <w:p>
             <w:pPr>
-              <w:jc w:val="center"/>
               <w:rPr>
                 <w:b/>
               </w:rPr>
@@ -5501,10 +5502,20 @@
     </w:p>
     <w:p>
       <w:pPr>
+        <w:pStyle w:val="Prrafodelista"/>
+        <w:ind w:left="1429" w:firstLine="0"/>
+        <w:rPr>
+          <w:lang w:eastAsia="es-CO"/>
+        </w:rPr>
+      </w:pPr>
+    </w:p>
+    <w:p>
+      <w:pPr>
         <w:pStyle w:val="Ttulo2"/>
       </w:pPr>
-      <w:bookmarkStart w:id="6" w:name="_Toc228456275"/>
-      <w:r>
+      <w:bookmarkStart w:id="6" w:name="_Toc228887980"/>
+      <w:r>
+        <w:lastRenderedPageBreak/>
         <w:t>Atributos y métodos</w:t>
       </w:r>
       <w:bookmarkEnd w:id="6"/>
@@ -5519,276 +5530,299 @@
         <w:rPr>
           <w:lang w:eastAsia="es-CO"/>
         </w:rPr>
-        <w:t xml:space="preserve">Los atributos y los métodos constituyen los dos componentes esenciales de cualquier clase. Los atributos representan el estado del objeto (qué es), mientras que </w:t>
-      </w:r>
+        <w:t>Los atributos y los métodos constituyen los dos componentes esenciales de cualquier clase. Los atributos representan el estado del objeto (qué es), mientras que los métodos representan su comportamiento (qué hace). Esta dualidad es fundamental en el diseño orientado a objetos: cada objeto agrupa sus datos y las operaciones que los manipulan en una unidad coherente.</w:t>
+      </w:r>
+    </w:p>
+    <w:p>
+      <w:pPr>
+        <w:rPr>
+          <w:lang w:eastAsia="es-CO"/>
+        </w:rPr>
+      </w:pPr>
+      <w:r>
+        <w:rPr>
+          <w:lang w:eastAsia="es-CO"/>
+        </w:rPr>
+        <w:t xml:space="preserve">Los atributos son variables de instancia que pertenecen a la clase y almacenan las características de cada objeto. Cada objeto creado a partir de la clase tiene su propia copia de los atributos con valores independientes. Por convención en Java, los atributos se declaran con acceso </w:t>
+      </w:r>
+      <w:proofErr w:type="spellStart"/>
+      <w:r>
+        <w:rPr>
+          <w:lang w:eastAsia="es-CO"/>
+        </w:rPr>
+        <w:t>private</w:t>
+      </w:r>
+      <w:proofErr w:type="spellEnd"/>
+      <w:r>
+        <w:rPr>
+          <w:lang w:eastAsia="es-CO"/>
+        </w:rPr>
+        <w:t xml:space="preserve"> para garantizar el encapsulamiento.</w:t>
+      </w:r>
+    </w:p>
+    <w:p>
+      <w:pPr>
+        <w:rPr>
+          <w:lang w:eastAsia="es-CO"/>
+        </w:rPr>
+      </w:pPr>
+      <w:r>
+        <w:rPr>
+          <w:lang w:eastAsia="es-CO"/>
+        </w:rPr>
+        <w:t>Los métodos son funciones o procedimientos definidos dentro de la clase que describen el comportamiento de los objetos. Pueden acceder y modificar los atributos del objeto, recibir parámetros y retornar valores. El siguiente ejemplo ilustra la definición de una clase con ambos componentes:</w:t>
+      </w:r>
+    </w:p>
+    <w:p>
+      <w:pPr>
+        <w:rPr>
+          <w:lang w:eastAsia="es-CO"/>
+        </w:rPr>
+      </w:pPr>
+      <w:proofErr w:type="spellStart"/>
+      <w:r>
+        <w:rPr>
+          <w:lang w:eastAsia="es-CO"/>
+        </w:rPr>
+        <w:t>public</w:t>
+      </w:r>
+      <w:proofErr w:type="spellEnd"/>
+      <w:r>
+        <w:rPr>
+          <w:lang w:eastAsia="es-CO"/>
+        </w:rPr>
+        <w:t xml:space="preserve"> </w:t>
+      </w:r>
+      <w:proofErr w:type="spellStart"/>
+      <w:r>
+        <w:rPr>
+          <w:lang w:eastAsia="es-CO"/>
+        </w:rPr>
+        <w:t>class</w:t>
+      </w:r>
+      <w:proofErr w:type="spellEnd"/>
+      <w:r>
+        <w:rPr>
+          <w:lang w:eastAsia="es-CO"/>
+        </w:rPr>
+        <w:t xml:space="preserve"> Persona {</w:t>
+      </w:r>
+    </w:p>
+    <w:p>
+      <w:pPr>
+        <w:rPr>
+          <w:lang w:eastAsia="es-CO"/>
+        </w:rPr>
+      </w:pPr>
+      <w:r>
+        <w:rPr>
+          <w:lang w:eastAsia="es-CO"/>
+        </w:rPr>
+        <w:t xml:space="preserve">    // Atributos (estado del objeto)</w:t>
+      </w:r>
+    </w:p>
+    <w:p>
+      <w:pPr>
+        <w:rPr>
+          <w:lang w:eastAsia="es-CO"/>
+        </w:rPr>
+      </w:pPr>
+      <w:r>
+        <w:rPr>
+          <w:lang w:eastAsia="es-CO"/>
+        </w:rPr>
+        <w:t xml:space="preserve">    </w:t>
+      </w:r>
+      <w:proofErr w:type="spellStart"/>
+      <w:r>
+        <w:rPr>
+          <w:lang w:eastAsia="es-CO"/>
+        </w:rPr>
+        <w:t>private</w:t>
+      </w:r>
+      <w:proofErr w:type="spellEnd"/>
+      <w:r>
+        <w:rPr>
+          <w:lang w:eastAsia="es-CO"/>
+        </w:rPr>
+        <w:t xml:space="preserve"> </w:t>
+      </w:r>
+      <w:proofErr w:type="spellStart"/>
+      <w:r>
+        <w:rPr>
+          <w:lang w:eastAsia="es-CO"/>
+        </w:rPr>
+        <w:t>String</w:t>
+      </w:r>
+      <w:proofErr w:type="spellEnd"/>
+      <w:r>
+        <w:rPr>
+          <w:lang w:eastAsia="es-CO"/>
+        </w:rPr>
+        <w:t xml:space="preserve"> nombre;</w:t>
+      </w:r>
+    </w:p>
+    <w:p>
+      <w:pPr>
+        <w:rPr>
+          <w:lang w:eastAsia="es-CO"/>
+        </w:rPr>
+      </w:pPr>
+      <w:r>
+        <w:rPr>
+          <w:lang w:eastAsia="es-CO"/>
+        </w:rPr>
+        <w:t xml:space="preserve">    </w:t>
+      </w:r>
+      <w:proofErr w:type="spellStart"/>
+      <w:r>
+        <w:rPr>
+          <w:lang w:eastAsia="es-CO"/>
+        </w:rPr>
+        <w:t>private</w:t>
+      </w:r>
+      <w:proofErr w:type="spellEnd"/>
+      <w:r>
+        <w:rPr>
+          <w:lang w:eastAsia="es-CO"/>
+        </w:rPr>
+        <w:t xml:space="preserve"> </w:t>
+      </w:r>
+      <w:proofErr w:type="spellStart"/>
+      <w:r>
+        <w:rPr>
+          <w:lang w:eastAsia="es-CO"/>
+        </w:rPr>
+        <w:t>int</w:t>
+      </w:r>
+      <w:proofErr w:type="spellEnd"/>
+      <w:r>
+        <w:rPr>
+          <w:lang w:eastAsia="es-CO"/>
+        </w:rPr>
+        <w:t xml:space="preserve"> edad;</w:t>
+      </w:r>
+    </w:p>
+    <w:p>
+      <w:pPr>
+        <w:rPr>
+          <w:lang w:eastAsia="es-CO"/>
+        </w:rPr>
+      </w:pPr>
+      <w:r>
+        <w:rPr>
+          <w:lang w:eastAsia="es-CO"/>
+        </w:rPr>
+        <w:t xml:space="preserve">    // Constructor</w:t>
+      </w:r>
+    </w:p>
+    <w:p>
+      <w:pPr>
+        <w:rPr>
+          <w:lang w:eastAsia="es-CO"/>
+        </w:rPr>
+      </w:pPr>
+      <w:r>
+        <w:rPr>
+          <w:lang w:eastAsia="es-CO"/>
+        </w:rPr>
+        <w:t xml:space="preserve">    </w:t>
+      </w:r>
+      <w:proofErr w:type="spellStart"/>
+      <w:r>
+        <w:rPr>
+          <w:lang w:eastAsia="es-CO"/>
+        </w:rPr>
+        <w:t>public</w:t>
+      </w:r>
+      <w:proofErr w:type="spellEnd"/>
+      <w:r>
+        <w:rPr>
+          <w:lang w:eastAsia="es-CO"/>
+        </w:rPr>
+        <w:t xml:space="preserve"> Persona</w:t>
+      </w:r>
+      <w:r>
+        <w:rPr>
+          <w:lang w:eastAsia="es-CO"/>
+        </w:rPr>
+        <w:t xml:space="preserve"> </w:t>
+      </w:r>
+      <w:r>
+        <w:rPr>
+          <w:lang w:eastAsia="es-CO"/>
+        </w:rPr>
+        <w:t>(</w:t>
+      </w:r>
+      <w:proofErr w:type="spellStart"/>
+      <w:r>
+        <w:rPr>
+          <w:lang w:eastAsia="es-CO"/>
+        </w:rPr>
+        <w:t>String</w:t>
+      </w:r>
+      <w:proofErr w:type="spellEnd"/>
+      <w:r>
+        <w:rPr>
+          <w:lang w:eastAsia="es-CO"/>
+        </w:rPr>
+        <w:t xml:space="preserve"> nombre, </w:t>
+      </w:r>
+      <w:proofErr w:type="spellStart"/>
+      <w:r>
+        <w:rPr>
+          <w:lang w:eastAsia="es-CO"/>
+        </w:rPr>
+        <w:t>int</w:t>
+      </w:r>
+      <w:proofErr w:type="spellEnd"/>
+      <w:r>
+        <w:rPr>
+          <w:lang w:eastAsia="es-CO"/>
+        </w:rPr>
+        <w:t xml:space="preserve"> edad) {</w:t>
+      </w:r>
+    </w:p>
+    <w:p>
+      <w:pPr>
+        <w:rPr>
+          <w:lang w:eastAsia="es-CO"/>
+        </w:rPr>
+      </w:pPr>
+      <w:r>
+        <w:rPr>
+          <w:lang w:eastAsia="es-CO"/>
+        </w:rPr>
+        <w:t xml:space="preserve">        </w:t>
+      </w:r>
+      <w:proofErr w:type="spellStart"/>
+      <w:proofErr w:type="gramStart"/>
+      <w:r>
+        <w:rPr>
+          <w:lang w:eastAsia="es-CO"/>
+        </w:rPr>
+        <w:t>this.nombre</w:t>
+      </w:r>
+      <w:proofErr w:type="spellEnd"/>
+      <w:proofErr w:type="gramEnd"/>
+      <w:r>
+        <w:rPr>
+          <w:lang w:eastAsia="es-CO"/>
+        </w:rPr>
+        <w:t xml:space="preserve"> = nombre;</w:t>
+      </w:r>
+    </w:p>
+    <w:p>
+      <w:pPr>
+        <w:rPr>
+          <w:lang w:eastAsia="es-CO"/>
+        </w:rPr>
+      </w:pPr>
       <w:r>
         <w:rPr>
           <w:lang w:eastAsia="es-CO"/>
         </w:rPr>
         <w:lastRenderedPageBreak/>
-        <w:t>los métodos representan su comportamiento (qué hace). Esta dualidad es fundamental en el diseño orientado a objetos: cada objeto agrupa sus datos y las operaciones que los manipulan en una unidad coherente.</w:t>
-      </w:r>
-    </w:p>
-    <w:p>
-      <w:pPr>
-        <w:rPr>
-          <w:lang w:eastAsia="es-CO"/>
-        </w:rPr>
-      </w:pPr>
-      <w:r>
-        <w:rPr>
-          <w:lang w:eastAsia="es-CO"/>
-        </w:rPr>
-        <w:t xml:space="preserve">Los atributos son variables de instancia que pertenecen a la clase y almacenan las características de cada objeto. Cada objeto creado a partir de la clase tiene su propia copia de los atributos con valores independientes. Por convención en Java, los atributos se declaran con acceso </w:t>
-      </w:r>
-      <w:proofErr w:type="spellStart"/>
-      <w:r>
-        <w:rPr>
-          <w:lang w:eastAsia="es-CO"/>
-        </w:rPr>
-        <w:t>private</w:t>
-      </w:r>
-      <w:proofErr w:type="spellEnd"/>
-      <w:r>
-        <w:rPr>
-          <w:lang w:eastAsia="es-CO"/>
-        </w:rPr>
-        <w:t xml:space="preserve"> para garantizar el encapsulamiento.</w:t>
-      </w:r>
-    </w:p>
-    <w:p>
-      <w:pPr>
-        <w:rPr>
-          <w:lang w:eastAsia="es-CO"/>
-        </w:rPr>
-      </w:pPr>
-      <w:r>
-        <w:rPr>
-          <w:lang w:eastAsia="es-CO"/>
-        </w:rPr>
-        <w:t>Los métodos son funciones o procedimientos definidos dentro de la clase que describen el comportamiento de los objetos. Pueden acceder y modificar los atributos del objeto, recibir parámetros y retornar valores. El siguiente ejemplo ilustra la definición de una clase con ambos componentes:</w:t>
-      </w:r>
-    </w:p>
-    <w:p>
-      <w:pPr>
-        <w:rPr>
-          <w:lang w:eastAsia="es-CO"/>
-        </w:rPr>
-      </w:pPr>
-      <w:proofErr w:type="spellStart"/>
-      <w:r>
-        <w:rPr>
-          <w:lang w:eastAsia="es-CO"/>
-        </w:rPr>
-        <w:t>public</w:t>
-      </w:r>
-      <w:proofErr w:type="spellEnd"/>
-      <w:r>
-        <w:rPr>
-          <w:lang w:eastAsia="es-CO"/>
-        </w:rPr>
-        <w:t xml:space="preserve"> </w:t>
-      </w:r>
-      <w:proofErr w:type="spellStart"/>
-      <w:r>
-        <w:rPr>
-          <w:lang w:eastAsia="es-CO"/>
-        </w:rPr>
-        <w:t>class</w:t>
-      </w:r>
-      <w:proofErr w:type="spellEnd"/>
-      <w:r>
-        <w:rPr>
-          <w:lang w:eastAsia="es-CO"/>
-        </w:rPr>
-        <w:t xml:space="preserve"> Persona {</w:t>
-      </w:r>
-    </w:p>
-    <w:p>
-      <w:pPr>
-        <w:rPr>
-          <w:lang w:eastAsia="es-CO"/>
-        </w:rPr>
-      </w:pPr>
-      <w:r>
-        <w:rPr>
-          <w:lang w:eastAsia="es-CO"/>
-        </w:rPr>
-        <w:t xml:space="preserve">    // Atributos (estado del objeto)</w:t>
-      </w:r>
-    </w:p>
-    <w:p>
-      <w:pPr>
-        <w:rPr>
-          <w:lang w:eastAsia="es-CO"/>
-        </w:rPr>
-      </w:pPr>
-      <w:r>
-        <w:rPr>
-          <w:lang w:eastAsia="es-CO"/>
-        </w:rPr>
-        <w:t xml:space="preserve">    </w:t>
-      </w:r>
-      <w:proofErr w:type="spellStart"/>
-      <w:r>
-        <w:rPr>
-          <w:lang w:eastAsia="es-CO"/>
-        </w:rPr>
-        <w:t>private</w:t>
-      </w:r>
-      <w:proofErr w:type="spellEnd"/>
-      <w:r>
-        <w:rPr>
-          <w:lang w:eastAsia="es-CO"/>
-        </w:rPr>
-        <w:t xml:space="preserve"> </w:t>
-      </w:r>
-      <w:proofErr w:type="spellStart"/>
-      <w:r>
-        <w:rPr>
-          <w:lang w:eastAsia="es-CO"/>
-        </w:rPr>
-        <w:t>String</w:t>
-      </w:r>
-      <w:proofErr w:type="spellEnd"/>
-      <w:r>
-        <w:rPr>
-          <w:lang w:eastAsia="es-CO"/>
-        </w:rPr>
-        <w:t xml:space="preserve"> nombre;</w:t>
-      </w:r>
-    </w:p>
-    <w:p>
-      <w:pPr>
-        <w:rPr>
-          <w:lang w:eastAsia="es-CO"/>
-        </w:rPr>
-      </w:pPr>
-      <w:r>
-        <w:rPr>
-          <w:lang w:eastAsia="es-CO"/>
-        </w:rPr>
-        <w:t xml:space="preserve">    </w:t>
-      </w:r>
-      <w:proofErr w:type="spellStart"/>
-      <w:r>
-        <w:rPr>
-          <w:lang w:eastAsia="es-CO"/>
-        </w:rPr>
-        <w:t>private</w:t>
-      </w:r>
-      <w:proofErr w:type="spellEnd"/>
-      <w:r>
-        <w:rPr>
-          <w:lang w:eastAsia="es-CO"/>
-        </w:rPr>
-        <w:t xml:space="preserve"> </w:t>
-      </w:r>
-      <w:proofErr w:type="spellStart"/>
-      <w:r>
-        <w:rPr>
-          <w:lang w:eastAsia="es-CO"/>
-        </w:rPr>
-        <w:t>int</w:t>
-      </w:r>
-      <w:proofErr w:type="spellEnd"/>
-      <w:r>
-        <w:rPr>
-          <w:lang w:eastAsia="es-CO"/>
-        </w:rPr>
-        <w:t xml:space="preserve"> edad;</w:t>
-      </w:r>
-    </w:p>
-    <w:p>
-      <w:pPr>
-        <w:rPr>
-          <w:lang w:eastAsia="es-CO"/>
-        </w:rPr>
-      </w:pPr>
-      <w:r>
-        <w:rPr>
-          <w:lang w:eastAsia="es-CO"/>
-        </w:rPr>
-        <w:t xml:space="preserve">    // Constructor</w:t>
-      </w:r>
-    </w:p>
-    <w:p>
-      <w:pPr>
-        <w:rPr>
-          <w:lang w:eastAsia="es-CO"/>
-        </w:rPr>
-      </w:pPr>
-      <w:r>
-        <w:rPr>
-          <w:lang w:eastAsia="es-CO"/>
-        </w:rPr>
-        <w:t xml:space="preserve">    </w:t>
-      </w:r>
-      <w:proofErr w:type="spellStart"/>
-      <w:r>
-        <w:rPr>
-          <w:lang w:eastAsia="es-CO"/>
-        </w:rPr>
-        <w:t>public</w:t>
-      </w:r>
-      <w:proofErr w:type="spellEnd"/>
-      <w:r>
-        <w:rPr>
-          <w:lang w:eastAsia="es-CO"/>
-        </w:rPr>
-        <w:t xml:space="preserve"> Persona</w:t>
-      </w:r>
-      <w:r>
-        <w:rPr>
-          <w:lang w:eastAsia="es-CO"/>
-        </w:rPr>
-        <w:t xml:space="preserve"> </w:t>
-      </w:r>
-      <w:r>
-        <w:rPr>
-          <w:lang w:eastAsia="es-CO"/>
-        </w:rPr>
-        <w:t>(</w:t>
-      </w:r>
-      <w:proofErr w:type="spellStart"/>
-      <w:r>
-        <w:rPr>
-          <w:lang w:eastAsia="es-CO"/>
-        </w:rPr>
-        <w:t>String</w:t>
-      </w:r>
-      <w:proofErr w:type="spellEnd"/>
-      <w:r>
-        <w:rPr>
-          <w:lang w:eastAsia="es-CO"/>
-        </w:rPr>
-        <w:t xml:space="preserve"> nombre, </w:t>
-      </w:r>
-      <w:proofErr w:type="spellStart"/>
-      <w:r>
-        <w:rPr>
-          <w:lang w:eastAsia="es-CO"/>
-        </w:rPr>
-        <w:t>int</w:t>
-      </w:r>
-      <w:proofErr w:type="spellEnd"/>
-      <w:r>
-        <w:rPr>
-          <w:lang w:eastAsia="es-CO"/>
-        </w:rPr>
-        <w:t xml:space="preserve"> edad) {</w:t>
-      </w:r>
-    </w:p>
-    <w:p>
-      <w:pPr>
-        <w:rPr>
-          <w:lang w:eastAsia="es-CO"/>
-        </w:rPr>
-      </w:pPr>
-      <w:r>
-        <w:rPr>
-          <w:lang w:eastAsia="es-CO"/>
-        </w:rPr>
         <w:t xml:space="preserve">        </w:t>
       </w:r>
       <w:proofErr w:type="spellStart"/>
@@ -5797,7 +5831,7 @@
         <w:rPr>
           <w:lang w:eastAsia="es-CO"/>
         </w:rPr>
-        <w:t>this.nombre</w:t>
+        <w:t>this.edad</w:t>
       </w:r>
       <w:proofErr w:type="spellEnd"/>
       <w:proofErr w:type="gramEnd"/>
@@ -5805,35 +5839,6 @@
         <w:rPr>
           <w:lang w:eastAsia="es-CO"/>
         </w:rPr>
-        <w:t xml:space="preserve"> = nombre;</w:t>
-      </w:r>
-    </w:p>
-    <w:p>
-      <w:pPr>
-        <w:rPr>
-          <w:lang w:eastAsia="es-CO"/>
-        </w:rPr>
-      </w:pPr>
-      <w:r>
-        <w:rPr>
-          <w:lang w:eastAsia="es-CO"/>
-        </w:rPr>
-        <w:t xml:space="preserve">        </w:t>
-      </w:r>
-      <w:proofErr w:type="spellStart"/>
-      <w:proofErr w:type="gramStart"/>
-      <w:r>
-        <w:rPr>
-          <w:lang w:eastAsia="es-CO"/>
-        </w:rPr>
-        <w:t>this.edad</w:t>
-      </w:r>
-      <w:proofErr w:type="spellEnd"/>
-      <w:proofErr w:type="gramEnd"/>
-      <w:r>
-        <w:rPr>
-          <w:lang w:eastAsia="es-CO"/>
-        </w:rPr>
         <w:t xml:space="preserve">   = edad;</w:t>
       </w:r>
     </w:p>
@@ -5873,7 +5878,6 @@
         <w:rPr>
           <w:lang w:eastAsia="es-CO"/>
         </w:rPr>
-        <w:lastRenderedPageBreak/>
         <w:t xml:space="preserve">    </w:t>
       </w:r>
       <w:proofErr w:type="spellStart"/>
@@ -6506,6 +6510,7 @@
               <w:rPr>
                 <w:szCs w:val="20"/>
               </w:rPr>
+              <w:lastRenderedPageBreak/>
               <w:t>Método estático.</w:t>
             </w:r>
           </w:p>
@@ -6713,7 +6718,6 @@
               <w:rPr>
                 <w:szCs w:val="20"/>
               </w:rPr>
-              <w:lastRenderedPageBreak/>
               <w:t>Setter.</w:t>
             </w:r>
           </w:p>
@@ -6819,7 +6823,7 @@
       <w:pPr>
         <w:pStyle w:val="Ttulo2"/>
       </w:pPr>
-      <w:bookmarkStart w:id="7" w:name="_Toc228456276"/>
+      <w:bookmarkStart w:id="7" w:name="_Toc228887981"/>
       <w:r>
         <w:t>Principios de herencia y polimorfismo</w:t>
       </w:r>
@@ -6936,6 +6940,7 @@
         <w:rPr>
           <w:lang w:eastAsia="es-CO"/>
         </w:rPr>
+        <w:lastRenderedPageBreak/>
         <w:t xml:space="preserve">    </w:t>
       </w:r>
       <w:proofErr w:type="spellStart"/>
@@ -7055,7 +7060,801 @@
         <w:rPr>
           <w:lang w:eastAsia="es-CO"/>
         </w:rPr>
+        <w:t xml:space="preserve">    }</w:t>
+      </w:r>
+    </w:p>
+    <w:p>
+      <w:pPr>
+        <w:rPr>
+          <w:lang w:eastAsia="es-CO"/>
+        </w:rPr>
+      </w:pPr>
+      <w:r>
+        <w:rPr>
+          <w:lang w:eastAsia="es-CO"/>
+        </w:rPr>
+        <w:t xml:space="preserve">    </w:t>
+      </w:r>
+      <w:proofErr w:type="spellStart"/>
+      <w:r>
+        <w:rPr>
+          <w:lang w:eastAsia="es-CO"/>
+        </w:rPr>
+        <w:t>public</w:t>
+      </w:r>
+      <w:proofErr w:type="spellEnd"/>
+      <w:r>
+        <w:rPr>
+          <w:lang w:eastAsia="es-CO"/>
+        </w:rPr>
+        <w:t xml:space="preserve"> </w:t>
+      </w:r>
+      <w:proofErr w:type="spellStart"/>
+      <w:r>
+        <w:rPr>
+          <w:lang w:eastAsia="es-CO"/>
+        </w:rPr>
+        <w:t>void</w:t>
+      </w:r>
+      <w:proofErr w:type="spellEnd"/>
+      <w:r>
+        <w:rPr>
+          <w:lang w:eastAsia="es-CO"/>
+        </w:rPr>
+        <w:t xml:space="preserve"> </w:t>
+      </w:r>
+      <w:proofErr w:type="spellStart"/>
+      <w:proofErr w:type="gramStart"/>
+      <w:r>
+        <w:rPr>
+          <w:lang w:eastAsia="es-CO"/>
+        </w:rPr>
+        <w:t>hacerSonido</w:t>
+      </w:r>
+      <w:proofErr w:type="spellEnd"/>
+      <w:r>
+        <w:rPr>
+          <w:lang w:eastAsia="es-CO"/>
+        </w:rPr>
+        <w:t>(</w:t>
+      </w:r>
+      <w:proofErr w:type="gramEnd"/>
+      <w:r>
+        <w:rPr>
+          <w:lang w:eastAsia="es-CO"/>
+        </w:rPr>
+        <w:t>) {</w:t>
+      </w:r>
+    </w:p>
+    <w:p>
+      <w:pPr>
+        <w:rPr>
+          <w:lang w:eastAsia="es-CO"/>
+        </w:rPr>
+      </w:pPr>
+      <w:r>
+        <w:rPr>
+          <w:lang w:eastAsia="es-CO"/>
+        </w:rPr>
+        <w:t xml:space="preserve">        </w:t>
+      </w:r>
+      <w:proofErr w:type="spellStart"/>
+      <w:r>
+        <w:rPr>
+          <w:lang w:eastAsia="es-CO"/>
+        </w:rPr>
+        <w:t>System.out.println</w:t>
+      </w:r>
+      <w:proofErr w:type="spellEnd"/>
+      <w:r>
+        <w:rPr>
+          <w:lang w:eastAsia="es-CO"/>
+        </w:rPr>
+        <w:t>(nombre + " hace un sonido genérico.");</w:t>
+      </w:r>
+    </w:p>
+    <w:p>
+      <w:pPr>
+        <w:rPr>
+          <w:lang w:eastAsia="es-CO"/>
+        </w:rPr>
+      </w:pPr>
+      <w:r>
+        <w:rPr>
+          <w:lang w:eastAsia="es-CO"/>
+        </w:rPr>
+        <w:t xml:space="preserve">    }</w:t>
+      </w:r>
+    </w:p>
+    <w:p>
+      <w:pPr>
+        <w:rPr>
+          <w:lang w:eastAsia="es-CO"/>
+        </w:rPr>
+      </w:pPr>
+      <w:r>
+        <w:rPr>
+          <w:lang w:eastAsia="es-CO"/>
+        </w:rPr>
+        <w:t>}</w:t>
+      </w:r>
+    </w:p>
+    <w:p>
+      <w:pPr>
+        <w:rPr>
+          <w:lang w:eastAsia="es-CO"/>
+        </w:rPr>
+      </w:pPr>
+      <w:r>
+        <w:rPr>
+          <w:lang w:eastAsia="es-CO"/>
+        </w:rPr>
+        <w:t>// Subclase que hereda de Animal</w:t>
+      </w:r>
+    </w:p>
+    <w:p>
+      <w:pPr>
+        <w:rPr>
+          <w:lang w:eastAsia="es-CO"/>
+        </w:rPr>
+      </w:pPr>
+      <w:proofErr w:type="spellStart"/>
+      <w:r>
+        <w:rPr>
+          <w:lang w:eastAsia="es-CO"/>
+        </w:rPr>
+        <w:t>public</w:t>
+      </w:r>
+      <w:proofErr w:type="spellEnd"/>
+      <w:r>
+        <w:rPr>
+          <w:lang w:eastAsia="es-CO"/>
+        </w:rPr>
+        <w:t xml:space="preserve"> </w:t>
+      </w:r>
+      <w:proofErr w:type="spellStart"/>
+      <w:r>
+        <w:rPr>
+          <w:lang w:eastAsia="es-CO"/>
+        </w:rPr>
+        <w:t>class</w:t>
+      </w:r>
+      <w:proofErr w:type="spellEnd"/>
+      <w:r>
+        <w:rPr>
+          <w:lang w:eastAsia="es-CO"/>
+        </w:rPr>
+        <w:t xml:space="preserve"> Perro </w:t>
+      </w:r>
+      <w:proofErr w:type="spellStart"/>
+      <w:r>
+        <w:rPr>
+          <w:lang w:eastAsia="es-CO"/>
+        </w:rPr>
+        <w:t>extends</w:t>
+      </w:r>
+      <w:proofErr w:type="spellEnd"/>
+      <w:r>
+        <w:rPr>
+          <w:lang w:eastAsia="es-CO"/>
+        </w:rPr>
+        <w:t xml:space="preserve"> Animal {</w:t>
+      </w:r>
+    </w:p>
+    <w:p>
+      <w:pPr>
+        <w:rPr>
+          <w:lang w:eastAsia="es-CO"/>
+        </w:rPr>
+      </w:pPr>
+      <w:r>
+        <w:rPr>
+          <w:lang w:eastAsia="es-CO"/>
+        </w:rPr>
+        <w:t xml:space="preserve">    </w:t>
+      </w:r>
+      <w:proofErr w:type="spellStart"/>
+      <w:r>
+        <w:rPr>
+          <w:lang w:eastAsia="es-CO"/>
+        </w:rPr>
+        <w:t>public</w:t>
+      </w:r>
+      <w:proofErr w:type="spellEnd"/>
+      <w:r>
+        <w:rPr>
+          <w:lang w:eastAsia="es-CO"/>
+        </w:rPr>
+        <w:t xml:space="preserve"> </w:t>
+      </w:r>
+      <w:proofErr w:type="gramStart"/>
+      <w:r>
+        <w:rPr>
+          <w:lang w:eastAsia="es-CO"/>
+        </w:rPr>
+        <w:t>Perro(</w:t>
+      </w:r>
+      <w:proofErr w:type="spellStart"/>
+      <w:proofErr w:type="gramEnd"/>
+      <w:r>
+        <w:rPr>
+          <w:lang w:eastAsia="es-CO"/>
+        </w:rPr>
+        <w:t>String</w:t>
+      </w:r>
+      <w:proofErr w:type="spellEnd"/>
+      <w:r>
+        <w:rPr>
+          <w:lang w:eastAsia="es-CO"/>
+        </w:rPr>
+        <w:t xml:space="preserve"> nombre) {</w:t>
+      </w:r>
+    </w:p>
+    <w:p>
+      <w:pPr>
+        <w:rPr>
+          <w:lang w:eastAsia="es-CO"/>
+        </w:rPr>
+      </w:pPr>
+      <w:r>
+        <w:rPr>
+          <w:lang w:eastAsia="es-CO"/>
+        </w:rPr>
+        <w:t xml:space="preserve">        super(nombre</w:t>
+      </w:r>
+      <w:proofErr w:type="gramStart"/>
+      <w:r>
+        <w:rPr>
+          <w:lang w:eastAsia="es-CO"/>
+        </w:rPr>
+        <w:t>);  /</w:t>
+      </w:r>
+      <w:proofErr w:type="gramEnd"/>
+      <w:r>
+        <w:rPr>
+          <w:lang w:eastAsia="es-CO"/>
+        </w:rPr>
+        <w:t>/ Invoca el constructor de la superclase</w:t>
+      </w:r>
+    </w:p>
+    <w:p>
+      <w:pPr>
+        <w:rPr>
+          <w:lang w:eastAsia="es-CO"/>
+        </w:rPr>
+      </w:pPr>
+      <w:r>
+        <w:rPr>
+          <w:lang w:eastAsia="es-CO"/>
+        </w:rPr>
+        <w:t xml:space="preserve">    }</w:t>
+      </w:r>
+    </w:p>
+    <w:p>
+      <w:pPr>
+        <w:rPr>
+          <w:lang w:eastAsia="es-CO"/>
+        </w:rPr>
+      </w:pPr>
+      <w:r>
+        <w:rPr>
+          <w:lang w:eastAsia="es-CO"/>
+        </w:rPr>
+        <w:t xml:space="preserve">    @Override</w:t>
+      </w:r>
+    </w:p>
+    <w:p>
+      <w:pPr>
+        <w:rPr>
+          <w:lang w:eastAsia="es-CO"/>
+        </w:rPr>
+      </w:pPr>
+      <w:r>
+        <w:rPr>
+          <w:lang w:eastAsia="es-CO"/>
+        </w:rPr>
+        <w:t xml:space="preserve">    </w:t>
+      </w:r>
+      <w:proofErr w:type="spellStart"/>
+      <w:r>
+        <w:rPr>
+          <w:lang w:eastAsia="es-CO"/>
+        </w:rPr>
+        <w:t>public</w:t>
+      </w:r>
+      <w:proofErr w:type="spellEnd"/>
+      <w:r>
+        <w:rPr>
+          <w:lang w:eastAsia="es-CO"/>
+        </w:rPr>
+        <w:t xml:space="preserve"> </w:t>
+      </w:r>
+      <w:proofErr w:type="spellStart"/>
+      <w:r>
+        <w:rPr>
+          <w:lang w:eastAsia="es-CO"/>
+        </w:rPr>
+        <w:t>void</w:t>
+      </w:r>
+      <w:proofErr w:type="spellEnd"/>
+      <w:r>
+        <w:rPr>
+          <w:lang w:eastAsia="es-CO"/>
+        </w:rPr>
+        <w:t xml:space="preserve"> </w:t>
+      </w:r>
+      <w:proofErr w:type="spellStart"/>
+      <w:proofErr w:type="gramStart"/>
+      <w:r>
+        <w:rPr>
+          <w:lang w:eastAsia="es-CO"/>
+        </w:rPr>
+        <w:t>hacerSonido</w:t>
+      </w:r>
+      <w:proofErr w:type="spellEnd"/>
+      <w:r>
+        <w:rPr>
+          <w:lang w:eastAsia="es-CO"/>
+        </w:rPr>
+        <w:t>(</w:t>
+      </w:r>
+      <w:proofErr w:type="gramEnd"/>
+      <w:r>
+        <w:rPr>
+          <w:lang w:eastAsia="es-CO"/>
+        </w:rPr>
+        <w:t>) {</w:t>
+      </w:r>
+    </w:p>
+    <w:p>
+      <w:pPr>
+        <w:rPr>
+          <w:lang w:eastAsia="es-CO"/>
+        </w:rPr>
+      </w:pPr>
+      <w:r>
+        <w:rPr>
+          <w:lang w:eastAsia="es-CO"/>
+        </w:rPr>
+        <w:t xml:space="preserve">        </w:t>
+      </w:r>
+      <w:proofErr w:type="spellStart"/>
+      <w:r>
+        <w:rPr>
+          <w:lang w:eastAsia="es-CO"/>
+        </w:rPr>
+        <w:t>System.out.println</w:t>
+      </w:r>
+      <w:proofErr w:type="spellEnd"/>
+      <w:r>
+        <w:rPr>
+          <w:lang w:eastAsia="es-CO"/>
+        </w:rPr>
+        <w:t>(nombre + " dice: ¡Guau!");</w:t>
+      </w:r>
+    </w:p>
+    <w:p>
+      <w:pPr>
+        <w:rPr>
+          <w:lang w:eastAsia="es-CO"/>
+        </w:rPr>
+      </w:pPr>
+      <w:r>
+        <w:rPr>
+          <w:lang w:eastAsia="es-CO"/>
+        </w:rPr>
+        <w:t xml:space="preserve">    }</w:t>
+      </w:r>
+    </w:p>
+    <w:p>
+      <w:pPr>
+        <w:rPr>
+          <w:lang w:eastAsia="es-CO"/>
+        </w:rPr>
+      </w:pPr>
+      <w:r>
+        <w:rPr>
+          <w:lang w:eastAsia="es-CO"/>
+        </w:rPr>
+        <w:t>}</w:t>
+      </w:r>
+    </w:p>
+    <w:p>
+      <w:pPr>
+        <w:rPr>
+          <w:lang w:eastAsia="es-CO"/>
+        </w:rPr>
+      </w:pPr>
+      <w:r>
+        <w:rPr>
+          <w:lang w:eastAsia="es-CO"/>
+        </w:rPr>
+        <w:t>// Polimorfismo en acción:</w:t>
+      </w:r>
+    </w:p>
+    <w:p>
+      <w:pPr>
+        <w:rPr>
+          <w:lang w:eastAsia="es-CO"/>
+        </w:rPr>
+      </w:pPr>
+      <w:r>
+        <w:rPr>
+          <w:lang w:eastAsia="es-CO"/>
+        </w:rPr>
         <w:lastRenderedPageBreak/>
+        <w:t>Animal a = new Perro("Rex");</w:t>
+      </w:r>
+    </w:p>
+    <w:p>
+      <w:pPr>
+        <w:rPr>
+          <w:lang w:eastAsia="es-CO"/>
+        </w:rPr>
+      </w:pPr>
+      <w:proofErr w:type="spellStart"/>
+      <w:proofErr w:type="gramStart"/>
+      <w:r>
+        <w:rPr>
+          <w:lang w:eastAsia="es-CO"/>
+        </w:rPr>
+        <w:t>a.hacerSonido</w:t>
+      </w:r>
+      <w:proofErr w:type="spellEnd"/>
+      <w:proofErr w:type="gramEnd"/>
+      <w:r>
+        <w:rPr>
+          <w:lang w:eastAsia="es-CO"/>
+        </w:rPr>
+        <w:t>();  // Imprime: Rex dice: ¡Guau!</w:t>
+      </w:r>
+    </w:p>
+    <w:p>
+      <w:pPr>
+        <w:rPr>
+          <w:lang w:eastAsia="es-CO"/>
+        </w:rPr>
+      </w:pPr>
+      <w:r>
+        <w:rPr>
+          <w:lang w:eastAsia="es-CO"/>
+        </w:rPr>
+        <w:t xml:space="preserve">El polimorfismo permite que una referencia de la superclase apunte a un objeto de cualquiera de sus subclases. En tiempo de ejecución, Java determina automáticamente qué versión del método invocar según el tipo real del objeto, gracias al mecanismo de enlace dinámico. La anotación @Override indica explícitamente que un método </w:t>
+      </w:r>
+      <w:proofErr w:type="spellStart"/>
+      <w:r>
+        <w:rPr>
+          <w:lang w:eastAsia="es-CO"/>
+        </w:rPr>
+        <w:t>sobreescribe</w:t>
+      </w:r>
+      <w:proofErr w:type="spellEnd"/>
+      <w:r>
+        <w:rPr>
+          <w:lang w:eastAsia="es-CO"/>
+        </w:rPr>
+        <w:t xml:space="preserve"> uno de la superclase y Java verificará en tiempo de compilación que la firma sea correcta.</w:t>
+      </w:r>
+    </w:p>
+    <w:p>
+      <w:pPr>
+        <w:rPr>
+          <w:lang w:eastAsia="es-CO"/>
+        </w:rPr>
+      </w:pPr>
+    </w:p>
+    <w:p>
+      <w:pPr>
+        <w:pStyle w:val="Ttulo2"/>
+      </w:pPr>
+      <w:bookmarkStart w:id="8" w:name="_Toc228887982"/>
+      <w:r>
+        <w:t>Constructores y ciclo de vida de los objetos</w:t>
+      </w:r>
+      <w:bookmarkEnd w:id="8"/>
+    </w:p>
+    <w:p>
+      <w:pPr>
+        <w:rPr>
+          <w:lang w:eastAsia="es-CO"/>
+        </w:rPr>
+      </w:pPr>
+      <w:r>
+        <w:rPr>
+          <w:lang w:eastAsia="es-CO"/>
+        </w:rPr>
+        <w:t xml:space="preserve">En Java, el constructor es un método especial con el mismo nombre de la clase y sin tipo de retorno. Se ejecuta automáticamente cuando se crea un objeto con el operador new. Su función principal es inicializar los atributos del objeto con valores adecuados. Si no se define ningún constructor, Java proporciona automáticamente un constructor por defecto sin parámetros que inicializa los atributos a sus valores por defecto (0, false, </w:t>
+      </w:r>
+      <w:proofErr w:type="spellStart"/>
+      <w:r>
+        <w:rPr>
+          <w:lang w:eastAsia="es-CO"/>
+        </w:rPr>
+        <w:t>null</w:t>
+      </w:r>
+      <w:proofErr w:type="spellEnd"/>
+      <w:r>
+        <w:rPr>
+          <w:lang w:eastAsia="es-CO"/>
+        </w:rPr>
+        <w:t>).</w:t>
+      </w:r>
+    </w:p>
+    <w:p>
+      <w:pPr>
+        <w:rPr>
+          <w:lang w:eastAsia="es-CO"/>
+        </w:rPr>
+      </w:pPr>
+      <w:r>
+        <w:rPr>
+          <w:lang w:eastAsia="es-CO"/>
+        </w:rPr>
+        <w:t>Java permite definir múltiples constructores en una misma clase, siempre que difieran en el número o tipo de parámetros (sobrecarga de constructores). Esto proporciona flexibilidad al crear objetos en distintos contextos. Es así como el siguiente ejemplo muestra el uso de constructores en Java, ilustrando la inicialización de objetos, la sobrecarga de constructores y su papel en el ciclo de vida de los objetos:</w:t>
+      </w:r>
+    </w:p>
+    <w:p>
+      <w:pPr>
+        <w:rPr>
+          <w:lang w:eastAsia="es-CO"/>
+        </w:rPr>
+      </w:pPr>
+      <w:proofErr w:type="spellStart"/>
+      <w:r>
+        <w:rPr>
+          <w:lang w:eastAsia="es-CO"/>
+        </w:rPr>
+        <w:t>public</w:t>
+      </w:r>
+      <w:proofErr w:type="spellEnd"/>
+      <w:r>
+        <w:rPr>
+          <w:lang w:eastAsia="es-CO"/>
+        </w:rPr>
+        <w:t xml:space="preserve"> </w:t>
+      </w:r>
+      <w:proofErr w:type="spellStart"/>
+      <w:r>
+        <w:rPr>
+          <w:lang w:eastAsia="es-CO"/>
+        </w:rPr>
+        <w:t>class</w:t>
+      </w:r>
+      <w:proofErr w:type="spellEnd"/>
+      <w:r>
+        <w:rPr>
+          <w:lang w:eastAsia="es-CO"/>
+        </w:rPr>
+        <w:t xml:space="preserve"> </w:t>
+      </w:r>
+      <w:proofErr w:type="spellStart"/>
+      <w:r>
+        <w:rPr>
+          <w:lang w:eastAsia="es-CO"/>
+        </w:rPr>
+        <w:t>Rectangulo</w:t>
+      </w:r>
+      <w:proofErr w:type="spellEnd"/>
+      <w:r>
+        <w:rPr>
+          <w:lang w:eastAsia="es-CO"/>
+        </w:rPr>
+        <w:t xml:space="preserve"> {</w:t>
+      </w:r>
+    </w:p>
+    <w:p>
+      <w:pPr>
+        <w:rPr>
+          <w:lang w:eastAsia="es-CO"/>
+        </w:rPr>
+      </w:pPr>
+      <w:r>
+        <w:rPr>
+          <w:lang w:eastAsia="es-CO"/>
+        </w:rPr>
+        <w:lastRenderedPageBreak/>
+        <w:t xml:space="preserve">    </w:t>
+      </w:r>
+      <w:proofErr w:type="spellStart"/>
+      <w:r>
+        <w:rPr>
+          <w:lang w:eastAsia="es-CO"/>
+        </w:rPr>
+        <w:t>private</w:t>
+      </w:r>
+      <w:proofErr w:type="spellEnd"/>
+      <w:r>
+        <w:rPr>
+          <w:lang w:eastAsia="es-CO"/>
+        </w:rPr>
+        <w:t xml:space="preserve"> </w:t>
+      </w:r>
+      <w:proofErr w:type="spellStart"/>
+      <w:r>
+        <w:rPr>
+          <w:lang w:eastAsia="es-CO"/>
+        </w:rPr>
+        <w:t>double</w:t>
+      </w:r>
+      <w:proofErr w:type="spellEnd"/>
+      <w:r>
+        <w:rPr>
+          <w:lang w:eastAsia="es-CO"/>
+        </w:rPr>
+        <w:t xml:space="preserve"> ancho;</w:t>
+      </w:r>
+    </w:p>
+    <w:p>
+      <w:pPr>
+        <w:rPr>
+          <w:lang w:eastAsia="es-CO"/>
+        </w:rPr>
+      </w:pPr>
+      <w:r>
+        <w:rPr>
+          <w:lang w:eastAsia="es-CO"/>
+        </w:rPr>
+        <w:t xml:space="preserve">    </w:t>
+      </w:r>
+      <w:proofErr w:type="spellStart"/>
+      <w:r>
+        <w:rPr>
+          <w:lang w:eastAsia="es-CO"/>
+        </w:rPr>
+        <w:t>private</w:t>
+      </w:r>
+      <w:proofErr w:type="spellEnd"/>
+      <w:r>
+        <w:rPr>
+          <w:lang w:eastAsia="es-CO"/>
+        </w:rPr>
+        <w:t xml:space="preserve"> </w:t>
+      </w:r>
+      <w:proofErr w:type="spellStart"/>
+      <w:r>
+        <w:rPr>
+          <w:lang w:eastAsia="es-CO"/>
+        </w:rPr>
+        <w:t>double</w:t>
+      </w:r>
+      <w:proofErr w:type="spellEnd"/>
+      <w:r>
+        <w:rPr>
+          <w:lang w:eastAsia="es-CO"/>
+        </w:rPr>
+        <w:t xml:space="preserve"> alto;</w:t>
+      </w:r>
+    </w:p>
+    <w:p>
+      <w:pPr>
+        <w:rPr>
+          <w:lang w:eastAsia="es-CO"/>
+        </w:rPr>
+      </w:pPr>
+      <w:r>
+        <w:rPr>
+          <w:lang w:eastAsia="es-CO"/>
+        </w:rPr>
+        <w:t xml:space="preserve">    // Constructor por defecto</w:t>
+      </w:r>
+    </w:p>
+    <w:p>
+      <w:pPr>
+        <w:rPr>
+          <w:lang w:eastAsia="es-CO"/>
+        </w:rPr>
+      </w:pPr>
+      <w:r>
+        <w:rPr>
+          <w:lang w:eastAsia="es-CO"/>
+        </w:rPr>
+        <w:t xml:space="preserve">    </w:t>
+      </w:r>
+      <w:proofErr w:type="spellStart"/>
+      <w:r>
+        <w:rPr>
+          <w:lang w:eastAsia="es-CO"/>
+        </w:rPr>
+        <w:t>public</w:t>
+      </w:r>
+      <w:proofErr w:type="spellEnd"/>
+      <w:r>
+        <w:rPr>
+          <w:lang w:eastAsia="es-CO"/>
+        </w:rPr>
+        <w:t xml:space="preserve"> </w:t>
+      </w:r>
+      <w:proofErr w:type="spellStart"/>
+      <w:proofErr w:type="gramStart"/>
+      <w:r>
+        <w:rPr>
+          <w:lang w:eastAsia="es-CO"/>
+        </w:rPr>
+        <w:t>Rectangulo</w:t>
+      </w:r>
+      <w:proofErr w:type="spellEnd"/>
+      <w:r>
+        <w:rPr>
+          <w:lang w:eastAsia="es-CO"/>
+        </w:rPr>
+        <w:t>(</w:t>
+      </w:r>
+      <w:proofErr w:type="gramEnd"/>
+      <w:r>
+        <w:rPr>
+          <w:lang w:eastAsia="es-CO"/>
+        </w:rPr>
+        <w:t>) {</w:t>
+      </w:r>
+    </w:p>
+    <w:p>
+      <w:pPr>
+        <w:rPr>
+          <w:lang w:eastAsia="es-CO"/>
+        </w:rPr>
+      </w:pPr>
+      <w:r>
+        <w:rPr>
+          <w:lang w:eastAsia="es-CO"/>
+        </w:rPr>
+        <w:t xml:space="preserve">        </w:t>
+      </w:r>
+      <w:proofErr w:type="spellStart"/>
+      <w:proofErr w:type="gramStart"/>
+      <w:r>
+        <w:rPr>
+          <w:lang w:eastAsia="es-CO"/>
+        </w:rPr>
+        <w:t>this.ancho</w:t>
+      </w:r>
+      <w:proofErr w:type="spellEnd"/>
+      <w:proofErr w:type="gramEnd"/>
+      <w:r>
+        <w:rPr>
+          <w:lang w:eastAsia="es-CO"/>
+        </w:rPr>
+        <w:t xml:space="preserve"> = 0;</w:t>
+      </w:r>
+    </w:p>
+    <w:p>
+      <w:pPr>
+        <w:rPr>
+          <w:lang w:eastAsia="es-CO"/>
+        </w:rPr>
+      </w:pPr>
+      <w:r>
+        <w:rPr>
+          <w:lang w:eastAsia="es-CO"/>
+        </w:rPr>
+        <w:t xml:space="preserve">        </w:t>
+      </w:r>
+      <w:proofErr w:type="spellStart"/>
+      <w:proofErr w:type="gramStart"/>
+      <w:r>
+        <w:rPr>
+          <w:lang w:eastAsia="es-CO"/>
+        </w:rPr>
+        <w:t>this.alto</w:t>
+      </w:r>
+      <w:proofErr w:type="spellEnd"/>
+      <w:proofErr w:type="gramEnd"/>
+      <w:r>
+        <w:rPr>
+          <w:lang w:eastAsia="es-CO"/>
+        </w:rPr>
+        <w:t xml:space="preserve">  = 0;</w:t>
+      </w:r>
+    </w:p>
+    <w:p>
+      <w:pPr>
+        <w:rPr>
+          <w:lang w:eastAsia="es-CO"/>
+        </w:rPr>
+      </w:pPr>
+      <w:r>
+        <w:rPr>
+          <w:lang w:eastAsia="es-CO"/>
+        </w:rPr>
         <w:t xml:space="preserve">    }</w:t>
       </w:r>
     </w:p>
@@ -7069,6 +7868,19 @@
         <w:rPr>
           <w:lang w:eastAsia="es-CO"/>
         </w:rPr>
+        <w:t xml:space="preserve">    // Constructor parametrizado</w:t>
+      </w:r>
+    </w:p>
+    <w:p>
+      <w:pPr>
+        <w:rPr>
+          <w:lang w:eastAsia="es-CO"/>
+        </w:rPr>
+      </w:pPr>
+      <w:r>
+        <w:rPr>
+          <w:lang w:eastAsia="es-CO"/>
+        </w:rPr>
         <w:t xml:space="preserve">    </w:t>
       </w:r>
       <w:proofErr w:type="spellStart"/>
@@ -7086,11 +7898,152 @@
         <w:t xml:space="preserve"> </w:t>
       </w:r>
       <w:proofErr w:type="spellStart"/>
-      <w:r>
-        <w:rPr>
-          <w:lang w:eastAsia="es-CO"/>
-        </w:rPr>
-        <w:t>void</w:t>
+      <w:proofErr w:type="gramStart"/>
+      <w:r>
+        <w:rPr>
+          <w:lang w:eastAsia="es-CO"/>
+        </w:rPr>
+        <w:t>Rectangulo</w:t>
+      </w:r>
+      <w:proofErr w:type="spellEnd"/>
+      <w:r>
+        <w:rPr>
+          <w:lang w:eastAsia="es-CO"/>
+        </w:rPr>
+        <w:t>(</w:t>
+      </w:r>
+      <w:proofErr w:type="spellStart"/>
+      <w:proofErr w:type="gramEnd"/>
+      <w:r>
+        <w:rPr>
+          <w:lang w:eastAsia="es-CO"/>
+        </w:rPr>
+        <w:t>double</w:t>
+      </w:r>
+      <w:proofErr w:type="spellEnd"/>
+      <w:r>
+        <w:rPr>
+          <w:lang w:eastAsia="es-CO"/>
+        </w:rPr>
+        <w:t xml:space="preserve"> ancho, </w:t>
+      </w:r>
+      <w:proofErr w:type="spellStart"/>
+      <w:r>
+        <w:rPr>
+          <w:lang w:eastAsia="es-CO"/>
+        </w:rPr>
+        <w:t>double</w:t>
+      </w:r>
+      <w:proofErr w:type="spellEnd"/>
+      <w:r>
+        <w:rPr>
+          <w:lang w:eastAsia="es-CO"/>
+        </w:rPr>
+        <w:t xml:space="preserve"> alto) {</w:t>
+      </w:r>
+    </w:p>
+    <w:p>
+      <w:pPr>
+        <w:rPr>
+          <w:lang w:eastAsia="es-CO"/>
+        </w:rPr>
+      </w:pPr>
+      <w:r>
+        <w:rPr>
+          <w:lang w:eastAsia="es-CO"/>
+        </w:rPr>
+        <w:t xml:space="preserve">        </w:t>
+      </w:r>
+      <w:proofErr w:type="spellStart"/>
+      <w:proofErr w:type="gramStart"/>
+      <w:r>
+        <w:rPr>
+          <w:lang w:eastAsia="es-CO"/>
+        </w:rPr>
+        <w:t>this.ancho</w:t>
+      </w:r>
+      <w:proofErr w:type="spellEnd"/>
+      <w:proofErr w:type="gramEnd"/>
+      <w:r>
+        <w:rPr>
+          <w:lang w:eastAsia="es-CO"/>
+        </w:rPr>
+        <w:t xml:space="preserve"> = ancho;</w:t>
+      </w:r>
+    </w:p>
+    <w:p>
+      <w:pPr>
+        <w:rPr>
+          <w:lang w:eastAsia="es-CO"/>
+        </w:rPr>
+      </w:pPr>
+      <w:r>
+        <w:rPr>
+          <w:lang w:eastAsia="es-CO"/>
+        </w:rPr>
+        <w:t xml:space="preserve">        </w:t>
+      </w:r>
+      <w:proofErr w:type="spellStart"/>
+      <w:proofErr w:type="gramStart"/>
+      <w:r>
+        <w:rPr>
+          <w:lang w:eastAsia="es-CO"/>
+        </w:rPr>
+        <w:t>this.alto</w:t>
+      </w:r>
+      <w:proofErr w:type="spellEnd"/>
+      <w:proofErr w:type="gramEnd"/>
+      <w:r>
+        <w:rPr>
+          <w:lang w:eastAsia="es-CO"/>
+        </w:rPr>
+        <w:t xml:space="preserve">  = alto;</w:t>
+      </w:r>
+    </w:p>
+    <w:p>
+      <w:pPr>
+        <w:rPr>
+          <w:lang w:eastAsia="es-CO"/>
+        </w:rPr>
+      </w:pPr>
+      <w:r>
+        <w:rPr>
+          <w:lang w:eastAsia="es-CO"/>
+        </w:rPr>
+        <w:t xml:space="preserve">    }</w:t>
+      </w:r>
+    </w:p>
+    <w:p>
+      <w:pPr>
+        <w:rPr>
+          <w:lang w:eastAsia="es-CO"/>
+        </w:rPr>
+      </w:pPr>
+      <w:r>
+        <w:rPr>
+          <w:lang w:eastAsia="es-CO"/>
+        </w:rPr>
+        <w:t xml:space="preserve">    // Constructor de copia (patrón manual en Java)</w:t>
+      </w:r>
+    </w:p>
+    <w:p>
+      <w:pPr>
+        <w:rPr>
+          <w:lang w:eastAsia="es-CO"/>
+        </w:rPr>
+      </w:pPr>
+      <w:r>
+        <w:rPr>
+          <w:lang w:eastAsia="es-CO"/>
+        </w:rPr>
+        <w:t xml:space="preserve">    </w:t>
+      </w:r>
+      <w:proofErr w:type="spellStart"/>
+      <w:r>
+        <w:rPr>
+          <w:lang w:eastAsia="es-CO"/>
+        </w:rPr>
+        <w:t>public</w:t>
       </w:r>
       <w:proofErr w:type="spellEnd"/>
       <w:r>
@@ -7105,7 +8058,7 @@
         <w:rPr>
           <w:lang w:eastAsia="es-CO"/>
         </w:rPr>
-        <w:t>hacerSonido</w:t>
+        <w:t>Rectangulo</w:t>
       </w:r>
       <w:proofErr w:type="spellEnd"/>
       <w:r>
@@ -7114,11 +8067,349 @@
         </w:rPr>
         <w:t>(</w:t>
       </w:r>
+      <w:proofErr w:type="spellStart"/>
       <w:proofErr w:type="gramEnd"/>
       <w:r>
         <w:rPr>
           <w:lang w:eastAsia="es-CO"/>
         </w:rPr>
+        <w:t>Rectangulo</w:t>
+      </w:r>
+      <w:proofErr w:type="spellEnd"/>
+      <w:r>
+        <w:rPr>
+          <w:lang w:eastAsia="es-CO"/>
+        </w:rPr>
+        <w:t xml:space="preserve"> r) {</w:t>
+      </w:r>
+    </w:p>
+    <w:p>
+      <w:pPr>
+        <w:rPr>
+          <w:lang w:eastAsia="es-CO"/>
+        </w:rPr>
+      </w:pPr>
+      <w:r>
+        <w:rPr>
+          <w:lang w:eastAsia="es-CO"/>
+        </w:rPr>
+        <w:t xml:space="preserve">        </w:t>
+      </w:r>
+      <w:proofErr w:type="spellStart"/>
+      <w:proofErr w:type="gramStart"/>
+      <w:r>
+        <w:rPr>
+          <w:lang w:eastAsia="es-CO"/>
+        </w:rPr>
+        <w:t>this.ancho</w:t>
+      </w:r>
+      <w:proofErr w:type="spellEnd"/>
+      <w:proofErr w:type="gramEnd"/>
+      <w:r>
+        <w:rPr>
+          <w:lang w:eastAsia="es-CO"/>
+        </w:rPr>
+        <w:t xml:space="preserve"> = </w:t>
+      </w:r>
+      <w:proofErr w:type="spellStart"/>
+      <w:r>
+        <w:rPr>
+          <w:lang w:eastAsia="es-CO"/>
+        </w:rPr>
+        <w:t>r.ancho</w:t>
+      </w:r>
+      <w:proofErr w:type="spellEnd"/>
+      <w:r>
+        <w:rPr>
+          <w:lang w:eastAsia="es-CO"/>
+        </w:rPr>
+        <w:t>;</w:t>
+      </w:r>
+    </w:p>
+    <w:p>
+      <w:pPr>
+        <w:rPr>
+          <w:lang w:eastAsia="es-CO"/>
+        </w:rPr>
+      </w:pPr>
+      <w:r>
+        <w:rPr>
+          <w:lang w:eastAsia="es-CO"/>
+        </w:rPr>
+        <w:t xml:space="preserve">        </w:t>
+      </w:r>
+      <w:proofErr w:type="spellStart"/>
+      <w:proofErr w:type="gramStart"/>
+      <w:r>
+        <w:rPr>
+          <w:lang w:eastAsia="es-CO"/>
+        </w:rPr>
+        <w:t>this.alto</w:t>
+      </w:r>
+      <w:proofErr w:type="spellEnd"/>
+      <w:proofErr w:type="gramEnd"/>
+      <w:r>
+        <w:rPr>
+          <w:lang w:eastAsia="es-CO"/>
+        </w:rPr>
+        <w:t xml:space="preserve">  = </w:t>
+      </w:r>
+      <w:proofErr w:type="spellStart"/>
+      <w:r>
+        <w:rPr>
+          <w:lang w:eastAsia="es-CO"/>
+        </w:rPr>
+        <w:t>r.alto</w:t>
+      </w:r>
+      <w:proofErr w:type="spellEnd"/>
+      <w:r>
+        <w:rPr>
+          <w:lang w:eastAsia="es-CO"/>
+        </w:rPr>
+        <w:t>;</w:t>
+      </w:r>
+    </w:p>
+    <w:p>
+      <w:pPr>
+        <w:rPr>
+          <w:lang w:eastAsia="es-CO"/>
+        </w:rPr>
+      </w:pPr>
+      <w:r>
+        <w:rPr>
+          <w:lang w:eastAsia="es-CO"/>
+        </w:rPr>
+        <w:t xml:space="preserve">    }</w:t>
+      </w:r>
+    </w:p>
+    <w:p>
+      <w:pPr>
+        <w:rPr>
+          <w:lang w:eastAsia="es-CO"/>
+        </w:rPr>
+      </w:pPr>
+      <w:r>
+        <w:rPr>
+          <w:lang w:eastAsia="es-CO"/>
+        </w:rPr>
+        <w:t xml:space="preserve">    </w:t>
+      </w:r>
+      <w:proofErr w:type="spellStart"/>
+      <w:r>
+        <w:rPr>
+          <w:lang w:eastAsia="es-CO"/>
+        </w:rPr>
+        <w:t>public</w:t>
+      </w:r>
+      <w:proofErr w:type="spellEnd"/>
+      <w:r>
+        <w:rPr>
+          <w:lang w:eastAsia="es-CO"/>
+        </w:rPr>
+        <w:t xml:space="preserve"> </w:t>
+      </w:r>
+      <w:proofErr w:type="spellStart"/>
+      <w:r>
+        <w:rPr>
+          <w:lang w:eastAsia="es-CO"/>
+        </w:rPr>
+        <w:t>double</w:t>
+      </w:r>
+      <w:proofErr w:type="spellEnd"/>
+      <w:r>
+        <w:rPr>
+          <w:lang w:eastAsia="es-CO"/>
+        </w:rPr>
+        <w:t xml:space="preserve"> </w:t>
+      </w:r>
+      <w:proofErr w:type="spellStart"/>
+      <w:proofErr w:type="gramStart"/>
+      <w:r>
+        <w:rPr>
+          <w:lang w:eastAsia="es-CO"/>
+        </w:rPr>
+        <w:t>calcularArea</w:t>
+      </w:r>
+      <w:proofErr w:type="spellEnd"/>
+      <w:r>
+        <w:rPr>
+          <w:lang w:eastAsia="es-CO"/>
+        </w:rPr>
+        <w:t>(</w:t>
+      </w:r>
+      <w:proofErr w:type="gramEnd"/>
+      <w:r>
+        <w:rPr>
+          <w:lang w:eastAsia="es-CO"/>
+        </w:rPr>
+        <w:t xml:space="preserve">)      { </w:t>
+      </w:r>
+      <w:proofErr w:type="spellStart"/>
+      <w:r>
+        <w:rPr>
+          <w:lang w:eastAsia="es-CO"/>
+        </w:rPr>
+        <w:t>return</w:t>
+      </w:r>
+      <w:proofErr w:type="spellEnd"/>
+      <w:r>
+        <w:rPr>
+          <w:lang w:eastAsia="es-CO"/>
+        </w:rPr>
+        <w:t xml:space="preserve"> ancho * alto; }</w:t>
+      </w:r>
+    </w:p>
+    <w:p>
+      <w:pPr>
+        <w:rPr>
+          <w:lang w:eastAsia="es-CO"/>
+        </w:rPr>
+      </w:pPr>
+      <w:r>
+        <w:rPr>
+          <w:lang w:eastAsia="es-CO"/>
+        </w:rPr>
+        <w:t xml:space="preserve">    </w:t>
+      </w:r>
+      <w:proofErr w:type="spellStart"/>
+      <w:r>
+        <w:rPr>
+          <w:lang w:eastAsia="es-CO"/>
+        </w:rPr>
+        <w:t>public</w:t>
+      </w:r>
+      <w:proofErr w:type="spellEnd"/>
+      <w:r>
+        <w:rPr>
+          <w:lang w:eastAsia="es-CO"/>
+        </w:rPr>
+        <w:t xml:space="preserve"> </w:t>
+      </w:r>
+      <w:proofErr w:type="spellStart"/>
+      <w:r>
+        <w:rPr>
+          <w:lang w:eastAsia="es-CO"/>
+        </w:rPr>
+        <w:t>double</w:t>
+      </w:r>
+      <w:proofErr w:type="spellEnd"/>
+      <w:r>
+        <w:rPr>
+          <w:lang w:eastAsia="es-CO"/>
+        </w:rPr>
+        <w:t xml:space="preserve"> </w:t>
+      </w:r>
+      <w:proofErr w:type="spellStart"/>
+      <w:proofErr w:type="gramStart"/>
+      <w:r>
+        <w:rPr>
+          <w:lang w:eastAsia="es-CO"/>
+        </w:rPr>
+        <w:t>calcularPerimetro</w:t>
+      </w:r>
+      <w:proofErr w:type="spellEnd"/>
+      <w:r>
+        <w:rPr>
+          <w:lang w:eastAsia="es-CO"/>
+        </w:rPr>
+        <w:t>(</w:t>
+      </w:r>
+      <w:proofErr w:type="gramEnd"/>
+      <w:r>
+        <w:rPr>
+          <w:lang w:eastAsia="es-CO"/>
+        </w:rPr>
+        <w:t xml:space="preserve">) { </w:t>
+      </w:r>
+      <w:proofErr w:type="spellStart"/>
+      <w:r>
+        <w:rPr>
+          <w:lang w:eastAsia="es-CO"/>
+        </w:rPr>
+        <w:t>return</w:t>
+      </w:r>
+      <w:proofErr w:type="spellEnd"/>
+      <w:r>
+        <w:rPr>
+          <w:lang w:eastAsia="es-CO"/>
+        </w:rPr>
+        <w:t xml:space="preserve"> 2 * (ancho + alto); }</w:t>
+      </w:r>
+    </w:p>
+    <w:p>
+      <w:pPr>
+        <w:rPr>
+          <w:lang w:eastAsia="es-CO"/>
+        </w:rPr>
+      </w:pPr>
+      <w:r>
+        <w:rPr>
+          <w:lang w:eastAsia="es-CO"/>
+        </w:rPr>
+        <w:lastRenderedPageBreak/>
+        <w:t xml:space="preserve">    @Override</w:t>
+      </w:r>
+    </w:p>
+    <w:p>
+      <w:pPr>
+        <w:rPr>
+          <w:lang w:eastAsia="es-CO"/>
+        </w:rPr>
+      </w:pPr>
+      <w:r>
+        <w:rPr>
+          <w:lang w:eastAsia="es-CO"/>
+        </w:rPr>
+        <w:t xml:space="preserve">    </w:t>
+      </w:r>
+      <w:proofErr w:type="spellStart"/>
+      <w:r>
+        <w:rPr>
+          <w:lang w:eastAsia="es-CO"/>
+        </w:rPr>
+        <w:t>public</w:t>
+      </w:r>
+      <w:proofErr w:type="spellEnd"/>
+      <w:r>
+        <w:rPr>
+          <w:lang w:eastAsia="es-CO"/>
+        </w:rPr>
+        <w:t xml:space="preserve"> </w:t>
+      </w:r>
+      <w:proofErr w:type="spellStart"/>
+      <w:r>
+        <w:rPr>
+          <w:lang w:eastAsia="es-CO"/>
+        </w:rPr>
+        <w:t>String</w:t>
+      </w:r>
+      <w:proofErr w:type="spellEnd"/>
+      <w:r>
+        <w:rPr>
+          <w:lang w:eastAsia="es-CO"/>
+        </w:rPr>
+        <w:t xml:space="preserve"> </w:t>
+      </w:r>
+      <w:proofErr w:type="spellStart"/>
+      <w:proofErr w:type="gramStart"/>
+      <w:r>
+        <w:rPr>
+          <w:lang w:eastAsia="es-CO"/>
+        </w:rPr>
+        <w:t>toString</w:t>
+      </w:r>
+      <w:proofErr w:type="spellEnd"/>
+      <w:r>
+        <w:rPr>
+          <w:lang w:eastAsia="es-CO"/>
+        </w:rPr>
+        <w:t>(</w:t>
+      </w:r>
+      <w:proofErr w:type="gramEnd"/>
+      <w:r>
+        <w:rPr>
+          <w:lang w:eastAsia="es-CO"/>
+        </w:rPr>
         <w:t>) {</w:t>
       </w:r>
     </w:p>
@@ -7139,6 +8430,243 @@
         <w:rPr>
           <w:lang w:eastAsia="es-CO"/>
         </w:rPr>
+        <w:t>return</w:t>
+      </w:r>
+      <w:proofErr w:type="spellEnd"/>
+      <w:r>
+        <w:rPr>
+          <w:lang w:eastAsia="es-CO"/>
+        </w:rPr>
+        <w:t xml:space="preserve"> "</w:t>
+      </w:r>
+      <w:proofErr w:type="gramStart"/>
+      <w:r>
+        <w:rPr>
+          <w:lang w:eastAsia="es-CO"/>
+        </w:rPr>
+        <w:t>Rectángulo[</w:t>
+      </w:r>
+      <w:proofErr w:type="gramEnd"/>
+      <w:r>
+        <w:rPr>
+          <w:lang w:eastAsia="es-CO"/>
+        </w:rPr>
+        <w:t xml:space="preserve">" + ancho + "x" + alto + "] </w:t>
+      </w:r>
+      <w:proofErr w:type="spellStart"/>
+      <w:r>
+        <w:rPr>
+          <w:lang w:eastAsia="es-CO"/>
+        </w:rPr>
+        <w:t>Area</w:t>
+      </w:r>
+      <w:proofErr w:type="spellEnd"/>
+      <w:r>
+        <w:rPr>
+          <w:lang w:eastAsia="es-CO"/>
+        </w:rPr>
+        <w:t xml:space="preserve">=" + </w:t>
+      </w:r>
+      <w:proofErr w:type="spellStart"/>
+      <w:r>
+        <w:rPr>
+          <w:lang w:eastAsia="es-CO"/>
+        </w:rPr>
+        <w:t>calcularArea</w:t>
+      </w:r>
+      <w:proofErr w:type="spellEnd"/>
+      <w:r>
+        <w:rPr>
+          <w:lang w:eastAsia="es-CO"/>
+        </w:rPr>
+        <w:t>();</w:t>
+      </w:r>
+    </w:p>
+    <w:p>
+      <w:pPr>
+        <w:rPr>
+          <w:lang w:eastAsia="es-CO"/>
+        </w:rPr>
+      </w:pPr>
+      <w:r>
+        <w:rPr>
+          <w:lang w:eastAsia="es-CO"/>
+        </w:rPr>
+        <w:t xml:space="preserve">    }</w:t>
+      </w:r>
+    </w:p>
+    <w:p>
+      <w:pPr>
+        <w:rPr>
+          <w:lang w:eastAsia="es-CO"/>
+        </w:rPr>
+      </w:pPr>
+      <w:r>
+        <w:rPr>
+          <w:lang w:eastAsia="es-CO"/>
+        </w:rPr>
+        <w:t>}</w:t>
+      </w:r>
+    </w:p>
+    <w:p>
+      <w:pPr>
+        <w:rPr>
+          <w:lang w:eastAsia="es-CO"/>
+        </w:rPr>
+      </w:pPr>
+      <w:r>
+        <w:rPr>
+          <w:lang w:eastAsia="es-CO"/>
+        </w:rPr>
+        <w:t>// Uso:</w:t>
+      </w:r>
+    </w:p>
+    <w:p>
+      <w:pPr>
+        <w:rPr>
+          <w:lang w:eastAsia="es-CO"/>
+        </w:rPr>
+      </w:pPr>
+      <w:proofErr w:type="spellStart"/>
+      <w:r>
+        <w:rPr>
+          <w:lang w:eastAsia="es-CO"/>
+        </w:rPr>
+        <w:t>Rectangulo</w:t>
+      </w:r>
+      <w:proofErr w:type="spellEnd"/>
+      <w:r>
+        <w:rPr>
+          <w:lang w:eastAsia="es-CO"/>
+        </w:rPr>
+        <w:t xml:space="preserve"> r1 = new </w:t>
+      </w:r>
+      <w:proofErr w:type="spellStart"/>
+      <w:proofErr w:type="gramStart"/>
+      <w:r>
+        <w:rPr>
+          <w:lang w:eastAsia="es-CO"/>
+        </w:rPr>
+        <w:t>Rectangulo</w:t>
+      </w:r>
+      <w:proofErr w:type="spellEnd"/>
+      <w:r>
+        <w:rPr>
+          <w:lang w:eastAsia="es-CO"/>
+        </w:rPr>
+        <w:t>(</w:t>
+      </w:r>
+      <w:proofErr w:type="gramEnd"/>
+      <w:r>
+        <w:rPr>
+          <w:lang w:eastAsia="es-CO"/>
+        </w:rPr>
+        <w:t>);           // Constructor por defecto</w:t>
+      </w:r>
+    </w:p>
+    <w:p>
+      <w:pPr>
+        <w:rPr>
+          <w:lang w:eastAsia="es-CO"/>
+        </w:rPr>
+      </w:pPr>
+      <w:proofErr w:type="spellStart"/>
+      <w:r>
+        <w:rPr>
+          <w:lang w:eastAsia="es-CO"/>
+        </w:rPr>
+        <w:t>Rectangulo</w:t>
+      </w:r>
+      <w:proofErr w:type="spellEnd"/>
+      <w:r>
+        <w:rPr>
+          <w:lang w:eastAsia="es-CO"/>
+        </w:rPr>
+        <w:t xml:space="preserve"> r2 = new </w:t>
+      </w:r>
+      <w:proofErr w:type="spellStart"/>
+      <w:proofErr w:type="gramStart"/>
+      <w:r>
+        <w:rPr>
+          <w:lang w:eastAsia="es-CO"/>
+        </w:rPr>
+        <w:t>Rectangulo</w:t>
+      </w:r>
+      <w:proofErr w:type="spellEnd"/>
+      <w:r>
+        <w:rPr>
+          <w:lang w:eastAsia="es-CO"/>
+        </w:rPr>
+        <w:t>(</w:t>
+      </w:r>
+      <w:proofErr w:type="gramEnd"/>
+      <w:r>
+        <w:rPr>
+          <w:lang w:eastAsia="es-CO"/>
+        </w:rPr>
+        <w:t>5.0, 3.0);   // Constructor parametrizado</w:t>
+      </w:r>
+    </w:p>
+    <w:p>
+      <w:pPr>
+        <w:rPr>
+          <w:lang w:eastAsia="es-CO"/>
+        </w:rPr>
+      </w:pPr>
+      <w:proofErr w:type="spellStart"/>
+      <w:r>
+        <w:rPr>
+          <w:lang w:eastAsia="es-CO"/>
+        </w:rPr>
+        <w:t>Rectangulo</w:t>
+      </w:r>
+      <w:proofErr w:type="spellEnd"/>
+      <w:r>
+        <w:rPr>
+          <w:lang w:eastAsia="es-CO"/>
+        </w:rPr>
+        <w:t xml:space="preserve"> r3 = new </w:t>
+      </w:r>
+      <w:proofErr w:type="spellStart"/>
+      <w:r>
+        <w:rPr>
+          <w:lang w:eastAsia="es-CO"/>
+        </w:rPr>
+        <w:t>Rectangulo</w:t>
+      </w:r>
+      <w:proofErr w:type="spellEnd"/>
+      <w:r>
+        <w:rPr>
+          <w:lang w:eastAsia="es-CO"/>
+        </w:rPr>
+        <w:t>(r2</w:t>
+      </w:r>
+      <w:proofErr w:type="gramStart"/>
+      <w:r>
+        <w:rPr>
+          <w:lang w:eastAsia="es-CO"/>
+        </w:rPr>
+        <w:t xml:space="preserve">);   </w:t>
+      </w:r>
+      <w:proofErr w:type="gramEnd"/>
+      <w:r>
+        <w:rPr>
+          <w:lang w:eastAsia="es-CO"/>
+        </w:rPr>
+        <w:t xml:space="preserve">       // Constructor de copia</w:t>
+      </w:r>
+    </w:p>
+    <w:p>
+      <w:pPr>
+        <w:rPr>
+          <w:lang w:eastAsia="es-CO"/>
+        </w:rPr>
+      </w:pPr>
+      <w:proofErr w:type="spellStart"/>
+      <w:r>
+        <w:rPr>
+          <w:lang w:eastAsia="es-CO"/>
+        </w:rPr>
         <w:t>System.out.println</w:t>
       </w:r>
       <w:proofErr w:type="spellEnd"/>
@@ -7146,60 +8674,62 @@
         <w:rPr>
           <w:lang w:eastAsia="es-CO"/>
         </w:rPr>
-        <w:t>(nombre + " hace un sonido genérico.");</w:t>
-      </w:r>
-    </w:p>
-    <w:p>
-      <w:pPr>
-        <w:rPr>
-          <w:lang w:eastAsia="es-CO"/>
-        </w:rPr>
-      </w:pPr>
-      <w:r>
-        <w:rPr>
-          <w:lang w:eastAsia="es-CO"/>
-        </w:rPr>
-        <w:t xml:space="preserve">    }</w:t>
-      </w:r>
-    </w:p>
-    <w:p>
-      <w:pPr>
-        <w:rPr>
-          <w:lang w:eastAsia="es-CO"/>
-        </w:rPr>
-      </w:pPr>
-      <w:r>
-        <w:rPr>
-          <w:lang w:eastAsia="es-CO"/>
-        </w:rPr>
-        <w:t>}</w:t>
-      </w:r>
-    </w:p>
-    <w:p>
-      <w:pPr>
-        <w:rPr>
-          <w:lang w:eastAsia="es-CO"/>
-        </w:rPr>
-      </w:pPr>
-      <w:r>
-        <w:rPr>
-          <w:lang w:eastAsia="es-CO"/>
-        </w:rPr>
-        <w:t>// Subclase que hereda de Animal</w:t>
-      </w:r>
-    </w:p>
-    <w:p>
-      <w:pPr>
-        <w:rPr>
-          <w:lang w:eastAsia="es-CO"/>
-        </w:rPr>
-      </w:pPr>
-      <w:proofErr w:type="spellStart"/>
-      <w:r>
-        <w:rPr>
-          <w:lang w:eastAsia="es-CO"/>
-        </w:rPr>
-        <w:t>public</w:t>
+        <w:t>(r2</w:t>
+      </w:r>
+      <w:proofErr w:type="gramStart"/>
+      <w:r>
+        <w:rPr>
+          <w:lang w:eastAsia="es-CO"/>
+        </w:rPr>
+        <w:t>);  /</w:t>
+      </w:r>
+      <w:proofErr w:type="gramEnd"/>
+      <w:r>
+        <w:rPr>
+          <w:lang w:eastAsia="es-CO"/>
+        </w:rPr>
+        <w:t xml:space="preserve">/ Rectángulo[5.0x3.0] </w:t>
+      </w:r>
+      <w:proofErr w:type="spellStart"/>
+      <w:r>
+        <w:rPr>
+          <w:lang w:eastAsia="es-CO"/>
+        </w:rPr>
+        <w:t>Area</w:t>
+      </w:r>
+      <w:proofErr w:type="spellEnd"/>
+      <w:r>
+        <w:rPr>
+          <w:lang w:eastAsia="es-CO"/>
+        </w:rPr>
+        <w:t>=15.0</w:t>
+      </w:r>
+    </w:p>
+    <w:p>
+      <w:pPr>
+        <w:rPr>
+          <w:lang w:eastAsia="es-CO"/>
+        </w:rPr>
+      </w:pPr>
+    </w:p>
+    <w:p>
+      <w:pPr>
+        <w:rPr>
+          <w:lang w:eastAsia="es-CO"/>
+        </w:rPr>
+      </w:pPr>
+      <w:r>
+        <w:rPr>
+          <w:lang w:eastAsia="es-CO"/>
+        </w:rPr>
+        <w:t xml:space="preserve">En Java, a diferencia de C++, no existen destructores explícitos. La gestión de memoria es automática a través del </w:t>
+      </w:r>
+      <w:proofErr w:type="spellStart"/>
+      <w:r>
+        <w:rPr>
+          <w:lang w:eastAsia="es-CO"/>
+        </w:rPr>
+        <w:t>Garbage</w:t>
       </w:r>
       <w:proofErr w:type="spellEnd"/>
       <w:r>
@@ -7213,1626 +8743,92 @@
         <w:rPr>
           <w:lang w:eastAsia="es-CO"/>
         </w:rPr>
-        <w:t>class</w:t>
-      </w:r>
-      <w:proofErr w:type="spellEnd"/>
-      <w:r>
-        <w:rPr>
-          <w:lang w:eastAsia="es-CO"/>
-        </w:rPr>
-        <w:t xml:space="preserve"> Perro </w:t>
-      </w:r>
-      <w:proofErr w:type="spellStart"/>
-      <w:r>
-        <w:rPr>
-          <w:lang w:eastAsia="es-CO"/>
-        </w:rPr>
-        <w:t>extends</w:t>
-      </w:r>
-      <w:proofErr w:type="spellEnd"/>
-      <w:r>
-        <w:rPr>
-          <w:lang w:eastAsia="es-CO"/>
-        </w:rPr>
-        <w:t xml:space="preserve"> Animal {</w:t>
-      </w:r>
-    </w:p>
-    <w:p>
-      <w:pPr>
-        <w:rPr>
-          <w:lang w:eastAsia="es-CO"/>
-        </w:rPr>
-      </w:pPr>
-      <w:r>
-        <w:rPr>
-          <w:lang w:eastAsia="es-CO"/>
-        </w:rPr>
-        <w:t xml:space="preserve">    </w:t>
-      </w:r>
-      <w:proofErr w:type="spellStart"/>
-      <w:r>
-        <w:rPr>
-          <w:lang w:eastAsia="es-CO"/>
-        </w:rPr>
-        <w:t>public</w:t>
-      </w:r>
-      <w:proofErr w:type="spellEnd"/>
+        <w:t>Collector</w:t>
+      </w:r>
+      <w:proofErr w:type="spellEnd"/>
+      <w:r>
+        <w:rPr>
+          <w:lang w:eastAsia="es-CO"/>
+        </w:rPr>
+        <w:t xml:space="preserve"> (GC), que detecta y libera los objetos sin referencias activas. Cuando es necesario liberar recursos específicos (archivos, conexiones de red), se utiliza el bloque try-</w:t>
+      </w:r>
+      <w:proofErr w:type="spellStart"/>
+      <w:r>
+        <w:rPr>
+          <w:lang w:eastAsia="es-CO"/>
+        </w:rPr>
+        <w:t>with</w:t>
+      </w:r>
+      <w:proofErr w:type="spellEnd"/>
+      <w:r>
+        <w:rPr>
+          <w:lang w:eastAsia="es-CO"/>
+        </w:rPr>
+        <w:t>-</w:t>
+      </w:r>
+      <w:proofErr w:type="spellStart"/>
+      <w:r>
+        <w:rPr>
+          <w:lang w:eastAsia="es-CO"/>
+        </w:rPr>
+        <w:t>resources</w:t>
+      </w:r>
+      <w:proofErr w:type="spellEnd"/>
+      <w:r>
+        <w:rPr>
+          <w:lang w:eastAsia="es-CO"/>
+        </w:rPr>
+        <w:t xml:space="preserve"> introducido en Java 7, que cierra automáticamente los recursos al finalizar el bloque.</w:t>
+      </w:r>
+    </w:p>
+    <w:p>
+      <w:pPr>
+        <w:rPr>
+          <w:lang w:eastAsia="es-CO"/>
+        </w:rPr>
+      </w:pPr>
+    </w:p>
+    <w:p>
+      <w:pPr>
+        <w:pStyle w:val="Ttulo2"/>
+      </w:pPr>
+      <w:bookmarkStart w:id="9" w:name="_Toc228887983"/>
+      <w:r>
+        <w:t>Clases abstractas, interfaces y principios SOLID</w:t>
+      </w:r>
+      <w:bookmarkEnd w:id="9"/>
+    </w:p>
+    <w:p>
+      <w:pPr>
+        <w:rPr>
+          <w:lang w:eastAsia="es-CO"/>
+        </w:rPr>
+      </w:pPr>
+      <w:r>
+        <w:rPr>
+          <w:lang w:eastAsia="es-CO"/>
+        </w:rPr>
+        <w:t xml:space="preserve">En Java, una clase abstracta se declara con la palabra clave </w:t>
+      </w:r>
+      <w:proofErr w:type="spellStart"/>
+      <w:r>
+        <w:rPr>
+          <w:lang w:eastAsia="es-CO"/>
+        </w:rPr>
+        <w:t>abstract</w:t>
+      </w:r>
+      <w:proofErr w:type="spellEnd"/>
+      <w:r>
+        <w:rPr>
+          <w:lang w:eastAsia="es-CO"/>
+        </w:rPr>
+        <w:t xml:space="preserve"> y puede contener dos tipos de métodos:</w:t>
+      </w:r>
       <w:r>
         <w:rPr>
           <w:lang w:eastAsia="es-CO"/>
         </w:rPr>
         <w:t xml:space="preserve"> </w:t>
-      </w:r>
-      <w:proofErr w:type="gramStart"/>
-      <w:r>
-        <w:rPr>
-          <w:lang w:eastAsia="es-CO"/>
-        </w:rPr>
-        <w:t>Perro(</w:t>
-      </w:r>
-      <w:proofErr w:type="spellStart"/>
-      <w:proofErr w:type="gramEnd"/>
-      <w:r>
-        <w:rPr>
-          <w:lang w:eastAsia="es-CO"/>
-        </w:rPr>
-        <w:t>String</w:t>
-      </w:r>
-      <w:proofErr w:type="spellEnd"/>
-      <w:r>
-        <w:rPr>
-          <w:lang w:eastAsia="es-CO"/>
-        </w:rPr>
-        <w:t xml:space="preserve"> nombre) {</w:t>
-      </w:r>
-    </w:p>
-    <w:p>
-      <w:pPr>
-        <w:rPr>
-          <w:lang w:eastAsia="es-CO"/>
-        </w:rPr>
-      </w:pPr>
-      <w:r>
-        <w:rPr>
-          <w:lang w:eastAsia="es-CO"/>
-        </w:rPr>
-        <w:t xml:space="preserve">        super(nombre</w:t>
-      </w:r>
-      <w:proofErr w:type="gramStart"/>
-      <w:r>
-        <w:rPr>
-          <w:lang w:eastAsia="es-CO"/>
-        </w:rPr>
-        <w:t>);  /</w:t>
-      </w:r>
-      <w:proofErr w:type="gramEnd"/>
-      <w:r>
-        <w:rPr>
-          <w:lang w:eastAsia="es-CO"/>
-        </w:rPr>
-        <w:t>/ Invoca el constructor de la superclase</w:t>
-      </w:r>
-    </w:p>
-    <w:p>
-      <w:pPr>
-        <w:rPr>
-          <w:lang w:eastAsia="es-CO"/>
-        </w:rPr>
-      </w:pPr>
-      <w:r>
-        <w:rPr>
-          <w:lang w:eastAsia="es-CO"/>
-        </w:rPr>
-        <w:t xml:space="preserve">    }</w:t>
-      </w:r>
-    </w:p>
-    <w:p>
-      <w:pPr>
-        <w:rPr>
-          <w:lang w:eastAsia="es-CO"/>
-        </w:rPr>
-      </w:pPr>
-      <w:r>
-        <w:rPr>
-          <w:lang w:eastAsia="es-CO"/>
-        </w:rPr>
-        <w:t xml:space="preserve">    @Override</w:t>
-      </w:r>
-    </w:p>
-    <w:p>
-      <w:pPr>
-        <w:rPr>
-          <w:lang w:eastAsia="es-CO"/>
-        </w:rPr>
-      </w:pPr>
-      <w:r>
-        <w:rPr>
-          <w:lang w:eastAsia="es-CO"/>
-        </w:rPr>
-        <w:t xml:space="preserve">    </w:t>
-      </w:r>
-      <w:proofErr w:type="spellStart"/>
-      <w:r>
-        <w:rPr>
-          <w:lang w:eastAsia="es-CO"/>
-        </w:rPr>
-        <w:t>public</w:t>
-      </w:r>
-      <w:proofErr w:type="spellEnd"/>
-      <w:r>
-        <w:rPr>
-          <w:lang w:eastAsia="es-CO"/>
-        </w:rPr>
-        <w:t xml:space="preserve"> </w:t>
-      </w:r>
-      <w:proofErr w:type="spellStart"/>
-      <w:r>
-        <w:rPr>
-          <w:lang w:eastAsia="es-CO"/>
-        </w:rPr>
-        <w:t>void</w:t>
-      </w:r>
-      <w:proofErr w:type="spellEnd"/>
-      <w:r>
-        <w:rPr>
-          <w:lang w:eastAsia="es-CO"/>
-        </w:rPr>
-        <w:t xml:space="preserve"> </w:t>
-      </w:r>
-      <w:proofErr w:type="spellStart"/>
-      <w:proofErr w:type="gramStart"/>
-      <w:r>
-        <w:rPr>
-          <w:lang w:eastAsia="es-CO"/>
-        </w:rPr>
-        <w:t>hacerSonido</w:t>
-      </w:r>
-      <w:proofErr w:type="spellEnd"/>
-      <w:r>
-        <w:rPr>
-          <w:lang w:eastAsia="es-CO"/>
-        </w:rPr>
-        <w:t>(</w:t>
-      </w:r>
-      <w:proofErr w:type="gramEnd"/>
-      <w:r>
-        <w:rPr>
-          <w:lang w:eastAsia="es-CO"/>
-        </w:rPr>
-        <w:t>) {</w:t>
-      </w:r>
-    </w:p>
-    <w:p>
-      <w:pPr>
-        <w:rPr>
-          <w:lang w:eastAsia="es-CO"/>
-        </w:rPr>
-      </w:pPr>
-      <w:r>
-        <w:rPr>
-          <w:lang w:eastAsia="es-CO"/>
-        </w:rPr>
-        <w:t xml:space="preserve">        </w:t>
-      </w:r>
-      <w:proofErr w:type="spellStart"/>
-      <w:r>
-        <w:rPr>
-          <w:lang w:eastAsia="es-CO"/>
-        </w:rPr>
-        <w:t>System.out.println</w:t>
-      </w:r>
-      <w:proofErr w:type="spellEnd"/>
-      <w:r>
-        <w:rPr>
-          <w:lang w:eastAsia="es-CO"/>
-        </w:rPr>
-        <w:t>(nombre + " dice: ¡Guau!");</w:t>
-      </w:r>
-    </w:p>
-    <w:p>
-      <w:pPr>
-        <w:rPr>
-          <w:lang w:eastAsia="es-CO"/>
-        </w:rPr>
-      </w:pPr>
-      <w:r>
-        <w:rPr>
-          <w:lang w:eastAsia="es-CO"/>
-        </w:rPr>
-        <w:t xml:space="preserve">    }</w:t>
-      </w:r>
-    </w:p>
-    <w:p>
-      <w:pPr>
-        <w:rPr>
-          <w:lang w:eastAsia="es-CO"/>
-        </w:rPr>
-      </w:pPr>
-      <w:r>
-        <w:rPr>
-          <w:lang w:eastAsia="es-CO"/>
-        </w:rPr>
-        <w:t>}</w:t>
-      </w:r>
-    </w:p>
-    <w:p>
-      <w:pPr>
-        <w:rPr>
-          <w:lang w:eastAsia="es-CO"/>
-        </w:rPr>
-      </w:pPr>
-      <w:r>
-        <w:rPr>
-          <w:lang w:eastAsia="es-CO"/>
-        </w:rPr>
-        <w:t>// Polimorfismo en acción:</w:t>
-      </w:r>
-    </w:p>
-    <w:p>
-      <w:pPr>
-        <w:rPr>
-          <w:lang w:eastAsia="es-CO"/>
-        </w:rPr>
-      </w:pPr>
-      <w:r>
-        <w:rPr>
-          <w:lang w:eastAsia="es-CO"/>
-        </w:rPr>
-        <w:t>Animal a = new Perro("Rex");</w:t>
-      </w:r>
-    </w:p>
-    <w:p>
-      <w:pPr>
-        <w:rPr>
-          <w:lang w:eastAsia="es-CO"/>
-        </w:rPr>
-      </w:pPr>
-      <w:proofErr w:type="spellStart"/>
-      <w:proofErr w:type="gramStart"/>
-      <w:r>
-        <w:rPr>
-          <w:lang w:eastAsia="es-CO"/>
-        </w:rPr>
-        <w:t>a.hacerSonido</w:t>
-      </w:r>
-      <w:proofErr w:type="spellEnd"/>
-      <w:proofErr w:type="gramEnd"/>
-      <w:r>
-        <w:rPr>
-          <w:lang w:eastAsia="es-CO"/>
-        </w:rPr>
-        <w:t>();  // Imprime: Rex dice: ¡Guau!</w:t>
-      </w:r>
-    </w:p>
-    <w:p>
-      <w:pPr>
-        <w:rPr>
-          <w:lang w:eastAsia="es-CO"/>
-        </w:rPr>
-      </w:pPr>
-      <w:r>
-        <w:rPr>
-          <w:lang w:eastAsia="es-CO"/>
-        </w:rPr>
-        <w:lastRenderedPageBreak/>
-        <w:t xml:space="preserve">El polimorfismo permite que una referencia de la superclase apunte a un objeto de cualquiera de sus subclases. En tiempo de ejecución, Java determina automáticamente qué versión del método invocar según el tipo real del objeto, gracias al mecanismo de enlace dinámico. La anotación @Override indica explícitamente que un método </w:t>
-      </w:r>
-      <w:proofErr w:type="spellStart"/>
-      <w:r>
-        <w:rPr>
-          <w:lang w:eastAsia="es-CO"/>
-        </w:rPr>
-        <w:t>sobreescribe</w:t>
-      </w:r>
-      <w:proofErr w:type="spellEnd"/>
-      <w:r>
-        <w:rPr>
-          <w:lang w:eastAsia="es-CO"/>
-        </w:rPr>
-        <w:t xml:space="preserve"> uno de la superclase y Java verificará en tiempo de compilación que la firma sea correcta.</w:t>
-      </w:r>
-    </w:p>
-    <w:p>
-      <w:pPr>
-        <w:rPr>
-          <w:lang w:eastAsia="es-CO"/>
-        </w:rPr>
-      </w:pPr>
-    </w:p>
-    <w:p>
-      <w:pPr>
-        <w:pStyle w:val="Ttulo2"/>
-      </w:pPr>
-      <w:bookmarkStart w:id="8" w:name="_Toc228456277"/>
-      <w:r>
-        <w:t>Constructores y ciclo de vida de los objetos</w:t>
-      </w:r>
-      <w:bookmarkEnd w:id="8"/>
-    </w:p>
-    <w:p>
-      <w:pPr>
-        <w:rPr>
-          <w:lang w:eastAsia="es-CO"/>
-        </w:rPr>
-      </w:pPr>
-      <w:r>
-        <w:rPr>
-          <w:lang w:eastAsia="es-CO"/>
-        </w:rPr>
-        <w:t xml:space="preserve">En Java, el constructor es un método especial con el mismo nombre de la clase y sin tipo de retorno. Se ejecuta automáticamente cuando se crea un objeto con el operador new. Su función principal es inicializar los atributos del objeto con valores adecuados. Si no se define ningún constructor, Java proporciona automáticamente un constructor por defecto sin parámetros que inicializa los atributos a sus valores por defecto (0, false, </w:t>
-      </w:r>
-      <w:proofErr w:type="spellStart"/>
-      <w:r>
-        <w:rPr>
-          <w:lang w:eastAsia="es-CO"/>
-        </w:rPr>
-        <w:t>null</w:t>
-      </w:r>
-      <w:proofErr w:type="spellEnd"/>
-      <w:r>
-        <w:rPr>
-          <w:lang w:eastAsia="es-CO"/>
-        </w:rPr>
-        <w:t>).</w:t>
-      </w:r>
-    </w:p>
-    <w:p>
-      <w:pPr>
-        <w:rPr>
-          <w:lang w:eastAsia="es-CO"/>
-        </w:rPr>
-      </w:pPr>
-      <w:r>
-        <w:rPr>
-          <w:lang w:eastAsia="es-CO"/>
-        </w:rPr>
-        <w:t>Java permite definir múltiples constructores en una misma clase, siempre que difieran en el número o tipo de parámetros (sobrecarga de constructores). Esto proporciona flexibilidad al crear objetos en distintos contextos. Es así como el siguiente ejemplo muestra el uso de constructores en Java, ilustrando la inicialización de objetos, la sobrecarga de constructores y su papel en el ciclo de vida de los objetos:</w:t>
-      </w:r>
-    </w:p>
-    <w:p>
-      <w:pPr>
-        <w:rPr>
-          <w:lang w:eastAsia="es-CO"/>
-        </w:rPr>
-      </w:pPr>
-      <w:proofErr w:type="spellStart"/>
-      <w:r>
-        <w:rPr>
-          <w:lang w:eastAsia="es-CO"/>
-        </w:rPr>
-        <w:t>public</w:t>
-      </w:r>
-      <w:proofErr w:type="spellEnd"/>
-      <w:r>
-        <w:rPr>
-          <w:lang w:eastAsia="es-CO"/>
-        </w:rPr>
-        <w:t xml:space="preserve"> </w:t>
-      </w:r>
-      <w:proofErr w:type="spellStart"/>
-      <w:r>
-        <w:rPr>
-          <w:lang w:eastAsia="es-CO"/>
-        </w:rPr>
-        <w:t>class</w:t>
-      </w:r>
-      <w:proofErr w:type="spellEnd"/>
-      <w:r>
-        <w:rPr>
-          <w:lang w:eastAsia="es-CO"/>
-        </w:rPr>
-        <w:t xml:space="preserve"> </w:t>
-      </w:r>
-      <w:proofErr w:type="spellStart"/>
-      <w:r>
-        <w:rPr>
-          <w:lang w:eastAsia="es-CO"/>
-        </w:rPr>
-        <w:t>Rectangulo</w:t>
-      </w:r>
-      <w:proofErr w:type="spellEnd"/>
-      <w:r>
-        <w:rPr>
-          <w:lang w:eastAsia="es-CO"/>
-        </w:rPr>
-        <w:t xml:space="preserve"> {</w:t>
-      </w:r>
-    </w:p>
-    <w:p>
-      <w:pPr>
-        <w:rPr>
-          <w:lang w:eastAsia="es-CO"/>
-        </w:rPr>
-      </w:pPr>
-      <w:r>
-        <w:rPr>
-          <w:lang w:eastAsia="es-CO"/>
-        </w:rPr>
-        <w:t xml:space="preserve">    </w:t>
-      </w:r>
-      <w:proofErr w:type="spellStart"/>
-      <w:r>
-        <w:rPr>
-          <w:lang w:eastAsia="es-CO"/>
-        </w:rPr>
-        <w:t>private</w:t>
-      </w:r>
-      <w:proofErr w:type="spellEnd"/>
-      <w:r>
-        <w:rPr>
-          <w:lang w:eastAsia="es-CO"/>
-        </w:rPr>
-        <w:t xml:space="preserve"> </w:t>
-      </w:r>
-      <w:proofErr w:type="spellStart"/>
-      <w:r>
-        <w:rPr>
-          <w:lang w:eastAsia="es-CO"/>
-        </w:rPr>
-        <w:t>double</w:t>
-      </w:r>
-      <w:proofErr w:type="spellEnd"/>
-      <w:r>
-        <w:rPr>
-          <w:lang w:eastAsia="es-CO"/>
-        </w:rPr>
-        <w:t xml:space="preserve"> ancho;</w:t>
-      </w:r>
-    </w:p>
-    <w:p>
-      <w:pPr>
-        <w:rPr>
-          <w:lang w:eastAsia="es-CO"/>
-        </w:rPr>
-      </w:pPr>
-      <w:r>
-        <w:rPr>
-          <w:lang w:eastAsia="es-CO"/>
-        </w:rPr>
-        <w:t xml:space="preserve">    </w:t>
-      </w:r>
-      <w:proofErr w:type="spellStart"/>
-      <w:r>
-        <w:rPr>
-          <w:lang w:eastAsia="es-CO"/>
-        </w:rPr>
-        <w:t>private</w:t>
-      </w:r>
-      <w:proofErr w:type="spellEnd"/>
-      <w:r>
-        <w:rPr>
-          <w:lang w:eastAsia="es-CO"/>
-        </w:rPr>
-        <w:t xml:space="preserve"> </w:t>
-      </w:r>
-      <w:proofErr w:type="spellStart"/>
-      <w:r>
-        <w:rPr>
-          <w:lang w:eastAsia="es-CO"/>
-        </w:rPr>
-        <w:t>double</w:t>
-      </w:r>
-      <w:proofErr w:type="spellEnd"/>
-      <w:r>
-        <w:rPr>
-          <w:lang w:eastAsia="es-CO"/>
-        </w:rPr>
-        <w:t xml:space="preserve"> alto;</w:t>
-      </w:r>
-    </w:p>
-    <w:p>
-      <w:pPr>
-        <w:rPr>
-          <w:lang w:eastAsia="es-CO"/>
-        </w:rPr>
-      </w:pPr>
-      <w:r>
-        <w:rPr>
-          <w:lang w:eastAsia="es-CO"/>
-        </w:rPr>
-        <w:lastRenderedPageBreak/>
-        <w:t xml:space="preserve">    // Constructor por defecto</w:t>
-      </w:r>
-    </w:p>
-    <w:p>
-      <w:pPr>
-        <w:rPr>
-          <w:lang w:eastAsia="es-CO"/>
-        </w:rPr>
-      </w:pPr>
-      <w:r>
-        <w:rPr>
-          <w:lang w:eastAsia="es-CO"/>
-        </w:rPr>
-        <w:t xml:space="preserve">    </w:t>
-      </w:r>
-      <w:proofErr w:type="spellStart"/>
-      <w:r>
-        <w:rPr>
-          <w:lang w:eastAsia="es-CO"/>
-        </w:rPr>
-        <w:t>public</w:t>
-      </w:r>
-      <w:proofErr w:type="spellEnd"/>
-      <w:r>
-        <w:rPr>
-          <w:lang w:eastAsia="es-CO"/>
-        </w:rPr>
-        <w:t xml:space="preserve"> </w:t>
-      </w:r>
-      <w:proofErr w:type="spellStart"/>
-      <w:proofErr w:type="gramStart"/>
-      <w:r>
-        <w:rPr>
-          <w:lang w:eastAsia="es-CO"/>
-        </w:rPr>
-        <w:t>Rectangulo</w:t>
-      </w:r>
-      <w:proofErr w:type="spellEnd"/>
-      <w:r>
-        <w:rPr>
-          <w:lang w:eastAsia="es-CO"/>
-        </w:rPr>
-        <w:t>(</w:t>
-      </w:r>
-      <w:proofErr w:type="gramEnd"/>
-      <w:r>
-        <w:rPr>
-          <w:lang w:eastAsia="es-CO"/>
-        </w:rPr>
-        <w:t>) {</w:t>
-      </w:r>
-    </w:p>
-    <w:p>
-      <w:pPr>
-        <w:rPr>
-          <w:lang w:eastAsia="es-CO"/>
-        </w:rPr>
-      </w:pPr>
-      <w:r>
-        <w:rPr>
-          <w:lang w:eastAsia="es-CO"/>
-        </w:rPr>
-        <w:t xml:space="preserve">        </w:t>
-      </w:r>
-      <w:proofErr w:type="spellStart"/>
-      <w:proofErr w:type="gramStart"/>
-      <w:r>
-        <w:rPr>
-          <w:lang w:eastAsia="es-CO"/>
-        </w:rPr>
-        <w:t>this.ancho</w:t>
-      </w:r>
-      <w:proofErr w:type="spellEnd"/>
-      <w:proofErr w:type="gramEnd"/>
-      <w:r>
-        <w:rPr>
-          <w:lang w:eastAsia="es-CO"/>
-        </w:rPr>
-        <w:t xml:space="preserve"> = 0;</w:t>
-      </w:r>
-    </w:p>
-    <w:p>
-      <w:pPr>
-        <w:rPr>
-          <w:lang w:eastAsia="es-CO"/>
-        </w:rPr>
-      </w:pPr>
-      <w:r>
-        <w:rPr>
-          <w:lang w:eastAsia="es-CO"/>
-        </w:rPr>
-        <w:t xml:space="preserve">        </w:t>
-      </w:r>
-      <w:proofErr w:type="spellStart"/>
-      <w:proofErr w:type="gramStart"/>
-      <w:r>
-        <w:rPr>
-          <w:lang w:eastAsia="es-CO"/>
-        </w:rPr>
-        <w:t>this.alto</w:t>
-      </w:r>
-      <w:proofErr w:type="spellEnd"/>
-      <w:proofErr w:type="gramEnd"/>
-      <w:r>
-        <w:rPr>
-          <w:lang w:eastAsia="es-CO"/>
-        </w:rPr>
-        <w:t xml:space="preserve">  = 0;</w:t>
-      </w:r>
-    </w:p>
-    <w:p>
-      <w:pPr>
-        <w:rPr>
-          <w:lang w:eastAsia="es-CO"/>
-        </w:rPr>
-      </w:pPr>
-      <w:r>
-        <w:rPr>
-          <w:lang w:eastAsia="es-CO"/>
-        </w:rPr>
-        <w:t xml:space="preserve">    }</w:t>
-      </w:r>
-    </w:p>
-    <w:p>
-      <w:pPr>
-        <w:rPr>
-          <w:lang w:eastAsia="es-CO"/>
-        </w:rPr>
-      </w:pPr>
-      <w:r>
-        <w:rPr>
-          <w:lang w:eastAsia="es-CO"/>
-        </w:rPr>
-        <w:t xml:space="preserve">    // Constructor parametrizado</w:t>
-      </w:r>
-    </w:p>
-    <w:p>
-      <w:pPr>
-        <w:rPr>
-          <w:lang w:eastAsia="es-CO"/>
-        </w:rPr>
-      </w:pPr>
-      <w:r>
-        <w:rPr>
-          <w:lang w:eastAsia="es-CO"/>
-        </w:rPr>
-        <w:t xml:space="preserve">    </w:t>
-      </w:r>
-      <w:proofErr w:type="spellStart"/>
-      <w:r>
-        <w:rPr>
-          <w:lang w:eastAsia="es-CO"/>
-        </w:rPr>
-        <w:t>public</w:t>
-      </w:r>
-      <w:proofErr w:type="spellEnd"/>
-      <w:r>
-        <w:rPr>
-          <w:lang w:eastAsia="es-CO"/>
-        </w:rPr>
-        <w:t xml:space="preserve"> </w:t>
-      </w:r>
-      <w:proofErr w:type="spellStart"/>
-      <w:proofErr w:type="gramStart"/>
-      <w:r>
-        <w:rPr>
-          <w:lang w:eastAsia="es-CO"/>
-        </w:rPr>
-        <w:t>Rectangulo</w:t>
-      </w:r>
-      <w:proofErr w:type="spellEnd"/>
-      <w:r>
-        <w:rPr>
-          <w:lang w:eastAsia="es-CO"/>
-        </w:rPr>
-        <w:t>(</w:t>
-      </w:r>
-      <w:proofErr w:type="spellStart"/>
-      <w:proofErr w:type="gramEnd"/>
-      <w:r>
-        <w:rPr>
-          <w:lang w:eastAsia="es-CO"/>
-        </w:rPr>
-        <w:t>double</w:t>
-      </w:r>
-      <w:proofErr w:type="spellEnd"/>
-      <w:r>
-        <w:rPr>
-          <w:lang w:eastAsia="es-CO"/>
-        </w:rPr>
-        <w:t xml:space="preserve"> ancho, </w:t>
-      </w:r>
-      <w:proofErr w:type="spellStart"/>
-      <w:r>
-        <w:rPr>
-          <w:lang w:eastAsia="es-CO"/>
-        </w:rPr>
-        <w:t>double</w:t>
-      </w:r>
-      <w:proofErr w:type="spellEnd"/>
-      <w:r>
-        <w:rPr>
-          <w:lang w:eastAsia="es-CO"/>
-        </w:rPr>
-        <w:t xml:space="preserve"> alto) {</w:t>
-      </w:r>
-    </w:p>
-    <w:p>
-      <w:pPr>
-        <w:rPr>
-          <w:lang w:eastAsia="es-CO"/>
-        </w:rPr>
-      </w:pPr>
-      <w:r>
-        <w:rPr>
-          <w:lang w:eastAsia="es-CO"/>
-        </w:rPr>
-        <w:t xml:space="preserve">        </w:t>
-      </w:r>
-      <w:proofErr w:type="spellStart"/>
-      <w:proofErr w:type="gramStart"/>
-      <w:r>
-        <w:rPr>
-          <w:lang w:eastAsia="es-CO"/>
-        </w:rPr>
-        <w:t>this.ancho</w:t>
-      </w:r>
-      <w:proofErr w:type="spellEnd"/>
-      <w:proofErr w:type="gramEnd"/>
-      <w:r>
-        <w:rPr>
-          <w:lang w:eastAsia="es-CO"/>
-        </w:rPr>
-        <w:t xml:space="preserve"> = ancho;</w:t>
-      </w:r>
-    </w:p>
-    <w:p>
-      <w:pPr>
-        <w:rPr>
-          <w:lang w:eastAsia="es-CO"/>
-        </w:rPr>
-      </w:pPr>
-      <w:r>
-        <w:rPr>
-          <w:lang w:eastAsia="es-CO"/>
-        </w:rPr>
-        <w:t xml:space="preserve">        </w:t>
-      </w:r>
-      <w:proofErr w:type="spellStart"/>
-      <w:proofErr w:type="gramStart"/>
-      <w:r>
-        <w:rPr>
-          <w:lang w:eastAsia="es-CO"/>
-        </w:rPr>
-        <w:t>this.alto</w:t>
-      </w:r>
-      <w:proofErr w:type="spellEnd"/>
-      <w:proofErr w:type="gramEnd"/>
-      <w:r>
-        <w:rPr>
-          <w:lang w:eastAsia="es-CO"/>
-        </w:rPr>
-        <w:t xml:space="preserve">  = alto;</w:t>
-      </w:r>
-    </w:p>
-    <w:p>
-      <w:pPr>
-        <w:rPr>
-          <w:lang w:eastAsia="es-CO"/>
-        </w:rPr>
-      </w:pPr>
-      <w:r>
-        <w:rPr>
-          <w:lang w:eastAsia="es-CO"/>
-        </w:rPr>
-        <w:t xml:space="preserve">    }</w:t>
-      </w:r>
-    </w:p>
-    <w:p>
-      <w:pPr>
-        <w:rPr>
-          <w:lang w:eastAsia="es-CO"/>
-        </w:rPr>
-      </w:pPr>
-      <w:r>
-        <w:rPr>
-          <w:lang w:eastAsia="es-CO"/>
-        </w:rPr>
-        <w:t xml:space="preserve">    // Constructor de copia (patrón manual en Java)</w:t>
-      </w:r>
-    </w:p>
-    <w:p>
-      <w:pPr>
-        <w:rPr>
-          <w:lang w:eastAsia="es-CO"/>
-        </w:rPr>
-      </w:pPr>
-      <w:r>
-        <w:rPr>
-          <w:lang w:eastAsia="es-CO"/>
-        </w:rPr>
-        <w:t xml:space="preserve">    </w:t>
-      </w:r>
-      <w:proofErr w:type="spellStart"/>
-      <w:r>
-        <w:rPr>
-          <w:lang w:eastAsia="es-CO"/>
-        </w:rPr>
-        <w:t>public</w:t>
-      </w:r>
-      <w:proofErr w:type="spellEnd"/>
-      <w:r>
-        <w:rPr>
-          <w:lang w:eastAsia="es-CO"/>
-        </w:rPr>
-        <w:t xml:space="preserve"> </w:t>
-      </w:r>
-      <w:proofErr w:type="spellStart"/>
-      <w:proofErr w:type="gramStart"/>
-      <w:r>
-        <w:rPr>
-          <w:lang w:eastAsia="es-CO"/>
-        </w:rPr>
-        <w:t>Rectangulo</w:t>
-      </w:r>
-      <w:proofErr w:type="spellEnd"/>
-      <w:r>
-        <w:rPr>
-          <w:lang w:eastAsia="es-CO"/>
-        </w:rPr>
-        <w:t>(</w:t>
-      </w:r>
-      <w:proofErr w:type="spellStart"/>
-      <w:proofErr w:type="gramEnd"/>
-      <w:r>
-        <w:rPr>
-          <w:lang w:eastAsia="es-CO"/>
-        </w:rPr>
-        <w:t>Rectangulo</w:t>
-      </w:r>
-      <w:proofErr w:type="spellEnd"/>
-      <w:r>
-        <w:rPr>
-          <w:lang w:eastAsia="es-CO"/>
-        </w:rPr>
-        <w:t xml:space="preserve"> r) {</w:t>
-      </w:r>
-    </w:p>
-    <w:p>
-      <w:pPr>
-        <w:rPr>
-          <w:lang w:eastAsia="es-CO"/>
-        </w:rPr>
-      </w:pPr>
-      <w:r>
-        <w:rPr>
-          <w:lang w:eastAsia="es-CO"/>
-        </w:rPr>
-        <w:t xml:space="preserve">        </w:t>
-      </w:r>
-      <w:proofErr w:type="spellStart"/>
-      <w:proofErr w:type="gramStart"/>
-      <w:r>
-        <w:rPr>
-          <w:lang w:eastAsia="es-CO"/>
-        </w:rPr>
-        <w:t>this.ancho</w:t>
-      </w:r>
-      <w:proofErr w:type="spellEnd"/>
-      <w:proofErr w:type="gramEnd"/>
-      <w:r>
-        <w:rPr>
-          <w:lang w:eastAsia="es-CO"/>
-        </w:rPr>
-        <w:t xml:space="preserve"> = </w:t>
-      </w:r>
-      <w:proofErr w:type="spellStart"/>
-      <w:r>
-        <w:rPr>
-          <w:lang w:eastAsia="es-CO"/>
-        </w:rPr>
-        <w:t>r.ancho</w:t>
-      </w:r>
-      <w:proofErr w:type="spellEnd"/>
-      <w:r>
-        <w:rPr>
-          <w:lang w:eastAsia="es-CO"/>
-        </w:rPr>
-        <w:t>;</w:t>
-      </w:r>
-    </w:p>
-    <w:p>
-      <w:pPr>
-        <w:rPr>
-          <w:lang w:eastAsia="es-CO"/>
-        </w:rPr>
-      </w:pPr>
-      <w:r>
-        <w:rPr>
-          <w:lang w:eastAsia="es-CO"/>
-        </w:rPr>
-        <w:t xml:space="preserve">        </w:t>
-      </w:r>
-      <w:proofErr w:type="spellStart"/>
-      <w:proofErr w:type="gramStart"/>
-      <w:r>
-        <w:rPr>
-          <w:lang w:eastAsia="es-CO"/>
-        </w:rPr>
-        <w:t>this.alto</w:t>
-      </w:r>
-      <w:proofErr w:type="spellEnd"/>
-      <w:proofErr w:type="gramEnd"/>
-      <w:r>
-        <w:rPr>
-          <w:lang w:eastAsia="es-CO"/>
-        </w:rPr>
-        <w:t xml:space="preserve">  = </w:t>
-      </w:r>
-      <w:proofErr w:type="spellStart"/>
-      <w:r>
-        <w:rPr>
-          <w:lang w:eastAsia="es-CO"/>
-        </w:rPr>
-        <w:t>r.alto</w:t>
-      </w:r>
-      <w:proofErr w:type="spellEnd"/>
-      <w:r>
-        <w:rPr>
-          <w:lang w:eastAsia="es-CO"/>
-        </w:rPr>
-        <w:t>;</w:t>
-      </w:r>
-    </w:p>
-    <w:p>
-      <w:pPr>
-        <w:rPr>
-          <w:lang w:eastAsia="es-CO"/>
-        </w:rPr>
-      </w:pPr>
-      <w:r>
-        <w:rPr>
-          <w:lang w:eastAsia="es-CO"/>
-        </w:rPr>
-        <w:t xml:space="preserve">    }</w:t>
-      </w:r>
-    </w:p>
-    <w:p>
-      <w:pPr>
-        <w:rPr>
-          <w:lang w:eastAsia="es-CO"/>
-        </w:rPr>
-      </w:pPr>
-      <w:r>
-        <w:rPr>
-          <w:lang w:eastAsia="es-CO"/>
-        </w:rPr>
-        <w:t xml:space="preserve">    </w:t>
-      </w:r>
-      <w:proofErr w:type="spellStart"/>
-      <w:r>
-        <w:rPr>
-          <w:lang w:eastAsia="es-CO"/>
-        </w:rPr>
-        <w:t>public</w:t>
-      </w:r>
-      <w:proofErr w:type="spellEnd"/>
-      <w:r>
-        <w:rPr>
-          <w:lang w:eastAsia="es-CO"/>
-        </w:rPr>
-        <w:t xml:space="preserve"> </w:t>
-      </w:r>
-      <w:proofErr w:type="spellStart"/>
-      <w:r>
-        <w:rPr>
-          <w:lang w:eastAsia="es-CO"/>
-        </w:rPr>
-        <w:t>double</w:t>
-      </w:r>
-      <w:proofErr w:type="spellEnd"/>
-      <w:r>
-        <w:rPr>
-          <w:lang w:eastAsia="es-CO"/>
-        </w:rPr>
-        <w:t xml:space="preserve"> </w:t>
-      </w:r>
-      <w:proofErr w:type="spellStart"/>
-      <w:proofErr w:type="gramStart"/>
-      <w:r>
-        <w:rPr>
-          <w:lang w:eastAsia="es-CO"/>
-        </w:rPr>
-        <w:t>calcularArea</w:t>
-      </w:r>
-      <w:proofErr w:type="spellEnd"/>
-      <w:r>
-        <w:rPr>
-          <w:lang w:eastAsia="es-CO"/>
-        </w:rPr>
-        <w:t>(</w:t>
-      </w:r>
-      <w:proofErr w:type="gramEnd"/>
-      <w:r>
-        <w:rPr>
-          <w:lang w:eastAsia="es-CO"/>
-        </w:rPr>
-        <w:t xml:space="preserve">)      { </w:t>
-      </w:r>
-      <w:proofErr w:type="spellStart"/>
-      <w:r>
-        <w:rPr>
-          <w:lang w:eastAsia="es-CO"/>
-        </w:rPr>
-        <w:t>return</w:t>
-      </w:r>
-      <w:proofErr w:type="spellEnd"/>
-      <w:r>
-        <w:rPr>
-          <w:lang w:eastAsia="es-CO"/>
-        </w:rPr>
-        <w:t xml:space="preserve"> ancho * alto; }</w:t>
-      </w:r>
-    </w:p>
-    <w:p>
-      <w:pPr>
-        <w:rPr>
-          <w:lang w:eastAsia="es-CO"/>
-        </w:rPr>
-      </w:pPr>
-      <w:r>
-        <w:rPr>
-          <w:lang w:eastAsia="es-CO"/>
-        </w:rPr>
-        <w:t xml:space="preserve">    </w:t>
-      </w:r>
-      <w:proofErr w:type="spellStart"/>
-      <w:r>
-        <w:rPr>
-          <w:lang w:eastAsia="es-CO"/>
-        </w:rPr>
-        <w:t>public</w:t>
-      </w:r>
-      <w:proofErr w:type="spellEnd"/>
-      <w:r>
-        <w:rPr>
-          <w:lang w:eastAsia="es-CO"/>
-        </w:rPr>
-        <w:t xml:space="preserve"> </w:t>
-      </w:r>
-      <w:proofErr w:type="spellStart"/>
-      <w:r>
-        <w:rPr>
-          <w:lang w:eastAsia="es-CO"/>
-        </w:rPr>
-        <w:t>double</w:t>
-      </w:r>
-      <w:proofErr w:type="spellEnd"/>
-      <w:r>
-        <w:rPr>
-          <w:lang w:eastAsia="es-CO"/>
-        </w:rPr>
-        <w:t xml:space="preserve"> </w:t>
-      </w:r>
-      <w:proofErr w:type="spellStart"/>
-      <w:proofErr w:type="gramStart"/>
-      <w:r>
-        <w:rPr>
-          <w:lang w:eastAsia="es-CO"/>
-        </w:rPr>
-        <w:t>calcularPerimetro</w:t>
-      </w:r>
-      <w:proofErr w:type="spellEnd"/>
-      <w:r>
-        <w:rPr>
-          <w:lang w:eastAsia="es-CO"/>
-        </w:rPr>
-        <w:t>(</w:t>
-      </w:r>
-      <w:proofErr w:type="gramEnd"/>
-      <w:r>
-        <w:rPr>
-          <w:lang w:eastAsia="es-CO"/>
-        </w:rPr>
-        <w:t xml:space="preserve">) { </w:t>
-      </w:r>
-      <w:proofErr w:type="spellStart"/>
-      <w:r>
-        <w:rPr>
-          <w:lang w:eastAsia="es-CO"/>
-        </w:rPr>
-        <w:t>return</w:t>
-      </w:r>
-      <w:proofErr w:type="spellEnd"/>
-      <w:r>
-        <w:rPr>
-          <w:lang w:eastAsia="es-CO"/>
-        </w:rPr>
-        <w:t xml:space="preserve"> 2 * (ancho + alto); }</w:t>
-      </w:r>
-    </w:p>
-    <w:p>
-      <w:pPr>
-        <w:rPr>
-          <w:lang w:eastAsia="es-CO"/>
-        </w:rPr>
-      </w:pPr>
-      <w:r>
-        <w:rPr>
-          <w:lang w:eastAsia="es-CO"/>
-        </w:rPr>
-        <w:t xml:space="preserve">    @Override</w:t>
-      </w:r>
-    </w:p>
-    <w:p>
-      <w:pPr>
-        <w:rPr>
-          <w:lang w:eastAsia="es-CO"/>
-        </w:rPr>
-      </w:pPr>
-      <w:r>
-        <w:rPr>
-          <w:lang w:eastAsia="es-CO"/>
-        </w:rPr>
-        <w:t xml:space="preserve">    </w:t>
-      </w:r>
-      <w:proofErr w:type="spellStart"/>
-      <w:r>
-        <w:rPr>
-          <w:lang w:eastAsia="es-CO"/>
-        </w:rPr>
-        <w:t>public</w:t>
-      </w:r>
-      <w:proofErr w:type="spellEnd"/>
-      <w:r>
-        <w:rPr>
-          <w:lang w:eastAsia="es-CO"/>
-        </w:rPr>
-        <w:t xml:space="preserve"> </w:t>
-      </w:r>
-      <w:proofErr w:type="spellStart"/>
-      <w:r>
-        <w:rPr>
-          <w:lang w:eastAsia="es-CO"/>
-        </w:rPr>
-        <w:t>String</w:t>
-      </w:r>
-      <w:proofErr w:type="spellEnd"/>
-      <w:r>
-        <w:rPr>
-          <w:lang w:eastAsia="es-CO"/>
-        </w:rPr>
-        <w:t xml:space="preserve"> </w:t>
-      </w:r>
-      <w:proofErr w:type="spellStart"/>
-      <w:proofErr w:type="gramStart"/>
-      <w:r>
-        <w:rPr>
-          <w:lang w:eastAsia="es-CO"/>
-        </w:rPr>
-        <w:t>toString</w:t>
-      </w:r>
-      <w:proofErr w:type="spellEnd"/>
-      <w:r>
-        <w:rPr>
-          <w:lang w:eastAsia="es-CO"/>
-        </w:rPr>
-        <w:t>(</w:t>
-      </w:r>
-      <w:proofErr w:type="gramEnd"/>
-      <w:r>
-        <w:rPr>
-          <w:lang w:eastAsia="es-CO"/>
-        </w:rPr>
-        <w:t>) {</w:t>
-      </w:r>
-    </w:p>
-    <w:p>
-      <w:pPr>
-        <w:rPr>
-          <w:lang w:eastAsia="es-CO"/>
-        </w:rPr>
-      </w:pPr>
-      <w:r>
-        <w:rPr>
-          <w:lang w:eastAsia="es-CO"/>
-        </w:rPr>
-        <w:lastRenderedPageBreak/>
-        <w:t xml:space="preserve">        </w:t>
-      </w:r>
-      <w:proofErr w:type="spellStart"/>
-      <w:r>
-        <w:rPr>
-          <w:lang w:eastAsia="es-CO"/>
-        </w:rPr>
-        <w:t>return</w:t>
-      </w:r>
-      <w:proofErr w:type="spellEnd"/>
-      <w:r>
-        <w:rPr>
-          <w:lang w:eastAsia="es-CO"/>
-        </w:rPr>
-        <w:t xml:space="preserve"> "</w:t>
-      </w:r>
-      <w:proofErr w:type="gramStart"/>
-      <w:r>
-        <w:rPr>
-          <w:lang w:eastAsia="es-CO"/>
-        </w:rPr>
-        <w:t>Rectángulo[</w:t>
-      </w:r>
-      <w:proofErr w:type="gramEnd"/>
-      <w:r>
-        <w:rPr>
-          <w:lang w:eastAsia="es-CO"/>
-        </w:rPr>
-        <w:t xml:space="preserve">" + ancho + "x" + alto + "] </w:t>
-      </w:r>
-      <w:proofErr w:type="spellStart"/>
-      <w:r>
-        <w:rPr>
-          <w:lang w:eastAsia="es-CO"/>
-        </w:rPr>
-        <w:t>Area</w:t>
-      </w:r>
-      <w:proofErr w:type="spellEnd"/>
-      <w:r>
-        <w:rPr>
-          <w:lang w:eastAsia="es-CO"/>
-        </w:rPr>
-        <w:t xml:space="preserve">=" + </w:t>
-      </w:r>
-      <w:proofErr w:type="spellStart"/>
-      <w:r>
-        <w:rPr>
-          <w:lang w:eastAsia="es-CO"/>
-        </w:rPr>
-        <w:t>calcularArea</w:t>
-      </w:r>
-      <w:proofErr w:type="spellEnd"/>
-      <w:r>
-        <w:rPr>
-          <w:lang w:eastAsia="es-CO"/>
-        </w:rPr>
-        <w:t>();</w:t>
-      </w:r>
-    </w:p>
-    <w:p>
-      <w:pPr>
-        <w:rPr>
-          <w:lang w:eastAsia="es-CO"/>
-        </w:rPr>
-      </w:pPr>
-      <w:r>
-        <w:rPr>
-          <w:lang w:eastAsia="es-CO"/>
-        </w:rPr>
-        <w:t xml:space="preserve">    }</w:t>
-      </w:r>
-    </w:p>
-    <w:p>
-      <w:pPr>
-        <w:rPr>
-          <w:lang w:eastAsia="es-CO"/>
-        </w:rPr>
-      </w:pPr>
-      <w:r>
-        <w:rPr>
-          <w:lang w:eastAsia="es-CO"/>
-        </w:rPr>
-        <w:t>}</w:t>
-      </w:r>
-    </w:p>
-    <w:p>
-      <w:pPr>
-        <w:rPr>
-          <w:lang w:eastAsia="es-CO"/>
-        </w:rPr>
-      </w:pPr>
-      <w:r>
-        <w:rPr>
-          <w:lang w:eastAsia="es-CO"/>
-        </w:rPr>
-        <w:t>// Uso:</w:t>
-      </w:r>
-    </w:p>
-    <w:p>
-      <w:pPr>
-        <w:rPr>
-          <w:lang w:eastAsia="es-CO"/>
-        </w:rPr>
-      </w:pPr>
-      <w:proofErr w:type="spellStart"/>
-      <w:r>
-        <w:rPr>
-          <w:lang w:eastAsia="es-CO"/>
-        </w:rPr>
-        <w:t>Rectangulo</w:t>
-      </w:r>
-      <w:proofErr w:type="spellEnd"/>
-      <w:r>
-        <w:rPr>
-          <w:lang w:eastAsia="es-CO"/>
-        </w:rPr>
-        <w:t xml:space="preserve"> r1 = new </w:t>
-      </w:r>
-      <w:proofErr w:type="spellStart"/>
-      <w:proofErr w:type="gramStart"/>
-      <w:r>
-        <w:rPr>
-          <w:lang w:eastAsia="es-CO"/>
-        </w:rPr>
-        <w:t>Rectangulo</w:t>
-      </w:r>
-      <w:proofErr w:type="spellEnd"/>
-      <w:r>
-        <w:rPr>
-          <w:lang w:eastAsia="es-CO"/>
-        </w:rPr>
-        <w:t>(</w:t>
-      </w:r>
-      <w:proofErr w:type="gramEnd"/>
-      <w:r>
-        <w:rPr>
-          <w:lang w:eastAsia="es-CO"/>
-        </w:rPr>
-        <w:t>);           // Constructor por defecto</w:t>
-      </w:r>
-    </w:p>
-    <w:p>
-      <w:pPr>
-        <w:rPr>
-          <w:lang w:eastAsia="es-CO"/>
-        </w:rPr>
-      </w:pPr>
-      <w:proofErr w:type="spellStart"/>
-      <w:r>
-        <w:rPr>
-          <w:lang w:eastAsia="es-CO"/>
-        </w:rPr>
-        <w:t>Rectangulo</w:t>
-      </w:r>
-      <w:proofErr w:type="spellEnd"/>
-      <w:r>
-        <w:rPr>
-          <w:lang w:eastAsia="es-CO"/>
-        </w:rPr>
-        <w:t xml:space="preserve"> r2 = new </w:t>
-      </w:r>
-      <w:proofErr w:type="spellStart"/>
-      <w:proofErr w:type="gramStart"/>
-      <w:r>
-        <w:rPr>
-          <w:lang w:eastAsia="es-CO"/>
-        </w:rPr>
-        <w:t>Rectangulo</w:t>
-      </w:r>
-      <w:proofErr w:type="spellEnd"/>
-      <w:r>
-        <w:rPr>
-          <w:lang w:eastAsia="es-CO"/>
-        </w:rPr>
-        <w:t>(</w:t>
-      </w:r>
-      <w:proofErr w:type="gramEnd"/>
-      <w:r>
-        <w:rPr>
-          <w:lang w:eastAsia="es-CO"/>
-        </w:rPr>
-        <w:t>5.0, 3.0);   // Constructor parametrizado</w:t>
-      </w:r>
-    </w:p>
-    <w:p>
-      <w:pPr>
-        <w:rPr>
-          <w:lang w:eastAsia="es-CO"/>
-        </w:rPr>
-      </w:pPr>
-      <w:proofErr w:type="spellStart"/>
-      <w:r>
-        <w:rPr>
-          <w:lang w:eastAsia="es-CO"/>
-        </w:rPr>
-        <w:t>Rectangulo</w:t>
-      </w:r>
-      <w:proofErr w:type="spellEnd"/>
-      <w:r>
-        <w:rPr>
-          <w:lang w:eastAsia="es-CO"/>
-        </w:rPr>
-        <w:t xml:space="preserve"> r3 = new </w:t>
-      </w:r>
-      <w:proofErr w:type="spellStart"/>
-      <w:r>
-        <w:rPr>
-          <w:lang w:eastAsia="es-CO"/>
-        </w:rPr>
-        <w:t>Rectangulo</w:t>
-      </w:r>
-      <w:proofErr w:type="spellEnd"/>
-      <w:r>
-        <w:rPr>
-          <w:lang w:eastAsia="es-CO"/>
-        </w:rPr>
-        <w:t>(r2</w:t>
-      </w:r>
-      <w:proofErr w:type="gramStart"/>
-      <w:r>
-        <w:rPr>
-          <w:lang w:eastAsia="es-CO"/>
-        </w:rPr>
-        <w:t xml:space="preserve">);   </w:t>
-      </w:r>
-      <w:proofErr w:type="gramEnd"/>
-      <w:r>
-        <w:rPr>
-          <w:lang w:eastAsia="es-CO"/>
-        </w:rPr>
-        <w:t xml:space="preserve">       // Constructor de copia</w:t>
-      </w:r>
-    </w:p>
-    <w:p>
-      <w:pPr>
-        <w:rPr>
-          <w:lang w:eastAsia="es-CO"/>
-        </w:rPr>
-      </w:pPr>
-      <w:proofErr w:type="spellStart"/>
-      <w:r>
-        <w:rPr>
-          <w:lang w:eastAsia="es-CO"/>
-        </w:rPr>
-        <w:t>System.out.println</w:t>
-      </w:r>
-      <w:proofErr w:type="spellEnd"/>
-      <w:r>
-        <w:rPr>
-          <w:lang w:eastAsia="es-CO"/>
-        </w:rPr>
-        <w:t>(r2</w:t>
-      </w:r>
-      <w:proofErr w:type="gramStart"/>
-      <w:r>
-        <w:rPr>
-          <w:lang w:eastAsia="es-CO"/>
-        </w:rPr>
-        <w:t>);  /</w:t>
-      </w:r>
-      <w:proofErr w:type="gramEnd"/>
-      <w:r>
-        <w:rPr>
-          <w:lang w:eastAsia="es-CO"/>
-        </w:rPr>
-        <w:t xml:space="preserve">/ Rectángulo[5.0x3.0] </w:t>
-      </w:r>
-      <w:proofErr w:type="spellStart"/>
-      <w:r>
-        <w:rPr>
-          <w:lang w:eastAsia="es-CO"/>
-        </w:rPr>
-        <w:t>Area</w:t>
-      </w:r>
-      <w:proofErr w:type="spellEnd"/>
-      <w:r>
-        <w:rPr>
-          <w:lang w:eastAsia="es-CO"/>
-        </w:rPr>
-        <w:t>=15.0</w:t>
-      </w:r>
-    </w:p>
-    <w:p>
-      <w:pPr>
-        <w:rPr>
-          <w:lang w:eastAsia="es-CO"/>
-        </w:rPr>
-      </w:pPr>
-    </w:p>
-    <w:p>
-      <w:pPr>
-        <w:rPr>
-          <w:lang w:eastAsia="es-CO"/>
-        </w:rPr>
-      </w:pPr>
-      <w:r>
-        <w:rPr>
-          <w:lang w:eastAsia="es-CO"/>
-        </w:rPr>
-        <w:t xml:space="preserve">En Java, a diferencia de C++, no existen destructores explícitos. La gestión de memoria es automática a través del </w:t>
-      </w:r>
-      <w:proofErr w:type="spellStart"/>
-      <w:r>
-        <w:rPr>
-          <w:lang w:eastAsia="es-CO"/>
-        </w:rPr>
-        <w:t>Garbage</w:t>
-      </w:r>
-      <w:proofErr w:type="spellEnd"/>
-      <w:r>
-        <w:rPr>
-          <w:lang w:eastAsia="es-CO"/>
-        </w:rPr>
-        <w:t xml:space="preserve"> </w:t>
-      </w:r>
-      <w:proofErr w:type="spellStart"/>
-      <w:r>
-        <w:rPr>
-          <w:lang w:eastAsia="es-CO"/>
-        </w:rPr>
-        <w:t>Collector</w:t>
-      </w:r>
-      <w:proofErr w:type="spellEnd"/>
-      <w:r>
-        <w:rPr>
-          <w:lang w:eastAsia="es-CO"/>
-        </w:rPr>
-        <w:t xml:space="preserve"> (GC), que detecta y libera los objetos sin referencias activas. Cuando es necesario liberar recursos específicos (archivos, conexiones de red), se utiliza el bloque try-</w:t>
-      </w:r>
-      <w:proofErr w:type="spellStart"/>
-      <w:r>
-        <w:rPr>
-          <w:lang w:eastAsia="es-CO"/>
-        </w:rPr>
-        <w:t>with</w:t>
-      </w:r>
-      <w:proofErr w:type="spellEnd"/>
-      <w:r>
-        <w:rPr>
-          <w:lang w:eastAsia="es-CO"/>
-        </w:rPr>
-        <w:t>-</w:t>
-      </w:r>
-      <w:proofErr w:type="spellStart"/>
-      <w:r>
-        <w:rPr>
-          <w:lang w:eastAsia="es-CO"/>
-        </w:rPr>
-        <w:t>resources</w:t>
-      </w:r>
-      <w:proofErr w:type="spellEnd"/>
-      <w:r>
-        <w:rPr>
-          <w:lang w:eastAsia="es-CO"/>
-        </w:rPr>
-        <w:t xml:space="preserve"> introducido en Java 7, que cierra automáticamente los recursos al finalizar el bloque.</w:t>
-      </w:r>
-    </w:p>
-    <w:p>
-      <w:pPr>
-        <w:pStyle w:val="Ttulo2"/>
-      </w:pPr>
-      <w:bookmarkStart w:id="9" w:name="_Toc228456278"/>
-      <w:r>
-        <w:t>Clases abstractas, interfaces y principios SOLID</w:t>
-      </w:r>
-      <w:bookmarkEnd w:id="9"/>
-    </w:p>
-    <w:p>
-      <w:pPr>
-        <w:rPr>
-          <w:lang w:eastAsia="es-CO"/>
-        </w:rPr>
-      </w:pPr>
-      <w:r>
-        <w:rPr>
-          <w:lang w:eastAsia="es-CO"/>
-        </w:rPr>
-        <w:t xml:space="preserve">En Java, una clase abstracta se declara con la palabra clave </w:t>
-      </w:r>
-      <w:proofErr w:type="spellStart"/>
-      <w:r>
-        <w:rPr>
-          <w:lang w:eastAsia="es-CO"/>
-        </w:rPr>
-        <w:t>abstract</w:t>
-      </w:r>
-      <w:proofErr w:type="spellEnd"/>
-      <w:r>
-        <w:rPr>
-          <w:lang w:eastAsia="es-CO"/>
-        </w:rPr>
-        <w:t xml:space="preserve"> y puede contener dos tipos de métodos:</w:t>
-      </w:r>
-      <w:r>
-        <w:rPr>
-          <w:lang w:eastAsia="es-CO"/>
-        </w:rPr>
-        <w:t xml:space="preserve"> </w:t>
-      </w:r>
-    </w:p>
-    <w:p>
-      <w:pPr>
-        <w:spacing w:before="0" w:after="0" w:line="240" w:lineRule="auto"/>
-        <w:ind w:firstLine="0"/>
-        <w:rPr>
-          <w:lang w:eastAsia="es-CO"/>
-        </w:rPr>
-      </w:pPr>
-      <w:r>
-        <w:rPr>
-          <w:lang w:eastAsia="es-CO"/>
-        </w:rPr>
-        <w:br w:type="page"/>
       </w:r>
     </w:p>
     <w:p>
@@ -10080,7 +10076,7 @@
       <w:pPr>
         <w:pStyle w:val="Ttulo1"/>
       </w:pPr>
-      <w:bookmarkStart w:id="10" w:name="_Toc228456279"/>
+      <w:bookmarkStart w:id="10" w:name="_Toc228887984"/>
       <w:r>
         <w:lastRenderedPageBreak/>
         <w:t>Modelado de sistemas mediante UML</w:t>
@@ -10149,6 +10145,9 @@
       <w:bookmarkStart w:id="15" w:name="_Toc228436711"/>
       <w:bookmarkStart w:id="16" w:name="_Toc228455587"/>
       <w:bookmarkStart w:id="17" w:name="_Toc228456280"/>
+      <w:bookmarkStart w:id="18" w:name="_Toc228801354"/>
+      <w:bookmarkStart w:id="19" w:name="_Toc228802377"/>
+      <w:bookmarkStart w:id="20" w:name="_Toc228887985"/>
       <w:bookmarkEnd w:id="11"/>
       <w:bookmarkEnd w:id="12"/>
       <w:bookmarkEnd w:id="13"/>
@@ -10156,16 +10155,19 @@
       <w:bookmarkEnd w:id="15"/>
       <w:bookmarkEnd w:id="16"/>
       <w:bookmarkEnd w:id="17"/>
+      <w:bookmarkEnd w:id="18"/>
+      <w:bookmarkEnd w:id="19"/>
+      <w:bookmarkEnd w:id="20"/>
     </w:p>
     <w:p>
       <w:pPr>
         <w:pStyle w:val="Ttulo2"/>
       </w:pPr>
-      <w:bookmarkStart w:id="18" w:name="_Toc228456281"/>
+      <w:bookmarkStart w:id="21" w:name="_Toc228887986"/>
       <w:r>
         <w:t>Lenguaje de modelado unificado UML</w:t>
       </w:r>
-      <w:bookmarkEnd w:id="18"/>
+      <w:bookmarkEnd w:id="21"/>
     </w:p>
     <w:p>
       <w:pPr>
@@ -10365,11 +10367,11 @@
       <w:pPr>
         <w:pStyle w:val="Ttulo2"/>
       </w:pPr>
-      <w:bookmarkStart w:id="19" w:name="_Toc228456282"/>
+      <w:bookmarkStart w:id="22" w:name="_Toc228887987"/>
       <w:r>
         <w:t>Diagramas de clases</w:t>
       </w:r>
-      <w:bookmarkEnd w:id="19"/>
+      <w:bookmarkEnd w:id="22"/>
     </w:p>
     <w:p>
       <w:pPr>
@@ -10575,26 +10577,20 @@
     </w:p>
     <w:p>
       <w:pPr>
-        <w:pStyle w:val="Figura"/>
-        <w:numPr>
-          <w:ilvl w:val="0"/>
-          <w:numId w:val="0"/>
-        </w:numPr>
-        <w:ind w:left="1080"/>
-        <w:jc w:val="both"/>
-        <w:rPr>
-          <w:sz w:val="24"/>
+        <w:rPr>
+          <w:lang w:eastAsia="es-CO"/>
         </w:rPr>
       </w:pPr>
       <w:r>
         <w:rPr>
           <w:noProof/>
+          <w:lang w:eastAsia="es-CO"/>
         </w:rPr>
         <w:drawing>
-          <wp:inline distT="0" distB="0" distL="0" distR="0" wp14:anchorId="1A4A3CAA" wp14:editId="185BC683">
-            <wp:extent cx="5335325" cy="1693907"/>
-            <wp:effectExtent l="0" t="0" r="0" b="1905"/>
-            <wp:docPr id="7" name="Imagen 7" descr="Figura 1 que presenta el mismo diagrama UML de la clase Estudiante, retomado con un enfoque distinto, orientado a identificar la notación de visibilidad y acceso. Se destacan los atributos privados, marcados con –, y los métodos públicos, señalados con +, como parte de la interfaz externa de la clase."/>
+          <wp:inline distT="0" distB="0" distL="0" distR="0" wp14:anchorId="2A38560A" wp14:editId="41965BA4">
+            <wp:extent cx="5553075" cy="1764154"/>
+            <wp:effectExtent l="0" t="0" r="0" b="7620"/>
+            <wp:docPr id="11" name="Imagen 11" descr="Figura 1 que presenta el mismo diagrama UML de la clase Estudiante, retomado con un enfoque distinto, orientado a identificar la notación de visibilidad y acceso. Se destacan los atributos privados, marcados con –, y los métodos públicos, señalados con +, como parte de la interfaz externa de la clase."/>
             <wp:cNvGraphicFramePr>
               <a:graphicFrameLocks xmlns:a="http://schemas.openxmlformats.org/drawingml/2006/main" noChangeAspect="1"/>
             </wp:cNvGraphicFramePr>
@@ -10602,10 +10598,8 @@
               <a:graphicData uri="http://schemas.openxmlformats.org/drawingml/2006/picture">
                 <pic:pic xmlns:pic="http://schemas.openxmlformats.org/drawingml/2006/picture">
                   <pic:nvPicPr>
-                    <pic:cNvPr id="7" name="Imagen 7" descr="Figura 1 que presenta el mismo diagrama UML de la clase Estudiante, retomado con un enfoque distinto, orientado a identificar la notación de visibilidad y acceso. Se destacan los atributos privados, marcados con –, y los métodos públicos, señalados con +, como parte de la interfaz externa de la clase."/>
-                    <pic:cNvPicPr>
-                      <a:picLocks noChangeAspect="1" noChangeArrowheads="1"/>
-                    </pic:cNvPicPr>
+                    <pic:cNvPr id="11" name="Imagen 11" descr="Figura 1 que presenta el mismo diagrama UML de la clase Estudiante, retomado con un enfoque distinto, orientado a identificar la notación de visibilidad y acceso. Se destacan los atributos privados, marcados con –, y los métodos públicos, señalados con +, como parte de la interfaz externa de la clase."/>
+                    <pic:cNvPicPr/>
                   </pic:nvPicPr>
                   <pic:blipFill>
                     <a:blip r:embed="rId11">
@@ -10615,23 +10609,18 @@
                         </a:ext>
                       </a:extLst>
                     </a:blip>
-                    <a:srcRect/>
                     <a:stretch>
                       <a:fillRect/>
                     </a:stretch>
                   </pic:blipFill>
-                  <pic:spPr bwMode="auto">
+                  <pic:spPr>
                     <a:xfrm>
                       <a:off x="0" y="0"/>
-                      <a:ext cx="5356593" cy="1700659"/>
+                      <a:ext cx="5563385" cy="1767429"/>
                     </a:xfrm>
                     <a:prstGeom prst="rect">
                       <a:avLst/>
                     </a:prstGeom>
-                    <a:noFill/>
-                    <a:ln>
-                      <a:noFill/>
-                    </a:ln>
                   </pic:spPr>
                 </pic:pic>
               </a:graphicData>
@@ -10675,7 +10664,33 @@
         <w:rPr>
           <w:lang w:eastAsia="es-CO"/>
         </w:rPr>
-        <w:t xml:space="preserve">- código: </w:t>
+        <w:t xml:space="preserve">- </w:t>
+      </w:r>
+      <w:proofErr w:type="spellStart"/>
+      <w:r>
+        <w:rPr>
+          <w:lang w:eastAsia="es-CO"/>
+        </w:rPr>
+        <w:t>c</w:t>
+      </w:r>
+      <w:r>
+        <w:rPr>
+          <w:lang w:eastAsia="es-CO"/>
+        </w:rPr>
+        <w:t>o</w:t>
+      </w:r>
+      <w:r>
+        <w:rPr>
+          <w:lang w:eastAsia="es-CO"/>
+        </w:rPr>
+        <w:t>digo</w:t>
+      </w:r>
+      <w:proofErr w:type="spellEnd"/>
+      <w:r>
+        <w:rPr>
+          <w:lang w:eastAsia="es-CO"/>
+        </w:rPr>
+        <w:t xml:space="preserve">: </w:t>
       </w:r>
       <w:proofErr w:type="spellStart"/>
       <w:r>
@@ -10838,6 +10853,7 @@
         <w:rPr>
           <w:lang w:eastAsia="es-CO"/>
         </w:rPr>
+        <w:lastRenderedPageBreak/>
         <w:t xml:space="preserve">+ </w:t>
       </w:r>
       <w:proofErr w:type="spellStart"/>
@@ -10881,7 +10897,6 @@
         <w:rPr>
           <w:lang w:eastAsia="es-CO"/>
         </w:rPr>
-        <w:lastRenderedPageBreak/>
         <w:t xml:space="preserve">En el diagrama se puede notar que los atributos: </w:t>
       </w:r>
       <w:proofErr w:type="spellStart"/>
@@ -10922,11 +10937,11 @@
       <w:pPr>
         <w:pStyle w:val="Ttulo2"/>
       </w:pPr>
-      <w:bookmarkStart w:id="20" w:name="_Toc228456283"/>
+      <w:bookmarkStart w:id="23" w:name="_Toc228887988"/>
       <w:r>
         <w:t>Relaciones entre clases: asociación, agregación, composición y herencia</w:t>
       </w:r>
-      <w:bookmarkEnd w:id="20"/>
+      <w:bookmarkEnd w:id="23"/>
     </w:p>
     <w:p>
       <w:pPr>
@@ -10995,7 +11010,7 @@
           <w:noProof/>
         </w:rPr>
         <w:drawing>
-          <wp:inline distT="0" distB="0" distL="0" distR="0" wp14:anchorId="1718EC67" wp14:editId="7D9A8060">
+          <wp:inline distT="0" distB="0" distL="0" distR="0" wp14:anchorId="1718EC67" wp14:editId="3C75685C">
             <wp:extent cx="5192785" cy="2775006"/>
             <wp:effectExtent l="0" t="0" r="8255" b="6350"/>
             <wp:docPr id="8" name="Imagen 8" descr="Figura 2 que ilustra los tipos de relaciones en diagramas de clases UML: composición y agregación. El ejemplo muestra la relación de composición entre Pedido y DetallePedido, donde los detalles dependen del ciclo de vida del pedido, y la relación de agregación entre Departamento y Empleado, en la que los empleados pueden existir independientemente del departamento al que estén asociados."/>
@@ -11027,7 +11042,7 @@
                   <pic:spPr bwMode="auto">
                     <a:xfrm>
                       <a:off x="0" y="0"/>
-                      <a:ext cx="5246357" cy="2803635"/>
+                      <a:ext cx="5192785" cy="2775006"/>
                     </a:xfrm>
                     <a:prstGeom prst="rect">
                       <a:avLst/>
@@ -13094,11 +13109,11 @@
       <w:pPr>
         <w:pStyle w:val="Ttulo2"/>
       </w:pPr>
-      <w:bookmarkStart w:id="21" w:name="_Toc228456284"/>
+      <w:bookmarkStart w:id="24" w:name="_Toc228887989"/>
       <w:r>
         <w:t>Relaciones entre clases: asociación, agregación, composición y herencia</w:t>
       </w:r>
-      <w:bookmarkEnd w:id="21"/>
+      <w:bookmarkEnd w:id="24"/>
     </w:p>
     <w:p>
       <w:pPr>
@@ -14034,12 +14049,12 @@
       <w:pPr>
         <w:pStyle w:val="Ttulo2"/>
       </w:pPr>
-      <w:bookmarkStart w:id="22" w:name="_Toc228456285"/>
+      <w:bookmarkStart w:id="25" w:name="_Toc228887990"/>
       <w:r>
         <w:lastRenderedPageBreak/>
         <w:t>Ejemplo integrador: sistema de gestión académica</w:t>
       </w:r>
-      <w:bookmarkEnd w:id="22"/>
+      <w:bookmarkEnd w:id="25"/>
     </w:p>
     <w:p>
       <w:pPr>
@@ -14676,12 +14691,12 @@
       <w:r>
         <w:br w:type="page"/>
       </w:r>
-      <w:bookmarkStart w:id="23" w:name="_Toc228456286"/>
+      <w:bookmarkStart w:id="26" w:name="_Toc228887991"/>
       <w:r>
         <w:lastRenderedPageBreak/>
         <w:t>Encapsulamiento y control de acceso en clases</w:t>
       </w:r>
-      <w:bookmarkEnd w:id="23"/>
+      <w:bookmarkEnd w:id="26"/>
     </w:p>
     <w:p>
       <w:pPr>
@@ -14738,22 +14753,28 @@
           <w:lang w:eastAsia="es-CO"/>
         </w:rPr>
       </w:pPr>
-      <w:bookmarkStart w:id="24" w:name="_Toc228436718"/>
-      <w:bookmarkStart w:id="25" w:name="_Toc228455594"/>
-      <w:bookmarkStart w:id="26" w:name="_Toc228456287"/>
-      <w:bookmarkEnd w:id="24"/>
-      <w:bookmarkEnd w:id="25"/>
-      <w:bookmarkEnd w:id="26"/>
+      <w:bookmarkStart w:id="27" w:name="_Toc228436718"/>
+      <w:bookmarkStart w:id="28" w:name="_Toc228455594"/>
+      <w:bookmarkStart w:id="29" w:name="_Toc228456287"/>
+      <w:bookmarkStart w:id="30" w:name="_Toc228801361"/>
+      <w:bookmarkStart w:id="31" w:name="_Toc228802384"/>
+      <w:bookmarkStart w:id="32" w:name="_Toc228887992"/>
+      <w:bookmarkEnd w:id="27"/>
+      <w:bookmarkEnd w:id="28"/>
+      <w:bookmarkEnd w:id="29"/>
+      <w:bookmarkEnd w:id="30"/>
+      <w:bookmarkEnd w:id="31"/>
+      <w:bookmarkEnd w:id="32"/>
     </w:p>
     <w:p>
       <w:pPr>
         <w:pStyle w:val="Ttulo2"/>
       </w:pPr>
-      <w:bookmarkStart w:id="27" w:name="_Toc228456288"/>
+      <w:bookmarkStart w:id="33" w:name="_Toc228887993"/>
       <w:r>
         <w:t>Encapsulamiento en programación orientada a objetos</w:t>
       </w:r>
-      <w:bookmarkEnd w:id="27"/>
+      <w:bookmarkEnd w:id="33"/>
     </w:p>
     <w:p>
       <w:pPr>
@@ -16116,11 +16137,11 @@
       <w:pPr>
         <w:pStyle w:val="Ttulo2"/>
       </w:pPr>
-      <w:bookmarkStart w:id="28" w:name="_Toc228456289"/>
+      <w:bookmarkStart w:id="34" w:name="_Toc228887994"/>
       <w:r>
         <w:t>Modificadores de acceso público, privado y protegido</w:t>
       </w:r>
-      <w:bookmarkEnd w:id="28"/>
+      <w:bookmarkEnd w:id="34"/>
     </w:p>
     <w:p>
       <w:pPr>
@@ -16464,7 +16485,21 @@
         <w:rPr>
           <w:lang w:eastAsia="es-CO"/>
         </w:rPr>
-        <w:t xml:space="preserve"> int </w:t>
+        <w:t xml:space="preserve"> </w:t>
+      </w:r>
+      <w:proofErr w:type="spellStart"/>
+      <w:r>
+        <w:rPr>
+          <w:lang w:eastAsia="es-CO"/>
+        </w:rPr>
+        <w:t>int</w:t>
+      </w:r>
+      <w:proofErr w:type="spellEnd"/>
+      <w:r>
+        <w:rPr>
+          <w:lang w:eastAsia="es-CO"/>
+        </w:rPr>
+        <w:t xml:space="preserve"> </w:t>
       </w:r>
       <w:proofErr w:type="gramStart"/>
       <w:r>
@@ -17632,7 +17667,7 @@
       <w:pPr>
         <w:pStyle w:val="Ttulo2"/>
       </w:pPr>
-      <w:bookmarkStart w:id="29" w:name="_Toc228456290"/>
+      <w:bookmarkStart w:id="35" w:name="_Toc228887995"/>
       <w:proofErr w:type="spellStart"/>
       <w:r>
         <w:t>Getters</w:t>
@@ -17649,7 +17684,7 @@
       <w:r>
         <w:t xml:space="preserve"> y el patrón de encapsulamiento completo</w:t>
       </w:r>
-      <w:bookmarkEnd w:id="29"/>
+      <w:bookmarkEnd w:id="35"/>
     </w:p>
     <w:p>
       <w:pPr>
@@ -19276,11 +19311,11 @@
       <w:pPr>
         <w:pStyle w:val="Ttulo2"/>
       </w:pPr>
-      <w:bookmarkStart w:id="30" w:name="_Toc228456291"/>
+      <w:bookmarkStart w:id="36" w:name="_Toc228887996"/>
       <w:r>
         <w:t>lases anidadas e internas en Java</w:t>
       </w:r>
-      <w:bookmarkEnd w:id="30"/>
+      <w:bookmarkEnd w:id="36"/>
     </w:p>
     <w:p>
       <w:pPr>
@@ -20835,12 +20870,12 @@
       <w:pPr>
         <w:pStyle w:val="Ttulo1"/>
       </w:pPr>
-      <w:bookmarkStart w:id="31" w:name="_Toc228456292"/>
+      <w:bookmarkStart w:id="37" w:name="_Toc228887997"/>
       <w:r>
         <w:lastRenderedPageBreak/>
         <w:t>Implementación de la programación orientada a objetos en Java</w:t>
       </w:r>
-      <w:bookmarkEnd w:id="31"/>
+      <w:bookmarkEnd w:id="37"/>
     </w:p>
     <w:p>
       <w:pPr>
@@ -20913,22 +20948,28 @@
           <w:lang w:eastAsia="es-CO"/>
         </w:rPr>
       </w:pPr>
-      <w:bookmarkStart w:id="32" w:name="_Toc228436724"/>
-      <w:bookmarkStart w:id="33" w:name="_Toc228455600"/>
-      <w:bookmarkStart w:id="34" w:name="_Toc228456293"/>
-      <w:bookmarkEnd w:id="32"/>
-      <w:bookmarkEnd w:id="33"/>
-      <w:bookmarkEnd w:id="34"/>
+      <w:bookmarkStart w:id="38" w:name="_Toc228436724"/>
+      <w:bookmarkStart w:id="39" w:name="_Toc228455600"/>
+      <w:bookmarkStart w:id="40" w:name="_Toc228456293"/>
+      <w:bookmarkStart w:id="41" w:name="_Toc228801367"/>
+      <w:bookmarkStart w:id="42" w:name="_Toc228802390"/>
+      <w:bookmarkStart w:id="43" w:name="_Toc228887998"/>
+      <w:bookmarkEnd w:id="38"/>
+      <w:bookmarkEnd w:id="39"/>
+      <w:bookmarkEnd w:id="40"/>
+      <w:bookmarkEnd w:id="41"/>
+      <w:bookmarkEnd w:id="42"/>
+      <w:bookmarkEnd w:id="43"/>
     </w:p>
     <w:p>
       <w:pPr>
         <w:pStyle w:val="Ttulo2"/>
       </w:pPr>
-      <w:bookmarkStart w:id="35" w:name="_Toc228456294"/>
+      <w:bookmarkStart w:id="44" w:name="_Toc228887999"/>
       <w:r>
         <w:t>Codificación de diagramas de clases</w:t>
       </w:r>
-      <w:bookmarkEnd w:id="35"/>
+      <w:bookmarkEnd w:id="44"/>
     </w:p>
     <w:p>
       <w:pPr>
@@ -22867,11 +22908,11 @@
       <w:pPr>
         <w:pStyle w:val="Ttulo2"/>
       </w:pPr>
-      <w:bookmarkStart w:id="36" w:name="_Toc228456295"/>
+      <w:bookmarkStart w:id="45" w:name="_Toc228888000"/>
       <w:r>
         <w:t>Implementación de la herencia en objetos</w:t>
       </w:r>
-      <w:bookmarkEnd w:id="36"/>
+      <w:bookmarkEnd w:id="45"/>
     </w:p>
     <w:p>
       <w:pPr>
@@ -24468,11 +24509,11 @@
       <w:pPr>
         <w:pStyle w:val="Ttulo2"/>
       </w:pPr>
-      <w:bookmarkStart w:id="37" w:name="_Toc228456296"/>
+      <w:bookmarkStart w:id="46" w:name="_Toc228888001"/>
       <w:r>
         <w:t>Reutilización de código, interfaces y tipos de herencia</w:t>
       </w:r>
-      <w:bookmarkEnd w:id="37"/>
+      <w:bookmarkEnd w:id="46"/>
     </w:p>
     <w:p>
       <w:pPr>
@@ -25295,11 +25336,11 @@
       <w:pPr>
         <w:pStyle w:val="Ttulo2"/>
       </w:pPr>
-      <w:bookmarkStart w:id="38" w:name="_Toc228456297"/>
+      <w:bookmarkStart w:id="47" w:name="_Toc228888002"/>
       <w:r>
         <w:t>Polimorfismo y sobreescritura de métodos</w:t>
       </w:r>
-      <w:bookmarkEnd w:id="38"/>
+      <w:bookmarkEnd w:id="47"/>
     </w:p>
     <w:p>
       <w:pPr>
@@ -26735,12 +26776,12 @@
       <w:pPr>
         <w:pStyle w:val="Ttulo1"/>
       </w:pPr>
-      <w:bookmarkStart w:id="39" w:name="_Toc228456298"/>
+      <w:bookmarkStart w:id="48" w:name="_Toc228888003"/>
       <w:r>
         <w:lastRenderedPageBreak/>
         <w:t>Validación y ajustes del programa</w:t>
       </w:r>
-      <w:bookmarkEnd w:id="39"/>
+      <w:bookmarkEnd w:id="48"/>
     </w:p>
     <w:p>
       <w:pPr>
@@ -26766,6 +26807,13 @@
         </w:rPr>
         <w:t xml:space="preserve"> que garantizan que la aplicación funcione correctamente, procese datos válidos y brinde una experiencia adecuada al usuario. Un programa sin controles de validación es susceptible a errores, datos inconsistentes y comportamientos inesperados que pueden afectar negativamente la experiencia del usuario y la integridad del sistema.</w:t>
       </w:r>
+    </w:p>
+    <w:p>
+      <w:pPr>
+        <w:rPr>
+          <w:lang w:eastAsia="es-CO"/>
+        </w:rPr>
+      </w:pPr>
     </w:p>
     <w:p>
       <w:pPr>
@@ -26790,22 +26838,28 @@
           <w:lang w:eastAsia="es-CO"/>
         </w:rPr>
       </w:pPr>
-      <w:bookmarkStart w:id="40" w:name="_Toc228436730"/>
-      <w:bookmarkStart w:id="41" w:name="_Toc228455606"/>
-      <w:bookmarkStart w:id="42" w:name="_Toc228456299"/>
-      <w:bookmarkEnd w:id="40"/>
-      <w:bookmarkEnd w:id="41"/>
-      <w:bookmarkEnd w:id="42"/>
+      <w:bookmarkStart w:id="49" w:name="_Toc228436730"/>
+      <w:bookmarkStart w:id="50" w:name="_Toc228455606"/>
+      <w:bookmarkStart w:id="51" w:name="_Toc228456299"/>
+      <w:bookmarkStart w:id="52" w:name="_Toc228801373"/>
+      <w:bookmarkStart w:id="53" w:name="_Toc228802396"/>
+      <w:bookmarkStart w:id="54" w:name="_Toc228888004"/>
+      <w:bookmarkEnd w:id="49"/>
+      <w:bookmarkEnd w:id="50"/>
+      <w:bookmarkEnd w:id="51"/>
+      <w:bookmarkEnd w:id="52"/>
+      <w:bookmarkEnd w:id="53"/>
+      <w:bookmarkEnd w:id="54"/>
     </w:p>
     <w:p>
       <w:pPr>
         <w:pStyle w:val="Ttulo2"/>
       </w:pPr>
-      <w:bookmarkStart w:id="43" w:name="_Toc228456300"/>
+      <w:bookmarkStart w:id="55" w:name="_Toc228888005"/>
       <w:r>
         <w:t>Controles de validación en aplicaciones Java</w:t>
       </w:r>
-      <w:bookmarkEnd w:id="43"/>
+      <w:bookmarkEnd w:id="55"/>
     </w:p>
     <w:p>
       <w:pPr>
@@ -28206,11 +28260,11 @@
       <w:pPr>
         <w:pStyle w:val="Ttulo2"/>
       </w:pPr>
-      <w:bookmarkStart w:id="44" w:name="_Toc228456301"/>
+      <w:bookmarkStart w:id="56" w:name="_Toc228888006"/>
       <w:r>
         <w:t>Manejo de excepciones en Java</w:t>
       </w:r>
-      <w:bookmarkEnd w:id="44"/>
+      <w:bookmarkEnd w:id="56"/>
     </w:p>
     <w:p>
       <w:pPr>
@@ -29682,11 +29736,11 @@
       <w:pPr>
         <w:pStyle w:val="Ttulo2"/>
       </w:pPr>
-      <w:bookmarkStart w:id="45" w:name="_Toc228456302"/>
+      <w:bookmarkStart w:id="57" w:name="_Toc228888007"/>
       <w:r>
         <w:t>Refactorización, pruebas y depuración del programa</w:t>
       </w:r>
-      <w:bookmarkEnd w:id="45"/>
+      <w:bookmarkEnd w:id="57"/>
     </w:p>
     <w:p>
       <w:pPr>
@@ -29755,16 +29809,14 @@
         <w:lastRenderedPageBreak/>
         <w:t xml:space="preserve">Depuración - </w:t>
       </w:r>
-      <w:proofErr w:type="spellStart"/>
-      <w:r>
-        <w:rPr>
+      <w:r>
+        <w:rPr>
+          <w:rStyle w:val="Extranjerismo"/>
           <w:b/>
           <w:bCs/>
-          <w:lang w:eastAsia="es-CO"/>
         </w:rPr>
         <w:t>Debugging</w:t>
       </w:r>
-      <w:proofErr w:type="spellEnd"/>
     </w:p>
     <w:p>
       <w:pPr>
@@ -30696,11 +30748,11 @@
       <w:pPr>
         <w:pStyle w:val="Ttulo2"/>
       </w:pPr>
-      <w:bookmarkStart w:id="46" w:name="_Toc228456303"/>
+      <w:bookmarkStart w:id="58" w:name="_Toc228888008"/>
       <w:r>
         <w:t>Buenas prácticas y patrones de diseño básicos</w:t>
       </w:r>
-      <w:bookmarkEnd w:id="46"/>
+      <w:bookmarkEnd w:id="58"/>
     </w:p>
     <w:p>
       <w:pPr>
@@ -31168,12 +31220,12 @@
       <w:pPr>
         <w:pStyle w:val="Ttulo1"/>
       </w:pPr>
-      <w:bookmarkStart w:id="47" w:name="_Toc228456304"/>
+      <w:bookmarkStart w:id="59" w:name="_Toc228888009"/>
       <w:r>
         <w:lastRenderedPageBreak/>
         <w:t>Proyecto integrador: sistema de registro académico</w:t>
       </w:r>
-      <w:bookmarkEnd w:id="47"/>
+      <w:bookmarkEnd w:id="59"/>
     </w:p>
     <w:p>
       <w:pPr>
@@ -36430,22 +36482,28 @@
           <w:lang w:eastAsia="es-CO"/>
         </w:rPr>
       </w:pPr>
-      <w:bookmarkStart w:id="48" w:name="_Toc228436736"/>
-      <w:bookmarkStart w:id="49" w:name="_Toc228455612"/>
-      <w:bookmarkStart w:id="50" w:name="_Toc228456305"/>
-      <w:bookmarkEnd w:id="48"/>
-      <w:bookmarkEnd w:id="49"/>
-      <w:bookmarkEnd w:id="50"/>
+      <w:bookmarkStart w:id="60" w:name="_Toc228436736"/>
+      <w:bookmarkStart w:id="61" w:name="_Toc228455612"/>
+      <w:bookmarkStart w:id="62" w:name="_Toc228456305"/>
+      <w:bookmarkStart w:id="63" w:name="_Toc228801379"/>
+      <w:bookmarkStart w:id="64" w:name="_Toc228802402"/>
+      <w:bookmarkStart w:id="65" w:name="_Toc228888010"/>
+      <w:bookmarkEnd w:id="60"/>
+      <w:bookmarkEnd w:id="61"/>
+      <w:bookmarkEnd w:id="62"/>
+      <w:bookmarkEnd w:id="63"/>
+      <w:bookmarkEnd w:id="64"/>
+      <w:bookmarkEnd w:id="65"/>
     </w:p>
     <w:p>
       <w:pPr>
         <w:pStyle w:val="Ttulo2"/>
       </w:pPr>
-      <w:bookmarkStart w:id="51" w:name="_Toc228456306"/>
+      <w:bookmarkStart w:id="66" w:name="_Toc228888011"/>
       <w:r>
         <w:t>Reflexión sobre el diseño orientado a objetos</w:t>
       </w:r>
-      <w:bookmarkEnd w:id="51"/>
+      <w:bookmarkEnd w:id="66"/>
     </w:p>
     <w:p>
       <w:pPr>
@@ -36602,11 +36660,11 @@
       <w:pPr>
         <w:pStyle w:val="Ttulo2"/>
       </w:pPr>
-      <w:bookmarkStart w:id="52" w:name="_Toc228456307"/>
+      <w:bookmarkStart w:id="67" w:name="_Toc228888012"/>
       <w:r>
         <w:t>Extensiones propuestas del sistema</w:t>
       </w:r>
-      <w:bookmarkEnd w:id="52"/>
+      <w:bookmarkEnd w:id="67"/>
     </w:p>
     <w:p>
       <w:pPr>
@@ -36848,12 +36906,12 @@
       <w:pPr>
         <w:pStyle w:val="Titulosgenerales"/>
       </w:pPr>
-      <w:bookmarkStart w:id="53" w:name="_Toc228456308"/>
+      <w:bookmarkStart w:id="68" w:name="_Toc228888013"/>
       <w:r>
         <w:lastRenderedPageBreak/>
         <w:t>Síntesis</w:t>
       </w:r>
-      <w:bookmarkEnd w:id="53"/>
+      <w:bookmarkEnd w:id="68"/>
     </w:p>
     <w:p>
       <w:pPr>
@@ -37112,17 +37170,21 @@
     </w:p>
     <w:p>
       <w:pPr>
-        <w:pStyle w:val="NormalWeb"/>
+        <w:jc w:val="both"/>
+        <w:rPr>
+          <w:lang w:eastAsia="es-CO"/>
+        </w:rPr>
       </w:pPr>
       <w:r>
         <w:rPr>
           <w:noProof/>
+          <w:lang w:eastAsia="es-CO"/>
         </w:rPr>
         <w:drawing>
-          <wp:inline distT="0" distB="0" distL="0" distR="0" wp14:anchorId="5989BAAB" wp14:editId="05B05F84">
-            <wp:extent cx="6332220" cy="3824605"/>
-            <wp:effectExtent l="0" t="0" r="0" b="4445"/>
-            <wp:docPr id="11" name="Imagen 11" descr="En la síntesis se presenta un mapa conceptual que estructura de forma progresiva los fundamentos de la programación orientada a objetos, iniciando con los conceptos esenciales de clases, objetos, atributos y métodos, y su relación con los principios de herencia y polimorfismo. Se integra el modelado de sistemas mediante UML, destacando los diagramas de clases y las relaciones entre ellas como base para el diseño del software. Posteriormente, se abordan el encapsulamiento y el control de acceso, junto con la implementación práctica de la POO en Java mediante herencia, interfaces y polimorfismo. Finalmente, el mapa articula los procesos de validación, pruebas, depuración y buenas prácticas, culminando en un proyecto integrador que consolida el diseño orientado a objetos y propone extensiones del sistema, evidenciando la coherencia y aplicación práctica de los contenidos estudiados."/>
+          <wp:inline distT="0" distB="0" distL="0" distR="0" wp14:anchorId="2BC4CFF8" wp14:editId="678F0444">
+            <wp:extent cx="5737862" cy="3466769"/>
+            <wp:effectExtent l="0" t="0" r="0" b="635"/>
+            <wp:docPr id="7" name="Gráfico 7" descr="En la síntesis se presenta un mapa conceptual que estructura de forma progresiva los fundamentos de la programación orientada a objetos, iniciando con los conceptos esenciales de clases, objetos, atributos y métodos, y su relación con los principios de herencia y polimorfismo. Se integra el modelado de sistemas mediante UML, destacando los diagramas de clases y las relaciones entre ellas como base para el diseño del software. Posteriormente, se abordan el encapsulamiento y el control de acceso, junto con la implementación práctica de la POO en Java mediante herencia, interfaces y polimorfismo. Finalmente, el mapa articula los procesos de validación, pruebas, depuración y buenas prácticas, culminando en un proyecto integrador que consolida el diseño orientado a objetos y propone extensiones del sistema, evidenciando la coherencia y aplicación práctica de los contenidos estudiados."/>
             <wp:cNvGraphicFramePr>
               <a:graphicFrameLocks xmlns:a="http://schemas.openxmlformats.org/drawingml/2006/main" noChangeAspect="1"/>
             </wp:cNvGraphicFramePr>
@@ -37130,36 +37192,29 @@
               <a:graphicData uri="http://schemas.openxmlformats.org/drawingml/2006/picture">
                 <pic:pic xmlns:pic="http://schemas.openxmlformats.org/drawingml/2006/picture">
                   <pic:nvPicPr>
-                    <pic:cNvPr id="11" name="Imagen 11" descr="En la síntesis se presenta un mapa conceptual que estructura de forma progresiva los fundamentos de la programación orientada a objetos, iniciando con los conceptos esenciales de clases, objetos, atributos y métodos, y su relación con los principios de herencia y polimorfismo. Se integra el modelado de sistemas mediante UML, destacando los diagramas de clases y las relaciones entre ellas como base para el diseño del software. Posteriormente, se abordan el encapsulamiento y el control de acceso, junto con la implementación práctica de la POO en Java mediante herencia, interfaces y polimorfismo. Finalmente, el mapa articula los procesos de validación, pruebas, depuración y buenas prácticas, culminando en un proyecto integrador que consolida el diseño orientado a objetos y propone extensiones del sistema, evidenciando la coherencia y aplicación práctica de los contenidos estudiados."/>
-                    <pic:cNvPicPr>
-                      <a:picLocks noChangeAspect="1" noChangeArrowheads="1"/>
-                    </pic:cNvPicPr>
+                    <pic:cNvPr id="7" name="Gráfico 7" descr="En la síntesis se presenta un mapa conceptual que estructura de forma progresiva los fundamentos de la programación orientada a objetos, iniciando con los conceptos esenciales de clases, objetos, atributos y métodos, y su relación con los principios de herencia y polimorfismo. Se integra el modelado de sistemas mediante UML, destacando los diagramas de clases y las relaciones entre ellas como base para el diseño del software. Posteriormente, se abordan el encapsulamiento y el control de acceso, junto con la implementación práctica de la POO en Java mediante herencia, interfaces y polimorfismo. Finalmente, el mapa articula los procesos de validación, pruebas, depuración y buenas prácticas, culminando en un proyecto integrador que consolida el diseño orientado a objetos y propone extensiones del sistema, evidenciando la coherencia y aplicación práctica de los contenidos estudiados."/>
+                    <pic:cNvPicPr/>
                   </pic:nvPicPr>
                   <pic:blipFill>
                     <a:blip r:embed="rId15">
                       <a:extLst>
-                        <a:ext uri="{28A0092B-C50C-407E-A947-70E740481C1C}">
-                          <a14:useLocalDpi xmlns:a14="http://schemas.microsoft.com/office/drawing/2010/main" val="0"/>
+                        <a:ext uri="{96DAC541-7B7A-43D3-8B79-37D633B846F1}">
+                          <asvg:svgBlip xmlns:asvg="http://schemas.microsoft.com/office/drawing/2016/SVG/main" r:embed="rId16"/>
                         </a:ext>
                       </a:extLst>
                     </a:blip>
-                    <a:srcRect/>
                     <a:stretch>
                       <a:fillRect/>
                     </a:stretch>
                   </pic:blipFill>
-                  <pic:spPr bwMode="auto">
+                  <pic:spPr>
                     <a:xfrm>
                       <a:off x="0" y="0"/>
-                      <a:ext cx="6332220" cy="3824605"/>
+                      <a:ext cx="5744496" cy="3470777"/>
                     </a:xfrm>
                     <a:prstGeom prst="rect">
                       <a:avLst/>
                     </a:prstGeom>
-                    <a:noFill/>
-                    <a:ln>
-                      <a:noFill/>
-                    </a:ln>
                   </pic:spPr>
                 </pic:pic>
               </a:graphicData>
@@ -37168,6 +37223,38 @@
         </w:drawing>
       </w:r>
     </w:p>
+    <w:p>
+      <w:pPr>
+        <w:spacing w:before="100" w:beforeAutospacing="1" w:after="100" w:afterAutospacing="1" w:line="240" w:lineRule="auto"/>
+        <w:ind w:firstLine="0"/>
+        <w:rPr>
+          <w:rFonts w:ascii="Times New Roman" w:eastAsia="Times New Roman" w:hAnsi="Times New Roman"/>
+          <w:kern w:val="0"/>
+          <w:sz w:val="24"/>
+          <w:szCs w:val="24"/>
+          <w:lang w:eastAsia="es-CO"/>
+        </w:rPr>
+      </w:pPr>
+    </w:p>
+    <w:p>
+      <w:pPr>
+        <w:rPr>
+          <w:lang w:eastAsia="es-CO"/>
+        </w:rPr>
+      </w:pPr>
+    </w:p>
+    <w:p>
+      <w:pPr>
+        <w:rPr>
+          <w:lang w:eastAsia="es-CO"/>
+        </w:rPr>
+      </w:pPr>
+    </w:p>
+    <w:p>
+      <w:pPr>
+        <w:pStyle w:val="NormalWeb"/>
+      </w:pPr>
+    </w:p>
     <w:p/>
     <w:p>
       <w:pPr>
@@ -37182,14 +37269,14 @@
       <w:pPr>
         <w:pStyle w:val="Titulosgenerales"/>
       </w:pPr>
-      <w:bookmarkStart w:id="54" w:name="_Toc176443725"/>
-      <w:bookmarkStart w:id="55" w:name="_Toc228456309"/>
+      <w:bookmarkStart w:id="69" w:name="_Toc176443725"/>
+      <w:bookmarkStart w:id="70" w:name="_Toc228888014"/>
       <w:r>
         <w:lastRenderedPageBreak/>
         <w:t>Glosario</w:t>
       </w:r>
-      <w:bookmarkEnd w:id="54"/>
-      <w:bookmarkEnd w:id="55"/>
+      <w:bookmarkEnd w:id="69"/>
+      <w:bookmarkEnd w:id="70"/>
     </w:p>
     <w:p>
       <w:pPr>
@@ -37679,8 +37766,8 @@
           <w:lang w:val="es-MX"/>
         </w:rPr>
       </w:pPr>
-      <w:bookmarkStart w:id="56" w:name="_Toc176443726"/>
-      <w:bookmarkStart w:id="57" w:name="_Toc228456310"/>
+      <w:bookmarkStart w:id="71" w:name="_Toc176443726"/>
+      <w:bookmarkStart w:id="72" w:name="_Toc228888015"/>
       <w:r>
         <w:rPr>
           <w:lang w:val="es-MX"/>
@@ -37688,8 +37775,8 @@
         <w:lastRenderedPageBreak/>
         <w:t>Referencias bibliográficas</w:t>
       </w:r>
-      <w:bookmarkEnd w:id="56"/>
-      <w:bookmarkEnd w:id="57"/>
+      <w:bookmarkEnd w:id="71"/>
+      <w:bookmarkEnd w:id="72"/>
     </w:p>
     <w:p>
       <w:pPr>
@@ -38307,14 +38394,14 @@
       <w:pPr>
         <w:pStyle w:val="Titulosgenerales"/>
       </w:pPr>
-      <w:bookmarkStart w:id="58" w:name="_Toc176443727"/>
-      <w:bookmarkStart w:id="59" w:name="_Toc228456311"/>
+      <w:bookmarkStart w:id="73" w:name="_Toc176443727"/>
+      <w:bookmarkStart w:id="74" w:name="_Toc228888016"/>
       <w:r>
         <w:lastRenderedPageBreak/>
         <w:t>Créditos</w:t>
       </w:r>
-      <w:bookmarkEnd w:id="58"/>
-      <w:bookmarkEnd w:id="59"/>
+      <w:bookmarkEnd w:id="73"/>
+      <w:bookmarkEnd w:id="74"/>
     </w:p>
     <w:tbl>
       <w:tblPr>
@@ -38344,7 +38431,7 @@
                 <w:lang w:val="es-419"/>
               </w:rPr>
             </w:pPr>
-            <w:bookmarkStart w:id="60" w:name="_Hlk154833079"/>
+            <w:bookmarkStart w:id="75" w:name="_Hlk154833079"/>
             <w:r>
               <w:rPr>
                 <w:lang w:val="es-419"/>
@@ -38766,7 +38853,7 @@
           </w:p>
         </w:tc>
       </w:tr>
-      <w:bookmarkEnd w:id="60"/>
+      <w:bookmarkEnd w:id="75"/>
     </w:tbl>
     <w:p>
       <w:pPr>
@@ -38787,8 +38874,8 @@
       </w:pPr>
     </w:p>
     <w:sectPr>
-      <w:headerReference w:type="default" r:id="rId16"/>
-      <w:footerReference w:type="default" r:id="rId17"/>
+      <w:headerReference w:type="default" r:id="rId17"/>
+      <w:footerReference w:type="default" r:id="rId18"/>
       <w:pgSz w:w="12240" w:h="15840"/>
       <w:pgMar w:top="1701" w:right="1134" w:bottom="1134" w:left="1134" w:header="709" w:footer="737" w:gutter="0"/>
       <w:pgNumType w:start="1"/>
@@ -45393,13 +45480,13 @@
 </file>
 
 <file path=customXml/itemProps2.xml><?xml version="1.0" encoding="utf-8"?>
-<ds:datastoreItem xmlns:ds="http://schemas.openxmlformats.org/officeDocument/2006/customXml" ds:itemID="{0F21B6B5-3830-4130-810B-7FA4FD1F0E5B}"/>
+<ds:datastoreItem xmlns:ds="http://schemas.openxmlformats.org/officeDocument/2006/customXml" ds:itemID="{3144EFC0-E2D0-494D-82AD-9A0FF0C2C27D}"/>
 </file>
 
 <file path=customXml/itemProps3.xml><?xml version="1.0" encoding="utf-8"?>
-<ds:datastoreItem xmlns:ds="http://schemas.openxmlformats.org/officeDocument/2006/customXml" ds:itemID="{58189008-0E4C-4138-B8A5-9B878D9AEDDD}"/>
+<ds:datastoreItem xmlns:ds="http://schemas.openxmlformats.org/officeDocument/2006/customXml" ds:itemID="{85422321-E029-4243-A3CE-5E10343B28F4}"/>
 </file>
 
 <file path=customXml/itemProps4.xml><?xml version="1.0" encoding="utf-8"?>
-<ds:datastoreItem xmlns:ds="http://schemas.openxmlformats.org/officeDocument/2006/customXml" ds:itemID="{0AE64C9E-9E94-4544-975C-8D09AB5C294B}"/>
+<ds:datastoreItem xmlns:ds="http://schemas.openxmlformats.org/officeDocument/2006/customXml" ds:itemID="{7F89346B-9614-4043-9A5B-8B623211B134}"/>
 </file>
--- a/fuentes/CFA9_228144_DU.docx
+++ b/fuentes/CFA9_228144_DU.docx
@@ -534,7 +534,7 @@
         </w:rPr>
         <w:fldChar w:fldCharType="separate"/>
       </w:r>
-      <w:hyperlink w:anchor="_Toc228887976" w:history="1">
+      <w:hyperlink w:anchor="_Toc230188134" w:history="1">
         <w:r>
           <w:rPr>
             <w:rStyle w:val="Hipervnculo"/>
@@ -561,7 +561,7 @@
             <w:noProof/>
             <w:webHidden/>
           </w:rPr>
-          <w:instrText xml:space="preserve"> PAGEREF _Toc228887976 \h </w:instrText>
+          <w:instrText xml:space="preserve"> PAGEREF _Toc230188134 \h </w:instrText>
         </w:r>
         <w:r>
           <w:rPr>
@@ -607,7 +607,7 @@
           <w:lang w:eastAsia="es-CO"/>
         </w:rPr>
       </w:pPr>
-      <w:hyperlink w:anchor="_Toc228887977" w:history="1">
+      <w:hyperlink w:anchor="_Toc230188135" w:history="1">
         <w:r>
           <w:rPr>
             <w:rStyle w:val="Hipervnculo"/>
@@ -651,7 +651,7 @@
             <w:noProof/>
             <w:webHidden/>
           </w:rPr>
-          <w:instrText xml:space="preserve"> PAGEREF _Toc228887977 \h </w:instrText>
+          <w:instrText xml:space="preserve"> PAGEREF _Toc230188135 \h </w:instrText>
         </w:r>
         <w:r>
           <w:rPr>
@@ -697,7 +697,7 @@
           <w:lang w:eastAsia="es-CO"/>
         </w:rPr>
       </w:pPr>
-      <w:hyperlink w:anchor="_Toc228887978" w:history="1">
+      <w:hyperlink w:anchor="_Toc230188136" w:history="1">
         <w:r>
           <w:rPr>
             <w:rStyle w:val="Hipervnculo"/>
@@ -741,7 +741,7 @@
             <w:noProof/>
             <w:webHidden/>
           </w:rPr>
-          <w:instrText xml:space="preserve"> PAGEREF _Toc228887978 \h </w:instrText>
+          <w:instrText xml:space="preserve"> PAGEREF _Toc230188136 \h </w:instrText>
         </w:r>
         <w:r>
           <w:rPr>
@@ -787,7 +787,7 @@
           <w:lang w:eastAsia="es-CO"/>
         </w:rPr>
       </w:pPr>
-      <w:hyperlink w:anchor="_Toc228887979" w:history="1">
+      <w:hyperlink w:anchor="_Toc230188137" w:history="1">
         <w:r>
           <w:rPr>
             <w:rStyle w:val="Hipervnculo"/>
@@ -831,7 +831,7 @@
             <w:noProof/>
             <w:webHidden/>
           </w:rPr>
-          <w:instrText xml:space="preserve"> PAGEREF _Toc228887979 \h </w:instrText>
+          <w:instrText xml:space="preserve"> PAGEREF _Toc230188137 \h </w:instrText>
         </w:r>
         <w:r>
           <w:rPr>
@@ -877,7 +877,7 @@
           <w:lang w:eastAsia="es-CO"/>
         </w:rPr>
       </w:pPr>
-      <w:hyperlink w:anchor="_Toc228887980" w:history="1">
+      <w:hyperlink w:anchor="_Toc230188138" w:history="1">
         <w:r>
           <w:rPr>
             <w:rStyle w:val="Hipervnculo"/>
@@ -921,7 +921,7 @@
             <w:noProof/>
             <w:webHidden/>
           </w:rPr>
-          <w:instrText xml:space="preserve"> PAGEREF _Toc228887980 \h </w:instrText>
+          <w:instrText xml:space="preserve"> PAGEREF _Toc230188138 \h </w:instrText>
         </w:r>
         <w:r>
           <w:rPr>
@@ -967,7 +967,7 @@
           <w:lang w:eastAsia="es-CO"/>
         </w:rPr>
       </w:pPr>
-      <w:hyperlink w:anchor="_Toc228887981" w:history="1">
+      <w:hyperlink w:anchor="_Toc230188139" w:history="1">
         <w:r>
           <w:rPr>
             <w:rStyle w:val="Hipervnculo"/>
@@ -1011,7 +1011,7 @@
             <w:noProof/>
             <w:webHidden/>
           </w:rPr>
-          <w:instrText xml:space="preserve"> PAGEREF _Toc228887981 \h </w:instrText>
+          <w:instrText xml:space="preserve"> PAGEREF _Toc230188139 \h </w:instrText>
         </w:r>
         <w:r>
           <w:rPr>
@@ -1057,7 +1057,7 @@
           <w:lang w:eastAsia="es-CO"/>
         </w:rPr>
       </w:pPr>
-      <w:hyperlink w:anchor="_Toc228887982" w:history="1">
+      <w:hyperlink w:anchor="_Toc230188140" w:history="1">
         <w:r>
           <w:rPr>
             <w:rStyle w:val="Hipervnculo"/>
@@ -1101,7 +1101,7 @@
             <w:noProof/>
             <w:webHidden/>
           </w:rPr>
-          <w:instrText xml:space="preserve"> PAGEREF _Toc228887982 \h </w:instrText>
+          <w:instrText xml:space="preserve"> PAGEREF _Toc230188140 \h </w:instrText>
         </w:r>
         <w:r>
           <w:rPr>
@@ -1147,7 +1147,7 @@
           <w:lang w:eastAsia="es-CO"/>
         </w:rPr>
       </w:pPr>
-      <w:hyperlink w:anchor="_Toc228887983" w:history="1">
+      <w:hyperlink w:anchor="_Toc230188141" w:history="1">
         <w:r>
           <w:rPr>
             <w:rStyle w:val="Hipervnculo"/>
@@ -1191,7 +1191,7 @@
             <w:noProof/>
             <w:webHidden/>
           </w:rPr>
-          <w:instrText xml:space="preserve"> PAGEREF _Toc228887983 \h </w:instrText>
+          <w:instrText xml:space="preserve"> PAGEREF _Toc230188141 \h </w:instrText>
         </w:r>
         <w:r>
           <w:rPr>
@@ -1237,7 +1237,7 @@
           <w:lang w:eastAsia="es-CO"/>
         </w:rPr>
       </w:pPr>
-      <w:hyperlink w:anchor="_Toc228887984" w:history="1">
+      <w:hyperlink w:anchor="_Toc230188142" w:history="1">
         <w:r>
           <w:rPr>
             <w:rStyle w:val="Hipervnculo"/>
@@ -1281,7 +1281,7 @@
             <w:noProof/>
             <w:webHidden/>
           </w:rPr>
-          <w:instrText xml:space="preserve"> PAGEREF _Toc228887984 \h </w:instrText>
+          <w:instrText xml:space="preserve"> PAGEREF _Toc230188142 \h </w:instrText>
         </w:r>
         <w:r>
           <w:rPr>
@@ -1327,7 +1327,7 @@
           <w:lang w:eastAsia="es-CO"/>
         </w:rPr>
       </w:pPr>
-      <w:hyperlink w:anchor="_Toc228887986" w:history="1">
+      <w:hyperlink w:anchor="_Toc230188144" w:history="1">
         <w:r>
           <w:rPr>
             <w:rStyle w:val="Hipervnculo"/>
@@ -1371,7 +1371,7 @@
             <w:noProof/>
             <w:webHidden/>
           </w:rPr>
-          <w:instrText xml:space="preserve"> PAGEREF _Toc228887986 \h </w:instrText>
+          <w:instrText xml:space="preserve"> PAGEREF _Toc230188144 \h </w:instrText>
         </w:r>
         <w:r>
           <w:rPr>
@@ -1417,7 +1417,7 @@
           <w:lang w:eastAsia="es-CO"/>
         </w:rPr>
       </w:pPr>
-      <w:hyperlink w:anchor="_Toc228887987" w:history="1">
+      <w:hyperlink w:anchor="_Toc230188145" w:history="1">
         <w:r>
           <w:rPr>
             <w:rStyle w:val="Hipervnculo"/>
@@ -1461,7 +1461,7 @@
             <w:noProof/>
             <w:webHidden/>
           </w:rPr>
-          <w:instrText xml:space="preserve"> PAGEREF _Toc228887987 \h </w:instrText>
+          <w:instrText xml:space="preserve"> PAGEREF _Toc230188145 \h </w:instrText>
         </w:r>
         <w:r>
           <w:rPr>
@@ -1507,7 +1507,7 @@
           <w:lang w:eastAsia="es-CO"/>
         </w:rPr>
       </w:pPr>
-      <w:hyperlink w:anchor="_Toc228887988" w:history="1">
+      <w:hyperlink w:anchor="_Toc230188146" w:history="1">
         <w:r>
           <w:rPr>
             <w:rStyle w:val="Hipervnculo"/>
@@ -1565,7 +1565,7 @@
             <w:noProof/>
             <w:webHidden/>
           </w:rPr>
-          <w:instrText xml:space="preserve"> PAGEREF _Toc228887988 \h </w:instrText>
+          <w:instrText xml:space="preserve"> PAGEREF _Toc230188146 \h </w:instrText>
         </w:r>
         <w:r>
           <w:rPr>
@@ -1611,7 +1611,7 @@
           <w:lang w:eastAsia="es-CO"/>
         </w:rPr>
       </w:pPr>
-      <w:hyperlink w:anchor="_Toc228887989" w:history="1">
+      <w:hyperlink w:anchor="_Toc230188147" w:history="1">
         <w:r>
           <w:rPr>
             <w:rStyle w:val="Hipervnculo"/>
@@ -1634,21 +1634,7 @@
             <w:rStyle w:val="Hipervnculo"/>
             <w:noProof/>
           </w:rPr>
-          <w:t>Relaciones entre clases: asociación, agregación, composición y herencia</w:t>
-        </w:r>
-        <w:r>
-          <w:rPr>
-            <w:noProof/>
-            <w:webHidden/>
-          </w:rPr>
-          <w:tab/>
-        </w:r>
-        <w:r>
-          <w:rPr>
-            <w:noProof/>
-            <w:webHidden/>
-          </w:rPr>
-          <w:tab/>
+          <w:t>Herramientas CASE para el diseño de diagramas de clases</w:t>
         </w:r>
         <w:r>
           <w:rPr>
@@ -1669,7 +1655,7 @@
             <w:noProof/>
             <w:webHidden/>
           </w:rPr>
-          <w:instrText xml:space="preserve"> PAGEREF _Toc228887989 \h </w:instrText>
+          <w:instrText xml:space="preserve"> PAGEREF _Toc230188147 \h </w:instrText>
         </w:r>
         <w:r>
           <w:rPr>
@@ -1715,7 +1701,7 @@
           <w:lang w:eastAsia="es-CO"/>
         </w:rPr>
       </w:pPr>
-      <w:hyperlink w:anchor="_Toc228887990" w:history="1">
+      <w:hyperlink w:anchor="_Toc230188148" w:history="1">
         <w:r>
           <w:rPr>
             <w:rStyle w:val="Hipervnculo"/>
@@ -1759,7 +1745,7 @@
             <w:noProof/>
             <w:webHidden/>
           </w:rPr>
-          <w:instrText xml:space="preserve"> PAGEREF _Toc228887990 \h </w:instrText>
+          <w:instrText xml:space="preserve"> PAGEREF _Toc230188148 \h </w:instrText>
         </w:r>
         <w:r>
           <w:rPr>
@@ -1805,7 +1791,7 @@
           <w:lang w:eastAsia="es-CO"/>
         </w:rPr>
       </w:pPr>
-      <w:hyperlink w:anchor="_Toc228887991" w:history="1">
+      <w:hyperlink w:anchor="_Toc230188149" w:history="1">
         <w:r>
           <w:rPr>
             <w:rStyle w:val="Hipervnculo"/>
@@ -1849,7 +1835,7 @@
             <w:noProof/>
             <w:webHidden/>
           </w:rPr>
-          <w:instrText xml:space="preserve"> PAGEREF _Toc228887991 \h </w:instrText>
+          <w:instrText xml:space="preserve"> PAGEREF _Toc230188149 \h </w:instrText>
         </w:r>
         <w:r>
           <w:rPr>
@@ -1869,7 +1855,7 @@
             <w:noProof/>
             <w:webHidden/>
           </w:rPr>
-          <w:t>33</w:t>
+          <w:t>34</w:t>
         </w:r>
         <w:r>
           <w:rPr>
@@ -1895,7 +1881,7 @@
           <w:lang w:eastAsia="es-CO"/>
         </w:rPr>
       </w:pPr>
-      <w:hyperlink w:anchor="_Toc228887993" w:history="1">
+      <w:hyperlink w:anchor="_Toc230188151" w:history="1">
         <w:r>
           <w:rPr>
             <w:rStyle w:val="Hipervnculo"/>
@@ -1939,7 +1925,7 @@
             <w:noProof/>
             <w:webHidden/>
           </w:rPr>
-          <w:instrText xml:space="preserve"> PAGEREF _Toc228887993 \h </w:instrText>
+          <w:instrText xml:space="preserve"> PAGEREF _Toc230188151 \h </w:instrText>
         </w:r>
         <w:r>
           <w:rPr>
@@ -1959,7 +1945,7 @@
             <w:noProof/>
             <w:webHidden/>
           </w:rPr>
-          <w:t>33</w:t>
+          <w:t>34</w:t>
         </w:r>
         <w:r>
           <w:rPr>
@@ -1985,7 +1971,7 @@
           <w:lang w:eastAsia="es-CO"/>
         </w:rPr>
       </w:pPr>
-      <w:hyperlink w:anchor="_Toc228887994" w:history="1">
+      <w:hyperlink w:anchor="_Toc230188152" w:history="1">
         <w:r>
           <w:rPr>
             <w:rStyle w:val="Hipervnculo"/>
@@ -2029,7 +2015,7 @@
             <w:noProof/>
             <w:webHidden/>
           </w:rPr>
-          <w:instrText xml:space="preserve"> PAGEREF _Toc228887994 \h </w:instrText>
+          <w:instrText xml:space="preserve"> PAGEREF _Toc230188152 \h </w:instrText>
         </w:r>
         <w:r>
           <w:rPr>
@@ -2049,7 +2035,7 @@
             <w:noProof/>
             <w:webHidden/>
           </w:rPr>
-          <w:t>36</w:t>
+          <w:t>37</w:t>
         </w:r>
         <w:r>
           <w:rPr>
@@ -2075,7 +2061,7 @@
           <w:lang w:eastAsia="es-CO"/>
         </w:rPr>
       </w:pPr>
-      <w:hyperlink w:anchor="_Toc228887995" w:history="1">
+      <w:hyperlink w:anchor="_Toc230188153" w:history="1">
         <w:r>
           <w:rPr>
             <w:rStyle w:val="Hipervnculo"/>
@@ -2119,7 +2105,7 @@
             <w:noProof/>
             <w:webHidden/>
           </w:rPr>
-          <w:instrText xml:space="preserve"> PAGEREF _Toc228887995 \h </w:instrText>
+          <w:instrText xml:space="preserve"> PAGEREF _Toc230188153 \h </w:instrText>
         </w:r>
         <w:r>
           <w:rPr>
@@ -2139,7 +2125,7 @@
             <w:noProof/>
             <w:webHidden/>
           </w:rPr>
-          <w:t>39</w:t>
+          <w:t>40</w:t>
         </w:r>
         <w:r>
           <w:rPr>
@@ -2165,7 +2151,7 @@
           <w:lang w:eastAsia="es-CO"/>
         </w:rPr>
       </w:pPr>
-      <w:hyperlink w:anchor="_Toc228887996" w:history="1">
+      <w:hyperlink w:anchor="_Toc230188154" w:history="1">
         <w:r>
           <w:rPr>
             <w:rStyle w:val="Hipervnculo"/>
@@ -2188,7 +2174,7 @@
             <w:rStyle w:val="Hipervnculo"/>
             <w:noProof/>
           </w:rPr>
-          <w:t>lases anidadas e internas en Java</w:t>
+          <w:t>Clases anidadas e internas en Java</w:t>
         </w:r>
         <w:r>
           <w:rPr>
@@ -2209,7 +2195,7 @@
             <w:noProof/>
             <w:webHidden/>
           </w:rPr>
-          <w:instrText xml:space="preserve"> PAGEREF _Toc228887996 \h </w:instrText>
+          <w:instrText xml:space="preserve"> PAGEREF _Toc230188154 \h </w:instrText>
         </w:r>
         <w:r>
           <w:rPr>
@@ -2229,7 +2215,7 @@
             <w:noProof/>
             <w:webHidden/>
           </w:rPr>
-          <w:t>41</w:t>
+          <w:t>42</w:t>
         </w:r>
         <w:r>
           <w:rPr>
@@ -2255,7 +2241,7 @@
           <w:lang w:eastAsia="es-CO"/>
         </w:rPr>
       </w:pPr>
-      <w:hyperlink w:anchor="_Toc228887997" w:history="1">
+      <w:hyperlink w:anchor="_Toc230188155" w:history="1">
         <w:r>
           <w:rPr>
             <w:rStyle w:val="Hipervnculo"/>
@@ -2299,7 +2285,7 @@
             <w:noProof/>
             <w:webHidden/>
           </w:rPr>
-          <w:instrText xml:space="preserve"> PAGEREF _Toc228887997 \h </w:instrText>
+          <w:instrText xml:space="preserve"> PAGEREF _Toc230188155 \h </w:instrText>
         </w:r>
         <w:r>
           <w:rPr>
@@ -2319,7 +2305,7 @@
             <w:noProof/>
             <w:webHidden/>
           </w:rPr>
-          <w:t>44</w:t>
+          <w:t>45</w:t>
         </w:r>
         <w:r>
           <w:rPr>
@@ -2345,7 +2331,7 @@
           <w:lang w:eastAsia="es-CO"/>
         </w:rPr>
       </w:pPr>
-      <w:hyperlink w:anchor="_Toc228887999" w:history="1">
+      <w:hyperlink w:anchor="_Toc230188157" w:history="1">
         <w:r>
           <w:rPr>
             <w:rStyle w:val="Hipervnculo"/>
@@ -2389,7 +2375,7 @@
             <w:noProof/>
             <w:webHidden/>
           </w:rPr>
-          <w:instrText xml:space="preserve"> PAGEREF _Toc228887999 \h </w:instrText>
+          <w:instrText xml:space="preserve"> PAGEREF _Toc230188157 \h </w:instrText>
         </w:r>
         <w:r>
           <w:rPr>
@@ -2409,7 +2395,7 @@
             <w:noProof/>
             <w:webHidden/>
           </w:rPr>
-          <w:t>44</w:t>
+          <w:t>45</w:t>
         </w:r>
         <w:r>
           <w:rPr>
@@ -2435,7 +2421,7 @@
           <w:lang w:eastAsia="es-CO"/>
         </w:rPr>
       </w:pPr>
-      <w:hyperlink w:anchor="_Toc228888000" w:history="1">
+      <w:hyperlink w:anchor="_Toc230188158" w:history="1">
         <w:r>
           <w:rPr>
             <w:rStyle w:val="Hipervnculo"/>
@@ -2479,7 +2465,7 @@
             <w:noProof/>
             <w:webHidden/>
           </w:rPr>
-          <w:instrText xml:space="preserve"> PAGEREF _Toc228888000 \h </w:instrText>
+          <w:instrText xml:space="preserve"> PAGEREF _Toc230188158 \h </w:instrText>
         </w:r>
         <w:r>
           <w:rPr>
@@ -2499,7 +2485,7 @@
             <w:noProof/>
             <w:webHidden/>
           </w:rPr>
-          <w:t>47</w:t>
+          <w:t>48</w:t>
         </w:r>
         <w:r>
           <w:rPr>
@@ -2525,7 +2511,7 @@
           <w:lang w:eastAsia="es-CO"/>
         </w:rPr>
       </w:pPr>
-      <w:hyperlink w:anchor="_Toc228888001" w:history="1">
+      <w:hyperlink w:anchor="_Toc230188159" w:history="1">
         <w:r>
           <w:rPr>
             <w:rStyle w:val="Hipervnculo"/>
@@ -2569,7 +2555,7 @@
             <w:noProof/>
             <w:webHidden/>
           </w:rPr>
-          <w:instrText xml:space="preserve"> PAGEREF _Toc228888001 \h </w:instrText>
+          <w:instrText xml:space="preserve"> PAGEREF _Toc230188159 \h </w:instrText>
         </w:r>
         <w:r>
           <w:rPr>
@@ -2589,7 +2575,7 @@
             <w:noProof/>
             <w:webHidden/>
           </w:rPr>
-          <w:t>49</w:t>
+          <w:t>50</w:t>
         </w:r>
         <w:r>
           <w:rPr>
@@ -2615,7 +2601,7 @@
           <w:lang w:eastAsia="es-CO"/>
         </w:rPr>
       </w:pPr>
-      <w:hyperlink w:anchor="_Toc228888002" w:history="1">
+      <w:hyperlink w:anchor="_Toc230188160" w:history="1">
         <w:r>
           <w:rPr>
             <w:rStyle w:val="Hipervnculo"/>
@@ -2659,7 +2645,7 @@
             <w:noProof/>
             <w:webHidden/>
           </w:rPr>
-          <w:instrText xml:space="preserve"> PAGEREF _Toc228888002 \h </w:instrText>
+          <w:instrText xml:space="preserve"> PAGEREF _Toc230188160 \h </w:instrText>
         </w:r>
         <w:r>
           <w:rPr>
@@ -2679,7 +2665,7 @@
             <w:noProof/>
             <w:webHidden/>
           </w:rPr>
-          <w:t>51</w:t>
+          <w:t>52</w:t>
         </w:r>
         <w:r>
           <w:rPr>
@@ -2705,7 +2691,7 @@
           <w:lang w:eastAsia="es-CO"/>
         </w:rPr>
       </w:pPr>
-      <w:hyperlink w:anchor="_Toc228888003" w:history="1">
+      <w:hyperlink w:anchor="_Toc230188161" w:history="1">
         <w:r>
           <w:rPr>
             <w:rStyle w:val="Hipervnculo"/>
@@ -2749,7 +2735,7 @@
             <w:noProof/>
             <w:webHidden/>
           </w:rPr>
-          <w:instrText xml:space="preserve"> PAGEREF _Toc228888003 \h </w:instrText>
+          <w:instrText xml:space="preserve"> PAGEREF _Toc230188161 \h </w:instrText>
         </w:r>
         <w:r>
           <w:rPr>
@@ -2769,7 +2755,7 @@
             <w:noProof/>
             <w:webHidden/>
           </w:rPr>
-          <w:t>54</w:t>
+          <w:t>55</w:t>
         </w:r>
         <w:r>
           <w:rPr>
@@ -2795,7 +2781,7 @@
           <w:lang w:eastAsia="es-CO"/>
         </w:rPr>
       </w:pPr>
-      <w:hyperlink w:anchor="_Toc228888005" w:history="1">
+      <w:hyperlink w:anchor="_Toc230188163" w:history="1">
         <w:r>
           <w:rPr>
             <w:rStyle w:val="Hipervnculo"/>
@@ -2839,7 +2825,7 @@
             <w:noProof/>
             <w:webHidden/>
           </w:rPr>
-          <w:instrText xml:space="preserve"> PAGEREF _Toc228888005 \h </w:instrText>
+          <w:instrText xml:space="preserve"> PAGEREF _Toc230188163 \h </w:instrText>
         </w:r>
         <w:r>
           <w:rPr>
@@ -2859,7 +2845,7 @@
             <w:noProof/>
             <w:webHidden/>
           </w:rPr>
-          <w:t>54</w:t>
+          <w:t>55</w:t>
         </w:r>
         <w:r>
           <w:rPr>
@@ -2885,7 +2871,7 @@
           <w:lang w:eastAsia="es-CO"/>
         </w:rPr>
       </w:pPr>
-      <w:hyperlink w:anchor="_Toc228888006" w:history="1">
+      <w:hyperlink w:anchor="_Toc230188164" w:history="1">
         <w:r>
           <w:rPr>
             <w:rStyle w:val="Hipervnculo"/>
@@ -2929,7 +2915,7 @@
             <w:noProof/>
             <w:webHidden/>
           </w:rPr>
-          <w:instrText xml:space="preserve"> PAGEREF _Toc228888006 \h </w:instrText>
+          <w:instrText xml:space="preserve"> PAGEREF _Toc230188164 \h </w:instrText>
         </w:r>
         <w:r>
           <w:rPr>
@@ -2949,7 +2935,7 @@
             <w:noProof/>
             <w:webHidden/>
           </w:rPr>
-          <w:t>57</w:t>
+          <w:t>58</w:t>
         </w:r>
         <w:r>
           <w:rPr>
@@ -2975,7 +2961,7 @@
           <w:lang w:eastAsia="es-CO"/>
         </w:rPr>
       </w:pPr>
-      <w:hyperlink w:anchor="_Toc228888007" w:history="1">
+      <w:hyperlink w:anchor="_Toc230188165" w:history="1">
         <w:r>
           <w:rPr>
             <w:rStyle w:val="Hipervnculo"/>
@@ -3019,7 +3005,7 @@
             <w:noProof/>
             <w:webHidden/>
           </w:rPr>
-          <w:instrText xml:space="preserve"> PAGEREF _Toc228888007 \h </w:instrText>
+          <w:instrText xml:space="preserve"> PAGEREF _Toc230188165 \h </w:instrText>
         </w:r>
         <w:r>
           <w:rPr>
@@ -3039,7 +3025,7 @@
             <w:noProof/>
             <w:webHidden/>
           </w:rPr>
-          <w:t>59</w:t>
+          <w:t>60</w:t>
         </w:r>
         <w:r>
           <w:rPr>
@@ -3065,7 +3051,7 @@
           <w:lang w:eastAsia="es-CO"/>
         </w:rPr>
       </w:pPr>
-      <w:hyperlink w:anchor="_Toc228888008" w:history="1">
+      <w:hyperlink w:anchor="_Toc230188166" w:history="1">
         <w:r>
           <w:rPr>
             <w:rStyle w:val="Hipervnculo"/>
@@ -3109,7 +3095,7 @@
             <w:noProof/>
             <w:webHidden/>
           </w:rPr>
-          <w:instrText xml:space="preserve"> PAGEREF _Toc228888008 \h </w:instrText>
+          <w:instrText xml:space="preserve"> PAGEREF _Toc230188166 \h </w:instrText>
         </w:r>
         <w:r>
           <w:rPr>
@@ -3129,7 +3115,7 @@
             <w:noProof/>
             <w:webHidden/>
           </w:rPr>
-          <w:t>62</w:t>
+          <w:t>63</w:t>
         </w:r>
         <w:r>
           <w:rPr>
@@ -3155,7 +3141,7 @@
           <w:lang w:eastAsia="es-CO"/>
         </w:rPr>
       </w:pPr>
-      <w:hyperlink w:anchor="_Toc228888009" w:history="1">
+      <w:hyperlink w:anchor="_Toc230188167" w:history="1">
         <w:r>
           <w:rPr>
             <w:rStyle w:val="Hipervnculo"/>
@@ -3199,7 +3185,7 @@
             <w:noProof/>
             <w:webHidden/>
           </w:rPr>
-          <w:instrText xml:space="preserve"> PAGEREF _Toc228888009 \h </w:instrText>
+          <w:instrText xml:space="preserve"> PAGEREF _Toc230188167 \h </w:instrText>
         </w:r>
         <w:r>
           <w:rPr>
@@ -3219,7 +3205,7 @@
             <w:noProof/>
             <w:webHidden/>
           </w:rPr>
-          <w:t>65</w:t>
+          <w:t>66</w:t>
         </w:r>
         <w:r>
           <w:rPr>
@@ -3245,7 +3231,7 @@
           <w:lang w:eastAsia="es-CO"/>
         </w:rPr>
       </w:pPr>
-      <w:hyperlink w:anchor="_Toc228888011" w:history="1">
+      <w:hyperlink w:anchor="_Toc230188169" w:history="1">
         <w:r>
           <w:rPr>
             <w:rStyle w:val="Hipervnculo"/>
@@ -3289,7 +3275,7 @@
             <w:noProof/>
             <w:webHidden/>
           </w:rPr>
-          <w:instrText xml:space="preserve"> PAGEREF _Toc228888011 \h </w:instrText>
+          <w:instrText xml:space="preserve"> PAGEREF _Toc230188169 \h </w:instrText>
         </w:r>
         <w:r>
           <w:rPr>
@@ -3309,7 +3295,7 @@
             <w:noProof/>
             <w:webHidden/>
           </w:rPr>
-          <w:t>74</w:t>
+          <w:t>75</w:t>
         </w:r>
         <w:r>
           <w:rPr>
@@ -3335,7 +3321,7 @@
           <w:lang w:eastAsia="es-CO"/>
         </w:rPr>
       </w:pPr>
-      <w:hyperlink w:anchor="_Toc228888012" w:history="1">
+      <w:hyperlink w:anchor="_Toc230188170" w:history="1">
         <w:r>
           <w:rPr>
             <w:rStyle w:val="Hipervnculo"/>
@@ -3379,7 +3365,7 @@
             <w:noProof/>
             <w:webHidden/>
           </w:rPr>
-          <w:instrText xml:space="preserve"> PAGEREF _Toc228888012 \h </w:instrText>
+          <w:instrText xml:space="preserve"> PAGEREF _Toc230188170 \h </w:instrText>
         </w:r>
         <w:r>
           <w:rPr>
@@ -3399,7 +3385,7 @@
             <w:noProof/>
             <w:webHidden/>
           </w:rPr>
-          <w:t>75</w:t>
+          <w:t>76</w:t>
         </w:r>
         <w:r>
           <w:rPr>
@@ -3424,7 +3410,7 @@
           <w:lang w:eastAsia="es-CO"/>
         </w:rPr>
       </w:pPr>
-      <w:hyperlink w:anchor="_Toc228888013" w:history="1">
+      <w:hyperlink w:anchor="_Toc230188171" w:history="1">
         <w:r>
           <w:rPr>
             <w:rStyle w:val="Hipervnculo"/>
@@ -3451,7 +3437,7 @@
             <w:noProof/>
             <w:webHidden/>
           </w:rPr>
-          <w:instrText xml:space="preserve"> PAGEREF _Toc228888013 \h </w:instrText>
+          <w:instrText xml:space="preserve"> PAGEREF _Toc230188171 \h </w:instrText>
         </w:r>
         <w:r>
           <w:rPr>
@@ -3471,7 +3457,7 @@
             <w:noProof/>
             <w:webHidden/>
           </w:rPr>
-          <w:t>77</w:t>
+          <w:t>78</w:t>
         </w:r>
         <w:r>
           <w:rPr>
@@ -3496,7 +3482,7 @@
           <w:lang w:eastAsia="es-CO"/>
         </w:rPr>
       </w:pPr>
-      <w:hyperlink w:anchor="_Toc228888014" w:history="1">
+      <w:hyperlink w:anchor="_Toc230188172" w:history="1">
         <w:r>
           <w:rPr>
             <w:rStyle w:val="Hipervnculo"/>
@@ -3523,7 +3509,7 @@
             <w:noProof/>
             <w:webHidden/>
           </w:rPr>
-          <w:instrText xml:space="preserve"> PAGEREF _Toc228888014 \h </w:instrText>
+          <w:instrText xml:space="preserve"> PAGEREF _Toc230188172 \h </w:instrText>
         </w:r>
         <w:r>
           <w:rPr>
@@ -3543,7 +3529,7 @@
             <w:noProof/>
             <w:webHidden/>
           </w:rPr>
-          <w:t>79</w:t>
+          <w:t>80</w:t>
         </w:r>
         <w:r>
           <w:rPr>
@@ -3568,7 +3554,7 @@
           <w:lang w:eastAsia="es-CO"/>
         </w:rPr>
       </w:pPr>
-      <w:hyperlink w:anchor="_Toc228888015" w:history="1">
+      <w:hyperlink w:anchor="_Toc230188173" w:history="1">
         <w:r>
           <w:rPr>
             <w:rStyle w:val="Hipervnculo"/>
@@ -3596,79 +3582,7 @@
             <w:noProof/>
             <w:webHidden/>
           </w:rPr>
-          <w:instrText xml:space="preserve"> PAGEREF _Toc228888015 \h </w:instrText>
-        </w:r>
-        <w:r>
-          <w:rPr>
-            <w:noProof/>
-            <w:webHidden/>
-          </w:rPr>
-        </w:r>
-        <w:r>
-          <w:rPr>
-            <w:noProof/>
-            <w:webHidden/>
-          </w:rPr>
-          <w:fldChar w:fldCharType="separate"/>
-        </w:r>
-        <w:r>
-          <w:rPr>
-            <w:noProof/>
-            <w:webHidden/>
-          </w:rPr>
-          <w:t>81</w:t>
-        </w:r>
-        <w:r>
-          <w:rPr>
-            <w:noProof/>
-            <w:webHidden/>
-          </w:rPr>
-          <w:fldChar w:fldCharType="end"/>
-        </w:r>
-      </w:hyperlink>
-    </w:p>
-    <w:p>
-      <w:pPr>
-        <w:pStyle w:val="TDC1"/>
-        <w:tabs>
-          <w:tab w:val="right" w:leader="dot" w:pos="9962"/>
-        </w:tabs>
-        <w:rPr>
-          <w:rFonts w:asciiTheme="minorHAnsi" w:eastAsiaTheme="minorEastAsia" w:hAnsiTheme="minorHAnsi" w:cstheme="minorBidi"/>
-          <w:noProof/>
-          <w:kern w:val="0"/>
-          <w:sz w:val="22"/>
-          <w:lang w:eastAsia="es-CO"/>
-        </w:rPr>
-      </w:pPr>
-      <w:hyperlink w:anchor="_Toc228888016" w:history="1">
-        <w:r>
-          <w:rPr>
-            <w:rStyle w:val="Hipervnculo"/>
-            <w:noProof/>
-          </w:rPr>
-          <w:t>Créditos</w:t>
-        </w:r>
-        <w:r>
-          <w:rPr>
-            <w:noProof/>
-            <w:webHidden/>
-          </w:rPr>
-          <w:tab/>
-        </w:r>
-        <w:r>
-          <w:rPr>
-            <w:noProof/>
-            <w:webHidden/>
-          </w:rPr>
-          <w:fldChar w:fldCharType="begin"/>
-        </w:r>
-        <w:r>
-          <w:rPr>
-            <w:noProof/>
-            <w:webHidden/>
-          </w:rPr>
-          <w:instrText xml:space="preserve"> PAGEREF _Toc228888016 \h </w:instrText>
+          <w:instrText xml:space="preserve"> PAGEREF _Toc230188173 \h </w:instrText>
         </w:r>
         <w:r>
           <w:rPr>
@@ -3701,6 +3615,78 @@
     </w:p>
     <w:p>
       <w:pPr>
+        <w:pStyle w:val="TDC1"/>
+        <w:tabs>
+          <w:tab w:val="right" w:leader="dot" w:pos="9962"/>
+        </w:tabs>
+        <w:rPr>
+          <w:rFonts w:asciiTheme="minorHAnsi" w:eastAsiaTheme="minorEastAsia" w:hAnsiTheme="minorHAnsi" w:cstheme="minorBidi"/>
+          <w:noProof/>
+          <w:kern w:val="0"/>
+          <w:sz w:val="22"/>
+          <w:lang w:eastAsia="es-CO"/>
+        </w:rPr>
+      </w:pPr>
+      <w:hyperlink w:anchor="_Toc230188174" w:history="1">
+        <w:r>
+          <w:rPr>
+            <w:rStyle w:val="Hipervnculo"/>
+            <w:noProof/>
+          </w:rPr>
+          <w:t>Créditos</w:t>
+        </w:r>
+        <w:r>
+          <w:rPr>
+            <w:noProof/>
+            <w:webHidden/>
+          </w:rPr>
+          <w:tab/>
+        </w:r>
+        <w:r>
+          <w:rPr>
+            <w:noProof/>
+            <w:webHidden/>
+          </w:rPr>
+          <w:fldChar w:fldCharType="begin"/>
+        </w:r>
+        <w:r>
+          <w:rPr>
+            <w:noProof/>
+            <w:webHidden/>
+          </w:rPr>
+          <w:instrText xml:space="preserve"> PAGEREF _Toc230188174 \h </w:instrText>
+        </w:r>
+        <w:r>
+          <w:rPr>
+            <w:noProof/>
+            <w:webHidden/>
+          </w:rPr>
+        </w:r>
+        <w:r>
+          <w:rPr>
+            <w:noProof/>
+            <w:webHidden/>
+          </w:rPr>
+          <w:fldChar w:fldCharType="separate"/>
+        </w:r>
+        <w:r>
+          <w:rPr>
+            <w:noProof/>
+            <w:webHidden/>
+          </w:rPr>
+          <w:t>83</w:t>
+        </w:r>
+        <w:r>
+          <w:rPr>
+            <w:noProof/>
+            <w:webHidden/>
+          </w:rPr>
+          <w:fldChar w:fldCharType="end"/>
+        </w:r>
+      </w:hyperlink>
+    </w:p>
+    <w:p>
+      <w:pPr>
         <w:pStyle w:val="Titulosgenerales"/>
       </w:pPr>
       <w:r>
@@ -3711,7 +3697,7 @@
         <w:fldChar w:fldCharType="end"/>
       </w:r>
       <w:bookmarkStart w:id="0" w:name="_Toc176443691"/>
-      <w:bookmarkStart w:id="1" w:name="_Toc228887976"/>
+      <w:bookmarkStart w:id="1" w:name="_Toc230188134"/>
       <w:r>
         <w:t>Introducción</w:t>
       </w:r>
@@ -3856,7 +3842,7 @@
       <w:pPr>
         <w:pStyle w:val="Ttulo1"/>
       </w:pPr>
-      <w:bookmarkStart w:id="2" w:name="_Toc228887977"/>
+      <w:bookmarkStart w:id="2" w:name="_Toc230188135"/>
       <w:r>
         <w:lastRenderedPageBreak/>
         <w:t>Fundamentos de la programación orientada a objetos</w:t>
@@ -4136,7 +4122,7 @@
       <w:pPr>
         <w:pStyle w:val="Ttulo2"/>
       </w:pPr>
-      <w:bookmarkStart w:id="3" w:name="_Toc228887978"/>
+      <w:bookmarkStart w:id="3" w:name="_Toc230188136"/>
       <w:r>
         <w:t>Concepto de programación orientada a objetos</w:t>
       </w:r>
@@ -4580,22 +4566,23 @@
     <w:tbl>
       <w:tblPr>
         <w:tblStyle w:val="SENA"/>
-        <w:tblW w:w="9360" w:type="dxa"/>
+        <w:tblW w:w="9634" w:type="dxa"/>
         <w:tblLook w:val="0000" w:firstRow="0" w:lastRow="0" w:firstColumn="0" w:lastColumn="0" w:noHBand="0" w:noVBand="0"/>
       </w:tblPr>
       <w:tblGrid>
-        <w:gridCol w:w="2340"/>
-        <w:gridCol w:w="2340"/>
-        <w:gridCol w:w="2340"/>
-        <w:gridCol w:w="2340"/>
+        <w:gridCol w:w="2363"/>
+        <w:gridCol w:w="2363"/>
+        <w:gridCol w:w="2363"/>
+        <w:gridCol w:w="2545"/>
       </w:tblGrid>
       <w:tr>
         <w:trPr>
-          <w:tblHeader/>
+          <w:cnfStyle w:val="000000100000" w:firstRow="0" w:lastRow="0" w:firstColumn="0" w:lastColumn="0" w:oddVBand="0" w:evenVBand="0" w:oddHBand="1" w:evenHBand="0" w:firstRowFirstColumn="0" w:firstRowLastColumn="0" w:lastRowFirstColumn="0" w:lastRowLastColumn="0"/>
+          <w:trHeight w:val="883"/>
         </w:trPr>
         <w:tc>
           <w:tcPr>
-            <w:tcW w:w="2340" w:type="dxa"/>
+            <w:tcW w:w="2363" w:type="dxa"/>
           </w:tcPr>
           <w:p>
             <w:pPr>
@@ -4616,7 +4603,7 @@
         </w:tc>
         <w:tc>
           <w:tcPr>
-            <w:tcW w:w="2340" w:type="dxa"/>
+            <w:tcW w:w="2363" w:type="dxa"/>
           </w:tcPr>
           <w:p>
             <w:pPr>
@@ -4637,7 +4624,7 @@
         </w:tc>
         <w:tc>
           <w:tcPr>
-            <w:tcW w:w="2340" w:type="dxa"/>
+            <w:tcW w:w="2363" w:type="dxa"/>
           </w:tcPr>
           <w:p>
             <w:pPr>
@@ -4658,7 +4645,7 @@
         </w:tc>
         <w:tc>
           <w:tcPr>
-            <w:tcW w:w="2340" w:type="dxa"/>
+            <w:tcW w:w="2545" w:type="dxa"/>
           </w:tcPr>
           <w:p>
             <w:pPr>
@@ -4680,11 +4667,11 @@
       </w:tr>
       <w:tr>
         <w:trPr>
-          <w:cnfStyle w:val="000000100000" w:firstRow="0" w:lastRow="0" w:firstColumn="0" w:lastColumn="0" w:oddVBand="0" w:evenVBand="0" w:oddHBand="1" w:evenHBand="0" w:firstRowFirstColumn="0" w:firstRowLastColumn="0" w:lastRowFirstColumn="0" w:lastRowLastColumn="0"/>
+          <w:trHeight w:val="883"/>
         </w:trPr>
         <w:tc>
           <w:tcPr>
-            <w:tcW w:w="2340" w:type="dxa"/>
+            <w:tcW w:w="2363" w:type="dxa"/>
           </w:tcPr>
           <w:p>
             <w:pPr>
@@ -4703,7 +4690,7 @@
         </w:tc>
         <w:tc>
           <w:tcPr>
-            <w:tcW w:w="2340" w:type="dxa"/>
+            <w:tcW w:w="2363" w:type="dxa"/>
           </w:tcPr>
           <w:p>
             <w:pPr>
@@ -4722,7 +4709,7 @@
         </w:tc>
         <w:tc>
           <w:tcPr>
-            <w:tcW w:w="2340" w:type="dxa"/>
+            <w:tcW w:w="2363" w:type="dxa"/>
           </w:tcPr>
           <w:p>
             <w:pPr>
@@ -4741,7 +4728,7 @@
         </w:tc>
         <w:tc>
           <w:tcPr>
-            <w:tcW w:w="2340" w:type="dxa"/>
+            <w:tcW w:w="2545" w:type="dxa"/>
           </w:tcPr>
           <w:p>
             <w:pPr>
@@ -4760,9 +4747,13 @@
         </w:tc>
       </w:tr>
       <w:tr>
+        <w:trPr>
+          <w:cnfStyle w:val="000000100000" w:firstRow="0" w:lastRow="0" w:firstColumn="0" w:lastColumn="0" w:oddVBand="0" w:evenVBand="0" w:oddHBand="1" w:evenHBand="0" w:firstRowFirstColumn="0" w:firstRowLastColumn="0" w:lastRowFirstColumn="0" w:lastRowLastColumn="0"/>
+          <w:trHeight w:val="883"/>
+        </w:trPr>
         <w:tc>
           <w:tcPr>
-            <w:tcW w:w="2340" w:type="dxa"/>
+            <w:tcW w:w="2363" w:type="dxa"/>
           </w:tcPr>
           <w:p>
             <w:pPr>
@@ -4781,7 +4772,7 @@
         </w:tc>
         <w:tc>
           <w:tcPr>
-            <w:tcW w:w="2340" w:type="dxa"/>
+            <w:tcW w:w="2363" w:type="dxa"/>
           </w:tcPr>
           <w:p>
             <w:pPr>
@@ -4800,7 +4791,7 @@
         </w:tc>
         <w:tc>
           <w:tcPr>
-            <w:tcW w:w="2340" w:type="dxa"/>
+            <w:tcW w:w="2363" w:type="dxa"/>
           </w:tcPr>
           <w:p>
             <w:pPr>
@@ -4819,7 +4810,7 @@
         </w:tc>
         <w:tc>
           <w:tcPr>
-            <w:tcW w:w="2340" w:type="dxa"/>
+            <w:tcW w:w="2545" w:type="dxa"/>
           </w:tcPr>
           <w:p>
             <w:pPr>
@@ -4839,11 +4830,11 @@
       </w:tr>
       <w:tr>
         <w:trPr>
-          <w:cnfStyle w:val="000000100000" w:firstRow="0" w:lastRow="0" w:firstColumn="0" w:lastColumn="0" w:oddVBand="0" w:evenVBand="0" w:oddHBand="1" w:evenHBand="0" w:firstRowFirstColumn="0" w:firstRowLastColumn="0" w:lastRowFirstColumn="0" w:lastRowLastColumn="0"/>
+          <w:trHeight w:val="1171"/>
         </w:trPr>
         <w:tc>
           <w:tcPr>
-            <w:tcW w:w="2340" w:type="dxa"/>
+            <w:tcW w:w="2363" w:type="dxa"/>
           </w:tcPr>
           <w:p>
             <w:pPr>
@@ -4862,7 +4853,7 @@
         </w:tc>
         <w:tc>
           <w:tcPr>
-            <w:tcW w:w="2340" w:type="dxa"/>
+            <w:tcW w:w="2363" w:type="dxa"/>
           </w:tcPr>
           <w:p>
             <w:pPr>
@@ -4881,7 +4872,7 @@
         </w:tc>
         <w:tc>
           <w:tcPr>
-            <w:tcW w:w="2340" w:type="dxa"/>
+            <w:tcW w:w="2363" w:type="dxa"/>
           </w:tcPr>
           <w:p>
             <w:pPr>
@@ -4900,7 +4891,7 @@
         </w:tc>
         <w:tc>
           <w:tcPr>
-            <w:tcW w:w="2340" w:type="dxa"/>
+            <w:tcW w:w="2545" w:type="dxa"/>
           </w:tcPr>
           <w:p>
             <w:pPr>
@@ -4919,9 +4910,13 @@
         </w:tc>
       </w:tr>
       <w:tr>
+        <w:trPr>
+          <w:cnfStyle w:val="000000100000" w:firstRow="0" w:lastRow="0" w:firstColumn="0" w:lastColumn="0" w:oddVBand="0" w:evenVBand="0" w:oddHBand="1" w:evenHBand="0" w:firstRowFirstColumn="0" w:firstRowLastColumn="0" w:lastRowFirstColumn="0" w:lastRowLastColumn="0"/>
+          <w:trHeight w:val="883"/>
+        </w:trPr>
         <w:tc>
           <w:tcPr>
-            <w:tcW w:w="2340" w:type="dxa"/>
+            <w:tcW w:w="2363" w:type="dxa"/>
           </w:tcPr>
           <w:p>
             <w:pPr>
@@ -4940,7 +4935,7 @@
         </w:tc>
         <w:tc>
           <w:tcPr>
-            <w:tcW w:w="2340" w:type="dxa"/>
+            <w:tcW w:w="2363" w:type="dxa"/>
           </w:tcPr>
           <w:p>
             <w:pPr>
@@ -4959,7 +4954,7 @@
         </w:tc>
         <w:tc>
           <w:tcPr>
-            <w:tcW w:w="2340" w:type="dxa"/>
+            <w:tcW w:w="2363" w:type="dxa"/>
           </w:tcPr>
           <w:p>
             <w:pPr>
@@ -4978,7 +4973,7 @@
         </w:tc>
         <w:tc>
           <w:tcPr>
-            <w:tcW w:w="2340" w:type="dxa"/>
+            <w:tcW w:w="2545" w:type="dxa"/>
           </w:tcPr>
           <w:p>
             <w:pPr>
@@ -4998,11 +4993,11 @@
       </w:tr>
       <w:tr>
         <w:trPr>
-          <w:cnfStyle w:val="000000100000" w:firstRow="0" w:lastRow="0" w:firstColumn="0" w:lastColumn="0" w:oddVBand="0" w:evenVBand="0" w:oddHBand="1" w:evenHBand="0" w:firstRowFirstColumn="0" w:firstRowLastColumn="0" w:lastRowFirstColumn="0" w:lastRowLastColumn="0"/>
+          <w:trHeight w:val="864"/>
         </w:trPr>
         <w:tc>
           <w:tcPr>
-            <w:tcW w:w="2340" w:type="dxa"/>
+            <w:tcW w:w="2363" w:type="dxa"/>
           </w:tcPr>
           <w:p>
             <w:pPr>
@@ -5021,7 +5016,7 @@
         </w:tc>
         <w:tc>
           <w:tcPr>
-            <w:tcW w:w="2340" w:type="dxa"/>
+            <w:tcW w:w="2363" w:type="dxa"/>
           </w:tcPr>
           <w:p>
             <w:pPr>
@@ -5040,7 +5035,7 @@
         </w:tc>
         <w:tc>
           <w:tcPr>
-            <w:tcW w:w="2340" w:type="dxa"/>
+            <w:tcW w:w="2363" w:type="dxa"/>
           </w:tcPr>
           <w:p>
             <w:pPr>
@@ -5073,7 +5068,7 @@
         </w:tc>
         <w:tc>
           <w:tcPr>
-            <w:tcW w:w="2340" w:type="dxa"/>
+            <w:tcW w:w="2545" w:type="dxa"/>
           </w:tcPr>
           <w:p>
             <w:pPr>
@@ -5111,7 +5106,7 @@
       <w:pPr>
         <w:pStyle w:val="Ttulo2"/>
       </w:pPr>
-      <w:bookmarkStart w:id="4" w:name="_Toc228887979"/>
+      <w:bookmarkStart w:id="4" w:name="_Toc230188137"/>
       <w:r>
         <w:t>Clases y objetos</w:t>
       </w:r>
@@ -5161,6 +5156,7 @@
     <w:p>
       <w:pPr>
         <w:pStyle w:val="Video"/>
+        <w:jc w:val="left"/>
       </w:pPr>
       <w:r>
         <w:lastRenderedPageBreak/>
@@ -5187,7 +5183,7 @@
           <w:noProof/>
         </w:rPr>
         <w:drawing>
-          <wp:inline distT="0" distB="0" distL="0" distR="0" wp14:anchorId="64F26CA9" wp14:editId="37697BB8">
+          <wp:inline distT="0" distB="0" distL="0" distR="0" wp14:anchorId="64F26CA9" wp14:editId="34267216">
             <wp:extent cx="4680000" cy="2631600"/>
             <wp:effectExtent l="0" t="0" r="6350" b="0"/>
             <wp:docPr id="5" name="Imagen 5">
@@ -5281,6 +5277,7 @@
           </w:tcPr>
           <w:p>
             <w:pPr>
+              <w:ind w:firstLine="0"/>
               <w:rPr>
                 <w:b/>
               </w:rPr>
@@ -5513,7 +5510,7 @@
       <w:pPr>
         <w:pStyle w:val="Ttulo2"/>
       </w:pPr>
-      <w:bookmarkStart w:id="6" w:name="_Toc228887980"/>
+      <w:bookmarkStart w:id="6" w:name="_Toc230188138"/>
       <w:r>
         <w:lastRenderedPageBreak/>
         <w:t>Atributos y métodos</w:t>
@@ -6109,18 +6106,18 @@
     <w:tbl>
       <w:tblPr>
         <w:tblStyle w:val="SENA"/>
-        <w:tblW w:w="9477" w:type="dxa"/>
+        <w:tblW w:w="9918" w:type="dxa"/>
         <w:tblLook w:val="0000" w:firstRow="0" w:lastRow="0" w:firstColumn="0" w:lastColumn="0" w:noHBand="0" w:noVBand="0"/>
       </w:tblPr>
       <w:tblGrid>
         <w:gridCol w:w="2369"/>
         <w:gridCol w:w="2369"/>
-        <w:gridCol w:w="4739"/>
+        <w:gridCol w:w="5180"/>
       </w:tblGrid>
       <w:tr>
         <w:trPr>
+          <w:cnfStyle w:val="000000100000" w:firstRow="0" w:lastRow="0" w:firstColumn="0" w:lastColumn="0" w:oddVBand="0" w:evenVBand="0" w:oddHBand="1" w:evenHBand="0" w:firstRowFirstColumn="0" w:firstRowLastColumn="0" w:lastRowFirstColumn="0" w:lastRowLastColumn="0"/>
           <w:trHeight w:val="342"/>
-          <w:tblHeader/>
         </w:trPr>
         <w:tc>
           <w:tcPr>
@@ -6166,7 +6163,7 @@
         </w:tc>
         <w:tc>
           <w:tcPr>
-            <w:tcW w:w="4739" w:type="dxa"/>
+            <w:tcW w:w="5180" w:type="dxa"/>
           </w:tcPr>
           <w:p>
             <w:pPr>
@@ -6188,7 +6185,6 @@
       </w:tr>
       <w:tr>
         <w:trPr>
-          <w:cnfStyle w:val="000000100000" w:firstRow="0" w:lastRow="0" w:firstColumn="0" w:lastColumn="0" w:oddVBand="0" w:evenVBand="0" w:oddHBand="1" w:evenHBand="0" w:firstRowFirstColumn="0" w:firstRowLastColumn="0" w:lastRowFirstColumn="0" w:lastRowLastColumn="0"/>
           <w:trHeight w:val="519"/>
         </w:trPr>
         <w:tc>
@@ -6239,7 +6235,7 @@
         </w:tc>
         <w:tc>
           <w:tcPr>
-            <w:tcW w:w="4739" w:type="dxa"/>
+            <w:tcW w:w="5180" w:type="dxa"/>
           </w:tcPr>
           <w:p>
             <w:pPr>
@@ -6259,6 +6255,7 @@
       </w:tr>
       <w:tr>
         <w:trPr>
+          <w:cnfStyle w:val="000000100000" w:firstRow="0" w:lastRow="0" w:firstColumn="0" w:lastColumn="0" w:oddVBand="0" w:evenVBand="0" w:oddHBand="1" w:evenHBand="0" w:firstRowFirstColumn="0" w:firstRowLastColumn="0" w:lastRowFirstColumn="0" w:lastRowLastColumn="0"/>
           <w:trHeight w:val="303"/>
         </w:trPr>
         <w:tc>
@@ -6309,7 +6306,7 @@
         </w:tc>
         <w:tc>
           <w:tcPr>
-            <w:tcW w:w="4739" w:type="dxa"/>
+            <w:tcW w:w="5180" w:type="dxa"/>
           </w:tcPr>
           <w:p>
             <w:pPr>
@@ -6329,7 +6326,6 @@
       </w:tr>
       <w:tr>
         <w:trPr>
-          <w:cnfStyle w:val="000000100000" w:firstRow="0" w:lastRow="0" w:firstColumn="0" w:lastColumn="0" w:oddVBand="0" w:evenVBand="0" w:oddHBand="1" w:evenHBand="0" w:firstRowFirstColumn="0" w:firstRowLastColumn="0" w:lastRowFirstColumn="0" w:lastRowLastColumn="0"/>
           <w:trHeight w:val="519"/>
         </w:trPr>
         <w:tc>
@@ -6380,7 +6376,7 @@
         </w:tc>
         <w:tc>
           <w:tcPr>
-            <w:tcW w:w="4739" w:type="dxa"/>
+            <w:tcW w:w="5180" w:type="dxa"/>
           </w:tcPr>
           <w:p>
             <w:pPr>
@@ -6400,6 +6396,7 @@
       </w:tr>
       <w:tr>
         <w:trPr>
+          <w:cnfStyle w:val="000000100000" w:firstRow="0" w:lastRow="0" w:firstColumn="0" w:lastColumn="0" w:oddVBand="0" w:evenVBand="0" w:oddHBand="1" w:evenHBand="0" w:firstRowFirstColumn="0" w:firstRowLastColumn="0" w:lastRowFirstColumn="0" w:lastRowLastColumn="0"/>
           <w:trHeight w:val="519"/>
         </w:trPr>
         <w:tc>
@@ -6472,7 +6469,7 @@
         </w:tc>
         <w:tc>
           <w:tcPr>
-            <w:tcW w:w="4739" w:type="dxa"/>
+            <w:tcW w:w="5180" w:type="dxa"/>
           </w:tcPr>
           <w:p>
             <w:pPr>
@@ -6492,7 +6489,6 @@
       </w:tr>
       <w:tr>
         <w:trPr>
-          <w:cnfStyle w:val="000000100000" w:firstRow="0" w:lastRow="0" w:firstColumn="0" w:lastColumn="0" w:oddVBand="0" w:evenVBand="0" w:oddHBand="1" w:evenHBand="0" w:firstRowFirstColumn="0" w:firstRowLastColumn="0" w:lastRowFirstColumn="0" w:lastRowLastColumn="0"/>
           <w:trHeight w:val="519"/>
         </w:trPr>
         <w:tc>
@@ -6580,7 +6576,7 @@
         </w:tc>
         <w:tc>
           <w:tcPr>
-            <w:tcW w:w="4739" w:type="dxa"/>
+            <w:tcW w:w="5180" w:type="dxa"/>
           </w:tcPr>
           <w:p>
             <w:pPr>
@@ -6600,6 +6596,7 @@
       </w:tr>
       <w:tr>
         <w:trPr>
+          <w:cnfStyle w:val="000000100000" w:firstRow="0" w:lastRow="0" w:firstColumn="0" w:lastColumn="0" w:oddVBand="0" w:evenVBand="0" w:oddHBand="1" w:evenHBand="0" w:firstRowFirstColumn="0" w:firstRowLastColumn="0" w:lastRowFirstColumn="0" w:lastRowLastColumn="0"/>
           <w:trHeight w:val="529"/>
         </w:trPr>
         <w:tc>
@@ -6680,7 +6677,7 @@
         </w:tc>
         <w:tc>
           <w:tcPr>
-            <w:tcW w:w="4739" w:type="dxa"/>
+            <w:tcW w:w="5180" w:type="dxa"/>
           </w:tcPr>
           <w:p>
             <w:pPr>
@@ -6700,7 +6697,6 @@
       </w:tr>
       <w:tr>
         <w:trPr>
-          <w:cnfStyle w:val="000000100000" w:firstRow="0" w:lastRow="0" w:firstColumn="0" w:lastColumn="0" w:oddVBand="0" w:evenVBand="0" w:oddHBand="1" w:evenHBand="0" w:firstRowFirstColumn="0" w:firstRowLastColumn="0" w:lastRowFirstColumn="0" w:lastRowLastColumn="0"/>
           <w:trHeight w:val="519"/>
         </w:trPr>
         <w:tc>
@@ -6787,7 +6783,7 @@
         </w:tc>
         <w:tc>
           <w:tcPr>
-            <w:tcW w:w="4739" w:type="dxa"/>
+            <w:tcW w:w="5180" w:type="dxa"/>
           </w:tcPr>
           <w:p>
             <w:pPr>
@@ -6823,7 +6819,7 @@
       <w:pPr>
         <w:pStyle w:val="Ttulo2"/>
       </w:pPr>
-      <w:bookmarkStart w:id="7" w:name="_Toc228887981"/>
+      <w:bookmarkStart w:id="7" w:name="_Toc230188139"/>
       <w:r>
         <w:t>Principios de herencia y polimorfismo</w:t>
       </w:r>
@@ -6879,7 +6875,19 @@
         <w:rPr>
           <w:lang w:eastAsia="es-CO"/>
         </w:rPr>
-        <w:t>Basado en lo anterior, se presente un ejemplo del uso de la herencia y el polimorfismo, evidenciando cómo una subclase hereda y redefine métodos de una superclase:</w:t>
+        <w:t>Basado en lo anterior, se present</w:t>
+      </w:r>
+      <w:r>
+        <w:rPr>
+          <w:lang w:eastAsia="es-CO"/>
+        </w:rPr>
+        <w:t>a</w:t>
+      </w:r>
+      <w:r>
+        <w:rPr>
+          <w:lang w:eastAsia="es-CO"/>
+        </w:rPr>
+        <w:t xml:space="preserve"> un ejemplo del uso de la herencia y el polimorfismo, evidenciando cómo una subclase hereda y redefine métodos de una superclase:</w:t>
       </w:r>
     </w:p>
     <w:p>
@@ -6928,6 +6936,47 @@
           <w:lang w:eastAsia="es-CO"/>
         </w:rPr>
         <w:t xml:space="preserve"> Animal {</w:t>
+      </w:r>
+    </w:p>
+    <w:p>
+      <w:pPr>
+        <w:rPr>
+          <w:lang w:eastAsia="es-CO"/>
+        </w:rPr>
+      </w:pPr>
+      <w:r>
+        <w:rPr>
+          <w:lang w:eastAsia="es-CO"/>
+        </w:rPr>
+        <w:t xml:space="preserve">    </w:t>
+      </w:r>
+      <w:proofErr w:type="spellStart"/>
+      <w:r>
+        <w:rPr>
+          <w:lang w:eastAsia="es-CO"/>
+        </w:rPr>
+        <w:t>protected</w:t>
+      </w:r>
+      <w:proofErr w:type="spellEnd"/>
+      <w:r>
+        <w:rPr>
+          <w:lang w:eastAsia="es-CO"/>
+        </w:rPr>
+        <w:t xml:space="preserve"> </w:t>
+      </w:r>
+      <w:proofErr w:type="spellStart"/>
+      <w:r>
+        <w:rPr>
+          <w:lang w:eastAsia="es-CO"/>
+        </w:rPr>
+        <w:t>String</w:t>
+      </w:r>
+      <w:proofErr w:type="spellEnd"/>
+      <w:r>
+        <w:rPr>
+          <w:lang w:eastAsia="es-CO"/>
+        </w:rPr>
+        <w:t xml:space="preserve"> nombre;</w:t>
       </w:r>
     </w:p>
     <w:p>
@@ -6948,7 +6997,7 @@
         <w:rPr>
           <w:lang w:eastAsia="es-CO"/>
         </w:rPr>
-        <w:t>protected</w:t>
+        <w:t>public</w:t>
       </w:r>
       <w:proofErr w:type="spellEnd"/>
       <w:r>
@@ -6957,7 +7006,15 @@
         </w:rPr>
         <w:t xml:space="preserve"> </w:t>
       </w:r>
-      <w:proofErr w:type="spellStart"/>
+      <w:proofErr w:type="gramStart"/>
+      <w:r>
+        <w:rPr>
+          <w:lang w:eastAsia="es-CO"/>
+        </w:rPr>
+        <w:t>Animal(</w:t>
+      </w:r>
+      <w:proofErr w:type="spellStart"/>
+      <w:proofErr w:type="gramEnd"/>
       <w:r>
         <w:rPr>
           <w:lang w:eastAsia="es-CO"/>
@@ -6969,7 +7026,49 @@
         <w:rPr>
           <w:lang w:eastAsia="es-CO"/>
         </w:rPr>
-        <w:t xml:space="preserve"> nombre;</w:t>
+        <w:t xml:space="preserve"> nombre) {</w:t>
+      </w:r>
+    </w:p>
+    <w:p>
+      <w:pPr>
+        <w:rPr>
+          <w:lang w:eastAsia="es-CO"/>
+        </w:rPr>
+      </w:pPr>
+      <w:r>
+        <w:rPr>
+          <w:lang w:eastAsia="es-CO"/>
+        </w:rPr>
+        <w:t xml:space="preserve">        </w:t>
+      </w:r>
+      <w:proofErr w:type="spellStart"/>
+      <w:proofErr w:type="gramStart"/>
+      <w:r>
+        <w:rPr>
+          <w:lang w:eastAsia="es-CO"/>
+        </w:rPr>
+        <w:t>this.nombre</w:t>
+      </w:r>
+      <w:proofErr w:type="spellEnd"/>
+      <w:proofErr w:type="gramEnd"/>
+      <w:r>
+        <w:rPr>
+          <w:lang w:eastAsia="es-CO"/>
+        </w:rPr>
+        <w:t xml:space="preserve"> = nombre;</w:t>
+      </w:r>
+    </w:p>
+    <w:p>
+      <w:pPr>
+        <w:rPr>
+          <w:lang w:eastAsia="es-CO"/>
+        </w:rPr>
+      </w:pPr>
+      <w:r>
+        <w:rPr>
+          <w:lang w:eastAsia="es-CO"/>
+        </w:rPr>
+        <w:t xml:space="preserve">    }</w:t>
       </w:r>
     </w:p>
     <w:p>
@@ -6998,19 +7097,197 @@
         </w:rPr>
         <w:t xml:space="preserve"> </w:t>
       </w:r>
+      <w:proofErr w:type="spellStart"/>
+      <w:r>
+        <w:rPr>
+          <w:lang w:eastAsia="es-CO"/>
+        </w:rPr>
+        <w:t>void</w:t>
+      </w:r>
+      <w:proofErr w:type="spellEnd"/>
+      <w:r>
+        <w:rPr>
+          <w:lang w:eastAsia="es-CO"/>
+        </w:rPr>
+        <w:t xml:space="preserve"> </w:t>
+      </w:r>
+      <w:proofErr w:type="spellStart"/>
       <w:proofErr w:type="gramStart"/>
       <w:r>
         <w:rPr>
           <w:lang w:eastAsia="es-CO"/>
         </w:rPr>
-        <w:t>Animal(</w:t>
-      </w:r>
-      <w:proofErr w:type="spellStart"/>
+        <w:t>hacerSonido</w:t>
+      </w:r>
+      <w:proofErr w:type="spellEnd"/>
+      <w:r>
+        <w:rPr>
+          <w:lang w:eastAsia="es-CO"/>
+        </w:rPr>
+        <w:t>(</w:t>
+      </w:r>
       <w:proofErr w:type="gramEnd"/>
       <w:r>
         <w:rPr>
           <w:lang w:eastAsia="es-CO"/>
         </w:rPr>
+        <w:t>) {</w:t>
+      </w:r>
+    </w:p>
+    <w:p>
+      <w:pPr>
+        <w:rPr>
+          <w:lang w:eastAsia="es-CO"/>
+        </w:rPr>
+      </w:pPr>
+      <w:r>
+        <w:rPr>
+          <w:lang w:eastAsia="es-CO"/>
+        </w:rPr>
+        <w:t xml:space="preserve">        </w:t>
+      </w:r>
+      <w:proofErr w:type="spellStart"/>
+      <w:r>
+        <w:rPr>
+          <w:lang w:eastAsia="es-CO"/>
+        </w:rPr>
+        <w:t>System.out.println</w:t>
+      </w:r>
+      <w:proofErr w:type="spellEnd"/>
+      <w:r>
+        <w:rPr>
+          <w:lang w:eastAsia="es-CO"/>
+        </w:rPr>
+        <w:t>(nombre + " hace un sonido genérico.");</w:t>
+      </w:r>
+    </w:p>
+    <w:p>
+      <w:pPr>
+        <w:rPr>
+          <w:lang w:eastAsia="es-CO"/>
+        </w:rPr>
+      </w:pPr>
+      <w:r>
+        <w:rPr>
+          <w:lang w:eastAsia="es-CO"/>
+        </w:rPr>
+        <w:t xml:space="preserve">    }</w:t>
+      </w:r>
+    </w:p>
+    <w:p>
+      <w:pPr>
+        <w:rPr>
+          <w:lang w:eastAsia="es-CO"/>
+        </w:rPr>
+      </w:pPr>
+      <w:r>
+        <w:rPr>
+          <w:lang w:eastAsia="es-CO"/>
+        </w:rPr>
+        <w:t>}</w:t>
+      </w:r>
+    </w:p>
+    <w:p>
+      <w:pPr>
+        <w:rPr>
+          <w:lang w:eastAsia="es-CO"/>
+        </w:rPr>
+      </w:pPr>
+      <w:r>
+        <w:rPr>
+          <w:lang w:eastAsia="es-CO"/>
+        </w:rPr>
+        <w:t>// Subclase que hereda de Animal</w:t>
+      </w:r>
+    </w:p>
+    <w:p>
+      <w:pPr>
+        <w:rPr>
+          <w:lang w:eastAsia="es-CO"/>
+        </w:rPr>
+      </w:pPr>
+      <w:proofErr w:type="spellStart"/>
+      <w:r>
+        <w:rPr>
+          <w:lang w:eastAsia="es-CO"/>
+        </w:rPr>
+        <w:t>public</w:t>
+      </w:r>
+      <w:proofErr w:type="spellEnd"/>
+      <w:r>
+        <w:rPr>
+          <w:lang w:eastAsia="es-CO"/>
+        </w:rPr>
+        <w:t xml:space="preserve"> </w:t>
+      </w:r>
+      <w:proofErr w:type="spellStart"/>
+      <w:r>
+        <w:rPr>
+          <w:lang w:eastAsia="es-CO"/>
+        </w:rPr>
+        <w:t>class</w:t>
+      </w:r>
+      <w:proofErr w:type="spellEnd"/>
+      <w:r>
+        <w:rPr>
+          <w:lang w:eastAsia="es-CO"/>
+        </w:rPr>
+        <w:t xml:space="preserve"> Perro </w:t>
+      </w:r>
+      <w:proofErr w:type="spellStart"/>
+      <w:r>
+        <w:rPr>
+          <w:lang w:eastAsia="es-CO"/>
+        </w:rPr>
+        <w:t>extends</w:t>
+      </w:r>
+      <w:proofErr w:type="spellEnd"/>
+      <w:r>
+        <w:rPr>
+          <w:lang w:eastAsia="es-CO"/>
+        </w:rPr>
+        <w:t xml:space="preserve"> Animal {</w:t>
+      </w:r>
+    </w:p>
+    <w:p>
+      <w:pPr>
+        <w:rPr>
+          <w:lang w:eastAsia="es-CO"/>
+        </w:rPr>
+      </w:pPr>
+      <w:r>
+        <w:rPr>
+          <w:lang w:eastAsia="es-CO"/>
+        </w:rPr>
+        <w:t xml:space="preserve">    </w:t>
+      </w:r>
+      <w:proofErr w:type="spellStart"/>
+      <w:r>
+        <w:rPr>
+          <w:lang w:eastAsia="es-CO"/>
+        </w:rPr>
+        <w:t>public</w:t>
+      </w:r>
+      <w:proofErr w:type="spellEnd"/>
+      <w:r>
+        <w:rPr>
+          <w:lang w:eastAsia="es-CO"/>
+        </w:rPr>
+        <w:t xml:space="preserve"> </w:t>
+      </w:r>
+      <w:proofErr w:type="gramStart"/>
+      <w:r>
+        <w:rPr>
+          <w:lang w:eastAsia="es-CO"/>
+        </w:rPr>
+        <w:t>Perro(</w:t>
+      </w:r>
+      <w:proofErr w:type="spellStart"/>
+      <w:proofErr w:type="gramEnd"/>
+      <w:r>
+        <w:rPr>
+          <w:lang w:eastAsia="es-CO"/>
+        </w:rPr>
         <w:t>String</w:t>
       </w:r>
       <w:proofErr w:type="spellEnd"/>
@@ -7031,15 +7308,205 @@
         <w:rPr>
           <w:lang w:eastAsia="es-CO"/>
         </w:rPr>
+        <w:t xml:space="preserve">        super(nombre</w:t>
+      </w:r>
+      <w:proofErr w:type="gramStart"/>
+      <w:r>
+        <w:rPr>
+          <w:lang w:eastAsia="es-CO"/>
+        </w:rPr>
+        <w:t>);  /</w:t>
+      </w:r>
+      <w:proofErr w:type="gramEnd"/>
+      <w:r>
+        <w:rPr>
+          <w:lang w:eastAsia="es-CO"/>
+        </w:rPr>
+        <w:t>/ Invoca el constructor de la superclase</w:t>
+      </w:r>
+    </w:p>
+    <w:p>
+      <w:pPr>
+        <w:rPr>
+          <w:lang w:eastAsia="es-CO"/>
+        </w:rPr>
+      </w:pPr>
+      <w:r>
+        <w:rPr>
+          <w:lang w:eastAsia="es-CO"/>
+        </w:rPr>
+        <w:t xml:space="preserve">    }</w:t>
+      </w:r>
+    </w:p>
+    <w:p>
+      <w:pPr>
+        <w:rPr>
+          <w:lang w:eastAsia="es-CO"/>
+        </w:rPr>
+      </w:pPr>
+      <w:r>
+        <w:rPr>
+          <w:lang w:eastAsia="es-CO"/>
+        </w:rPr>
+        <w:t xml:space="preserve">    @Override</w:t>
+      </w:r>
+    </w:p>
+    <w:p>
+      <w:pPr>
+        <w:rPr>
+          <w:lang w:eastAsia="es-CO"/>
+        </w:rPr>
+      </w:pPr>
+      <w:r>
+        <w:rPr>
+          <w:lang w:eastAsia="es-CO"/>
+        </w:rPr>
+        <w:t xml:space="preserve">    </w:t>
+      </w:r>
+      <w:proofErr w:type="spellStart"/>
+      <w:r>
+        <w:rPr>
+          <w:lang w:eastAsia="es-CO"/>
+        </w:rPr>
+        <w:t>public</w:t>
+      </w:r>
+      <w:proofErr w:type="spellEnd"/>
+      <w:r>
+        <w:rPr>
+          <w:lang w:eastAsia="es-CO"/>
+        </w:rPr>
+        <w:t xml:space="preserve"> </w:t>
+      </w:r>
+      <w:proofErr w:type="spellStart"/>
+      <w:r>
+        <w:rPr>
+          <w:lang w:eastAsia="es-CO"/>
+        </w:rPr>
+        <w:t>void</w:t>
+      </w:r>
+      <w:proofErr w:type="spellEnd"/>
+      <w:r>
+        <w:rPr>
+          <w:lang w:eastAsia="es-CO"/>
+        </w:rPr>
+        <w:t xml:space="preserve"> </w:t>
+      </w:r>
+      <w:proofErr w:type="spellStart"/>
+      <w:proofErr w:type="gramStart"/>
+      <w:r>
+        <w:rPr>
+          <w:lang w:eastAsia="es-CO"/>
+        </w:rPr>
+        <w:t>hacerSonido</w:t>
+      </w:r>
+      <w:proofErr w:type="spellEnd"/>
+      <w:r>
+        <w:rPr>
+          <w:lang w:eastAsia="es-CO"/>
+        </w:rPr>
+        <w:t>(</w:t>
+      </w:r>
+      <w:proofErr w:type="gramEnd"/>
+      <w:r>
+        <w:rPr>
+          <w:lang w:eastAsia="es-CO"/>
+        </w:rPr>
+        <w:t>) {</w:t>
+      </w:r>
+    </w:p>
+    <w:p>
+      <w:pPr>
+        <w:rPr>
+          <w:lang w:eastAsia="es-CO"/>
+        </w:rPr>
+      </w:pPr>
+      <w:r>
+        <w:rPr>
+          <w:lang w:eastAsia="es-CO"/>
+        </w:rPr>
         <w:t xml:space="preserve">        </w:t>
       </w:r>
       <w:proofErr w:type="spellStart"/>
+      <w:r>
+        <w:rPr>
+          <w:lang w:eastAsia="es-CO"/>
+        </w:rPr>
+        <w:t>System.out.println</w:t>
+      </w:r>
+      <w:proofErr w:type="spellEnd"/>
+      <w:r>
+        <w:rPr>
+          <w:lang w:eastAsia="es-CO"/>
+        </w:rPr>
+        <w:t>(nombre + " dice: ¡Guau!");</w:t>
+      </w:r>
+    </w:p>
+    <w:p>
+      <w:pPr>
+        <w:rPr>
+          <w:lang w:eastAsia="es-CO"/>
+        </w:rPr>
+      </w:pPr>
+      <w:r>
+        <w:rPr>
+          <w:lang w:eastAsia="es-CO"/>
+        </w:rPr>
+        <w:t xml:space="preserve">    }</w:t>
+      </w:r>
+    </w:p>
+    <w:p>
+      <w:pPr>
+        <w:rPr>
+          <w:lang w:eastAsia="es-CO"/>
+        </w:rPr>
+      </w:pPr>
+      <w:r>
+        <w:rPr>
+          <w:lang w:eastAsia="es-CO"/>
+        </w:rPr>
+        <w:t>}</w:t>
+      </w:r>
+    </w:p>
+    <w:p>
+      <w:pPr>
+        <w:rPr>
+          <w:lang w:eastAsia="es-CO"/>
+        </w:rPr>
+      </w:pPr>
+      <w:r>
+        <w:rPr>
+          <w:lang w:eastAsia="es-CO"/>
+        </w:rPr>
+        <w:t>// Polimorfismo en acción:</w:t>
+      </w:r>
+    </w:p>
+    <w:p>
+      <w:pPr>
+        <w:rPr>
+          <w:lang w:eastAsia="es-CO"/>
+        </w:rPr>
+      </w:pPr>
+      <w:r>
+        <w:rPr>
+          <w:lang w:eastAsia="es-CO"/>
+        </w:rPr>
+        <w:t>Animal a = new Perro("Rex");</w:t>
+      </w:r>
+    </w:p>
+    <w:p>
+      <w:pPr>
+        <w:rPr>
+          <w:lang w:eastAsia="es-CO"/>
+        </w:rPr>
+      </w:pPr>
+      <w:proofErr w:type="spellStart"/>
       <w:proofErr w:type="gramStart"/>
       <w:r>
         <w:rPr>
           <w:lang w:eastAsia="es-CO"/>
         </w:rPr>
-        <w:t>this.nombre</w:t>
+        <w:lastRenderedPageBreak/>
+        <w:t>a.hacerSonido</w:t>
       </w:r>
       <w:proofErr w:type="spellEnd"/>
       <w:proofErr w:type="gramEnd"/>
@@ -7047,20 +7514,140 @@
         <w:rPr>
           <w:lang w:eastAsia="es-CO"/>
         </w:rPr>
-        <w:t xml:space="preserve"> = nombre;</w:t>
-      </w:r>
-    </w:p>
-    <w:p>
-      <w:pPr>
-        <w:rPr>
-          <w:lang w:eastAsia="es-CO"/>
-        </w:rPr>
-      </w:pPr>
-      <w:r>
-        <w:rPr>
-          <w:lang w:eastAsia="es-CO"/>
-        </w:rPr>
-        <w:t xml:space="preserve">    }</w:t>
+        <w:t>();  // Imprime: Rex dice: ¡Guau!</w:t>
+      </w:r>
+    </w:p>
+    <w:p>
+      <w:pPr>
+        <w:rPr>
+          <w:lang w:eastAsia="es-CO"/>
+        </w:rPr>
+      </w:pPr>
+      <w:r>
+        <w:rPr>
+          <w:lang w:eastAsia="es-CO"/>
+        </w:rPr>
+        <w:t xml:space="preserve">El polimorfismo permite que una referencia de la superclase apunte a un objeto de cualquiera de sus subclases. En tiempo de ejecución, Java determina automáticamente qué versión del método invocar según el tipo real del objeto, gracias al mecanismo de enlace dinámico. La anotación @Override indica explícitamente que un método </w:t>
+      </w:r>
+      <w:proofErr w:type="spellStart"/>
+      <w:r>
+        <w:rPr>
+          <w:lang w:eastAsia="es-CO"/>
+        </w:rPr>
+        <w:t>sobreescribe</w:t>
+      </w:r>
+      <w:proofErr w:type="spellEnd"/>
+      <w:r>
+        <w:rPr>
+          <w:lang w:eastAsia="es-CO"/>
+        </w:rPr>
+        <w:t xml:space="preserve"> uno de la superclase y Java verificará en tiempo de compilación que la firma sea correcta.</w:t>
+      </w:r>
+    </w:p>
+    <w:p>
+      <w:pPr>
+        <w:rPr>
+          <w:lang w:eastAsia="es-CO"/>
+        </w:rPr>
+      </w:pPr>
+    </w:p>
+    <w:p>
+      <w:pPr>
+        <w:pStyle w:val="Ttulo2"/>
+      </w:pPr>
+      <w:bookmarkStart w:id="8" w:name="_Toc230188140"/>
+      <w:r>
+        <w:t>Constructores y ciclo de vida de los objetos</w:t>
+      </w:r>
+      <w:bookmarkEnd w:id="8"/>
+    </w:p>
+    <w:p>
+      <w:pPr>
+        <w:rPr>
+          <w:lang w:eastAsia="es-CO"/>
+        </w:rPr>
+      </w:pPr>
+      <w:r>
+        <w:rPr>
+          <w:lang w:eastAsia="es-CO"/>
+        </w:rPr>
+        <w:t xml:space="preserve">En Java, el constructor es un método especial con el mismo nombre de la clase y sin tipo de retorno. Se ejecuta automáticamente cuando se crea un objeto con el operador new. Su función principal es inicializar los atributos del objeto con valores adecuados. Si no se define ningún constructor, Java proporciona automáticamente un constructor por defecto sin parámetros que inicializa los atributos a sus valores por defecto (0, false, </w:t>
+      </w:r>
+      <w:proofErr w:type="spellStart"/>
+      <w:r>
+        <w:rPr>
+          <w:lang w:eastAsia="es-CO"/>
+        </w:rPr>
+        <w:t>null</w:t>
+      </w:r>
+      <w:proofErr w:type="spellEnd"/>
+      <w:r>
+        <w:rPr>
+          <w:lang w:eastAsia="es-CO"/>
+        </w:rPr>
+        <w:t>).</w:t>
+      </w:r>
+    </w:p>
+    <w:p>
+      <w:pPr>
+        <w:rPr>
+          <w:lang w:eastAsia="es-CO"/>
+        </w:rPr>
+      </w:pPr>
+      <w:r>
+        <w:rPr>
+          <w:lang w:eastAsia="es-CO"/>
+        </w:rPr>
+        <w:t>Java permite definir múltiples constructores en una misma clase, siempre que difieran en el número o tipo de parámetros (sobrecarga de constructores). Esto proporciona flexibilidad al crear objetos en distintos contextos. Es así como el siguiente ejemplo muestra el uso de constructores en Java, ilustrando la inicialización de objetos, la sobrecarga de constructores y su papel en el ciclo de vida de los objetos:</w:t>
+      </w:r>
+    </w:p>
+    <w:p>
+      <w:pPr>
+        <w:rPr>
+          <w:lang w:eastAsia="es-CO"/>
+        </w:rPr>
+      </w:pPr>
+      <w:proofErr w:type="spellStart"/>
+      <w:r>
+        <w:rPr>
+          <w:lang w:eastAsia="es-CO"/>
+        </w:rPr>
+        <w:t>public</w:t>
+      </w:r>
+      <w:proofErr w:type="spellEnd"/>
+      <w:r>
+        <w:rPr>
+          <w:lang w:eastAsia="es-CO"/>
+        </w:rPr>
+        <w:t xml:space="preserve"> </w:t>
+      </w:r>
+      <w:proofErr w:type="spellStart"/>
+      <w:r>
+        <w:rPr>
+          <w:lang w:eastAsia="es-CO"/>
+        </w:rPr>
+        <w:t>class</w:t>
+      </w:r>
+      <w:proofErr w:type="spellEnd"/>
+      <w:r>
+        <w:rPr>
+          <w:lang w:eastAsia="es-CO"/>
+        </w:rPr>
+        <w:t xml:space="preserve"> </w:t>
+      </w:r>
+      <w:proofErr w:type="spellStart"/>
+      <w:r>
+        <w:rPr>
+          <w:lang w:eastAsia="es-CO"/>
+        </w:rPr>
+        <w:t>Rectangulo</w:t>
+      </w:r>
+      <w:proofErr w:type="spellEnd"/>
+      <w:r>
+        <w:rPr>
+          <w:lang w:eastAsia="es-CO"/>
+        </w:rPr>
+        <w:t xml:space="preserve"> {</w:t>
       </w:r>
     </w:p>
     <w:p>
@@ -7080,7 +7667,7 @@
         <w:rPr>
           <w:lang w:eastAsia="es-CO"/>
         </w:rPr>
-        <w:t>public</w:t>
+        <w:t>private</w:t>
       </w:r>
       <w:proofErr w:type="spellEnd"/>
       <w:r>
@@ -7094,552 +7681,14 @@
         <w:rPr>
           <w:lang w:eastAsia="es-CO"/>
         </w:rPr>
-        <w:t>void</w:t>
-      </w:r>
-      <w:proofErr w:type="spellEnd"/>
-      <w:r>
-        <w:rPr>
-          <w:lang w:eastAsia="es-CO"/>
-        </w:rPr>
-        <w:t xml:space="preserve"> </w:t>
-      </w:r>
-      <w:proofErr w:type="spellStart"/>
-      <w:proofErr w:type="gramStart"/>
-      <w:r>
-        <w:rPr>
-          <w:lang w:eastAsia="es-CO"/>
-        </w:rPr>
-        <w:t>hacerSonido</w:t>
-      </w:r>
-      <w:proofErr w:type="spellEnd"/>
-      <w:r>
-        <w:rPr>
-          <w:lang w:eastAsia="es-CO"/>
-        </w:rPr>
-        <w:t>(</w:t>
-      </w:r>
-      <w:proofErr w:type="gramEnd"/>
-      <w:r>
-        <w:rPr>
-          <w:lang w:eastAsia="es-CO"/>
-        </w:rPr>
-        <w:t>) {</w:t>
-      </w:r>
-    </w:p>
-    <w:p>
-      <w:pPr>
-        <w:rPr>
-          <w:lang w:eastAsia="es-CO"/>
-        </w:rPr>
-      </w:pPr>
-      <w:r>
-        <w:rPr>
-          <w:lang w:eastAsia="es-CO"/>
-        </w:rPr>
-        <w:t xml:space="preserve">        </w:t>
-      </w:r>
-      <w:proofErr w:type="spellStart"/>
-      <w:r>
-        <w:rPr>
-          <w:lang w:eastAsia="es-CO"/>
-        </w:rPr>
-        <w:t>System.out.println</w:t>
-      </w:r>
-      <w:proofErr w:type="spellEnd"/>
-      <w:r>
-        <w:rPr>
-          <w:lang w:eastAsia="es-CO"/>
-        </w:rPr>
-        <w:t>(nombre + " hace un sonido genérico.");</w:t>
-      </w:r>
-    </w:p>
-    <w:p>
-      <w:pPr>
-        <w:rPr>
-          <w:lang w:eastAsia="es-CO"/>
-        </w:rPr>
-      </w:pPr>
-      <w:r>
-        <w:rPr>
-          <w:lang w:eastAsia="es-CO"/>
-        </w:rPr>
-        <w:t xml:space="preserve">    }</w:t>
-      </w:r>
-    </w:p>
-    <w:p>
-      <w:pPr>
-        <w:rPr>
-          <w:lang w:eastAsia="es-CO"/>
-        </w:rPr>
-      </w:pPr>
-      <w:r>
-        <w:rPr>
-          <w:lang w:eastAsia="es-CO"/>
-        </w:rPr>
-        <w:t>}</w:t>
-      </w:r>
-    </w:p>
-    <w:p>
-      <w:pPr>
-        <w:rPr>
-          <w:lang w:eastAsia="es-CO"/>
-        </w:rPr>
-      </w:pPr>
-      <w:r>
-        <w:rPr>
-          <w:lang w:eastAsia="es-CO"/>
-        </w:rPr>
-        <w:t>// Subclase que hereda de Animal</w:t>
-      </w:r>
-    </w:p>
-    <w:p>
-      <w:pPr>
-        <w:rPr>
-          <w:lang w:eastAsia="es-CO"/>
-        </w:rPr>
-      </w:pPr>
-      <w:proofErr w:type="spellStart"/>
-      <w:r>
-        <w:rPr>
-          <w:lang w:eastAsia="es-CO"/>
-        </w:rPr>
-        <w:t>public</w:t>
-      </w:r>
-      <w:proofErr w:type="spellEnd"/>
-      <w:r>
-        <w:rPr>
-          <w:lang w:eastAsia="es-CO"/>
-        </w:rPr>
-        <w:t xml:space="preserve"> </w:t>
-      </w:r>
-      <w:proofErr w:type="spellStart"/>
-      <w:r>
-        <w:rPr>
-          <w:lang w:eastAsia="es-CO"/>
-        </w:rPr>
-        <w:t>class</w:t>
-      </w:r>
-      <w:proofErr w:type="spellEnd"/>
-      <w:r>
-        <w:rPr>
-          <w:lang w:eastAsia="es-CO"/>
-        </w:rPr>
-        <w:t xml:space="preserve"> Perro </w:t>
-      </w:r>
-      <w:proofErr w:type="spellStart"/>
-      <w:r>
-        <w:rPr>
-          <w:lang w:eastAsia="es-CO"/>
-        </w:rPr>
-        <w:t>extends</w:t>
-      </w:r>
-      <w:proofErr w:type="spellEnd"/>
-      <w:r>
-        <w:rPr>
-          <w:lang w:eastAsia="es-CO"/>
-        </w:rPr>
-        <w:t xml:space="preserve"> Animal {</w:t>
-      </w:r>
-    </w:p>
-    <w:p>
-      <w:pPr>
-        <w:rPr>
-          <w:lang w:eastAsia="es-CO"/>
-        </w:rPr>
-      </w:pPr>
-      <w:r>
-        <w:rPr>
-          <w:lang w:eastAsia="es-CO"/>
-        </w:rPr>
-        <w:t xml:space="preserve">    </w:t>
-      </w:r>
-      <w:proofErr w:type="spellStart"/>
-      <w:r>
-        <w:rPr>
-          <w:lang w:eastAsia="es-CO"/>
-        </w:rPr>
-        <w:t>public</w:t>
-      </w:r>
-      <w:proofErr w:type="spellEnd"/>
-      <w:r>
-        <w:rPr>
-          <w:lang w:eastAsia="es-CO"/>
-        </w:rPr>
-        <w:t xml:space="preserve"> </w:t>
-      </w:r>
-      <w:proofErr w:type="gramStart"/>
-      <w:r>
-        <w:rPr>
-          <w:lang w:eastAsia="es-CO"/>
-        </w:rPr>
-        <w:t>Perro(</w:t>
-      </w:r>
-      <w:proofErr w:type="spellStart"/>
-      <w:proofErr w:type="gramEnd"/>
-      <w:r>
-        <w:rPr>
-          <w:lang w:eastAsia="es-CO"/>
-        </w:rPr>
-        <w:t>String</w:t>
-      </w:r>
-      <w:proofErr w:type="spellEnd"/>
-      <w:r>
-        <w:rPr>
-          <w:lang w:eastAsia="es-CO"/>
-        </w:rPr>
-        <w:t xml:space="preserve"> nombre) {</w:t>
-      </w:r>
-    </w:p>
-    <w:p>
-      <w:pPr>
-        <w:rPr>
-          <w:lang w:eastAsia="es-CO"/>
-        </w:rPr>
-      </w:pPr>
-      <w:r>
-        <w:rPr>
-          <w:lang w:eastAsia="es-CO"/>
-        </w:rPr>
-        <w:t xml:space="preserve">        super(nombre</w:t>
-      </w:r>
-      <w:proofErr w:type="gramStart"/>
-      <w:r>
-        <w:rPr>
-          <w:lang w:eastAsia="es-CO"/>
-        </w:rPr>
-        <w:t>);  /</w:t>
-      </w:r>
-      <w:proofErr w:type="gramEnd"/>
-      <w:r>
-        <w:rPr>
-          <w:lang w:eastAsia="es-CO"/>
-        </w:rPr>
-        <w:t>/ Invoca el constructor de la superclase</w:t>
-      </w:r>
-    </w:p>
-    <w:p>
-      <w:pPr>
-        <w:rPr>
-          <w:lang w:eastAsia="es-CO"/>
-        </w:rPr>
-      </w:pPr>
-      <w:r>
-        <w:rPr>
-          <w:lang w:eastAsia="es-CO"/>
-        </w:rPr>
-        <w:t xml:space="preserve">    }</w:t>
-      </w:r>
-    </w:p>
-    <w:p>
-      <w:pPr>
-        <w:rPr>
-          <w:lang w:eastAsia="es-CO"/>
-        </w:rPr>
-      </w:pPr>
-      <w:r>
-        <w:rPr>
-          <w:lang w:eastAsia="es-CO"/>
-        </w:rPr>
-        <w:t xml:space="preserve">    @Override</w:t>
-      </w:r>
-    </w:p>
-    <w:p>
-      <w:pPr>
-        <w:rPr>
-          <w:lang w:eastAsia="es-CO"/>
-        </w:rPr>
-      </w:pPr>
-      <w:r>
-        <w:rPr>
-          <w:lang w:eastAsia="es-CO"/>
-        </w:rPr>
-        <w:t xml:space="preserve">    </w:t>
-      </w:r>
-      <w:proofErr w:type="spellStart"/>
-      <w:r>
-        <w:rPr>
-          <w:lang w:eastAsia="es-CO"/>
-        </w:rPr>
-        <w:t>public</w:t>
-      </w:r>
-      <w:proofErr w:type="spellEnd"/>
-      <w:r>
-        <w:rPr>
-          <w:lang w:eastAsia="es-CO"/>
-        </w:rPr>
-        <w:t xml:space="preserve"> </w:t>
-      </w:r>
-      <w:proofErr w:type="spellStart"/>
-      <w:r>
-        <w:rPr>
-          <w:lang w:eastAsia="es-CO"/>
-        </w:rPr>
-        <w:t>void</w:t>
-      </w:r>
-      <w:proofErr w:type="spellEnd"/>
-      <w:r>
-        <w:rPr>
-          <w:lang w:eastAsia="es-CO"/>
-        </w:rPr>
-        <w:t xml:space="preserve"> </w:t>
-      </w:r>
-      <w:proofErr w:type="spellStart"/>
-      <w:proofErr w:type="gramStart"/>
-      <w:r>
-        <w:rPr>
-          <w:lang w:eastAsia="es-CO"/>
-        </w:rPr>
-        <w:t>hacerSonido</w:t>
-      </w:r>
-      <w:proofErr w:type="spellEnd"/>
-      <w:r>
-        <w:rPr>
-          <w:lang w:eastAsia="es-CO"/>
-        </w:rPr>
-        <w:t>(</w:t>
-      </w:r>
-      <w:proofErr w:type="gramEnd"/>
-      <w:r>
-        <w:rPr>
-          <w:lang w:eastAsia="es-CO"/>
-        </w:rPr>
-        <w:t>) {</w:t>
-      </w:r>
-    </w:p>
-    <w:p>
-      <w:pPr>
-        <w:rPr>
-          <w:lang w:eastAsia="es-CO"/>
-        </w:rPr>
-      </w:pPr>
-      <w:r>
-        <w:rPr>
-          <w:lang w:eastAsia="es-CO"/>
-        </w:rPr>
-        <w:t xml:space="preserve">        </w:t>
-      </w:r>
-      <w:proofErr w:type="spellStart"/>
-      <w:r>
-        <w:rPr>
-          <w:lang w:eastAsia="es-CO"/>
-        </w:rPr>
-        <w:t>System.out.println</w:t>
-      </w:r>
-      <w:proofErr w:type="spellEnd"/>
-      <w:r>
-        <w:rPr>
-          <w:lang w:eastAsia="es-CO"/>
-        </w:rPr>
-        <w:t>(nombre + " dice: ¡Guau!");</w:t>
-      </w:r>
-    </w:p>
-    <w:p>
-      <w:pPr>
-        <w:rPr>
-          <w:lang w:eastAsia="es-CO"/>
-        </w:rPr>
-      </w:pPr>
-      <w:r>
-        <w:rPr>
-          <w:lang w:eastAsia="es-CO"/>
-        </w:rPr>
-        <w:t xml:space="preserve">    }</w:t>
-      </w:r>
-    </w:p>
-    <w:p>
-      <w:pPr>
-        <w:rPr>
-          <w:lang w:eastAsia="es-CO"/>
-        </w:rPr>
-      </w:pPr>
-      <w:r>
-        <w:rPr>
-          <w:lang w:eastAsia="es-CO"/>
-        </w:rPr>
-        <w:t>}</w:t>
-      </w:r>
-    </w:p>
-    <w:p>
-      <w:pPr>
-        <w:rPr>
-          <w:lang w:eastAsia="es-CO"/>
-        </w:rPr>
-      </w:pPr>
-      <w:r>
-        <w:rPr>
-          <w:lang w:eastAsia="es-CO"/>
-        </w:rPr>
-        <w:t>// Polimorfismo en acción:</w:t>
-      </w:r>
-    </w:p>
-    <w:p>
-      <w:pPr>
-        <w:rPr>
-          <w:lang w:eastAsia="es-CO"/>
-        </w:rPr>
-      </w:pPr>
-      <w:r>
-        <w:rPr>
-          <w:lang w:eastAsia="es-CO"/>
-        </w:rPr>
-        <w:lastRenderedPageBreak/>
-        <w:t>Animal a = new Perro("Rex");</w:t>
-      </w:r>
-    </w:p>
-    <w:p>
-      <w:pPr>
-        <w:rPr>
-          <w:lang w:eastAsia="es-CO"/>
-        </w:rPr>
-      </w:pPr>
-      <w:proofErr w:type="spellStart"/>
-      <w:proofErr w:type="gramStart"/>
-      <w:r>
-        <w:rPr>
-          <w:lang w:eastAsia="es-CO"/>
-        </w:rPr>
-        <w:t>a.hacerSonido</w:t>
-      </w:r>
-      <w:proofErr w:type="spellEnd"/>
-      <w:proofErr w:type="gramEnd"/>
-      <w:r>
-        <w:rPr>
-          <w:lang w:eastAsia="es-CO"/>
-        </w:rPr>
-        <w:t>();  // Imprime: Rex dice: ¡Guau!</w:t>
-      </w:r>
-    </w:p>
-    <w:p>
-      <w:pPr>
-        <w:rPr>
-          <w:lang w:eastAsia="es-CO"/>
-        </w:rPr>
-      </w:pPr>
-      <w:r>
-        <w:rPr>
-          <w:lang w:eastAsia="es-CO"/>
-        </w:rPr>
-        <w:t xml:space="preserve">El polimorfismo permite que una referencia de la superclase apunte a un objeto de cualquiera de sus subclases. En tiempo de ejecución, Java determina automáticamente qué versión del método invocar según el tipo real del objeto, gracias al mecanismo de enlace dinámico. La anotación @Override indica explícitamente que un método </w:t>
-      </w:r>
-      <w:proofErr w:type="spellStart"/>
-      <w:r>
-        <w:rPr>
-          <w:lang w:eastAsia="es-CO"/>
-        </w:rPr>
-        <w:t>sobreescribe</w:t>
-      </w:r>
-      <w:proofErr w:type="spellEnd"/>
-      <w:r>
-        <w:rPr>
-          <w:lang w:eastAsia="es-CO"/>
-        </w:rPr>
-        <w:t xml:space="preserve"> uno de la superclase y Java verificará en tiempo de compilación que la firma sea correcta.</w:t>
-      </w:r>
-    </w:p>
-    <w:p>
-      <w:pPr>
-        <w:rPr>
-          <w:lang w:eastAsia="es-CO"/>
-        </w:rPr>
-      </w:pPr>
-    </w:p>
-    <w:p>
-      <w:pPr>
-        <w:pStyle w:val="Ttulo2"/>
-      </w:pPr>
-      <w:bookmarkStart w:id="8" w:name="_Toc228887982"/>
-      <w:r>
-        <w:t>Constructores y ciclo de vida de los objetos</w:t>
-      </w:r>
-      <w:bookmarkEnd w:id="8"/>
-    </w:p>
-    <w:p>
-      <w:pPr>
-        <w:rPr>
-          <w:lang w:eastAsia="es-CO"/>
-        </w:rPr>
-      </w:pPr>
-      <w:r>
-        <w:rPr>
-          <w:lang w:eastAsia="es-CO"/>
-        </w:rPr>
-        <w:t xml:space="preserve">En Java, el constructor es un método especial con el mismo nombre de la clase y sin tipo de retorno. Se ejecuta automáticamente cuando se crea un objeto con el operador new. Su función principal es inicializar los atributos del objeto con valores adecuados. Si no se define ningún constructor, Java proporciona automáticamente un constructor por defecto sin parámetros que inicializa los atributos a sus valores por defecto (0, false, </w:t>
-      </w:r>
-      <w:proofErr w:type="spellStart"/>
-      <w:r>
-        <w:rPr>
-          <w:lang w:eastAsia="es-CO"/>
-        </w:rPr>
-        <w:t>null</w:t>
-      </w:r>
-      <w:proofErr w:type="spellEnd"/>
-      <w:r>
-        <w:rPr>
-          <w:lang w:eastAsia="es-CO"/>
-        </w:rPr>
-        <w:t>).</w:t>
-      </w:r>
-    </w:p>
-    <w:p>
-      <w:pPr>
-        <w:rPr>
-          <w:lang w:eastAsia="es-CO"/>
-        </w:rPr>
-      </w:pPr>
-      <w:r>
-        <w:rPr>
-          <w:lang w:eastAsia="es-CO"/>
-        </w:rPr>
-        <w:t>Java permite definir múltiples constructores en una misma clase, siempre que difieran en el número o tipo de parámetros (sobrecarga de constructores). Esto proporciona flexibilidad al crear objetos en distintos contextos. Es así como el siguiente ejemplo muestra el uso de constructores en Java, ilustrando la inicialización de objetos, la sobrecarga de constructores y su papel en el ciclo de vida de los objetos:</w:t>
-      </w:r>
-    </w:p>
-    <w:p>
-      <w:pPr>
-        <w:rPr>
-          <w:lang w:eastAsia="es-CO"/>
-        </w:rPr>
-      </w:pPr>
-      <w:proofErr w:type="spellStart"/>
-      <w:r>
-        <w:rPr>
-          <w:lang w:eastAsia="es-CO"/>
-        </w:rPr>
-        <w:t>public</w:t>
-      </w:r>
-      <w:proofErr w:type="spellEnd"/>
-      <w:r>
-        <w:rPr>
-          <w:lang w:eastAsia="es-CO"/>
-        </w:rPr>
-        <w:t xml:space="preserve"> </w:t>
-      </w:r>
-      <w:proofErr w:type="spellStart"/>
-      <w:r>
-        <w:rPr>
-          <w:lang w:eastAsia="es-CO"/>
-        </w:rPr>
-        <w:t>class</w:t>
-      </w:r>
-      <w:proofErr w:type="spellEnd"/>
-      <w:r>
-        <w:rPr>
-          <w:lang w:eastAsia="es-CO"/>
-        </w:rPr>
-        <w:t xml:space="preserve"> </w:t>
-      </w:r>
-      <w:proofErr w:type="spellStart"/>
-      <w:r>
-        <w:rPr>
-          <w:lang w:eastAsia="es-CO"/>
-        </w:rPr>
-        <w:t>Rectangulo</w:t>
-      </w:r>
-      <w:proofErr w:type="spellEnd"/>
-      <w:r>
-        <w:rPr>
-          <w:lang w:eastAsia="es-CO"/>
-        </w:rPr>
-        <w:t xml:space="preserve"> {</w:t>
+        <w:t>double</w:t>
+      </w:r>
+      <w:proofErr w:type="spellEnd"/>
+      <w:r>
+        <w:rPr>
+          <w:lang w:eastAsia="es-CO"/>
+        </w:rPr>
+        <w:t xml:space="preserve"> ancho;</w:t>
       </w:r>
     </w:p>
     <w:p>
@@ -7681,7 +7730,20 @@
         <w:rPr>
           <w:lang w:eastAsia="es-CO"/>
         </w:rPr>
-        <w:t xml:space="preserve"> ancho;</w:t>
+        <w:t xml:space="preserve"> alto;</w:t>
+      </w:r>
+    </w:p>
+    <w:p>
+      <w:pPr>
+        <w:rPr>
+          <w:lang w:eastAsia="es-CO"/>
+        </w:rPr>
+      </w:pPr>
+      <w:r>
+        <w:rPr>
+          <w:lang w:eastAsia="es-CO"/>
+        </w:rPr>
+        <w:t xml:space="preserve">    // Constructor por defecto</w:t>
       </w:r>
     </w:p>
     <w:p>
@@ -7701,7 +7763,7 @@
         <w:rPr>
           <w:lang w:eastAsia="es-CO"/>
         </w:rPr>
-        <w:t>private</w:t>
+        <w:t>public</w:t>
       </w:r>
       <w:proofErr w:type="spellEnd"/>
       <w:r>
@@ -7711,6 +7773,155 @@
         <w:t xml:space="preserve"> </w:t>
       </w:r>
       <w:proofErr w:type="spellStart"/>
+      <w:proofErr w:type="gramStart"/>
+      <w:r>
+        <w:rPr>
+          <w:lang w:eastAsia="es-CO"/>
+        </w:rPr>
+        <w:t>Rectangulo</w:t>
+      </w:r>
+      <w:proofErr w:type="spellEnd"/>
+      <w:r>
+        <w:rPr>
+          <w:lang w:eastAsia="es-CO"/>
+        </w:rPr>
+        <w:t>(</w:t>
+      </w:r>
+      <w:proofErr w:type="gramEnd"/>
+      <w:r>
+        <w:rPr>
+          <w:lang w:eastAsia="es-CO"/>
+        </w:rPr>
+        <w:t>) {</w:t>
+      </w:r>
+    </w:p>
+    <w:p>
+      <w:pPr>
+        <w:rPr>
+          <w:lang w:eastAsia="es-CO"/>
+        </w:rPr>
+      </w:pPr>
+      <w:r>
+        <w:rPr>
+          <w:lang w:eastAsia="es-CO"/>
+        </w:rPr>
+        <w:t xml:space="preserve">        </w:t>
+      </w:r>
+      <w:proofErr w:type="spellStart"/>
+      <w:proofErr w:type="gramStart"/>
+      <w:r>
+        <w:rPr>
+          <w:lang w:eastAsia="es-CO"/>
+        </w:rPr>
+        <w:t>this.ancho</w:t>
+      </w:r>
+      <w:proofErr w:type="spellEnd"/>
+      <w:proofErr w:type="gramEnd"/>
+      <w:r>
+        <w:rPr>
+          <w:lang w:eastAsia="es-CO"/>
+        </w:rPr>
+        <w:t xml:space="preserve"> = 0;</w:t>
+      </w:r>
+    </w:p>
+    <w:p>
+      <w:pPr>
+        <w:rPr>
+          <w:lang w:eastAsia="es-CO"/>
+        </w:rPr>
+      </w:pPr>
+      <w:r>
+        <w:rPr>
+          <w:lang w:eastAsia="es-CO"/>
+        </w:rPr>
+        <w:t xml:space="preserve">        </w:t>
+      </w:r>
+      <w:proofErr w:type="spellStart"/>
+      <w:proofErr w:type="gramStart"/>
+      <w:r>
+        <w:rPr>
+          <w:lang w:eastAsia="es-CO"/>
+        </w:rPr>
+        <w:t>this.alto</w:t>
+      </w:r>
+      <w:proofErr w:type="spellEnd"/>
+      <w:proofErr w:type="gramEnd"/>
+      <w:r>
+        <w:rPr>
+          <w:lang w:eastAsia="es-CO"/>
+        </w:rPr>
+        <w:t xml:space="preserve">  = 0;</w:t>
+      </w:r>
+    </w:p>
+    <w:p>
+      <w:pPr>
+        <w:rPr>
+          <w:lang w:eastAsia="es-CO"/>
+        </w:rPr>
+      </w:pPr>
+      <w:r>
+        <w:rPr>
+          <w:lang w:eastAsia="es-CO"/>
+        </w:rPr>
+        <w:t xml:space="preserve">    }</w:t>
+      </w:r>
+    </w:p>
+    <w:p>
+      <w:pPr>
+        <w:rPr>
+          <w:lang w:eastAsia="es-CO"/>
+        </w:rPr>
+      </w:pPr>
+      <w:r>
+        <w:rPr>
+          <w:lang w:eastAsia="es-CO"/>
+        </w:rPr>
+        <w:t xml:space="preserve">    // Constructor parametrizado</w:t>
+      </w:r>
+    </w:p>
+    <w:p>
+      <w:pPr>
+        <w:rPr>
+          <w:lang w:eastAsia="es-CO"/>
+        </w:rPr>
+      </w:pPr>
+      <w:r>
+        <w:rPr>
+          <w:lang w:eastAsia="es-CO"/>
+        </w:rPr>
+        <w:t xml:space="preserve">    </w:t>
+      </w:r>
+      <w:proofErr w:type="spellStart"/>
+      <w:r>
+        <w:rPr>
+          <w:lang w:eastAsia="es-CO"/>
+        </w:rPr>
+        <w:t>public</w:t>
+      </w:r>
+      <w:proofErr w:type="spellEnd"/>
+      <w:r>
+        <w:rPr>
+          <w:lang w:eastAsia="es-CO"/>
+        </w:rPr>
+        <w:t xml:space="preserve"> </w:t>
+      </w:r>
+      <w:proofErr w:type="spellStart"/>
+      <w:proofErr w:type="gramStart"/>
+      <w:r>
+        <w:rPr>
+          <w:lang w:eastAsia="es-CO"/>
+        </w:rPr>
+        <w:t>Rectangulo</w:t>
+      </w:r>
+      <w:proofErr w:type="spellEnd"/>
+      <w:r>
+        <w:rPr>
+          <w:lang w:eastAsia="es-CO"/>
+        </w:rPr>
+        <w:t>(</w:t>
+      </w:r>
+      <w:proofErr w:type="spellStart"/>
+      <w:proofErr w:type="gramEnd"/>
       <w:r>
         <w:rPr>
           <w:lang w:eastAsia="es-CO"/>
@@ -7722,20 +7933,105 @@
         <w:rPr>
           <w:lang w:eastAsia="es-CO"/>
         </w:rPr>
-        <w:t xml:space="preserve"> alto;</w:t>
-      </w:r>
-    </w:p>
-    <w:p>
-      <w:pPr>
-        <w:rPr>
-          <w:lang w:eastAsia="es-CO"/>
-        </w:rPr>
-      </w:pPr>
-      <w:r>
-        <w:rPr>
-          <w:lang w:eastAsia="es-CO"/>
-        </w:rPr>
-        <w:t xml:space="preserve">    // Constructor por defecto</w:t>
+        <w:t xml:space="preserve"> ancho, </w:t>
+      </w:r>
+      <w:proofErr w:type="spellStart"/>
+      <w:r>
+        <w:rPr>
+          <w:lang w:eastAsia="es-CO"/>
+        </w:rPr>
+        <w:t>double</w:t>
+      </w:r>
+      <w:proofErr w:type="spellEnd"/>
+      <w:r>
+        <w:rPr>
+          <w:lang w:eastAsia="es-CO"/>
+        </w:rPr>
+        <w:t xml:space="preserve"> alto) {</w:t>
+      </w:r>
+    </w:p>
+    <w:p>
+      <w:pPr>
+        <w:rPr>
+          <w:lang w:eastAsia="es-CO"/>
+        </w:rPr>
+      </w:pPr>
+      <w:r>
+        <w:rPr>
+          <w:lang w:eastAsia="es-CO"/>
+        </w:rPr>
+        <w:t xml:space="preserve">        </w:t>
+      </w:r>
+      <w:proofErr w:type="spellStart"/>
+      <w:proofErr w:type="gramStart"/>
+      <w:r>
+        <w:rPr>
+          <w:lang w:eastAsia="es-CO"/>
+        </w:rPr>
+        <w:t>this.ancho</w:t>
+      </w:r>
+      <w:proofErr w:type="spellEnd"/>
+      <w:proofErr w:type="gramEnd"/>
+      <w:r>
+        <w:rPr>
+          <w:lang w:eastAsia="es-CO"/>
+        </w:rPr>
+        <w:t xml:space="preserve"> = ancho;</w:t>
+      </w:r>
+    </w:p>
+    <w:p>
+      <w:pPr>
+        <w:rPr>
+          <w:lang w:eastAsia="es-CO"/>
+        </w:rPr>
+      </w:pPr>
+      <w:r>
+        <w:rPr>
+          <w:lang w:eastAsia="es-CO"/>
+        </w:rPr>
+        <w:t xml:space="preserve">        </w:t>
+      </w:r>
+      <w:proofErr w:type="spellStart"/>
+      <w:proofErr w:type="gramStart"/>
+      <w:r>
+        <w:rPr>
+          <w:lang w:eastAsia="es-CO"/>
+        </w:rPr>
+        <w:t>this.alto</w:t>
+      </w:r>
+      <w:proofErr w:type="spellEnd"/>
+      <w:proofErr w:type="gramEnd"/>
+      <w:r>
+        <w:rPr>
+          <w:lang w:eastAsia="es-CO"/>
+        </w:rPr>
+        <w:t xml:space="preserve">  = alto;</w:t>
+      </w:r>
+    </w:p>
+    <w:p>
+      <w:pPr>
+        <w:rPr>
+          <w:lang w:eastAsia="es-CO"/>
+        </w:rPr>
+      </w:pPr>
+      <w:r>
+        <w:rPr>
+          <w:lang w:eastAsia="es-CO"/>
+        </w:rPr>
+        <w:t xml:space="preserve">    }</w:t>
+      </w:r>
+    </w:p>
+    <w:p>
+      <w:pPr>
+        <w:rPr>
+          <w:lang w:eastAsia="es-CO"/>
+        </w:rPr>
+      </w:pPr>
+      <w:r>
+        <w:rPr>
+          <w:lang w:eastAsia="es-CO"/>
+        </w:rPr>
+        <w:t xml:space="preserve">    // Constructor de copia (patrón manual en Java)</w:t>
       </w:r>
     </w:p>
     <w:p>
@@ -7779,11 +8075,349 @@
         </w:rPr>
         <w:t>(</w:t>
       </w:r>
+      <w:proofErr w:type="spellStart"/>
       <w:proofErr w:type="gramEnd"/>
       <w:r>
         <w:rPr>
           <w:lang w:eastAsia="es-CO"/>
         </w:rPr>
+        <w:t>Rectangulo</w:t>
+      </w:r>
+      <w:proofErr w:type="spellEnd"/>
+      <w:r>
+        <w:rPr>
+          <w:lang w:eastAsia="es-CO"/>
+        </w:rPr>
+        <w:t xml:space="preserve"> r) {</w:t>
+      </w:r>
+    </w:p>
+    <w:p>
+      <w:pPr>
+        <w:rPr>
+          <w:lang w:eastAsia="es-CO"/>
+        </w:rPr>
+      </w:pPr>
+      <w:r>
+        <w:rPr>
+          <w:lang w:eastAsia="es-CO"/>
+        </w:rPr>
+        <w:t xml:space="preserve">        </w:t>
+      </w:r>
+      <w:proofErr w:type="spellStart"/>
+      <w:proofErr w:type="gramStart"/>
+      <w:r>
+        <w:rPr>
+          <w:lang w:eastAsia="es-CO"/>
+        </w:rPr>
+        <w:t>this.ancho</w:t>
+      </w:r>
+      <w:proofErr w:type="spellEnd"/>
+      <w:proofErr w:type="gramEnd"/>
+      <w:r>
+        <w:rPr>
+          <w:lang w:eastAsia="es-CO"/>
+        </w:rPr>
+        <w:t xml:space="preserve"> = </w:t>
+      </w:r>
+      <w:proofErr w:type="spellStart"/>
+      <w:r>
+        <w:rPr>
+          <w:lang w:eastAsia="es-CO"/>
+        </w:rPr>
+        <w:t>r.ancho</w:t>
+      </w:r>
+      <w:proofErr w:type="spellEnd"/>
+      <w:r>
+        <w:rPr>
+          <w:lang w:eastAsia="es-CO"/>
+        </w:rPr>
+        <w:t>;</w:t>
+      </w:r>
+    </w:p>
+    <w:p>
+      <w:pPr>
+        <w:rPr>
+          <w:lang w:eastAsia="es-CO"/>
+        </w:rPr>
+      </w:pPr>
+      <w:r>
+        <w:rPr>
+          <w:lang w:eastAsia="es-CO"/>
+        </w:rPr>
+        <w:t xml:space="preserve">        </w:t>
+      </w:r>
+      <w:proofErr w:type="spellStart"/>
+      <w:proofErr w:type="gramStart"/>
+      <w:r>
+        <w:rPr>
+          <w:lang w:eastAsia="es-CO"/>
+        </w:rPr>
+        <w:t>this.alto</w:t>
+      </w:r>
+      <w:proofErr w:type="spellEnd"/>
+      <w:proofErr w:type="gramEnd"/>
+      <w:r>
+        <w:rPr>
+          <w:lang w:eastAsia="es-CO"/>
+        </w:rPr>
+        <w:t xml:space="preserve">  = </w:t>
+      </w:r>
+      <w:proofErr w:type="spellStart"/>
+      <w:r>
+        <w:rPr>
+          <w:lang w:eastAsia="es-CO"/>
+        </w:rPr>
+        <w:t>r.alto</w:t>
+      </w:r>
+      <w:proofErr w:type="spellEnd"/>
+      <w:r>
+        <w:rPr>
+          <w:lang w:eastAsia="es-CO"/>
+        </w:rPr>
+        <w:t>;</w:t>
+      </w:r>
+    </w:p>
+    <w:p>
+      <w:pPr>
+        <w:rPr>
+          <w:lang w:eastAsia="es-CO"/>
+        </w:rPr>
+      </w:pPr>
+      <w:r>
+        <w:rPr>
+          <w:lang w:eastAsia="es-CO"/>
+        </w:rPr>
+        <w:t xml:space="preserve">    }</w:t>
+      </w:r>
+    </w:p>
+    <w:p>
+      <w:pPr>
+        <w:rPr>
+          <w:lang w:eastAsia="es-CO"/>
+        </w:rPr>
+      </w:pPr>
+      <w:r>
+        <w:rPr>
+          <w:lang w:eastAsia="es-CO"/>
+        </w:rPr>
+        <w:t xml:space="preserve">    </w:t>
+      </w:r>
+      <w:proofErr w:type="spellStart"/>
+      <w:r>
+        <w:rPr>
+          <w:lang w:eastAsia="es-CO"/>
+        </w:rPr>
+        <w:t>public</w:t>
+      </w:r>
+      <w:proofErr w:type="spellEnd"/>
+      <w:r>
+        <w:rPr>
+          <w:lang w:eastAsia="es-CO"/>
+        </w:rPr>
+        <w:t xml:space="preserve"> </w:t>
+      </w:r>
+      <w:proofErr w:type="spellStart"/>
+      <w:r>
+        <w:rPr>
+          <w:lang w:eastAsia="es-CO"/>
+        </w:rPr>
+        <w:t>double</w:t>
+      </w:r>
+      <w:proofErr w:type="spellEnd"/>
+      <w:r>
+        <w:rPr>
+          <w:lang w:eastAsia="es-CO"/>
+        </w:rPr>
+        <w:t xml:space="preserve"> </w:t>
+      </w:r>
+      <w:proofErr w:type="spellStart"/>
+      <w:proofErr w:type="gramStart"/>
+      <w:r>
+        <w:rPr>
+          <w:lang w:eastAsia="es-CO"/>
+        </w:rPr>
+        <w:t>calcularArea</w:t>
+      </w:r>
+      <w:proofErr w:type="spellEnd"/>
+      <w:r>
+        <w:rPr>
+          <w:lang w:eastAsia="es-CO"/>
+        </w:rPr>
+        <w:t>(</w:t>
+      </w:r>
+      <w:proofErr w:type="gramEnd"/>
+      <w:r>
+        <w:rPr>
+          <w:lang w:eastAsia="es-CO"/>
+        </w:rPr>
+        <w:t xml:space="preserve">)      { </w:t>
+      </w:r>
+      <w:proofErr w:type="spellStart"/>
+      <w:r>
+        <w:rPr>
+          <w:lang w:eastAsia="es-CO"/>
+        </w:rPr>
+        <w:t>return</w:t>
+      </w:r>
+      <w:proofErr w:type="spellEnd"/>
+      <w:r>
+        <w:rPr>
+          <w:lang w:eastAsia="es-CO"/>
+        </w:rPr>
+        <w:t xml:space="preserve"> ancho * alto; }</w:t>
+      </w:r>
+    </w:p>
+    <w:p>
+      <w:pPr>
+        <w:rPr>
+          <w:lang w:eastAsia="es-CO"/>
+        </w:rPr>
+      </w:pPr>
+      <w:r>
+        <w:rPr>
+          <w:lang w:eastAsia="es-CO"/>
+        </w:rPr>
+        <w:t xml:space="preserve">    </w:t>
+      </w:r>
+      <w:proofErr w:type="spellStart"/>
+      <w:r>
+        <w:rPr>
+          <w:lang w:eastAsia="es-CO"/>
+        </w:rPr>
+        <w:t>public</w:t>
+      </w:r>
+      <w:proofErr w:type="spellEnd"/>
+      <w:r>
+        <w:rPr>
+          <w:lang w:eastAsia="es-CO"/>
+        </w:rPr>
+        <w:t xml:space="preserve"> </w:t>
+      </w:r>
+      <w:proofErr w:type="spellStart"/>
+      <w:r>
+        <w:rPr>
+          <w:lang w:eastAsia="es-CO"/>
+        </w:rPr>
+        <w:t>double</w:t>
+      </w:r>
+      <w:proofErr w:type="spellEnd"/>
+      <w:r>
+        <w:rPr>
+          <w:lang w:eastAsia="es-CO"/>
+        </w:rPr>
+        <w:t xml:space="preserve"> </w:t>
+      </w:r>
+      <w:proofErr w:type="spellStart"/>
+      <w:proofErr w:type="gramStart"/>
+      <w:r>
+        <w:rPr>
+          <w:lang w:eastAsia="es-CO"/>
+        </w:rPr>
+        <w:t>calcularPerimetro</w:t>
+      </w:r>
+      <w:proofErr w:type="spellEnd"/>
+      <w:r>
+        <w:rPr>
+          <w:lang w:eastAsia="es-CO"/>
+        </w:rPr>
+        <w:t>(</w:t>
+      </w:r>
+      <w:proofErr w:type="gramEnd"/>
+      <w:r>
+        <w:rPr>
+          <w:lang w:eastAsia="es-CO"/>
+        </w:rPr>
+        <w:t xml:space="preserve">) { </w:t>
+      </w:r>
+      <w:proofErr w:type="spellStart"/>
+      <w:r>
+        <w:rPr>
+          <w:lang w:eastAsia="es-CO"/>
+        </w:rPr>
+        <w:t>return</w:t>
+      </w:r>
+      <w:proofErr w:type="spellEnd"/>
+      <w:r>
+        <w:rPr>
+          <w:lang w:eastAsia="es-CO"/>
+        </w:rPr>
+        <w:t xml:space="preserve"> 2 * (ancho + alto); }</w:t>
+      </w:r>
+    </w:p>
+    <w:p>
+      <w:pPr>
+        <w:rPr>
+          <w:lang w:eastAsia="es-CO"/>
+        </w:rPr>
+      </w:pPr>
+      <w:r>
+        <w:rPr>
+          <w:lang w:eastAsia="es-CO"/>
+        </w:rPr>
+        <w:t xml:space="preserve">    @Override</w:t>
+      </w:r>
+    </w:p>
+    <w:p>
+      <w:pPr>
+        <w:rPr>
+          <w:lang w:eastAsia="es-CO"/>
+        </w:rPr>
+      </w:pPr>
+      <w:r>
+        <w:rPr>
+          <w:lang w:eastAsia="es-CO"/>
+        </w:rPr>
+        <w:lastRenderedPageBreak/>
+        <w:t xml:space="preserve">    </w:t>
+      </w:r>
+      <w:proofErr w:type="spellStart"/>
+      <w:r>
+        <w:rPr>
+          <w:lang w:eastAsia="es-CO"/>
+        </w:rPr>
+        <w:t>public</w:t>
+      </w:r>
+      <w:proofErr w:type="spellEnd"/>
+      <w:r>
+        <w:rPr>
+          <w:lang w:eastAsia="es-CO"/>
+        </w:rPr>
+        <w:t xml:space="preserve"> </w:t>
+      </w:r>
+      <w:proofErr w:type="spellStart"/>
+      <w:r>
+        <w:rPr>
+          <w:lang w:eastAsia="es-CO"/>
+        </w:rPr>
+        <w:t>String</w:t>
+      </w:r>
+      <w:proofErr w:type="spellEnd"/>
+      <w:r>
+        <w:rPr>
+          <w:lang w:eastAsia="es-CO"/>
+        </w:rPr>
+        <w:t xml:space="preserve"> </w:t>
+      </w:r>
+      <w:proofErr w:type="spellStart"/>
+      <w:proofErr w:type="gramStart"/>
+      <w:r>
+        <w:rPr>
+          <w:lang w:eastAsia="es-CO"/>
+        </w:rPr>
+        <w:t>toString</w:t>
+      </w:r>
+      <w:proofErr w:type="spellEnd"/>
+      <w:r>
+        <w:rPr>
+          <w:lang w:eastAsia="es-CO"/>
+        </w:rPr>
+        <w:t>(</w:t>
+      </w:r>
+      <w:proofErr w:type="gramEnd"/>
+      <w:r>
+        <w:rPr>
+          <w:lang w:eastAsia="es-CO"/>
+        </w:rPr>
         <w:t>) {</w:t>
       </w:r>
     </w:p>
@@ -7800,33 +8434,120 @@
         <w:t xml:space="preserve">        </w:t>
       </w:r>
       <w:proofErr w:type="spellStart"/>
+      <w:r>
+        <w:rPr>
+          <w:lang w:eastAsia="es-CO"/>
+        </w:rPr>
+        <w:t>return</w:t>
+      </w:r>
+      <w:proofErr w:type="spellEnd"/>
+      <w:r>
+        <w:rPr>
+          <w:lang w:eastAsia="es-CO"/>
+        </w:rPr>
+        <w:t xml:space="preserve"> "</w:t>
+      </w:r>
       <w:proofErr w:type="gramStart"/>
       <w:r>
         <w:rPr>
           <w:lang w:eastAsia="es-CO"/>
         </w:rPr>
-        <w:t>this.ancho</w:t>
-      </w:r>
-      <w:proofErr w:type="spellEnd"/>
+        <w:t>Rectángulo[</w:t>
+      </w:r>
       <w:proofErr w:type="gramEnd"/>
       <w:r>
         <w:rPr>
           <w:lang w:eastAsia="es-CO"/>
         </w:rPr>
-        <w:t xml:space="preserve"> = 0;</w:t>
-      </w:r>
-    </w:p>
-    <w:p>
-      <w:pPr>
-        <w:rPr>
-          <w:lang w:eastAsia="es-CO"/>
-        </w:rPr>
-      </w:pPr>
-      <w:r>
-        <w:rPr>
-          <w:lang w:eastAsia="es-CO"/>
-        </w:rPr>
-        <w:t xml:space="preserve">        </w:t>
+        <w:t xml:space="preserve">" + ancho + "x" + alto + "] </w:t>
+      </w:r>
+      <w:proofErr w:type="spellStart"/>
+      <w:r>
+        <w:rPr>
+          <w:lang w:eastAsia="es-CO"/>
+        </w:rPr>
+        <w:t>Area</w:t>
+      </w:r>
+      <w:proofErr w:type="spellEnd"/>
+      <w:r>
+        <w:rPr>
+          <w:lang w:eastAsia="es-CO"/>
+        </w:rPr>
+        <w:t xml:space="preserve">=" + </w:t>
+      </w:r>
+      <w:proofErr w:type="spellStart"/>
+      <w:r>
+        <w:rPr>
+          <w:lang w:eastAsia="es-CO"/>
+        </w:rPr>
+        <w:t>calcularArea</w:t>
+      </w:r>
+      <w:proofErr w:type="spellEnd"/>
+      <w:r>
+        <w:rPr>
+          <w:lang w:eastAsia="es-CO"/>
+        </w:rPr>
+        <w:t>();</w:t>
+      </w:r>
+    </w:p>
+    <w:p>
+      <w:pPr>
+        <w:rPr>
+          <w:lang w:eastAsia="es-CO"/>
+        </w:rPr>
+      </w:pPr>
+      <w:r>
+        <w:rPr>
+          <w:lang w:eastAsia="es-CO"/>
+        </w:rPr>
+        <w:t xml:space="preserve">    }</w:t>
+      </w:r>
+    </w:p>
+    <w:p>
+      <w:pPr>
+        <w:rPr>
+          <w:lang w:eastAsia="es-CO"/>
+        </w:rPr>
+      </w:pPr>
+      <w:r>
+        <w:rPr>
+          <w:lang w:eastAsia="es-CO"/>
+        </w:rPr>
+        <w:t>}</w:t>
+      </w:r>
+    </w:p>
+    <w:p>
+      <w:pPr>
+        <w:rPr>
+          <w:lang w:eastAsia="es-CO"/>
+        </w:rPr>
+      </w:pPr>
+      <w:r>
+        <w:rPr>
+          <w:lang w:eastAsia="es-CO"/>
+        </w:rPr>
+        <w:t>// Uso:</w:t>
+      </w:r>
+    </w:p>
+    <w:p>
+      <w:pPr>
+        <w:rPr>
+          <w:lang w:eastAsia="es-CO"/>
+        </w:rPr>
+      </w:pPr>
+      <w:proofErr w:type="spellStart"/>
+      <w:r>
+        <w:rPr>
+          <w:lang w:eastAsia="es-CO"/>
+        </w:rPr>
+        <w:t>Rectangulo</w:t>
+      </w:r>
+      <w:proofErr w:type="spellEnd"/>
+      <w:r>
+        <w:rPr>
+          <w:lang w:eastAsia="es-CO"/>
+        </w:rPr>
+        <w:t xml:space="preserve"> r1 = new </w:t>
       </w:r>
       <w:proofErr w:type="spellStart"/>
       <w:proofErr w:type="gramStart"/>
@@ -7834,61 +8555,189 @@
         <w:rPr>
           <w:lang w:eastAsia="es-CO"/>
         </w:rPr>
-        <w:t>this.alto</w:t>
-      </w:r>
-      <w:proofErr w:type="spellEnd"/>
+        <w:t>Rectangulo</w:t>
+      </w:r>
+      <w:proofErr w:type="spellEnd"/>
+      <w:r>
+        <w:rPr>
+          <w:lang w:eastAsia="es-CO"/>
+        </w:rPr>
+        <w:t>(</w:t>
+      </w:r>
       <w:proofErr w:type="gramEnd"/>
       <w:r>
         <w:rPr>
           <w:lang w:eastAsia="es-CO"/>
         </w:rPr>
-        <w:t xml:space="preserve">  = 0;</w:t>
-      </w:r>
-    </w:p>
-    <w:p>
-      <w:pPr>
-        <w:rPr>
-          <w:lang w:eastAsia="es-CO"/>
-        </w:rPr>
-      </w:pPr>
-      <w:r>
-        <w:rPr>
-          <w:lang w:eastAsia="es-CO"/>
-        </w:rPr>
-        <w:t xml:space="preserve">    }</w:t>
-      </w:r>
-    </w:p>
-    <w:p>
-      <w:pPr>
-        <w:rPr>
-          <w:lang w:eastAsia="es-CO"/>
-        </w:rPr>
-      </w:pPr>
-      <w:r>
-        <w:rPr>
-          <w:lang w:eastAsia="es-CO"/>
-        </w:rPr>
-        <w:t xml:space="preserve">    // Constructor parametrizado</w:t>
-      </w:r>
-    </w:p>
-    <w:p>
-      <w:pPr>
-        <w:rPr>
-          <w:lang w:eastAsia="es-CO"/>
-        </w:rPr>
-      </w:pPr>
-      <w:r>
-        <w:rPr>
-          <w:lang w:eastAsia="es-CO"/>
-        </w:rPr>
-        <w:t xml:space="preserve">    </w:t>
-      </w:r>
-      <w:proofErr w:type="spellStart"/>
-      <w:r>
-        <w:rPr>
-          <w:lang w:eastAsia="es-CO"/>
-        </w:rPr>
-        <w:t>public</w:t>
+        <w:t>);           // Constructor por defecto</w:t>
+      </w:r>
+    </w:p>
+    <w:p>
+      <w:pPr>
+        <w:rPr>
+          <w:lang w:eastAsia="es-CO"/>
+        </w:rPr>
+      </w:pPr>
+      <w:proofErr w:type="spellStart"/>
+      <w:r>
+        <w:rPr>
+          <w:lang w:eastAsia="es-CO"/>
+        </w:rPr>
+        <w:t>Rectangulo</w:t>
+      </w:r>
+      <w:proofErr w:type="spellEnd"/>
+      <w:r>
+        <w:rPr>
+          <w:lang w:eastAsia="es-CO"/>
+        </w:rPr>
+        <w:t xml:space="preserve"> r2 = new </w:t>
+      </w:r>
+      <w:proofErr w:type="spellStart"/>
+      <w:proofErr w:type="gramStart"/>
+      <w:r>
+        <w:rPr>
+          <w:lang w:eastAsia="es-CO"/>
+        </w:rPr>
+        <w:t>Rectangulo</w:t>
+      </w:r>
+      <w:proofErr w:type="spellEnd"/>
+      <w:r>
+        <w:rPr>
+          <w:lang w:eastAsia="es-CO"/>
+        </w:rPr>
+        <w:t>(</w:t>
+      </w:r>
+      <w:proofErr w:type="gramEnd"/>
+      <w:r>
+        <w:rPr>
+          <w:lang w:eastAsia="es-CO"/>
+        </w:rPr>
+        <w:t>5.0, 3.0);   // Constructor parametrizado</w:t>
+      </w:r>
+    </w:p>
+    <w:p>
+      <w:pPr>
+        <w:rPr>
+          <w:lang w:eastAsia="es-CO"/>
+        </w:rPr>
+      </w:pPr>
+      <w:proofErr w:type="spellStart"/>
+      <w:r>
+        <w:rPr>
+          <w:lang w:eastAsia="es-CO"/>
+        </w:rPr>
+        <w:t>Rectangulo</w:t>
+      </w:r>
+      <w:proofErr w:type="spellEnd"/>
+      <w:r>
+        <w:rPr>
+          <w:lang w:eastAsia="es-CO"/>
+        </w:rPr>
+        <w:t xml:space="preserve"> r3 = new </w:t>
+      </w:r>
+      <w:proofErr w:type="spellStart"/>
+      <w:r>
+        <w:rPr>
+          <w:lang w:eastAsia="es-CO"/>
+        </w:rPr>
+        <w:t>Rectangulo</w:t>
+      </w:r>
+      <w:proofErr w:type="spellEnd"/>
+      <w:r>
+        <w:rPr>
+          <w:lang w:eastAsia="es-CO"/>
+        </w:rPr>
+        <w:t>(r2</w:t>
+      </w:r>
+      <w:proofErr w:type="gramStart"/>
+      <w:r>
+        <w:rPr>
+          <w:lang w:eastAsia="es-CO"/>
+        </w:rPr>
+        <w:t xml:space="preserve">);   </w:t>
+      </w:r>
+      <w:proofErr w:type="gramEnd"/>
+      <w:r>
+        <w:rPr>
+          <w:lang w:eastAsia="es-CO"/>
+        </w:rPr>
+        <w:t xml:space="preserve">       // Constructor de copia</w:t>
+      </w:r>
+    </w:p>
+    <w:p>
+      <w:pPr>
+        <w:rPr>
+          <w:lang w:eastAsia="es-CO"/>
+        </w:rPr>
+      </w:pPr>
+      <w:proofErr w:type="spellStart"/>
+      <w:r>
+        <w:rPr>
+          <w:lang w:eastAsia="es-CO"/>
+        </w:rPr>
+        <w:t>System.out.println</w:t>
+      </w:r>
+      <w:proofErr w:type="spellEnd"/>
+      <w:r>
+        <w:rPr>
+          <w:lang w:eastAsia="es-CO"/>
+        </w:rPr>
+        <w:t>(r2</w:t>
+      </w:r>
+      <w:proofErr w:type="gramStart"/>
+      <w:r>
+        <w:rPr>
+          <w:lang w:eastAsia="es-CO"/>
+        </w:rPr>
+        <w:t>);  /</w:t>
+      </w:r>
+      <w:proofErr w:type="gramEnd"/>
+      <w:r>
+        <w:rPr>
+          <w:lang w:eastAsia="es-CO"/>
+        </w:rPr>
+        <w:t xml:space="preserve">/ Rectángulo[5.0x3.0] </w:t>
+      </w:r>
+      <w:proofErr w:type="spellStart"/>
+      <w:r>
+        <w:rPr>
+          <w:lang w:eastAsia="es-CO"/>
+        </w:rPr>
+        <w:t>Area</w:t>
+      </w:r>
+      <w:proofErr w:type="spellEnd"/>
+      <w:r>
+        <w:rPr>
+          <w:lang w:eastAsia="es-CO"/>
+        </w:rPr>
+        <w:t>=15.0</w:t>
+      </w:r>
+    </w:p>
+    <w:p>
+      <w:pPr>
+        <w:rPr>
+          <w:lang w:eastAsia="es-CO"/>
+        </w:rPr>
+      </w:pPr>
+    </w:p>
+    <w:p>
+      <w:pPr>
+        <w:rPr>
+          <w:lang w:eastAsia="es-CO"/>
+        </w:rPr>
+      </w:pPr>
+      <w:r>
+        <w:rPr>
+          <w:lang w:eastAsia="es-CO"/>
+        </w:rPr>
+        <w:t xml:space="preserve">En Java, a diferencia de C++, no existen destructores explícitos. La gestión de memoria es automática a través del </w:t>
+      </w:r>
+      <w:proofErr w:type="spellStart"/>
+      <w:r>
+        <w:rPr>
+          <w:lang w:eastAsia="es-CO"/>
+        </w:rPr>
+        <w:t>Garbage</w:t>
       </w:r>
       <w:proofErr w:type="spellEnd"/>
       <w:r>
@@ -7898,937 +8747,111 @@
         <w:t xml:space="preserve"> </w:t>
       </w:r>
       <w:proofErr w:type="spellStart"/>
-      <w:proofErr w:type="gramStart"/>
-      <w:r>
-        <w:rPr>
-          <w:lang w:eastAsia="es-CO"/>
-        </w:rPr>
-        <w:t>Rectangulo</w:t>
-      </w:r>
-      <w:proofErr w:type="spellEnd"/>
-      <w:r>
-        <w:rPr>
-          <w:lang w:eastAsia="es-CO"/>
-        </w:rPr>
-        <w:t>(</w:t>
-      </w:r>
-      <w:proofErr w:type="spellStart"/>
-      <w:proofErr w:type="gramEnd"/>
-      <w:r>
-        <w:rPr>
-          <w:lang w:eastAsia="es-CO"/>
-        </w:rPr>
-        <w:t>double</w:t>
-      </w:r>
-      <w:proofErr w:type="spellEnd"/>
-      <w:r>
-        <w:rPr>
-          <w:lang w:eastAsia="es-CO"/>
-        </w:rPr>
-        <w:t xml:space="preserve"> ancho, </w:t>
-      </w:r>
-      <w:proofErr w:type="spellStart"/>
-      <w:r>
-        <w:rPr>
-          <w:lang w:eastAsia="es-CO"/>
-        </w:rPr>
-        <w:t>double</w:t>
-      </w:r>
-      <w:proofErr w:type="spellEnd"/>
-      <w:r>
-        <w:rPr>
-          <w:lang w:eastAsia="es-CO"/>
-        </w:rPr>
-        <w:t xml:space="preserve"> alto) {</w:t>
-      </w:r>
-    </w:p>
-    <w:p>
-      <w:pPr>
-        <w:rPr>
-          <w:lang w:eastAsia="es-CO"/>
-        </w:rPr>
-      </w:pPr>
-      <w:r>
-        <w:rPr>
-          <w:lang w:eastAsia="es-CO"/>
-        </w:rPr>
-        <w:t xml:space="preserve">        </w:t>
-      </w:r>
-      <w:proofErr w:type="spellStart"/>
-      <w:proofErr w:type="gramStart"/>
-      <w:r>
-        <w:rPr>
-          <w:lang w:eastAsia="es-CO"/>
-        </w:rPr>
-        <w:t>this.ancho</w:t>
-      </w:r>
-      <w:proofErr w:type="spellEnd"/>
-      <w:proofErr w:type="gramEnd"/>
-      <w:r>
-        <w:rPr>
-          <w:lang w:eastAsia="es-CO"/>
-        </w:rPr>
-        <w:t xml:space="preserve"> = ancho;</w:t>
-      </w:r>
-    </w:p>
-    <w:p>
-      <w:pPr>
-        <w:rPr>
-          <w:lang w:eastAsia="es-CO"/>
-        </w:rPr>
-      </w:pPr>
-      <w:r>
-        <w:rPr>
-          <w:lang w:eastAsia="es-CO"/>
-        </w:rPr>
-        <w:t xml:space="preserve">        </w:t>
-      </w:r>
-      <w:proofErr w:type="spellStart"/>
-      <w:proofErr w:type="gramStart"/>
-      <w:r>
-        <w:rPr>
-          <w:lang w:eastAsia="es-CO"/>
-        </w:rPr>
-        <w:t>this.alto</w:t>
-      </w:r>
-      <w:proofErr w:type="spellEnd"/>
-      <w:proofErr w:type="gramEnd"/>
-      <w:r>
-        <w:rPr>
-          <w:lang w:eastAsia="es-CO"/>
-        </w:rPr>
-        <w:t xml:space="preserve">  = alto;</w:t>
-      </w:r>
-    </w:p>
-    <w:p>
-      <w:pPr>
-        <w:rPr>
-          <w:lang w:eastAsia="es-CO"/>
-        </w:rPr>
-      </w:pPr>
-      <w:r>
-        <w:rPr>
-          <w:lang w:eastAsia="es-CO"/>
-        </w:rPr>
-        <w:t xml:space="preserve">    }</w:t>
-      </w:r>
-    </w:p>
-    <w:p>
-      <w:pPr>
-        <w:rPr>
-          <w:lang w:eastAsia="es-CO"/>
-        </w:rPr>
-      </w:pPr>
-      <w:r>
-        <w:rPr>
-          <w:lang w:eastAsia="es-CO"/>
-        </w:rPr>
-        <w:t xml:space="preserve">    // Constructor de copia (patrón manual en Java)</w:t>
-      </w:r>
-    </w:p>
-    <w:p>
-      <w:pPr>
-        <w:rPr>
-          <w:lang w:eastAsia="es-CO"/>
-        </w:rPr>
-      </w:pPr>
-      <w:r>
-        <w:rPr>
-          <w:lang w:eastAsia="es-CO"/>
-        </w:rPr>
-        <w:t xml:space="preserve">    </w:t>
-      </w:r>
-      <w:proofErr w:type="spellStart"/>
-      <w:r>
-        <w:rPr>
-          <w:lang w:eastAsia="es-CO"/>
-        </w:rPr>
-        <w:t>public</w:t>
-      </w:r>
-      <w:proofErr w:type="spellEnd"/>
+      <w:r>
+        <w:rPr>
+          <w:lang w:eastAsia="es-CO"/>
+        </w:rPr>
+        <w:t>Collector</w:t>
+      </w:r>
+      <w:proofErr w:type="spellEnd"/>
+      <w:r>
+        <w:rPr>
+          <w:lang w:eastAsia="es-CO"/>
+        </w:rPr>
+        <w:t xml:space="preserve"> (GC), que detecta y libera los objetos sin referencias activas. Cuando es necesario liberar recursos específicos (archivos, conexiones de red), se utiliza el bloque try-</w:t>
+      </w:r>
+      <w:proofErr w:type="spellStart"/>
+      <w:r>
+        <w:rPr>
+          <w:lang w:eastAsia="es-CO"/>
+        </w:rPr>
+        <w:t>with</w:t>
+      </w:r>
+      <w:proofErr w:type="spellEnd"/>
+      <w:r>
+        <w:rPr>
+          <w:lang w:eastAsia="es-CO"/>
+        </w:rPr>
+        <w:t>-</w:t>
+      </w:r>
+      <w:proofErr w:type="spellStart"/>
+      <w:r>
+        <w:rPr>
+          <w:lang w:eastAsia="es-CO"/>
+        </w:rPr>
+        <w:t>resources</w:t>
+      </w:r>
+      <w:proofErr w:type="spellEnd"/>
+      <w:r>
+        <w:rPr>
+          <w:lang w:eastAsia="es-CO"/>
+        </w:rPr>
+        <w:t xml:space="preserve"> introducido en Java 7, que cierra automáticamente los recursos al finalizar el bloque.</w:t>
+      </w:r>
+    </w:p>
+    <w:p>
+      <w:pPr>
+        <w:rPr>
+          <w:lang w:eastAsia="es-CO"/>
+        </w:rPr>
+      </w:pPr>
+    </w:p>
+    <w:p>
+      <w:pPr>
+        <w:pStyle w:val="Ttulo2"/>
+      </w:pPr>
+      <w:bookmarkStart w:id="9" w:name="_Toc230188141"/>
+      <w:r>
+        <w:t>Clases abstractas, interfaces y principios SOLID</w:t>
+      </w:r>
+      <w:bookmarkEnd w:id="9"/>
+    </w:p>
+    <w:p>
+      <w:pPr>
+        <w:rPr>
+          <w:lang w:eastAsia="es-CO"/>
+        </w:rPr>
+      </w:pPr>
+      <w:r>
+        <w:rPr>
+          <w:lang w:eastAsia="es-CO"/>
+        </w:rPr>
+        <w:t xml:space="preserve">En Java, una clase abstracta se declara con la palabra clave </w:t>
+      </w:r>
+      <w:proofErr w:type="spellStart"/>
+      <w:r>
+        <w:rPr>
+          <w:lang w:eastAsia="es-CO"/>
+        </w:rPr>
+        <w:t>abstract</w:t>
+      </w:r>
+      <w:proofErr w:type="spellEnd"/>
+      <w:r>
+        <w:rPr>
+          <w:lang w:eastAsia="es-CO"/>
+        </w:rPr>
+        <w:t xml:space="preserve"> y puede contener dos tipos de métodos:</w:t>
+      </w:r>
       <w:r>
         <w:rPr>
           <w:lang w:eastAsia="es-CO"/>
         </w:rPr>
         <w:t xml:space="preserve"> </w:t>
       </w:r>
-      <w:proofErr w:type="spellStart"/>
-      <w:proofErr w:type="gramStart"/>
-      <w:r>
-        <w:rPr>
-          <w:lang w:eastAsia="es-CO"/>
-        </w:rPr>
-        <w:t>Rectangulo</w:t>
-      </w:r>
-      <w:proofErr w:type="spellEnd"/>
-      <w:r>
-        <w:rPr>
-          <w:lang w:eastAsia="es-CO"/>
-        </w:rPr>
-        <w:t>(</w:t>
-      </w:r>
-      <w:proofErr w:type="spellStart"/>
-      <w:proofErr w:type="gramEnd"/>
-      <w:r>
-        <w:rPr>
-          <w:lang w:eastAsia="es-CO"/>
-        </w:rPr>
-        <w:t>Rectangulo</w:t>
-      </w:r>
-      <w:proofErr w:type="spellEnd"/>
-      <w:r>
-        <w:rPr>
-          <w:lang w:eastAsia="es-CO"/>
-        </w:rPr>
-        <w:t xml:space="preserve"> r) {</w:t>
-      </w:r>
-    </w:p>
-    <w:p>
-      <w:pPr>
-        <w:rPr>
-          <w:lang w:eastAsia="es-CO"/>
-        </w:rPr>
-      </w:pPr>
-      <w:r>
-        <w:rPr>
-          <w:lang w:eastAsia="es-CO"/>
-        </w:rPr>
-        <w:t xml:space="preserve">        </w:t>
-      </w:r>
-      <w:proofErr w:type="spellStart"/>
-      <w:proofErr w:type="gramStart"/>
-      <w:r>
-        <w:rPr>
-          <w:lang w:eastAsia="es-CO"/>
-        </w:rPr>
-        <w:t>this.ancho</w:t>
-      </w:r>
-      <w:proofErr w:type="spellEnd"/>
-      <w:proofErr w:type="gramEnd"/>
-      <w:r>
-        <w:rPr>
-          <w:lang w:eastAsia="es-CO"/>
-        </w:rPr>
-        <w:t xml:space="preserve"> = </w:t>
-      </w:r>
-      <w:proofErr w:type="spellStart"/>
-      <w:r>
-        <w:rPr>
-          <w:lang w:eastAsia="es-CO"/>
-        </w:rPr>
-        <w:t>r.ancho</w:t>
-      </w:r>
-      <w:proofErr w:type="spellEnd"/>
-      <w:r>
-        <w:rPr>
-          <w:lang w:eastAsia="es-CO"/>
-        </w:rPr>
-        <w:t>;</w:t>
-      </w:r>
-    </w:p>
-    <w:p>
-      <w:pPr>
-        <w:rPr>
-          <w:lang w:eastAsia="es-CO"/>
-        </w:rPr>
-      </w:pPr>
-      <w:r>
-        <w:rPr>
-          <w:lang w:eastAsia="es-CO"/>
-        </w:rPr>
-        <w:t xml:space="preserve">        </w:t>
-      </w:r>
-      <w:proofErr w:type="spellStart"/>
-      <w:proofErr w:type="gramStart"/>
-      <w:r>
-        <w:rPr>
-          <w:lang w:eastAsia="es-CO"/>
-        </w:rPr>
-        <w:t>this.alto</w:t>
-      </w:r>
-      <w:proofErr w:type="spellEnd"/>
-      <w:proofErr w:type="gramEnd"/>
-      <w:r>
-        <w:rPr>
-          <w:lang w:eastAsia="es-CO"/>
-        </w:rPr>
-        <w:t xml:space="preserve">  = </w:t>
-      </w:r>
-      <w:proofErr w:type="spellStart"/>
-      <w:r>
-        <w:rPr>
-          <w:lang w:eastAsia="es-CO"/>
-        </w:rPr>
-        <w:t>r.alto</w:t>
-      </w:r>
-      <w:proofErr w:type="spellEnd"/>
-      <w:r>
-        <w:rPr>
-          <w:lang w:eastAsia="es-CO"/>
-        </w:rPr>
-        <w:t>;</w:t>
-      </w:r>
-    </w:p>
-    <w:p>
-      <w:pPr>
-        <w:rPr>
-          <w:lang w:eastAsia="es-CO"/>
-        </w:rPr>
-      </w:pPr>
-      <w:r>
-        <w:rPr>
-          <w:lang w:eastAsia="es-CO"/>
-        </w:rPr>
-        <w:t xml:space="preserve">    }</w:t>
-      </w:r>
-    </w:p>
-    <w:p>
-      <w:pPr>
-        <w:rPr>
-          <w:lang w:eastAsia="es-CO"/>
-        </w:rPr>
-      </w:pPr>
-      <w:r>
-        <w:rPr>
-          <w:lang w:eastAsia="es-CO"/>
-        </w:rPr>
-        <w:t xml:space="preserve">    </w:t>
-      </w:r>
-      <w:proofErr w:type="spellStart"/>
-      <w:r>
-        <w:rPr>
-          <w:lang w:eastAsia="es-CO"/>
-        </w:rPr>
-        <w:t>public</w:t>
-      </w:r>
-      <w:proofErr w:type="spellEnd"/>
-      <w:r>
-        <w:rPr>
-          <w:lang w:eastAsia="es-CO"/>
-        </w:rPr>
-        <w:t xml:space="preserve"> </w:t>
-      </w:r>
-      <w:proofErr w:type="spellStart"/>
-      <w:r>
-        <w:rPr>
-          <w:lang w:eastAsia="es-CO"/>
-        </w:rPr>
-        <w:t>double</w:t>
-      </w:r>
-      <w:proofErr w:type="spellEnd"/>
-      <w:r>
-        <w:rPr>
-          <w:lang w:eastAsia="es-CO"/>
-        </w:rPr>
-        <w:t xml:space="preserve"> </w:t>
-      </w:r>
-      <w:proofErr w:type="spellStart"/>
-      <w:proofErr w:type="gramStart"/>
-      <w:r>
-        <w:rPr>
-          <w:lang w:eastAsia="es-CO"/>
-        </w:rPr>
-        <w:t>calcularArea</w:t>
-      </w:r>
-      <w:proofErr w:type="spellEnd"/>
-      <w:r>
-        <w:rPr>
-          <w:lang w:eastAsia="es-CO"/>
-        </w:rPr>
-        <w:t>(</w:t>
-      </w:r>
-      <w:proofErr w:type="gramEnd"/>
-      <w:r>
-        <w:rPr>
-          <w:lang w:eastAsia="es-CO"/>
-        </w:rPr>
-        <w:t xml:space="preserve">)      { </w:t>
-      </w:r>
-      <w:proofErr w:type="spellStart"/>
-      <w:r>
-        <w:rPr>
-          <w:lang w:eastAsia="es-CO"/>
-        </w:rPr>
-        <w:t>return</w:t>
-      </w:r>
-      <w:proofErr w:type="spellEnd"/>
-      <w:r>
-        <w:rPr>
-          <w:lang w:eastAsia="es-CO"/>
-        </w:rPr>
-        <w:t xml:space="preserve"> ancho * alto; }</w:t>
-      </w:r>
-    </w:p>
-    <w:p>
-      <w:pPr>
-        <w:rPr>
-          <w:lang w:eastAsia="es-CO"/>
-        </w:rPr>
-      </w:pPr>
-      <w:r>
-        <w:rPr>
-          <w:lang w:eastAsia="es-CO"/>
-        </w:rPr>
-        <w:t xml:space="preserve">    </w:t>
-      </w:r>
-      <w:proofErr w:type="spellStart"/>
-      <w:r>
-        <w:rPr>
-          <w:lang w:eastAsia="es-CO"/>
-        </w:rPr>
-        <w:t>public</w:t>
-      </w:r>
-      <w:proofErr w:type="spellEnd"/>
-      <w:r>
-        <w:rPr>
-          <w:lang w:eastAsia="es-CO"/>
-        </w:rPr>
-        <w:t xml:space="preserve"> </w:t>
-      </w:r>
-      <w:proofErr w:type="spellStart"/>
-      <w:r>
-        <w:rPr>
-          <w:lang w:eastAsia="es-CO"/>
-        </w:rPr>
-        <w:t>double</w:t>
-      </w:r>
-      <w:proofErr w:type="spellEnd"/>
-      <w:r>
-        <w:rPr>
-          <w:lang w:eastAsia="es-CO"/>
-        </w:rPr>
-        <w:t xml:space="preserve"> </w:t>
-      </w:r>
-      <w:proofErr w:type="spellStart"/>
-      <w:proofErr w:type="gramStart"/>
-      <w:r>
-        <w:rPr>
-          <w:lang w:eastAsia="es-CO"/>
-        </w:rPr>
-        <w:t>calcularPerimetro</w:t>
-      </w:r>
-      <w:proofErr w:type="spellEnd"/>
-      <w:r>
-        <w:rPr>
-          <w:lang w:eastAsia="es-CO"/>
-        </w:rPr>
-        <w:t>(</w:t>
-      </w:r>
-      <w:proofErr w:type="gramEnd"/>
-      <w:r>
-        <w:rPr>
-          <w:lang w:eastAsia="es-CO"/>
-        </w:rPr>
-        <w:t xml:space="preserve">) { </w:t>
-      </w:r>
-      <w:proofErr w:type="spellStart"/>
-      <w:r>
-        <w:rPr>
-          <w:lang w:eastAsia="es-CO"/>
-        </w:rPr>
-        <w:t>return</w:t>
-      </w:r>
-      <w:proofErr w:type="spellEnd"/>
-      <w:r>
-        <w:rPr>
-          <w:lang w:eastAsia="es-CO"/>
-        </w:rPr>
-        <w:t xml:space="preserve"> 2 * (ancho + alto); }</w:t>
-      </w:r>
-    </w:p>
-    <w:p>
-      <w:pPr>
-        <w:rPr>
-          <w:lang w:eastAsia="es-CO"/>
-        </w:rPr>
-      </w:pPr>
-      <w:r>
-        <w:rPr>
-          <w:lang w:eastAsia="es-CO"/>
-        </w:rPr>
-        <w:lastRenderedPageBreak/>
-        <w:t xml:space="preserve">    @Override</w:t>
-      </w:r>
-    </w:p>
-    <w:p>
-      <w:pPr>
-        <w:rPr>
-          <w:lang w:eastAsia="es-CO"/>
-        </w:rPr>
-      </w:pPr>
-      <w:r>
-        <w:rPr>
-          <w:lang w:eastAsia="es-CO"/>
-        </w:rPr>
-        <w:t xml:space="preserve">    </w:t>
-      </w:r>
-      <w:proofErr w:type="spellStart"/>
-      <w:r>
-        <w:rPr>
-          <w:lang w:eastAsia="es-CO"/>
-        </w:rPr>
-        <w:t>public</w:t>
-      </w:r>
-      <w:proofErr w:type="spellEnd"/>
-      <w:r>
-        <w:rPr>
-          <w:lang w:eastAsia="es-CO"/>
-        </w:rPr>
-        <w:t xml:space="preserve"> </w:t>
-      </w:r>
-      <w:proofErr w:type="spellStart"/>
-      <w:r>
-        <w:rPr>
-          <w:lang w:eastAsia="es-CO"/>
-        </w:rPr>
-        <w:t>String</w:t>
-      </w:r>
-      <w:proofErr w:type="spellEnd"/>
-      <w:r>
-        <w:rPr>
-          <w:lang w:eastAsia="es-CO"/>
-        </w:rPr>
-        <w:t xml:space="preserve"> </w:t>
-      </w:r>
-      <w:proofErr w:type="spellStart"/>
-      <w:proofErr w:type="gramStart"/>
-      <w:r>
-        <w:rPr>
-          <w:lang w:eastAsia="es-CO"/>
-        </w:rPr>
-        <w:t>toString</w:t>
-      </w:r>
-      <w:proofErr w:type="spellEnd"/>
-      <w:r>
-        <w:rPr>
-          <w:lang w:eastAsia="es-CO"/>
-        </w:rPr>
-        <w:t>(</w:t>
-      </w:r>
-      <w:proofErr w:type="gramEnd"/>
-      <w:r>
-        <w:rPr>
-          <w:lang w:eastAsia="es-CO"/>
-        </w:rPr>
-        <w:t>) {</w:t>
-      </w:r>
-    </w:p>
-    <w:p>
-      <w:pPr>
-        <w:rPr>
-          <w:lang w:eastAsia="es-CO"/>
-        </w:rPr>
-      </w:pPr>
-      <w:r>
-        <w:rPr>
-          <w:lang w:eastAsia="es-CO"/>
-        </w:rPr>
-        <w:t xml:space="preserve">        </w:t>
-      </w:r>
-      <w:proofErr w:type="spellStart"/>
-      <w:r>
-        <w:rPr>
-          <w:lang w:eastAsia="es-CO"/>
-        </w:rPr>
-        <w:t>return</w:t>
-      </w:r>
-      <w:proofErr w:type="spellEnd"/>
-      <w:r>
-        <w:rPr>
-          <w:lang w:eastAsia="es-CO"/>
-        </w:rPr>
-        <w:t xml:space="preserve"> "</w:t>
-      </w:r>
-      <w:proofErr w:type="gramStart"/>
-      <w:r>
-        <w:rPr>
-          <w:lang w:eastAsia="es-CO"/>
-        </w:rPr>
-        <w:t>Rectángulo[</w:t>
-      </w:r>
-      <w:proofErr w:type="gramEnd"/>
-      <w:r>
-        <w:rPr>
-          <w:lang w:eastAsia="es-CO"/>
-        </w:rPr>
-        <w:t xml:space="preserve">" + ancho + "x" + alto + "] </w:t>
-      </w:r>
-      <w:proofErr w:type="spellStart"/>
-      <w:r>
-        <w:rPr>
-          <w:lang w:eastAsia="es-CO"/>
-        </w:rPr>
-        <w:t>Area</w:t>
-      </w:r>
-      <w:proofErr w:type="spellEnd"/>
-      <w:r>
-        <w:rPr>
-          <w:lang w:eastAsia="es-CO"/>
-        </w:rPr>
-        <w:t xml:space="preserve">=" + </w:t>
-      </w:r>
-      <w:proofErr w:type="spellStart"/>
-      <w:r>
-        <w:rPr>
-          <w:lang w:eastAsia="es-CO"/>
-        </w:rPr>
-        <w:t>calcularArea</w:t>
-      </w:r>
-      <w:proofErr w:type="spellEnd"/>
-      <w:r>
-        <w:rPr>
-          <w:lang w:eastAsia="es-CO"/>
-        </w:rPr>
-        <w:t>();</w:t>
-      </w:r>
-    </w:p>
-    <w:p>
-      <w:pPr>
-        <w:rPr>
-          <w:lang w:eastAsia="es-CO"/>
-        </w:rPr>
-      </w:pPr>
-      <w:r>
-        <w:rPr>
-          <w:lang w:eastAsia="es-CO"/>
-        </w:rPr>
-        <w:t xml:space="preserve">    }</w:t>
-      </w:r>
-    </w:p>
-    <w:p>
-      <w:pPr>
-        <w:rPr>
-          <w:lang w:eastAsia="es-CO"/>
-        </w:rPr>
-      </w:pPr>
-      <w:r>
-        <w:rPr>
-          <w:lang w:eastAsia="es-CO"/>
-        </w:rPr>
-        <w:t>}</w:t>
-      </w:r>
-    </w:p>
-    <w:p>
-      <w:pPr>
-        <w:rPr>
-          <w:lang w:eastAsia="es-CO"/>
-        </w:rPr>
-      </w:pPr>
-      <w:r>
-        <w:rPr>
-          <w:lang w:eastAsia="es-CO"/>
-        </w:rPr>
-        <w:t>// Uso:</w:t>
-      </w:r>
-    </w:p>
-    <w:p>
-      <w:pPr>
-        <w:rPr>
-          <w:lang w:eastAsia="es-CO"/>
-        </w:rPr>
-      </w:pPr>
-      <w:proofErr w:type="spellStart"/>
-      <w:r>
-        <w:rPr>
-          <w:lang w:eastAsia="es-CO"/>
-        </w:rPr>
-        <w:t>Rectangulo</w:t>
-      </w:r>
-      <w:proofErr w:type="spellEnd"/>
-      <w:r>
-        <w:rPr>
-          <w:lang w:eastAsia="es-CO"/>
-        </w:rPr>
-        <w:t xml:space="preserve"> r1 = new </w:t>
-      </w:r>
-      <w:proofErr w:type="spellStart"/>
-      <w:proofErr w:type="gramStart"/>
-      <w:r>
-        <w:rPr>
-          <w:lang w:eastAsia="es-CO"/>
-        </w:rPr>
-        <w:t>Rectangulo</w:t>
-      </w:r>
-      <w:proofErr w:type="spellEnd"/>
-      <w:r>
-        <w:rPr>
-          <w:lang w:eastAsia="es-CO"/>
-        </w:rPr>
-        <w:t>(</w:t>
-      </w:r>
-      <w:proofErr w:type="gramEnd"/>
-      <w:r>
-        <w:rPr>
-          <w:lang w:eastAsia="es-CO"/>
-        </w:rPr>
-        <w:t>);           // Constructor por defecto</w:t>
-      </w:r>
-    </w:p>
-    <w:p>
-      <w:pPr>
-        <w:rPr>
-          <w:lang w:eastAsia="es-CO"/>
-        </w:rPr>
-      </w:pPr>
-      <w:proofErr w:type="spellStart"/>
-      <w:r>
-        <w:rPr>
-          <w:lang w:eastAsia="es-CO"/>
-        </w:rPr>
-        <w:t>Rectangulo</w:t>
-      </w:r>
-      <w:proofErr w:type="spellEnd"/>
-      <w:r>
-        <w:rPr>
-          <w:lang w:eastAsia="es-CO"/>
-        </w:rPr>
-        <w:t xml:space="preserve"> r2 = new </w:t>
-      </w:r>
-      <w:proofErr w:type="spellStart"/>
-      <w:proofErr w:type="gramStart"/>
-      <w:r>
-        <w:rPr>
-          <w:lang w:eastAsia="es-CO"/>
-        </w:rPr>
-        <w:t>Rectangulo</w:t>
-      </w:r>
-      <w:proofErr w:type="spellEnd"/>
-      <w:r>
-        <w:rPr>
-          <w:lang w:eastAsia="es-CO"/>
-        </w:rPr>
-        <w:t>(</w:t>
-      </w:r>
-      <w:proofErr w:type="gramEnd"/>
-      <w:r>
-        <w:rPr>
-          <w:lang w:eastAsia="es-CO"/>
-        </w:rPr>
-        <w:t>5.0, 3.0);   // Constructor parametrizado</w:t>
-      </w:r>
-    </w:p>
-    <w:p>
-      <w:pPr>
-        <w:rPr>
-          <w:lang w:eastAsia="es-CO"/>
-        </w:rPr>
-      </w:pPr>
-      <w:proofErr w:type="spellStart"/>
-      <w:r>
-        <w:rPr>
-          <w:lang w:eastAsia="es-CO"/>
-        </w:rPr>
-        <w:t>Rectangulo</w:t>
-      </w:r>
-      <w:proofErr w:type="spellEnd"/>
-      <w:r>
-        <w:rPr>
-          <w:lang w:eastAsia="es-CO"/>
-        </w:rPr>
-        <w:t xml:space="preserve"> r3 = new </w:t>
-      </w:r>
-      <w:proofErr w:type="spellStart"/>
-      <w:r>
-        <w:rPr>
-          <w:lang w:eastAsia="es-CO"/>
-        </w:rPr>
-        <w:t>Rectangulo</w:t>
-      </w:r>
-      <w:proofErr w:type="spellEnd"/>
-      <w:r>
-        <w:rPr>
-          <w:lang w:eastAsia="es-CO"/>
-        </w:rPr>
-        <w:t>(r2</w:t>
-      </w:r>
-      <w:proofErr w:type="gramStart"/>
-      <w:r>
-        <w:rPr>
-          <w:lang w:eastAsia="es-CO"/>
-        </w:rPr>
-        <w:t xml:space="preserve">);   </w:t>
-      </w:r>
-      <w:proofErr w:type="gramEnd"/>
-      <w:r>
-        <w:rPr>
-          <w:lang w:eastAsia="es-CO"/>
-        </w:rPr>
-        <w:t xml:space="preserve">       // Constructor de copia</w:t>
-      </w:r>
-    </w:p>
-    <w:p>
-      <w:pPr>
-        <w:rPr>
-          <w:lang w:eastAsia="es-CO"/>
-        </w:rPr>
-      </w:pPr>
-      <w:proofErr w:type="spellStart"/>
-      <w:r>
-        <w:rPr>
-          <w:lang w:eastAsia="es-CO"/>
-        </w:rPr>
-        <w:t>System.out.println</w:t>
-      </w:r>
-      <w:proofErr w:type="spellEnd"/>
-      <w:r>
-        <w:rPr>
-          <w:lang w:eastAsia="es-CO"/>
-        </w:rPr>
-        <w:t>(r2</w:t>
-      </w:r>
-      <w:proofErr w:type="gramStart"/>
-      <w:r>
-        <w:rPr>
-          <w:lang w:eastAsia="es-CO"/>
-        </w:rPr>
-        <w:t>);  /</w:t>
-      </w:r>
-      <w:proofErr w:type="gramEnd"/>
-      <w:r>
-        <w:rPr>
-          <w:lang w:eastAsia="es-CO"/>
-        </w:rPr>
-        <w:t xml:space="preserve">/ Rectángulo[5.0x3.0] </w:t>
-      </w:r>
-      <w:proofErr w:type="spellStart"/>
-      <w:r>
-        <w:rPr>
-          <w:lang w:eastAsia="es-CO"/>
-        </w:rPr>
-        <w:t>Area</w:t>
-      </w:r>
-      <w:proofErr w:type="spellEnd"/>
-      <w:r>
-        <w:rPr>
-          <w:lang w:eastAsia="es-CO"/>
-        </w:rPr>
-        <w:t>=15.0</w:t>
-      </w:r>
-    </w:p>
-    <w:p>
-      <w:pPr>
-        <w:rPr>
-          <w:lang w:eastAsia="es-CO"/>
-        </w:rPr>
-      </w:pPr>
-    </w:p>
-    <w:p>
-      <w:pPr>
-        <w:rPr>
-          <w:lang w:eastAsia="es-CO"/>
-        </w:rPr>
-      </w:pPr>
-      <w:r>
-        <w:rPr>
-          <w:lang w:eastAsia="es-CO"/>
-        </w:rPr>
-        <w:t xml:space="preserve">En Java, a diferencia de C++, no existen destructores explícitos. La gestión de memoria es automática a través del </w:t>
-      </w:r>
-      <w:proofErr w:type="spellStart"/>
-      <w:r>
-        <w:rPr>
-          <w:lang w:eastAsia="es-CO"/>
-        </w:rPr>
-        <w:t>Garbage</w:t>
-      </w:r>
-      <w:proofErr w:type="spellEnd"/>
-      <w:r>
-        <w:rPr>
-          <w:lang w:eastAsia="es-CO"/>
-        </w:rPr>
-        <w:t xml:space="preserve"> </w:t>
-      </w:r>
-      <w:proofErr w:type="spellStart"/>
-      <w:r>
-        <w:rPr>
-          <w:lang w:eastAsia="es-CO"/>
-        </w:rPr>
-        <w:t>Collector</w:t>
-      </w:r>
-      <w:proofErr w:type="spellEnd"/>
-      <w:r>
-        <w:rPr>
-          <w:lang w:eastAsia="es-CO"/>
-        </w:rPr>
-        <w:t xml:space="preserve"> (GC), que detecta y libera los objetos sin referencias activas. Cuando es necesario liberar recursos específicos (archivos, conexiones de red), se utiliza el bloque try-</w:t>
-      </w:r>
-      <w:proofErr w:type="spellStart"/>
-      <w:r>
-        <w:rPr>
-          <w:lang w:eastAsia="es-CO"/>
-        </w:rPr>
-        <w:t>with</w:t>
-      </w:r>
-      <w:proofErr w:type="spellEnd"/>
-      <w:r>
-        <w:rPr>
-          <w:lang w:eastAsia="es-CO"/>
-        </w:rPr>
-        <w:t>-</w:t>
-      </w:r>
-      <w:proofErr w:type="spellStart"/>
-      <w:r>
-        <w:rPr>
-          <w:lang w:eastAsia="es-CO"/>
-        </w:rPr>
-        <w:t>resources</w:t>
-      </w:r>
-      <w:proofErr w:type="spellEnd"/>
-      <w:r>
-        <w:rPr>
-          <w:lang w:eastAsia="es-CO"/>
-        </w:rPr>
-        <w:t xml:space="preserve"> introducido en Java 7, que cierra automáticamente los recursos al finalizar el bloque.</w:t>
-      </w:r>
-    </w:p>
-    <w:p>
-      <w:pPr>
-        <w:rPr>
-          <w:lang w:eastAsia="es-CO"/>
-        </w:rPr>
-      </w:pPr>
-    </w:p>
-    <w:p>
-      <w:pPr>
-        <w:pStyle w:val="Ttulo2"/>
-      </w:pPr>
-      <w:bookmarkStart w:id="9" w:name="_Toc228887983"/>
-      <w:r>
-        <w:t>Clases abstractas, interfaces y principios SOLID</w:t>
-      </w:r>
-      <w:bookmarkEnd w:id="9"/>
-    </w:p>
-    <w:p>
-      <w:pPr>
-        <w:rPr>
-          <w:lang w:eastAsia="es-CO"/>
-        </w:rPr>
-      </w:pPr>
-      <w:r>
-        <w:rPr>
-          <w:lang w:eastAsia="es-CO"/>
-        </w:rPr>
-        <w:t xml:space="preserve">En Java, una clase abstracta se declara con la palabra clave </w:t>
-      </w:r>
-      <w:proofErr w:type="spellStart"/>
-      <w:r>
-        <w:rPr>
-          <w:lang w:eastAsia="es-CO"/>
-        </w:rPr>
-        <w:t>abstract</w:t>
-      </w:r>
-      <w:proofErr w:type="spellEnd"/>
-      <w:r>
-        <w:rPr>
-          <w:lang w:eastAsia="es-CO"/>
-        </w:rPr>
-        <w:t xml:space="preserve"> y puede contener dos tipos de métodos:</w:t>
-      </w:r>
-      <w:r>
-        <w:rPr>
-          <w:lang w:eastAsia="es-CO"/>
-        </w:rPr>
-        <w:t xml:space="preserve"> </w:t>
+    </w:p>
+    <w:p>
+      <w:pPr>
+        <w:spacing w:before="0" w:after="0" w:line="240" w:lineRule="auto"/>
+        <w:ind w:firstLine="0"/>
+        <w:rPr>
+          <w:lang w:eastAsia="es-CO"/>
+        </w:rPr>
+      </w:pPr>
+      <w:r>
+        <w:rPr>
+          <w:lang w:eastAsia="es-CO"/>
+        </w:rPr>
+        <w:br w:type="page"/>
       </w:r>
     </w:p>
     <w:p>
@@ -9906,7 +9929,7 @@
         <w:rPr>
           <w:lang w:eastAsia="es-CO"/>
         </w:rPr>
-        <w:t xml:space="preserve"> mantenible, escalable y bien estructurado. Su aplicación es especialmente relevante en proyectos Java de mediana y gran escala, y se describen a continuación:</w:t>
+        <w:t xml:space="preserve"> mantenible, escalable y bien estructurado. Su aplicación es especialmente relevante en proyectos Java de mediana y gran escala, y se describe a continuación:</w:t>
       </w:r>
     </w:p>
     <w:p>
@@ -9952,13 +9975,33 @@
           <w:bCs/>
           <w:lang w:eastAsia="es-CO"/>
         </w:rPr>
+        <w:t xml:space="preserve">O </w:t>
+      </w:r>
+      <w:r>
+        <w:rPr>
+          <w:b/>
+          <w:bCs/>
+          <w:lang w:eastAsia="es-CO"/>
+        </w:rPr>
         <w:t>— Abierto/Cerrado (OCP):</w:t>
       </w:r>
       <w:r>
         <w:rPr>
           <w:lang w:eastAsia="es-CO"/>
         </w:rPr>
-        <w:t xml:space="preserve"> las clases deben estar abiertas para la extensión (se puede añadir comportamiento nuevo) pero cerradas para la modificación (sin alterar el código existente).</w:t>
+        <w:t xml:space="preserve"> las clases deben estar abiertas para la extensión (se puede añadir comportamiento nuevo)</w:t>
+      </w:r>
+      <w:r>
+        <w:rPr>
+          <w:lang w:eastAsia="es-CO"/>
+        </w:rPr>
+        <w:t xml:space="preserve">, </w:t>
+      </w:r>
+      <w:r>
+        <w:rPr>
+          <w:lang w:eastAsia="es-CO"/>
+        </w:rPr>
+        <w:t>pero cerradas para la modificación (sin alterar el código existente).</w:t>
       </w:r>
     </w:p>
     <w:p>
@@ -10076,7 +10119,7 @@
       <w:pPr>
         <w:pStyle w:val="Ttulo1"/>
       </w:pPr>
-      <w:bookmarkStart w:id="10" w:name="_Toc228887984"/>
+      <w:bookmarkStart w:id="10" w:name="_Toc230188142"/>
       <w:r>
         <w:lastRenderedPageBreak/>
         <w:t>Modelado de sistemas mediante UML</w:t>
@@ -10148,6 +10191,8 @@
       <w:bookmarkStart w:id="18" w:name="_Toc228801354"/>
       <w:bookmarkStart w:id="19" w:name="_Toc228802377"/>
       <w:bookmarkStart w:id="20" w:name="_Toc228887985"/>
+      <w:bookmarkStart w:id="21" w:name="_Toc230188102"/>
+      <w:bookmarkStart w:id="22" w:name="_Toc230188143"/>
       <w:bookmarkEnd w:id="11"/>
       <w:bookmarkEnd w:id="12"/>
       <w:bookmarkEnd w:id="13"/>
@@ -10158,16 +10203,18 @@
       <w:bookmarkEnd w:id="18"/>
       <w:bookmarkEnd w:id="19"/>
       <w:bookmarkEnd w:id="20"/>
+      <w:bookmarkEnd w:id="21"/>
+      <w:bookmarkEnd w:id="22"/>
     </w:p>
     <w:p>
       <w:pPr>
         <w:pStyle w:val="Ttulo2"/>
       </w:pPr>
-      <w:bookmarkStart w:id="21" w:name="_Toc228887986"/>
+      <w:bookmarkStart w:id="23" w:name="_Toc230188144"/>
       <w:r>
         <w:t>Lenguaje de modelado unificado UML</w:t>
       </w:r>
-      <w:bookmarkEnd w:id="21"/>
+      <w:bookmarkEnd w:id="23"/>
     </w:p>
     <w:p>
       <w:pPr>
@@ -10367,11 +10414,11 @@
       <w:pPr>
         <w:pStyle w:val="Ttulo2"/>
       </w:pPr>
-      <w:bookmarkStart w:id="22" w:name="_Toc228887987"/>
+      <w:bookmarkStart w:id="24" w:name="_Toc230188145"/>
       <w:r>
         <w:t>Diagramas de clases</w:t>
       </w:r>
-      <w:bookmarkEnd w:id="22"/>
+      <w:bookmarkEnd w:id="24"/>
     </w:p>
     <w:p>
       <w:pPr>
@@ -10577,6 +10624,7 @@
     </w:p>
     <w:p>
       <w:pPr>
+        <w:jc w:val="both"/>
         <w:rPr>
           <w:lang w:eastAsia="es-CO"/>
         </w:rPr>
@@ -10587,9 +10635,9 @@
           <w:lang w:eastAsia="es-CO"/>
         </w:rPr>
         <w:drawing>
-          <wp:inline distT="0" distB="0" distL="0" distR="0" wp14:anchorId="2A38560A" wp14:editId="41965BA4">
-            <wp:extent cx="5553075" cy="1764154"/>
-            <wp:effectExtent l="0" t="0" r="0" b="7620"/>
+          <wp:inline distT="0" distB="0" distL="0" distR="0" wp14:anchorId="2A38560A" wp14:editId="5C6167C2">
+            <wp:extent cx="5881040" cy="1868345"/>
+            <wp:effectExtent l="0" t="0" r="5715" b="0"/>
             <wp:docPr id="11" name="Imagen 11" descr="Figura 1 que presenta el mismo diagrama UML de la clase Estudiante, retomado con un enfoque distinto, orientado a identificar la notación de visibilidad y acceso. Se destacan los atributos privados, marcados con –, y los métodos públicos, señalados con +, como parte de la interfaz externa de la clase."/>
             <wp:cNvGraphicFramePr>
               <a:graphicFrameLocks xmlns:a="http://schemas.openxmlformats.org/drawingml/2006/main" noChangeAspect="1"/>
@@ -10616,7 +10664,7 @@
                   <pic:spPr>
                     <a:xfrm>
                       <a:off x="0" y="0"/>
-                      <a:ext cx="5563385" cy="1767429"/>
+                      <a:ext cx="5976781" cy="1898761"/>
                     </a:xfrm>
                     <a:prstGeom prst="rect">
                       <a:avLst/>
@@ -10937,11 +10985,11 @@
       <w:pPr>
         <w:pStyle w:val="Ttulo2"/>
       </w:pPr>
-      <w:bookmarkStart w:id="23" w:name="_Toc228887988"/>
+      <w:bookmarkStart w:id="25" w:name="_Toc230188146"/>
       <w:r>
         <w:t>Relaciones entre clases: asociación, agregación, composición y herencia</w:t>
       </w:r>
-      <w:bookmarkEnd w:id="23"/>
+      <w:bookmarkEnd w:id="25"/>
     </w:p>
     <w:p>
       <w:pPr>
@@ -11010,9 +11058,9 @@
           <w:noProof/>
         </w:rPr>
         <w:drawing>
-          <wp:inline distT="0" distB="0" distL="0" distR="0" wp14:anchorId="1718EC67" wp14:editId="3C75685C">
-            <wp:extent cx="5192785" cy="2775006"/>
-            <wp:effectExtent l="0" t="0" r="8255" b="6350"/>
+          <wp:inline distT="0" distB="0" distL="0" distR="0" wp14:anchorId="1718EC67" wp14:editId="690670D5">
+            <wp:extent cx="5654650" cy="2975625"/>
+            <wp:effectExtent l="0" t="0" r="3810" b="0"/>
             <wp:docPr id="8" name="Imagen 8" descr="Figura 2 que ilustra los tipos de relaciones en diagramas de clases UML: composición y agregación. El ejemplo muestra la relación de composición entre Pedido y DetallePedido, donde los detalles dependen del ciclo de vida del pedido, y la relación de agregación entre Departamento y Empleado, en la que los empleados pueden existir independientemente del departamento al que estén asociados."/>
             <wp:cNvGraphicFramePr>
               <a:graphicFrameLocks xmlns:a="http://schemas.openxmlformats.org/drawingml/2006/main" noChangeAspect="1"/>
@@ -11042,7 +11090,7 @@
                   <pic:spPr bwMode="auto">
                     <a:xfrm>
                       <a:off x="0" y="0"/>
-                      <a:ext cx="5192785" cy="2775006"/>
+                      <a:ext cx="5692703" cy="2995650"/>
                     </a:xfrm>
                     <a:prstGeom prst="rect">
                       <a:avLst/>
@@ -11194,6 +11242,7 @@
         <w:rPr>
           <w:lang w:eastAsia="es-CO"/>
         </w:rPr>
+        <w:lastRenderedPageBreak/>
         <w:t xml:space="preserve">    </w:t>
       </w:r>
       <w:proofErr w:type="spellStart"/>
@@ -11235,7 +11284,6 @@
         <w:rPr>
           <w:lang w:eastAsia="es-CO"/>
         </w:rPr>
-        <w:lastRenderedPageBreak/>
         <w:t xml:space="preserve">    </w:t>
       </w:r>
       <w:proofErr w:type="spellStart"/>
@@ -12516,9 +12564,9 @@
           <w:noProof/>
         </w:rPr>
         <w:drawing>
-          <wp:inline distT="0" distB="0" distL="0" distR="0" wp14:anchorId="4E3889E8" wp14:editId="2829565F">
-            <wp:extent cx="5613621" cy="3247592"/>
-            <wp:effectExtent l="0" t="0" r="6350" b="0"/>
+          <wp:inline distT="0" distB="0" distL="0" distR="0" wp14:anchorId="4E3889E8" wp14:editId="7FBCF00A">
+            <wp:extent cx="5859475" cy="3389823"/>
+            <wp:effectExtent l="0" t="0" r="8255" b="1270"/>
             <wp:docPr id="9" name="Imagen 9" descr="Figura 3. Jerarquía de herencia del sistema académico, donde la clase abstracta Persona define los atributos y métodos comunes, y las subclases Estudiante y Docente los especializan. La relación se representa con una flecha de triángulo vacío, que indica herencia (“es un”) y permite la reutilización de código."/>
             <wp:cNvGraphicFramePr>
               <a:graphicFrameLocks xmlns:a="http://schemas.openxmlformats.org/drawingml/2006/main" noChangeAspect="1"/>
@@ -12548,7 +12596,7 @@
                   <pic:spPr bwMode="auto">
                     <a:xfrm>
                       <a:off x="0" y="0"/>
-                      <a:ext cx="5641757" cy="3263869"/>
+                      <a:ext cx="5896924" cy="3411488"/>
                     </a:xfrm>
                     <a:prstGeom prst="rect">
                       <a:avLst/>
@@ -12585,14 +12633,12 @@
         </w:rPr>
         <w:t xml:space="preserve">La figura muestra que las clases Estudiante y Docente heredan de la clase abstracta Persona (indicada con el nombre en cursiva en UML). Ambas subclases tienen sus propios atributos y métodos adicionales, y </w:t>
       </w:r>
-      <w:proofErr w:type="spellStart"/>
-      <w:r>
-        <w:rPr>
-          <w:lang w:eastAsia="es-CO"/>
-        </w:rPr>
-        <w:t>sobreescriben</w:t>
-      </w:r>
-      <w:proofErr w:type="spellEnd"/>
+      <w:r>
+        <w:rPr>
+          <w:lang w:eastAsia="es-CO"/>
+        </w:rPr>
+        <w:t>sobrescriben</w:t>
+      </w:r>
       <w:r>
         <w:rPr>
           <w:lang w:eastAsia="es-CO"/>
@@ -12632,6 +12678,7 @@
         <w:rPr>
           <w:lang w:eastAsia="es-CO"/>
         </w:rPr>
+        <w:lastRenderedPageBreak/>
         <w:t>La siguiente tabla resume los cuatro tipos de relaciones UML con su notación, la dependencia de vida entre los objetos involucrados y la forma de implementación en Java:</w:t>
       </w:r>
     </w:p>
@@ -12646,21 +12693,20 @@
         <w:rPr>
           <w:lang w:eastAsia="es-CO"/>
         </w:rPr>
-        <w:lastRenderedPageBreak/>
         <w:t>Tipos de relaciones UML y su implementación en Java.</w:t>
       </w:r>
     </w:p>
     <w:tbl>
       <w:tblPr>
         <w:tblStyle w:val="SENA"/>
-        <w:tblW w:w="9360" w:type="dxa"/>
+        <w:tblW w:w="9918" w:type="dxa"/>
         <w:tblLook w:val="0000" w:firstRow="0" w:lastRow="0" w:firstColumn="0" w:lastColumn="0" w:noHBand="0" w:noVBand="0"/>
       </w:tblPr>
       <w:tblGrid>
         <w:gridCol w:w="2340"/>
         <w:gridCol w:w="2340"/>
         <w:gridCol w:w="2340"/>
-        <w:gridCol w:w="2340"/>
+        <w:gridCol w:w="2898"/>
       </w:tblGrid>
       <w:tr>
         <w:trPr>
@@ -12732,7 +12778,7 @@
         </w:tc>
         <w:tc>
           <w:tcPr>
-            <w:tcW w:w="2340" w:type="dxa"/>
+            <w:tcW w:w="2898" w:type="dxa"/>
           </w:tcPr>
           <w:p>
             <w:pPr>
@@ -12815,7 +12861,7 @@
         </w:tc>
         <w:tc>
           <w:tcPr>
-            <w:tcW w:w="2340" w:type="dxa"/>
+            <w:tcW w:w="2898" w:type="dxa"/>
           </w:tcPr>
           <w:p>
             <w:pPr>
@@ -12893,7 +12939,7 @@
         </w:tc>
         <w:tc>
           <w:tcPr>
-            <w:tcW w:w="2340" w:type="dxa"/>
+            <w:tcW w:w="2898" w:type="dxa"/>
           </w:tcPr>
           <w:p>
             <w:pPr>
@@ -12974,7 +13020,7 @@
         </w:tc>
         <w:tc>
           <w:tcPr>
-            <w:tcW w:w="2340" w:type="dxa"/>
+            <w:tcW w:w="2898" w:type="dxa"/>
           </w:tcPr>
           <w:p>
             <w:pPr>
@@ -13052,7 +13098,7 @@
         </w:tc>
         <w:tc>
           <w:tcPr>
-            <w:tcW w:w="2340" w:type="dxa"/>
+            <w:tcW w:w="2898" w:type="dxa"/>
           </w:tcPr>
           <w:p>
             <w:pPr>
@@ -13109,11 +13155,11 @@
       <w:pPr>
         <w:pStyle w:val="Ttulo2"/>
       </w:pPr>
-      <w:bookmarkStart w:id="24" w:name="_Toc228887989"/>
-      <w:r>
-        <w:t>Relaciones entre clases: asociación, agregación, composición y herencia</w:t>
-      </w:r>
-      <w:bookmarkEnd w:id="24"/>
+      <w:bookmarkStart w:id="26" w:name="_Toc230188147"/>
+      <w:r>
+        <w:t>Herramientas CASE para el diseño de diagramas de clases</w:t>
+      </w:r>
+      <w:bookmarkEnd w:id="26"/>
     </w:p>
     <w:p>
       <w:pPr>
@@ -13211,6 +13257,7 @@
           <w:bCs/>
           <w:lang w:eastAsia="es-CO"/>
         </w:rPr>
+        <w:lastRenderedPageBreak/>
         <w:t>StarUML</w:t>
       </w:r>
       <w:proofErr w:type="spellEnd"/>
@@ -13246,7 +13293,6 @@
           <w:bCs/>
           <w:lang w:eastAsia="es-CO"/>
         </w:rPr>
-        <w:lastRenderedPageBreak/>
         <w:t xml:space="preserve">Visual </w:t>
       </w:r>
       <w:proofErr w:type="spellStart"/>
@@ -13418,7 +13464,7 @@
     <w:tbl>
       <w:tblPr>
         <w:tblStyle w:val="SENA"/>
-        <w:tblW w:w="9360" w:type="dxa"/>
+        <w:tblW w:w="9918" w:type="dxa"/>
         <w:tblLook w:val="0000" w:firstRow="0" w:lastRow="0" w:firstColumn="0" w:lastColumn="0" w:noHBand="0" w:noVBand="0"/>
       </w:tblPr>
       <w:tblGrid>
@@ -13426,7 +13472,7 @@
         <w:gridCol w:w="1872"/>
         <w:gridCol w:w="1872"/>
         <w:gridCol w:w="1872"/>
-        <w:gridCol w:w="1872"/>
+        <w:gridCol w:w="2430"/>
       </w:tblGrid>
       <w:tr>
         <w:trPr>
@@ -13518,7 +13564,7 @@
         </w:tc>
         <w:tc>
           <w:tcPr>
-            <w:tcW w:w="1872" w:type="dxa"/>
+            <w:tcW w:w="2430" w:type="dxa"/>
           </w:tcPr>
           <w:p>
             <w:pPr>
@@ -13622,7 +13668,7 @@
         </w:tc>
         <w:tc>
           <w:tcPr>
-            <w:tcW w:w="1872" w:type="dxa"/>
+            <w:tcW w:w="2430" w:type="dxa"/>
           </w:tcPr>
           <w:p>
             <w:pPr>
@@ -13727,7 +13773,7 @@
         </w:tc>
         <w:tc>
           <w:tcPr>
-            <w:tcW w:w="1872" w:type="dxa"/>
+            <w:tcW w:w="2430" w:type="dxa"/>
           </w:tcPr>
           <w:p>
             <w:pPr>
@@ -13764,6 +13810,7 @@
               <w:rPr>
                 <w:szCs w:val="20"/>
               </w:rPr>
+              <w:lastRenderedPageBreak/>
               <w:t>IntelliJ IDEA</w:t>
             </w:r>
           </w:p>
@@ -13827,7 +13874,7 @@
         </w:tc>
         <w:tc>
           <w:tcPr>
-            <w:tcW w:w="1872" w:type="dxa"/>
+            <w:tcW w:w="2430" w:type="dxa"/>
           </w:tcPr>
           <w:p>
             <w:pPr>
@@ -13926,7 +13973,7 @@
         </w:tc>
         <w:tc>
           <w:tcPr>
-            <w:tcW w:w="1872" w:type="dxa"/>
+            <w:tcW w:w="2430" w:type="dxa"/>
           </w:tcPr>
           <w:p>
             <w:pPr>
@@ -14026,7 +14073,7 @@
         </w:tc>
         <w:tc>
           <w:tcPr>
-            <w:tcW w:w="1872" w:type="dxa"/>
+            <w:tcW w:w="2430" w:type="dxa"/>
           </w:tcPr>
           <w:p>
             <w:pPr>
@@ -14048,45 +14095,70 @@
     <w:p>
       <w:pPr>
         <w:pStyle w:val="Ttulo2"/>
-      </w:pPr>
-      <w:bookmarkStart w:id="25" w:name="_Toc228887990"/>
+        <w:numPr>
+          <w:ilvl w:val="0"/>
+          <w:numId w:val="0"/>
+        </w:numPr>
+        <w:ind w:left="567"/>
+      </w:pPr>
+    </w:p>
+    <w:p>
+      <w:pPr>
+        <w:pStyle w:val="Ttulo2"/>
+      </w:pPr>
+      <w:bookmarkStart w:id="27" w:name="_Toc230188148"/>
+      <w:r>
+        <w:t>Ejemplo integrador: sistema de gestión académica</w:t>
+      </w:r>
+      <w:bookmarkEnd w:id="27"/>
+    </w:p>
+    <w:p>
+      <w:pPr>
+        <w:rPr>
+          <w:lang w:eastAsia="es-CO"/>
+        </w:rPr>
+      </w:pPr>
+      <w:r>
+        <w:rPr>
+          <w:lang w:eastAsia="es-CO"/>
+        </w:rPr>
+        <w:t>Para consolidar los conceptos de modelado UML, se presenta el diagrama de clases completo del sistema de gestión académica que se implementará en Java a lo largo de este componente formativo. Este diagrama ilustra la aplicación simultánea de los cuatro tipos de relaciones y la notación UML completa.</w:t>
+      </w:r>
+    </w:p>
+    <w:p>
+      <w:pPr>
+        <w:rPr>
+          <w:lang w:eastAsia="es-CO"/>
+        </w:rPr>
+      </w:pPr>
+      <w:r>
+        <w:rPr>
+          <w:lang w:eastAsia="es-CO"/>
+        </w:rPr>
+        <w:t>Es por ello, que la siguiente figura presenta el diagrama de clases completo del sistema, incluyendo las relaciones de herencia, asociación y sus multiplicidades:</w:t>
+      </w:r>
+    </w:p>
+    <w:p>
+      <w:pPr>
+        <w:spacing w:before="0" w:after="0" w:line="240" w:lineRule="auto"/>
+        <w:ind w:firstLine="0"/>
+        <w:rPr>
+          <w:lang w:eastAsia="es-CO"/>
+        </w:rPr>
+      </w:pPr>
+      <w:r>
+        <w:rPr>
+          <w:lang w:eastAsia="es-CO"/>
+        </w:rPr>
+        <w:br w:type="page"/>
+      </w:r>
+    </w:p>
+    <w:p>
+      <w:pPr>
+        <w:pStyle w:val="Figura"/>
+      </w:pPr>
       <w:r>
         <w:lastRenderedPageBreak/>
-        <w:t>Ejemplo integrador: sistema de gestión académica</w:t>
-      </w:r>
-      <w:bookmarkEnd w:id="25"/>
-    </w:p>
-    <w:p>
-      <w:pPr>
-        <w:rPr>
-          <w:lang w:eastAsia="es-CO"/>
-        </w:rPr>
-      </w:pPr>
-      <w:r>
-        <w:rPr>
-          <w:lang w:eastAsia="es-CO"/>
-        </w:rPr>
-        <w:t>Para consolidar los conceptos de modelado UML, se presenta el diagrama de clases completo del sistema de gestión académica que se implementará en Java a lo largo de este componente formativo. Este diagrama ilustra la aplicación simultánea de los cuatro tipos de relaciones y la notación UML completa.</w:t>
-      </w:r>
-    </w:p>
-    <w:p>
-      <w:pPr>
-        <w:rPr>
-          <w:lang w:eastAsia="es-CO"/>
-        </w:rPr>
-      </w:pPr>
-      <w:r>
-        <w:rPr>
-          <w:lang w:eastAsia="es-CO"/>
-        </w:rPr>
-        <w:t>Es por ello, que la siguiente figura presenta el diagrama de clases completo del sistema, incluyendo las relaciones de herencia, asociación y sus multiplicidades:</w:t>
-      </w:r>
-    </w:p>
-    <w:p>
-      <w:pPr>
-        <w:pStyle w:val="Figura"/>
-      </w:pPr>
-      <w:r>
         <w:t>Diagrama de clases UML completo del sistema de gestión académica.</w:t>
       </w:r>
     </w:p>
@@ -14107,9 +14179,9 @@
           <w:noProof/>
         </w:rPr>
         <w:drawing>
-          <wp:inline distT="0" distB="0" distL="0" distR="0" wp14:anchorId="7AE6DBB5" wp14:editId="6B8B8EDD">
-            <wp:extent cx="5120640" cy="3113361"/>
-            <wp:effectExtent l="0" t="0" r="3810" b="0"/>
+          <wp:inline distT="0" distB="0" distL="0" distR="0" wp14:anchorId="7AE6DBB5" wp14:editId="6592CD3E">
+            <wp:extent cx="5625389" cy="3420249"/>
+            <wp:effectExtent l="0" t="0" r="0" b="8890"/>
             <wp:docPr id="10" name="Imagen 10" descr="Figura 4 que presenta el diagrama de clases UML completo de un sistema de gestión académica, mostrando las clases Persona, Estudiante, Curso y Docente, con sus atributos, métodos y niveles de visibilidad, así como las relaciones y multiplicidades que estructuran la interacción entre los distintos actores y componentes del sistema."/>
             <wp:cNvGraphicFramePr>
               <a:graphicFrameLocks xmlns:a="http://schemas.openxmlformats.org/drawingml/2006/main" noChangeAspect="1"/>
@@ -14139,7 +14211,7 @@
                   <pic:spPr bwMode="auto">
                     <a:xfrm>
                       <a:off x="0" y="0"/>
-                      <a:ext cx="5128579" cy="3118188"/>
+                      <a:ext cx="5644597" cy="3431927"/>
                     </a:xfrm>
                     <a:prstGeom prst="rect">
                       <a:avLst/>
@@ -14225,6 +14297,208 @@
         <w:rPr>
           <w:lang w:eastAsia="es-CO"/>
         </w:rPr>
+        <w:t xml:space="preserve">+ </w:t>
+      </w:r>
+      <w:proofErr w:type="spellStart"/>
+      <w:proofErr w:type="gramStart"/>
+      <w:r>
+        <w:rPr>
+          <w:lang w:eastAsia="es-CO"/>
+        </w:rPr>
+        <w:t>getNombre</w:t>
+      </w:r>
+      <w:proofErr w:type="spellEnd"/>
+      <w:r>
+        <w:rPr>
+          <w:lang w:eastAsia="es-CO"/>
+        </w:rPr>
+        <w:t>(</w:t>
+      </w:r>
+      <w:proofErr w:type="gramEnd"/>
+      <w:r>
+        <w:rPr>
+          <w:lang w:eastAsia="es-CO"/>
+        </w:rPr>
+        <w:t xml:space="preserve">): </w:t>
+      </w:r>
+      <w:proofErr w:type="spellStart"/>
+      <w:r>
+        <w:rPr>
+          <w:lang w:eastAsia="es-CO"/>
+        </w:rPr>
+        <w:t>String</w:t>
+      </w:r>
+      <w:proofErr w:type="spellEnd"/>
+    </w:p>
+    <w:p>
+      <w:pPr>
+        <w:rPr>
+          <w:lang w:eastAsia="es-CO"/>
+        </w:rPr>
+      </w:pPr>
+      <w:r>
+        <w:rPr>
+          <w:lang w:eastAsia="es-CO"/>
+        </w:rPr>
+        <w:t xml:space="preserve">+ </w:t>
+      </w:r>
+      <w:proofErr w:type="spellStart"/>
+      <w:proofErr w:type="gramStart"/>
+      <w:r>
+        <w:rPr>
+          <w:lang w:eastAsia="es-CO"/>
+        </w:rPr>
+        <w:t>toString</w:t>
+      </w:r>
+      <w:proofErr w:type="spellEnd"/>
+      <w:r>
+        <w:rPr>
+          <w:lang w:eastAsia="es-CO"/>
+        </w:rPr>
+        <w:t>(</w:t>
+      </w:r>
+      <w:proofErr w:type="gramEnd"/>
+      <w:r>
+        <w:rPr>
+          <w:lang w:eastAsia="es-CO"/>
+        </w:rPr>
+        <w:t xml:space="preserve">): </w:t>
+      </w:r>
+      <w:proofErr w:type="spellStart"/>
+      <w:r>
+        <w:rPr>
+          <w:lang w:eastAsia="es-CO"/>
+        </w:rPr>
+        <w:t>String</w:t>
+      </w:r>
+      <w:proofErr w:type="spellEnd"/>
+    </w:p>
+    <w:p>
+      <w:pPr>
+        <w:rPr>
+          <w:b/>
+          <w:bCs/>
+          <w:lang w:eastAsia="es-CO"/>
+        </w:rPr>
+      </w:pPr>
+      <w:r>
+        <w:rPr>
+          <w:b/>
+          <w:bCs/>
+          <w:lang w:eastAsia="es-CO"/>
+        </w:rPr>
+        <w:t>Estudiante</w:t>
+      </w:r>
+    </w:p>
+    <w:p>
+      <w:pPr>
+        <w:rPr>
+          <w:lang w:eastAsia="es-CO"/>
+        </w:rPr>
+      </w:pPr>
+      <w:r>
+        <w:rPr>
+          <w:lang w:eastAsia="es-CO"/>
+        </w:rPr>
+        <w:t xml:space="preserve">- </w:t>
+      </w:r>
+      <w:proofErr w:type="spellStart"/>
+      <w:r>
+        <w:rPr>
+          <w:lang w:eastAsia="es-CO"/>
+        </w:rPr>
+        <w:t>codigo</w:t>
+      </w:r>
+      <w:proofErr w:type="spellEnd"/>
+      <w:r>
+        <w:rPr>
+          <w:lang w:eastAsia="es-CO"/>
+        </w:rPr>
+        <w:t xml:space="preserve">: </w:t>
+      </w:r>
+      <w:proofErr w:type="spellStart"/>
+      <w:r>
+        <w:rPr>
+          <w:lang w:eastAsia="es-CO"/>
+        </w:rPr>
+        <w:t>String</w:t>
+      </w:r>
+      <w:proofErr w:type="spellEnd"/>
+    </w:p>
+    <w:p>
+      <w:pPr>
+        <w:rPr>
+          <w:lang w:eastAsia="es-CO"/>
+        </w:rPr>
+      </w:pPr>
+      <w:r>
+        <w:rPr>
+          <w:lang w:eastAsia="es-CO"/>
+        </w:rPr>
+        <w:t xml:space="preserve">- promedio: </w:t>
+      </w:r>
+      <w:proofErr w:type="spellStart"/>
+      <w:r>
+        <w:rPr>
+          <w:lang w:eastAsia="es-CO"/>
+        </w:rPr>
+        <w:t>double</w:t>
+      </w:r>
+      <w:proofErr w:type="spellEnd"/>
+    </w:p>
+    <w:p>
+      <w:pPr>
+        <w:rPr>
+          <w:lang w:eastAsia="es-CO"/>
+        </w:rPr>
+      </w:pPr>
+      <w:r>
+        <w:rPr>
+          <w:lang w:eastAsia="es-CO"/>
+        </w:rPr>
+        <w:t xml:space="preserve">+ </w:t>
+      </w:r>
+      <w:proofErr w:type="spellStart"/>
+      <w:proofErr w:type="gramStart"/>
+      <w:r>
+        <w:rPr>
+          <w:lang w:eastAsia="es-CO"/>
+        </w:rPr>
+        <w:t>getPromedio</w:t>
+      </w:r>
+      <w:proofErr w:type="spellEnd"/>
+      <w:r>
+        <w:rPr>
+          <w:lang w:eastAsia="es-CO"/>
+        </w:rPr>
+        <w:t>(</w:t>
+      </w:r>
+      <w:proofErr w:type="gramEnd"/>
+      <w:r>
+        <w:rPr>
+          <w:lang w:eastAsia="es-CO"/>
+        </w:rPr>
+        <w:t xml:space="preserve">): </w:t>
+      </w:r>
+      <w:proofErr w:type="spellStart"/>
+      <w:r>
+        <w:rPr>
+          <w:lang w:eastAsia="es-CO"/>
+        </w:rPr>
+        <w:t>double</w:t>
+      </w:r>
+      <w:proofErr w:type="spellEnd"/>
+    </w:p>
+    <w:p>
+      <w:pPr>
+        <w:rPr>
+          <w:lang w:eastAsia="es-CO"/>
+        </w:rPr>
+      </w:pPr>
+      <w:r>
+        <w:rPr>
+          <w:lang w:eastAsia="es-CO"/>
+        </w:rPr>
         <w:lastRenderedPageBreak/>
         <w:t xml:space="preserve">+ </w:t>
       </w:r>
@@ -14234,50 +14508,7 @@
         <w:rPr>
           <w:lang w:eastAsia="es-CO"/>
         </w:rPr>
-        <w:t>getNombre</w:t>
-      </w:r>
-      <w:proofErr w:type="spellEnd"/>
-      <w:r>
-        <w:rPr>
-          <w:lang w:eastAsia="es-CO"/>
-        </w:rPr>
-        <w:t>(</w:t>
-      </w:r>
-      <w:proofErr w:type="gramEnd"/>
-      <w:r>
-        <w:rPr>
-          <w:lang w:eastAsia="es-CO"/>
-        </w:rPr>
-        <w:t xml:space="preserve">): </w:t>
-      </w:r>
-      <w:proofErr w:type="spellStart"/>
-      <w:r>
-        <w:rPr>
-          <w:lang w:eastAsia="es-CO"/>
-        </w:rPr>
-        <w:t>String</w:t>
-      </w:r>
-      <w:proofErr w:type="spellEnd"/>
-    </w:p>
-    <w:p>
-      <w:pPr>
-        <w:rPr>
-          <w:lang w:eastAsia="es-CO"/>
-        </w:rPr>
-      </w:pPr>
-      <w:r>
-        <w:rPr>
-          <w:lang w:eastAsia="es-CO"/>
-        </w:rPr>
-        <w:t xml:space="preserve">+ </w:t>
-      </w:r>
-      <w:proofErr w:type="spellStart"/>
-      <w:proofErr w:type="gramStart"/>
-      <w:r>
-        <w:rPr>
-          <w:lang w:eastAsia="es-CO"/>
-        </w:rPr>
-        <w:t>toString</w:t>
+        <w:t>calcularEstado</w:t>
       </w:r>
       <w:proofErr w:type="spellEnd"/>
       <w:r>
@@ -14316,8 +14547,29 @@
           <w:bCs/>
           <w:lang w:eastAsia="es-CO"/>
         </w:rPr>
-        <w:t>Estudiante</w:t>
-      </w:r>
+        <w:t>Curso</w:t>
+      </w:r>
+    </w:p>
+    <w:p>
+      <w:pPr>
+        <w:rPr>
+          <w:lang w:eastAsia="es-CO"/>
+        </w:rPr>
+      </w:pPr>
+      <w:r>
+        <w:rPr>
+          <w:lang w:eastAsia="es-CO"/>
+        </w:rPr>
+        <w:t xml:space="preserve">- nombre: </w:t>
+      </w:r>
+      <w:proofErr w:type="spellStart"/>
+      <w:r>
+        <w:rPr>
+          <w:lang w:eastAsia="es-CO"/>
+        </w:rPr>
+        <w:t>String</w:t>
+      </w:r>
+      <w:proofErr w:type="spellEnd"/>
     </w:p>
     <w:p>
       <w:pPr>
@@ -14336,7 +14588,7 @@
         <w:rPr>
           <w:lang w:eastAsia="es-CO"/>
         </w:rPr>
-        <w:t>codigo</w:t>
+        <w:t>creditos</w:t>
       </w:r>
       <w:proofErr w:type="spellEnd"/>
       <w:r>
@@ -14350,42 +14602,21 @@
         <w:rPr>
           <w:lang w:eastAsia="es-CO"/>
         </w:rPr>
-        <w:t>String</w:t>
-      </w:r>
-      <w:proofErr w:type="spellEnd"/>
-    </w:p>
-    <w:p>
-      <w:pPr>
-        <w:rPr>
-          <w:lang w:eastAsia="es-CO"/>
-        </w:rPr>
-      </w:pPr>
-      <w:r>
-        <w:rPr>
-          <w:lang w:eastAsia="es-CO"/>
-        </w:rPr>
-        <w:t xml:space="preserve">- promedio: </w:t>
-      </w:r>
-      <w:proofErr w:type="spellStart"/>
-      <w:r>
-        <w:rPr>
-          <w:lang w:eastAsia="es-CO"/>
-        </w:rPr>
-        <w:t>double</w:t>
-      </w:r>
-      <w:proofErr w:type="spellEnd"/>
-    </w:p>
-    <w:p>
-      <w:pPr>
-        <w:rPr>
-          <w:lang w:eastAsia="es-CO"/>
-        </w:rPr>
-      </w:pPr>
-      <w:r>
-        <w:rPr>
-          <w:lang w:eastAsia="es-CO"/>
-        </w:rPr>
-        <w:t xml:space="preserve">+ </w:t>
+        <w:t>int</w:t>
+      </w:r>
+      <w:proofErr w:type="spellEnd"/>
+    </w:p>
+    <w:p>
+      <w:pPr>
+        <w:rPr>
+          <w:lang w:eastAsia="es-CO"/>
+        </w:rPr>
+      </w:pPr>
+      <w:r>
+        <w:rPr>
+          <w:lang w:eastAsia="es-CO"/>
+        </w:rPr>
+        <w:t>+</w:t>
       </w:r>
       <w:proofErr w:type="spellStart"/>
       <w:proofErr w:type="gramStart"/>
@@ -14393,7 +14624,7 @@
         <w:rPr>
           <w:lang w:eastAsia="es-CO"/>
         </w:rPr>
-        <w:t>getPromedio</w:t>
+        <w:t>agregarEst</w:t>
       </w:r>
       <w:proofErr w:type="spellEnd"/>
       <w:r>
@@ -14414,50 +14645,7 @@
         <w:rPr>
           <w:lang w:eastAsia="es-CO"/>
         </w:rPr>
-        <w:t>double</w:t>
-      </w:r>
-      <w:proofErr w:type="spellEnd"/>
-    </w:p>
-    <w:p>
-      <w:pPr>
-        <w:rPr>
-          <w:lang w:eastAsia="es-CO"/>
-        </w:rPr>
-      </w:pPr>
-      <w:r>
-        <w:rPr>
-          <w:lang w:eastAsia="es-CO"/>
-        </w:rPr>
-        <w:t xml:space="preserve">+ </w:t>
-      </w:r>
-      <w:proofErr w:type="spellStart"/>
-      <w:proofErr w:type="gramStart"/>
-      <w:r>
-        <w:rPr>
-          <w:lang w:eastAsia="es-CO"/>
-        </w:rPr>
-        <w:t>calcularEstado</w:t>
-      </w:r>
-      <w:proofErr w:type="spellEnd"/>
-      <w:r>
-        <w:rPr>
-          <w:lang w:eastAsia="es-CO"/>
-        </w:rPr>
-        <w:t>(</w:t>
-      </w:r>
-      <w:proofErr w:type="gramEnd"/>
-      <w:r>
-        <w:rPr>
-          <w:lang w:eastAsia="es-CO"/>
-        </w:rPr>
-        <w:t xml:space="preserve">): </w:t>
-      </w:r>
-      <w:proofErr w:type="spellStart"/>
-      <w:r>
-        <w:rPr>
-          <w:lang w:eastAsia="es-CO"/>
-        </w:rPr>
-        <w:t>String</w:t>
+        <w:t>void</w:t>
       </w:r>
       <w:proofErr w:type="spellEnd"/>
     </w:p>
@@ -14475,20 +14663,20 @@
           <w:bCs/>
           <w:lang w:eastAsia="es-CO"/>
         </w:rPr>
-        <w:t>Curso</w:t>
-      </w:r>
-    </w:p>
-    <w:p>
-      <w:pPr>
-        <w:rPr>
-          <w:lang w:eastAsia="es-CO"/>
-        </w:rPr>
-      </w:pPr>
-      <w:r>
-        <w:rPr>
-          <w:lang w:eastAsia="es-CO"/>
-        </w:rPr>
-        <w:t xml:space="preserve">- nombre: </w:t>
+        <w:t>Docente</w:t>
+      </w:r>
+    </w:p>
+    <w:p>
+      <w:pPr>
+        <w:rPr>
+          <w:lang w:eastAsia="es-CO"/>
+        </w:rPr>
+      </w:pPr>
+      <w:r>
+        <w:rPr>
+          <w:lang w:eastAsia="es-CO"/>
+        </w:rPr>
+        <w:t xml:space="preserve">- especialidad: </w:t>
       </w:r>
       <w:proofErr w:type="spellStart"/>
       <w:r>
@@ -14509,64 +14697,21 @@
         <w:rPr>
           <w:lang w:eastAsia="es-CO"/>
         </w:rPr>
-        <w:t xml:space="preserve">- </w:t>
-      </w:r>
-      <w:proofErr w:type="spellStart"/>
-      <w:r>
-        <w:rPr>
-          <w:lang w:eastAsia="es-CO"/>
-        </w:rPr>
-        <w:t>creditos</w:t>
-      </w:r>
-      <w:proofErr w:type="spellEnd"/>
-      <w:r>
-        <w:rPr>
-          <w:lang w:eastAsia="es-CO"/>
-        </w:rPr>
-        <w:t xml:space="preserve">: </w:t>
-      </w:r>
-      <w:proofErr w:type="spellStart"/>
-      <w:r>
-        <w:rPr>
-          <w:lang w:eastAsia="es-CO"/>
-        </w:rPr>
-        <w:t>int</w:t>
-      </w:r>
-      <w:proofErr w:type="spellEnd"/>
-    </w:p>
-    <w:p>
-      <w:pPr>
-        <w:rPr>
-          <w:lang w:eastAsia="es-CO"/>
-        </w:rPr>
-      </w:pPr>
-      <w:r>
-        <w:rPr>
-          <w:lang w:eastAsia="es-CO"/>
-        </w:rPr>
         <w:t>+</w:t>
       </w:r>
-      <w:proofErr w:type="spellStart"/>
       <w:proofErr w:type="gramStart"/>
       <w:r>
         <w:rPr>
           <w:lang w:eastAsia="es-CO"/>
         </w:rPr>
-        <w:t>agregarEst</w:t>
-      </w:r>
-      <w:proofErr w:type="spellEnd"/>
-      <w:r>
-        <w:rPr>
-          <w:lang w:eastAsia="es-CO"/>
-        </w:rPr>
-        <w:t>(</w:t>
+        <w:t>dictar(</w:t>
       </w:r>
       <w:proofErr w:type="gramEnd"/>
       <w:r>
         <w:rPr>
           <w:lang w:eastAsia="es-CO"/>
         </w:rPr>
-        <w:t xml:space="preserve">): </w:t>
+        <w:t xml:space="preserve">c: Curso): </w:t>
       </w:r>
       <w:proofErr w:type="spellStart"/>
       <w:r>
@@ -14580,123 +14725,62 @@
     <w:p>
       <w:pPr>
         <w:rPr>
-          <w:b/>
-          <w:bCs/>
-          <w:lang w:eastAsia="es-CO"/>
-        </w:rPr>
-      </w:pPr>
-      <w:r>
-        <w:rPr>
-          <w:b/>
-          <w:bCs/>
-          <w:lang w:eastAsia="es-CO"/>
-        </w:rPr>
-        <w:t>Docente</w:t>
-      </w:r>
-    </w:p>
-    <w:p>
-      <w:pPr>
-        <w:rPr>
-          <w:lang w:eastAsia="es-CO"/>
-        </w:rPr>
-      </w:pPr>
-      <w:r>
-        <w:rPr>
-          <w:lang w:eastAsia="es-CO"/>
-        </w:rPr>
-        <w:t xml:space="preserve">- especialidad: </w:t>
-      </w:r>
-      <w:proofErr w:type="spellStart"/>
-      <w:r>
-        <w:rPr>
-          <w:lang w:eastAsia="es-CO"/>
-        </w:rPr>
-        <w:t>String</w:t>
-      </w:r>
-      <w:proofErr w:type="spellEnd"/>
-    </w:p>
-    <w:p>
-      <w:pPr>
-        <w:rPr>
-          <w:lang w:eastAsia="es-CO"/>
-        </w:rPr>
-      </w:pPr>
-      <w:r>
-        <w:rPr>
-          <w:lang w:eastAsia="es-CO"/>
-        </w:rPr>
-        <w:t>+</w:t>
+          <w:lang w:eastAsia="es-CO"/>
+        </w:rPr>
+      </w:pPr>
+    </w:p>
+    <w:p>
+      <w:pPr>
+        <w:rPr>
+          <w:lang w:eastAsia="es-CO"/>
+        </w:rPr>
+      </w:pPr>
+      <w:r>
+        <w:rPr>
+          <w:lang w:eastAsia="es-CO"/>
+        </w:rPr>
+        <w:t xml:space="preserve">El diagrama muestra la clase abstracta Persona como base de la jerarquía. Las clases Estudiante y Docente la extienden mediante herencia. Un Docente puede dictar entre 1 y 3 Cursos (asociación </w:t>
       </w:r>
       <w:proofErr w:type="gramStart"/>
       <w:r>
         <w:rPr>
           <w:lang w:eastAsia="es-CO"/>
         </w:rPr>
-        <w:t>dictar(</w:t>
+        <w:t>1..</w:t>
       </w:r>
       <w:proofErr w:type="gramEnd"/>
       <w:r>
         <w:rPr>
           <w:lang w:eastAsia="es-CO"/>
         </w:rPr>
-        <w:t xml:space="preserve">c: Curso): </w:t>
-      </w:r>
-      <w:proofErr w:type="spellStart"/>
-      <w:r>
-        <w:rPr>
-          <w:lang w:eastAsia="es-CO"/>
-        </w:rPr>
-        <w:t>void</w:t>
-      </w:r>
-      <w:proofErr w:type="spellEnd"/>
-    </w:p>
-    <w:p>
-      <w:pPr>
-        <w:rPr>
-          <w:lang w:eastAsia="es-CO"/>
-        </w:rPr>
-      </w:pPr>
-    </w:p>
-    <w:p>
-      <w:pPr>
-        <w:rPr>
-          <w:lang w:eastAsia="es-CO"/>
-        </w:rPr>
-      </w:pPr>
-      <w:r>
-        <w:rPr>
-          <w:lang w:eastAsia="es-CO"/>
-        </w:rPr>
-        <w:t xml:space="preserve">El diagrama muestra la clase abstracta Persona como base de la jerarquía. Las clases Estudiante y Docente la extienden mediante herencia. Un Docente puede dictar entre 1 y 3 Cursos (asociación </w:t>
-      </w:r>
-      <w:proofErr w:type="gramStart"/>
-      <w:r>
-        <w:rPr>
-          <w:lang w:eastAsia="es-CO"/>
-        </w:rPr>
-        <w:t>1..</w:t>
-      </w:r>
-      <w:proofErr w:type="gramEnd"/>
-      <w:r>
-        <w:rPr>
-          <w:lang w:eastAsia="es-CO"/>
-        </w:rPr>
         <w:t>3), y un Curso puede tener de 0 a muchos Estudiantes matriculados (asociación 0..*). Este modelo será la base del proyecto integrador desarrollado en la sección 6 del presente componente.</w:t>
       </w:r>
     </w:p>
     <w:p>
       <w:pPr>
+        <w:spacing w:before="0" w:after="0" w:line="240" w:lineRule="auto"/>
+        <w:ind w:firstLine="0"/>
+        <w:rPr>
+          <w:lang w:eastAsia="es-CO"/>
+        </w:rPr>
+      </w:pPr>
+      <w:r>
+        <w:rPr>
+          <w:lang w:eastAsia="es-CO"/>
+        </w:rPr>
+        <w:br w:type="page"/>
+      </w:r>
+    </w:p>
+    <w:p>
+      <w:pPr>
         <w:pStyle w:val="Ttulo1"/>
       </w:pPr>
-      <w:r>
-        <w:br w:type="page"/>
-      </w:r>
-      <w:bookmarkStart w:id="26" w:name="_Toc228887991"/>
+      <w:bookmarkStart w:id="28" w:name="_Toc230188149"/>
       <w:r>
         <w:lastRenderedPageBreak/>
         <w:t>Encapsulamiento y control de acceso en clases</w:t>
       </w:r>
-      <w:bookmarkEnd w:id="26"/>
+      <w:bookmarkEnd w:id="28"/>
     </w:p>
     <w:p>
       <w:pPr>
@@ -14753,28 +14837,32 @@
           <w:lang w:eastAsia="es-CO"/>
         </w:rPr>
       </w:pPr>
-      <w:bookmarkStart w:id="27" w:name="_Toc228436718"/>
-      <w:bookmarkStart w:id="28" w:name="_Toc228455594"/>
-      <w:bookmarkStart w:id="29" w:name="_Toc228456287"/>
-      <w:bookmarkStart w:id="30" w:name="_Toc228801361"/>
-      <w:bookmarkStart w:id="31" w:name="_Toc228802384"/>
-      <w:bookmarkStart w:id="32" w:name="_Toc228887992"/>
-      <w:bookmarkEnd w:id="27"/>
-      <w:bookmarkEnd w:id="28"/>
+      <w:bookmarkStart w:id="29" w:name="_Toc228436718"/>
+      <w:bookmarkStart w:id="30" w:name="_Toc228455594"/>
+      <w:bookmarkStart w:id="31" w:name="_Toc228456287"/>
+      <w:bookmarkStart w:id="32" w:name="_Toc228801361"/>
+      <w:bookmarkStart w:id="33" w:name="_Toc228802384"/>
+      <w:bookmarkStart w:id="34" w:name="_Toc228887992"/>
+      <w:bookmarkStart w:id="35" w:name="_Toc230188109"/>
+      <w:bookmarkStart w:id="36" w:name="_Toc230188150"/>
       <w:bookmarkEnd w:id="29"/>
       <w:bookmarkEnd w:id="30"/>
       <w:bookmarkEnd w:id="31"/>
       <w:bookmarkEnd w:id="32"/>
+      <w:bookmarkEnd w:id="33"/>
+      <w:bookmarkEnd w:id="34"/>
+      <w:bookmarkEnd w:id="35"/>
+      <w:bookmarkEnd w:id="36"/>
     </w:p>
     <w:p>
       <w:pPr>
         <w:pStyle w:val="Ttulo2"/>
       </w:pPr>
-      <w:bookmarkStart w:id="33" w:name="_Toc228887993"/>
+      <w:bookmarkStart w:id="37" w:name="_Toc230188151"/>
       <w:r>
         <w:t>Encapsulamiento en programación orientada a objetos</w:t>
       </w:r>
-      <w:bookmarkEnd w:id="33"/>
+      <w:bookmarkEnd w:id="37"/>
     </w:p>
     <w:p>
       <w:pPr>
@@ -16137,11 +16225,11 @@
       <w:pPr>
         <w:pStyle w:val="Ttulo2"/>
       </w:pPr>
-      <w:bookmarkStart w:id="34" w:name="_Toc228887994"/>
+      <w:bookmarkStart w:id="38" w:name="_Toc230188152"/>
       <w:r>
         <w:t>Modificadores de acceso público, privado y protegido</w:t>
       </w:r>
-      <w:bookmarkEnd w:id="34"/>
+      <w:bookmarkEnd w:id="38"/>
     </w:p>
     <w:p>
       <w:pPr>
@@ -16307,7 +16395,7 @@
         <w:rPr>
           <w:lang w:eastAsia="es-CO"/>
         </w:rPr>
-        <w:t xml:space="preserve"> son los de tipo privados y solo son accesibles desde dentro de la propia clase. No pueden ser accedidos </w:t>
+        <w:t xml:space="preserve"> son los de tipo privado y solo son accesibles desde dentro de la propia clase. No pueden ser accedidos </w:t>
       </w:r>
       <w:r>
         <w:rPr>
@@ -16370,7 +16458,13 @@
         <w:rPr>
           <w:lang w:eastAsia="es-CO"/>
         </w:rPr>
-        <w:t xml:space="preserve"> que hacen a alusión a los de nivel protegidos, son accesibles desde la propia clase, desde sus subclases (incluso si se encuentran en otros paquetes) y desde las clases del mismo paquete. Este nivel es especialmente útil en jerarquías de herencia, donde las subclases necesitan reutilizar o extender el comportamiento definido en la clase padre sin exponerlo completamente al resto del sistema.</w:t>
+        <w:t>,</w:t>
+      </w:r>
+      <w:r>
+        <w:rPr>
+          <w:lang w:eastAsia="es-CO"/>
+        </w:rPr>
+        <w:t xml:space="preserve"> que hacen alusión a los de nivel protegido, son accesibles desde la propia clase, desde sus subclases (incluso si se encuentran en otros paquetes) y desde las clases del mismo paquete. Este nivel es especialmente útil en jerarquías de herencia, donde las subclases necesitan reutilizar o extender el comportamiento definido en la clase padre sin exponerlo completamente al resto del sistema.</w:t>
       </w:r>
     </w:p>
     <w:p>
@@ -17199,14 +17293,14 @@
     <w:tbl>
       <w:tblPr>
         <w:tblStyle w:val="SENA"/>
-        <w:tblW w:w="9360" w:type="dxa"/>
+        <w:tblW w:w="9918" w:type="dxa"/>
         <w:tblLook w:val="0000" w:firstRow="0" w:lastRow="0" w:firstColumn="0" w:lastColumn="0" w:noHBand="0" w:noVBand="0"/>
       </w:tblPr>
       <w:tblGrid>
         <w:gridCol w:w="2340"/>
         <w:gridCol w:w="2340"/>
         <w:gridCol w:w="2340"/>
-        <w:gridCol w:w="2340"/>
+        <w:gridCol w:w="2898"/>
       </w:tblGrid>
       <w:tr>
         <w:trPr>
@@ -17283,7 +17377,7 @@
         </w:tc>
         <w:tc>
           <w:tcPr>
-            <w:tcW w:w="2340" w:type="dxa"/>
+            <w:tcW w:w="2898" w:type="dxa"/>
           </w:tcPr>
           <w:p>
             <w:pPr>
@@ -17376,7 +17470,7 @@
         </w:tc>
         <w:tc>
           <w:tcPr>
-            <w:tcW w:w="2340" w:type="dxa"/>
+            <w:tcW w:w="2898" w:type="dxa"/>
           </w:tcPr>
           <w:p>
             <w:pPr>
@@ -17464,7 +17558,7 @@
         </w:tc>
         <w:tc>
           <w:tcPr>
-            <w:tcW w:w="2340" w:type="dxa"/>
+            <w:tcW w:w="2898" w:type="dxa"/>
           </w:tcPr>
           <w:p>
             <w:pPr>
@@ -17553,7 +17647,7 @@
         </w:tc>
         <w:tc>
           <w:tcPr>
-            <w:tcW w:w="2340" w:type="dxa"/>
+            <w:tcW w:w="2898" w:type="dxa"/>
           </w:tcPr>
           <w:p>
             <w:pPr>
@@ -17641,7 +17735,7 @@
         </w:tc>
         <w:tc>
           <w:tcPr>
-            <w:tcW w:w="2340" w:type="dxa"/>
+            <w:tcW w:w="2898" w:type="dxa"/>
           </w:tcPr>
           <w:p>
             <w:pPr>
@@ -17667,7 +17761,7 @@
       <w:pPr>
         <w:pStyle w:val="Ttulo2"/>
       </w:pPr>
-      <w:bookmarkStart w:id="35" w:name="_Toc228887995"/>
+      <w:bookmarkStart w:id="39" w:name="_Toc230188153"/>
       <w:proofErr w:type="spellStart"/>
       <w:r>
         <w:t>Getters</w:t>
@@ -17684,7 +17778,7 @@
       <w:r>
         <w:t xml:space="preserve"> y el patrón de encapsulamiento completo</w:t>
       </w:r>
-      <w:bookmarkEnd w:id="35"/>
+      <w:bookmarkEnd w:id="39"/>
     </w:p>
     <w:p>
       <w:pPr>
@@ -17827,7 +17921,19 @@
         <w:rPr>
           <w:lang w:eastAsia="es-CO"/>
         </w:rPr>
-        <w:t xml:space="preserve">). Los </w:t>
+        <w:t>)</w:t>
+      </w:r>
+      <w:r>
+        <w:rPr>
+          <w:lang w:eastAsia="es-CO"/>
+        </w:rPr>
+        <w:t>)</w:t>
+      </w:r>
+      <w:r>
+        <w:rPr>
+          <w:lang w:eastAsia="es-CO"/>
+        </w:rPr>
+        <w:t xml:space="preserve">. Los </w:t>
       </w:r>
       <w:proofErr w:type="spellStart"/>
       <w:r>
@@ -19311,11 +19417,11 @@
       <w:pPr>
         <w:pStyle w:val="Ttulo2"/>
       </w:pPr>
-      <w:bookmarkStart w:id="36" w:name="_Toc228887996"/>
-      <w:r>
-        <w:t>lases anidadas e internas en Java</w:t>
-      </w:r>
-      <w:bookmarkEnd w:id="36"/>
+      <w:bookmarkStart w:id="40" w:name="_Toc230188154"/>
+      <w:r>
+        <w:t>Clases anidadas e internas en Java</w:t>
+      </w:r>
+      <w:bookmarkEnd w:id="40"/>
     </w:p>
     <w:p>
       <w:pPr>
@@ -19418,7 +19524,7 @@
         <w:rPr>
           <w:lang w:eastAsia="es-CO"/>
         </w:rPr>
-        <w:t>, y organizar mejor el código cuando una clase pequeña es usada exclusivamente por otra.</w:t>
+        <w:t xml:space="preserve"> y organizar mejor el código cuando una clase pequeña es usada exclusivamente por otra.</w:t>
       </w:r>
     </w:p>
     <w:p>
@@ -20870,12 +20976,12 @@
       <w:pPr>
         <w:pStyle w:val="Ttulo1"/>
       </w:pPr>
-      <w:bookmarkStart w:id="37" w:name="_Toc228887997"/>
+      <w:bookmarkStart w:id="41" w:name="_Toc230188155"/>
       <w:r>
         <w:lastRenderedPageBreak/>
         <w:t>Implementación de la programación orientada a objetos en Java</w:t>
       </w:r>
-      <w:bookmarkEnd w:id="37"/>
+      <w:bookmarkEnd w:id="41"/>
     </w:p>
     <w:p>
       <w:pPr>
@@ -20948,28 +21054,32 @@
           <w:lang w:eastAsia="es-CO"/>
         </w:rPr>
       </w:pPr>
-      <w:bookmarkStart w:id="38" w:name="_Toc228436724"/>
-      <w:bookmarkStart w:id="39" w:name="_Toc228455600"/>
-      <w:bookmarkStart w:id="40" w:name="_Toc228456293"/>
-      <w:bookmarkStart w:id="41" w:name="_Toc228801367"/>
-      <w:bookmarkStart w:id="42" w:name="_Toc228802390"/>
-      <w:bookmarkStart w:id="43" w:name="_Toc228887998"/>
-      <w:bookmarkEnd w:id="38"/>
-      <w:bookmarkEnd w:id="39"/>
-      <w:bookmarkEnd w:id="40"/>
-      <w:bookmarkEnd w:id="41"/>
+      <w:bookmarkStart w:id="42" w:name="_Toc228436724"/>
+      <w:bookmarkStart w:id="43" w:name="_Toc228455600"/>
+      <w:bookmarkStart w:id="44" w:name="_Toc228456293"/>
+      <w:bookmarkStart w:id="45" w:name="_Toc228801367"/>
+      <w:bookmarkStart w:id="46" w:name="_Toc228802390"/>
+      <w:bookmarkStart w:id="47" w:name="_Toc228887998"/>
+      <w:bookmarkStart w:id="48" w:name="_Toc230188115"/>
+      <w:bookmarkStart w:id="49" w:name="_Toc230188156"/>
       <w:bookmarkEnd w:id="42"/>
       <w:bookmarkEnd w:id="43"/>
+      <w:bookmarkEnd w:id="44"/>
+      <w:bookmarkEnd w:id="45"/>
+      <w:bookmarkEnd w:id="46"/>
+      <w:bookmarkEnd w:id="47"/>
+      <w:bookmarkEnd w:id="48"/>
+      <w:bookmarkEnd w:id="49"/>
     </w:p>
     <w:p>
       <w:pPr>
         <w:pStyle w:val="Ttulo2"/>
       </w:pPr>
-      <w:bookmarkStart w:id="44" w:name="_Toc228887999"/>
+      <w:bookmarkStart w:id="50" w:name="_Toc230188157"/>
       <w:r>
         <w:t>Codificación de diagramas de clases</w:t>
       </w:r>
-      <w:bookmarkEnd w:id="44"/>
+      <w:bookmarkEnd w:id="50"/>
     </w:p>
     <w:p>
       <w:pPr>
@@ -22908,11 +23018,11 @@
       <w:pPr>
         <w:pStyle w:val="Ttulo2"/>
       </w:pPr>
-      <w:bookmarkStart w:id="45" w:name="_Toc228888000"/>
+      <w:bookmarkStart w:id="51" w:name="_Toc230188158"/>
       <w:r>
         <w:t>Implementación de la herencia en objetos</w:t>
       </w:r>
-      <w:bookmarkEnd w:id="45"/>
+      <w:bookmarkEnd w:id="51"/>
     </w:p>
     <w:p>
       <w:pPr>
@@ -24509,11 +24619,11 @@
       <w:pPr>
         <w:pStyle w:val="Ttulo2"/>
       </w:pPr>
-      <w:bookmarkStart w:id="46" w:name="_Toc228888001"/>
+      <w:bookmarkStart w:id="52" w:name="_Toc230188159"/>
       <w:r>
         <w:t>Reutilización de código, interfaces y tipos de herencia</w:t>
       </w:r>
-      <w:bookmarkEnd w:id="46"/>
+      <w:bookmarkEnd w:id="52"/>
     </w:p>
     <w:p>
       <w:pPr>
@@ -25336,11 +25446,11 @@
       <w:pPr>
         <w:pStyle w:val="Ttulo2"/>
       </w:pPr>
-      <w:bookmarkStart w:id="47" w:name="_Toc228888002"/>
+      <w:bookmarkStart w:id="53" w:name="_Toc230188160"/>
       <w:r>
         <w:t>Polimorfismo y sobreescritura de métodos</w:t>
       </w:r>
-      <w:bookmarkEnd w:id="47"/>
+      <w:bookmarkEnd w:id="53"/>
     </w:p>
     <w:p>
       <w:pPr>
@@ -26333,13 +26443,13 @@
     <w:tbl>
       <w:tblPr>
         <w:tblStyle w:val="SENA"/>
-        <w:tblW w:w="9360" w:type="dxa"/>
+        <w:tblW w:w="9918" w:type="dxa"/>
         <w:tblLook w:val="0000" w:firstRow="0" w:lastRow="0" w:firstColumn="0" w:lastColumn="0" w:noHBand="0" w:noVBand="0"/>
       </w:tblPr>
       <w:tblGrid>
         <w:gridCol w:w="3120"/>
         <w:gridCol w:w="3120"/>
-        <w:gridCol w:w="3120"/>
+        <w:gridCol w:w="3678"/>
       </w:tblGrid>
       <w:tr>
         <w:trPr>
@@ -26389,7 +26499,7 @@
         </w:tc>
         <w:tc>
           <w:tcPr>
-            <w:tcW w:w="3120" w:type="dxa"/>
+            <w:tcW w:w="3678" w:type="dxa"/>
           </w:tcPr>
           <w:p>
             <w:pPr>
@@ -26453,7 +26563,7 @@
         </w:tc>
         <w:tc>
           <w:tcPr>
-            <w:tcW w:w="3120" w:type="dxa"/>
+            <w:tcW w:w="3678" w:type="dxa"/>
           </w:tcPr>
           <w:p>
             <w:pPr>
@@ -26512,7 +26622,7 @@
         </w:tc>
         <w:tc>
           <w:tcPr>
-            <w:tcW w:w="3120" w:type="dxa"/>
+            <w:tcW w:w="3678" w:type="dxa"/>
           </w:tcPr>
           <w:p>
             <w:pPr>
@@ -26574,7 +26684,7 @@
         </w:tc>
         <w:tc>
           <w:tcPr>
-            <w:tcW w:w="3120" w:type="dxa"/>
+            <w:tcW w:w="3678" w:type="dxa"/>
           </w:tcPr>
           <w:p>
             <w:pPr>
@@ -26661,7 +26771,7 @@
         </w:tc>
         <w:tc>
           <w:tcPr>
-            <w:tcW w:w="3120" w:type="dxa"/>
+            <w:tcW w:w="3678" w:type="dxa"/>
           </w:tcPr>
           <w:p>
             <w:pPr>
@@ -26731,7 +26841,7 @@
         </w:tc>
         <w:tc>
           <w:tcPr>
-            <w:tcW w:w="3120" w:type="dxa"/>
+            <w:tcW w:w="3678" w:type="dxa"/>
           </w:tcPr>
           <w:p>
             <w:pPr>
@@ -26776,12 +26886,12 @@
       <w:pPr>
         <w:pStyle w:val="Ttulo1"/>
       </w:pPr>
-      <w:bookmarkStart w:id="48" w:name="_Toc228888003"/>
+      <w:bookmarkStart w:id="54" w:name="_Toc230188161"/>
       <w:r>
         <w:lastRenderedPageBreak/>
         <w:t>Validación y ajustes del programa</w:t>
       </w:r>
-      <w:bookmarkEnd w:id="48"/>
+      <w:bookmarkEnd w:id="54"/>
     </w:p>
     <w:p>
       <w:pPr>
@@ -26838,28 +26948,32 @@
           <w:lang w:eastAsia="es-CO"/>
         </w:rPr>
       </w:pPr>
-      <w:bookmarkStart w:id="49" w:name="_Toc228436730"/>
-      <w:bookmarkStart w:id="50" w:name="_Toc228455606"/>
-      <w:bookmarkStart w:id="51" w:name="_Toc228456299"/>
-      <w:bookmarkStart w:id="52" w:name="_Toc228801373"/>
-      <w:bookmarkStart w:id="53" w:name="_Toc228802396"/>
-      <w:bookmarkStart w:id="54" w:name="_Toc228888004"/>
-      <w:bookmarkEnd w:id="49"/>
-      <w:bookmarkEnd w:id="50"/>
-      <w:bookmarkEnd w:id="51"/>
-      <w:bookmarkEnd w:id="52"/>
-      <w:bookmarkEnd w:id="53"/>
-      <w:bookmarkEnd w:id="54"/>
+      <w:bookmarkStart w:id="55" w:name="_Toc228436730"/>
+      <w:bookmarkStart w:id="56" w:name="_Toc228455606"/>
+      <w:bookmarkStart w:id="57" w:name="_Toc228456299"/>
+      <w:bookmarkStart w:id="58" w:name="_Toc228801373"/>
+      <w:bookmarkStart w:id="59" w:name="_Toc228802396"/>
+      <w:bookmarkStart w:id="60" w:name="_Toc228888004"/>
+      <w:bookmarkStart w:id="61" w:name="_Toc230188121"/>
+      <w:bookmarkStart w:id="62" w:name="_Toc230188162"/>
+      <w:bookmarkEnd w:id="55"/>
+      <w:bookmarkEnd w:id="56"/>
+      <w:bookmarkEnd w:id="57"/>
+      <w:bookmarkEnd w:id="58"/>
+      <w:bookmarkEnd w:id="59"/>
+      <w:bookmarkEnd w:id="60"/>
+      <w:bookmarkEnd w:id="61"/>
+      <w:bookmarkEnd w:id="62"/>
     </w:p>
     <w:p>
       <w:pPr>
         <w:pStyle w:val="Ttulo2"/>
       </w:pPr>
-      <w:bookmarkStart w:id="55" w:name="_Toc228888005"/>
+      <w:bookmarkStart w:id="63" w:name="_Toc230188163"/>
       <w:r>
         <w:t>Controles de validación en aplicaciones Java</w:t>
       </w:r>
-      <w:bookmarkEnd w:id="55"/>
+      <w:bookmarkEnd w:id="63"/>
     </w:p>
     <w:p>
       <w:pPr>
@@ -28260,11 +28374,11 @@
       <w:pPr>
         <w:pStyle w:val="Ttulo2"/>
       </w:pPr>
-      <w:bookmarkStart w:id="56" w:name="_Toc228888006"/>
+      <w:bookmarkStart w:id="64" w:name="_Toc230188164"/>
       <w:r>
         <w:t>Manejo de excepciones en Java</w:t>
       </w:r>
-      <w:bookmarkEnd w:id="56"/>
+      <w:bookmarkEnd w:id="64"/>
     </w:p>
     <w:p>
       <w:pPr>
@@ -28456,7 +28570,19 @@
         <w:rPr>
           <w:lang w:eastAsia="es-CO"/>
         </w:rPr>
-        <w:t>Lo anterior, se ilustra con el siguiente ejemplo:</w:t>
+        <w:t>Lo anterior</w:t>
+      </w:r>
+      <w:r>
+        <w:rPr>
+          <w:lang w:eastAsia="es-CO"/>
+        </w:rPr>
+        <w:t xml:space="preserve"> </w:t>
+      </w:r>
+      <w:r>
+        <w:rPr>
+          <w:lang w:eastAsia="es-CO"/>
+        </w:rPr>
+        <w:t>se ilustra con el siguiente ejemplo:</w:t>
       </w:r>
     </w:p>
     <w:p>
@@ -29262,13 +29388,13 @@
     <w:tbl>
       <w:tblPr>
         <w:tblStyle w:val="SENA"/>
-        <w:tblW w:w="9360" w:type="dxa"/>
+        <w:tblW w:w="9918" w:type="dxa"/>
         <w:tblLook w:val="0000" w:firstRow="0" w:lastRow="0" w:firstColumn="0" w:lastColumn="0" w:noHBand="0" w:noVBand="0"/>
       </w:tblPr>
       <w:tblGrid>
         <w:gridCol w:w="2340"/>
         <w:gridCol w:w="3510"/>
-        <w:gridCol w:w="3510"/>
+        <w:gridCol w:w="4068"/>
       </w:tblGrid>
       <w:tr>
         <w:trPr>
@@ -29318,7 +29444,7 @@
         </w:tc>
         <w:tc>
           <w:tcPr>
-            <w:tcW w:w="3510" w:type="dxa"/>
+            <w:tcW w:w="4068" w:type="dxa"/>
           </w:tcPr>
           <w:p>
             <w:pPr>
@@ -29400,7 +29526,7 @@
         </w:tc>
         <w:tc>
           <w:tcPr>
-            <w:tcW w:w="3510" w:type="dxa"/>
+            <w:tcW w:w="4068" w:type="dxa"/>
           </w:tcPr>
           <w:p>
             <w:pPr>
@@ -29477,7 +29603,7 @@
         </w:tc>
         <w:tc>
           <w:tcPr>
-            <w:tcW w:w="3510" w:type="dxa"/>
+            <w:tcW w:w="4068" w:type="dxa"/>
           </w:tcPr>
           <w:p>
             <w:pPr>
@@ -29543,7 +29669,7 @@
         </w:tc>
         <w:tc>
           <w:tcPr>
-            <w:tcW w:w="3510" w:type="dxa"/>
+            <w:tcW w:w="4068" w:type="dxa"/>
           </w:tcPr>
           <w:p>
             <w:pPr>
@@ -29620,7 +29746,7 @@
         </w:tc>
         <w:tc>
           <w:tcPr>
-            <w:tcW w:w="3510" w:type="dxa"/>
+            <w:tcW w:w="4068" w:type="dxa"/>
           </w:tcPr>
           <w:p>
             <w:pPr>
@@ -29712,7 +29838,7 @@
         </w:tc>
         <w:tc>
           <w:tcPr>
-            <w:tcW w:w="3510" w:type="dxa"/>
+            <w:tcW w:w="4068" w:type="dxa"/>
           </w:tcPr>
           <w:p>
             <w:pPr>
@@ -29736,11 +29862,11 @@
       <w:pPr>
         <w:pStyle w:val="Ttulo2"/>
       </w:pPr>
-      <w:bookmarkStart w:id="57" w:name="_Toc228888007"/>
+      <w:bookmarkStart w:id="65" w:name="_Toc230188165"/>
       <w:r>
         <w:t>Refactorización, pruebas y depuración del programa</w:t>
       </w:r>
-      <w:bookmarkEnd w:id="57"/>
+      <w:bookmarkEnd w:id="65"/>
     </w:p>
     <w:p>
       <w:pPr>
@@ -30748,11 +30874,11 @@
       <w:pPr>
         <w:pStyle w:val="Ttulo2"/>
       </w:pPr>
-      <w:bookmarkStart w:id="58" w:name="_Toc228888008"/>
+      <w:bookmarkStart w:id="66" w:name="_Toc230188166"/>
       <w:r>
         <w:t>Buenas prácticas y patrones de diseño básicos</w:t>
       </w:r>
-      <w:bookmarkEnd w:id="58"/>
+      <w:bookmarkEnd w:id="66"/>
     </w:p>
     <w:p>
       <w:pPr>
@@ -31220,12 +31346,12 @@
       <w:pPr>
         <w:pStyle w:val="Ttulo1"/>
       </w:pPr>
-      <w:bookmarkStart w:id="59" w:name="_Toc228888009"/>
+      <w:bookmarkStart w:id="67" w:name="_Toc230188167"/>
       <w:r>
         <w:lastRenderedPageBreak/>
         <w:t>Proyecto integrador: sistema de registro académico</w:t>
       </w:r>
-      <w:bookmarkEnd w:id="59"/>
+      <w:bookmarkEnd w:id="67"/>
     </w:p>
     <w:p>
       <w:pPr>
@@ -36482,28 +36608,32 @@
           <w:lang w:eastAsia="es-CO"/>
         </w:rPr>
       </w:pPr>
-      <w:bookmarkStart w:id="60" w:name="_Toc228436736"/>
-      <w:bookmarkStart w:id="61" w:name="_Toc228455612"/>
-      <w:bookmarkStart w:id="62" w:name="_Toc228456305"/>
-      <w:bookmarkStart w:id="63" w:name="_Toc228801379"/>
-      <w:bookmarkStart w:id="64" w:name="_Toc228802402"/>
-      <w:bookmarkStart w:id="65" w:name="_Toc228888010"/>
-      <w:bookmarkEnd w:id="60"/>
-      <w:bookmarkEnd w:id="61"/>
-      <w:bookmarkEnd w:id="62"/>
-      <w:bookmarkEnd w:id="63"/>
-      <w:bookmarkEnd w:id="64"/>
-      <w:bookmarkEnd w:id="65"/>
+      <w:bookmarkStart w:id="68" w:name="_Toc228436736"/>
+      <w:bookmarkStart w:id="69" w:name="_Toc228455612"/>
+      <w:bookmarkStart w:id="70" w:name="_Toc228456305"/>
+      <w:bookmarkStart w:id="71" w:name="_Toc228801379"/>
+      <w:bookmarkStart w:id="72" w:name="_Toc228802402"/>
+      <w:bookmarkStart w:id="73" w:name="_Toc228888010"/>
+      <w:bookmarkStart w:id="74" w:name="_Toc230188127"/>
+      <w:bookmarkStart w:id="75" w:name="_Toc230188168"/>
+      <w:bookmarkEnd w:id="68"/>
+      <w:bookmarkEnd w:id="69"/>
+      <w:bookmarkEnd w:id="70"/>
+      <w:bookmarkEnd w:id="71"/>
+      <w:bookmarkEnd w:id="72"/>
+      <w:bookmarkEnd w:id="73"/>
+      <w:bookmarkEnd w:id="74"/>
+      <w:bookmarkEnd w:id="75"/>
     </w:p>
     <w:p>
       <w:pPr>
         <w:pStyle w:val="Ttulo2"/>
       </w:pPr>
-      <w:bookmarkStart w:id="66" w:name="_Toc228888011"/>
+      <w:bookmarkStart w:id="76" w:name="_Toc230188169"/>
       <w:r>
         <w:t>Reflexión sobre el diseño orientado a objetos</w:t>
       </w:r>
-      <w:bookmarkEnd w:id="66"/>
+      <w:bookmarkEnd w:id="76"/>
     </w:p>
     <w:p>
       <w:pPr>
@@ -36660,11 +36790,11 @@
       <w:pPr>
         <w:pStyle w:val="Ttulo2"/>
       </w:pPr>
-      <w:bookmarkStart w:id="67" w:name="_Toc228888012"/>
+      <w:bookmarkStart w:id="77" w:name="_Toc230188170"/>
       <w:r>
         <w:t>Extensiones propuestas del sistema</w:t>
       </w:r>
-      <w:bookmarkEnd w:id="67"/>
+      <w:bookmarkEnd w:id="77"/>
     </w:p>
     <w:p>
       <w:pPr>
@@ -36906,12 +37036,12 @@
       <w:pPr>
         <w:pStyle w:val="Titulosgenerales"/>
       </w:pPr>
-      <w:bookmarkStart w:id="68" w:name="_Toc228888013"/>
+      <w:bookmarkStart w:id="78" w:name="_Toc230188171"/>
       <w:r>
         <w:lastRenderedPageBreak/>
         <w:t>Síntesis</w:t>
       </w:r>
-      <w:bookmarkEnd w:id="68"/>
+      <w:bookmarkEnd w:id="78"/>
     </w:p>
     <w:p>
       <w:pPr>
@@ -37181,9 +37311,9 @@
           <w:lang w:eastAsia="es-CO"/>
         </w:rPr>
         <w:drawing>
-          <wp:inline distT="0" distB="0" distL="0" distR="0" wp14:anchorId="2BC4CFF8" wp14:editId="678F0444">
-            <wp:extent cx="5737862" cy="3466769"/>
-            <wp:effectExtent l="0" t="0" r="0" b="635"/>
+          <wp:inline distT="0" distB="0" distL="0" distR="0" wp14:anchorId="2BC4CFF8" wp14:editId="4E3F3D90">
+            <wp:extent cx="5823666" cy="3518611"/>
+            <wp:effectExtent l="0" t="0" r="5715" b="5715"/>
             <wp:docPr id="7" name="Gráfico 7" descr="En la síntesis se presenta un mapa conceptual que estructura de forma progresiva los fundamentos de la programación orientada a objetos, iniciando con los conceptos esenciales de clases, objetos, atributos y métodos, y su relación con los principios de herencia y polimorfismo. Se integra el modelado de sistemas mediante UML, destacando los diagramas de clases y las relaciones entre ellas como base para el diseño del software. Posteriormente, se abordan el encapsulamiento y el control de acceso, junto con la implementación práctica de la POO en Java mediante herencia, interfaces y polimorfismo. Finalmente, el mapa articula los procesos de validación, pruebas, depuración y buenas prácticas, culminando en un proyecto integrador que consolida el diseño orientado a objetos y propone extensiones del sistema, evidenciando la coherencia y aplicación práctica de los contenidos estudiados."/>
             <wp:cNvGraphicFramePr>
               <a:graphicFrameLocks xmlns:a="http://schemas.openxmlformats.org/drawingml/2006/main" noChangeAspect="1"/>
@@ -37210,7 +37340,7 @@
                   <pic:spPr>
                     <a:xfrm>
                       <a:off x="0" y="0"/>
-                      <a:ext cx="5744496" cy="3470777"/>
+                      <a:ext cx="5841947" cy="3529656"/>
                     </a:xfrm>
                     <a:prstGeom prst="rect">
                       <a:avLst/>
@@ -37269,34 +37399,41 @@
       <w:pPr>
         <w:pStyle w:val="Titulosgenerales"/>
       </w:pPr>
-      <w:bookmarkStart w:id="69" w:name="_Toc176443725"/>
-      <w:bookmarkStart w:id="70" w:name="_Toc228888014"/>
+      <w:bookmarkStart w:id="79" w:name="_Toc176443725"/>
+      <w:bookmarkStart w:id="80" w:name="_Toc230188172"/>
       <w:r>
         <w:lastRenderedPageBreak/>
         <w:t>Glosario</w:t>
       </w:r>
-      <w:bookmarkEnd w:id="69"/>
-      <w:bookmarkEnd w:id="70"/>
-    </w:p>
-    <w:p>
-      <w:pPr>
-        <w:rPr>
-          <w:lang w:eastAsia="es-CO"/>
-        </w:rPr>
-      </w:pPr>
+      <w:bookmarkEnd w:id="79"/>
+      <w:bookmarkEnd w:id="80"/>
+    </w:p>
+    <w:p>
       <w:r>
         <w:rPr>
           <w:b/>
           <w:bCs/>
           <w:lang w:eastAsia="es-CO"/>
         </w:rPr>
-        <w:t>Abstracción:</w:t>
-      </w:r>
-      <w:r>
-        <w:rPr>
-          <w:lang w:eastAsia="es-CO"/>
-        </w:rPr>
-        <w:t xml:space="preserve"> proceso de identificar las características esenciales de un objeto, ignorando los detalles irrelevantes.</w:t>
+        <w:t xml:space="preserve">@Override: </w:t>
+      </w:r>
+      <w:r>
+        <w:rPr>
+          <w:lang w:eastAsia="es-CO"/>
+        </w:rPr>
+        <w:t xml:space="preserve">anotación Java que indica que un método </w:t>
+      </w:r>
+      <w:r>
+        <w:rPr>
+          <w:lang w:eastAsia="es-CO"/>
+        </w:rPr>
+        <w:t>sobrescribe</w:t>
+      </w:r>
+      <w:r>
+        <w:rPr>
+          <w:lang w:eastAsia="es-CO"/>
+        </w:rPr>
+        <w:t xml:space="preserve"> al de la superclase; activa el polimorfismo dinámico.</w:t>
       </w:r>
     </w:p>
     <w:p>
@@ -37311,13 +37448,13 @@
           <w:bCs/>
           <w:lang w:eastAsia="es-CO"/>
         </w:rPr>
-        <w:t>Clase:</w:t>
-      </w:r>
-      <w:r>
-        <w:rPr>
-          <w:lang w:eastAsia="es-CO"/>
-        </w:rPr>
-        <w:t xml:space="preserve"> plantilla que define los atributos y métodos de los objetos creados a partir de ella.</w:t>
+        <w:t>Abstracción:</w:t>
+      </w:r>
+      <w:r>
+        <w:rPr>
+          <w:lang w:eastAsia="es-CO"/>
+        </w:rPr>
+        <w:t xml:space="preserve"> proceso de identificar las características esenciales de un objeto, ignorando los detalles irrelevantes.</w:t>
       </w:r>
     </w:p>
     <w:p>
@@ -37332,13 +37469,13 @@
           <w:bCs/>
           <w:lang w:eastAsia="es-CO"/>
         </w:rPr>
-        <w:t>Clase abstracta:</w:t>
-      </w:r>
-      <w:r>
-        <w:rPr>
-          <w:lang w:eastAsia="es-CO"/>
-        </w:rPr>
-        <w:t xml:space="preserve"> clase que no puede instanciarse directamente; define métodos abstractos que sus subclases deben implementar.</w:t>
+        <w:t>Clase:</w:t>
+      </w:r>
+      <w:r>
+        <w:rPr>
+          <w:lang w:eastAsia="es-CO"/>
+        </w:rPr>
+        <w:t xml:space="preserve"> plantilla que define los atributos y métodos de los objetos creados a partir de ella.</w:t>
       </w:r>
     </w:p>
     <w:p>
@@ -37353,13 +37490,13 @@
           <w:bCs/>
           <w:lang w:eastAsia="es-CO"/>
         </w:rPr>
-        <w:t>Diagrama de clases:</w:t>
-      </w:r>
-      <w:r>
-        <w:rPr>
-          <w:lang w:eastAsia="es-CO"/>
-        </w:rPr>
-        <w:t xml:space="preserve"> representación gráfica UML que muestra las clases, atributos, métodos y relaciones de un sistema.</w:t>
+        <w:t>Clase abstracta:</w:t>
+      </w:r>
+      <w:r>
+        <w:rPr>
+          <w:lang w:eastAsia="es-CO"/>
+        </w:rPr>
+        <w:t xml:space="preserve"> clase que no puede instanciarse directamente; define métodos abstractos que sus subclases deben implementar.</w:t>
       </w:r>
     </w:p>
     <w:p>
@@ -37374,13 +37511,13 @@
           <w:bCs/>
           <w:lang w:eastAsia="es-CO"/>
         </w:rPr>
-        <w:t>Encapsulamiento:</w:t>
-      </w:r>
-      <w:r>
-        <w:rPr>
-          <w:lang w:eastAsia="es-CO"/>
-        </w:rPr>
-        <w:t xml:space="preserve"> principio que oculta los datos internos de una clase y los expone solo mediante una interfaz pública controlada.</w:t>
+        <w:t>Diagrama de clases:</w:t>
+      </w:r>
+      <w:r>
+        <w:rPr>
+          <w:lang w:eastAsia="es-CO"/>
+        </w:rPr>
+        <w:t xml:space="preserve"> representación gráfica UML que muestra las clases, atributos, métodos y relaciones de un sistema.</w:t>
       </w:r>
     </w:p>
     <w:p>
@@ -37395,27 +37532,13 @@
           <w:bCs/>
           <w:lang w:eastAsia="es-CO"/>
         </w:rPr>
-        <w:t>Herencia:</w:t>
-      </w:r>
-      <w:r>
-        <w:rPr>
-          <w:lang w:eastAsia="es-CO"/>
-        </w:rPr>
-        <w:t xml:space="preserve"> mecanismo por el cual una subclase adquiere atributos y métodos de una superclase mediante la palabra clave </w:t>
-      </w:r>
-      <w:proofErr w:type="spellStart"/>
-      <w:r>
-        <w:rPr>
-          <w:lang w:eastAsia="es-CO"/>
-        </w:rPr>
-        <w:t>extends</w:t>
-      </w:r>
-      <w:proofErr w:type="spellEnd"/>
-      <w:r>
-        <w:rPr>
-          <w:lang w:eastAsia="es-CO"/>
-        </w:rPr>
-        <w:t>.</w:t>
+        <w:t>Encapsulamiento:</w:t>
+      </w:r>
+      <w:r>
+        <w:rPr>
+          <w:lang w:eastAsia="es-CO"/>
+        </w:rPr>
+        <w:t xml:space="preserve"> principio que oculta los datos internos de una clase y los expone solo mediante una interfaz pública controlada.</w:t>
       </w:r>
     </w:p>
     <w:p>
@@ -37430,20 +37553,22 @@
           <w:bCs/>
           <w:lang w:eastAsia="es-CO"/>
         </w:rPr>
-        <w:t>Herramienta CASE:</w:t>
-      </w:r>
-      <w:r>
-        <w:rPr>
-          <w:lang w:eastAsia="es-CO"/>
-        </w:rPr>
-        <w:t xml:space="preserve"> aplicación que automatiza tareas de análisis, diseño y documentación en el proceso de desarrollo de </w:t>
-      </w:r>
-      <w:r>
-        <w:rPr>
-          <w:rStyle w:val="Extranjerismo"/>
-        </w:rPr>
-        <w:t>software</w:t>
-      </w:r>
+        <w:t>Herencia:</w:t>
+      </w:r>
+      <w:r>
+        <w:rPr>
+          <w:lang w:eastAsia="es-CO"/>
+        </w:rPr>
+        <w:t xml:space="preserve"> mecanismo por el cual una subclase adquiere atributos y métodos de una superclase mediante la palabra clave </w:t>
+      </w:r>
+      <w:proofErr w:type="spellStart"/>
+      <w:r>
+        <w:rPr>
+          <w:lang w:eastAsia="es-CO"/>
+        </w:rPr>
+        <w:t>extends</w:t>
+      </w:r>
+      <w:proofErr w:type="spellEnd"/>
       <w:r>
         <w:rPr>
           <w:lang w:eastAsia="es-CO"/>
@@ -37463,13 +37588,25 @@
           <w:bCs/>
           <w:lang w:eastAsia="es-CO"/>
         </w:rPr>
-        <w:t>Instancia:</w:t>
-      </w:r>
-      <w:r>
-        <w:rPr>
-          <w:lang w:eastAsia="es-CO"/>
-        </w:rPr>
-        <w:t xml:space="preserve"> objeto concreto creado con new a partir de una clase; tiene su propio estado en memoria.</w:t>
+        <w:t>Herramienta CASE:</w:t>
+      </w:r>
+      <w:r>
+        <w:rPr>
+          <w:lang w:eastAsia="es-CO"/>
+        </w:rPr>
+        <w:t xml:space="preserve"> aplicación que automatiza tareas de análisis, diseño y documentación en el proceso de desarrollo de </w:t>
+      </w:r>
+      <w:r>
+        <w:rPr>
+          <w:rStyle w:val="Extranjerismo"/>
+        </w:rPr>
+        <w:t>software</w:t>
+      </w:r>
+      <w:r>
+        <w:rPr>
+          <w:lang w:eastAsia="es-CO"/>
+        </w:rPr>
+        <w:t>.</w:t>
       </w:r>
     </w:p>
     <w:p>
@@ -37484,136 +37621,94 @@
           <w:bCs/>
           <w:lang w:eastAsia="es-CO"/>
         </w:rPr>
-        <w:t>Interfaz (interface):</w:t>
-      </w:r>
-      <w:r>
-        <w:rPr>
-          <w:lang w:eastAsia="es-CO"/>
-        </w:rPr>
-        <w:t xml:space="preserve"> contrato de comportamiento en Java que las clases implementan con la palabra clave </w:t>
-      </w:r>
-      <w:proofErr w:type="spellStart"/>
-      <w:r>
-        <w:rPr>
-          <w:lang w:eastAsia="es-CO"/>
-        </w:rPr>
-        <w:t>implements</w:t>
-      </w:r>
-      <w:proofErr w:type="spellEnd"/>
-      <w:r>
-        <w:rPr>
-          <w:lang w:eastAsia="es-CO"/>
-        </w:rPr>
-        <w:t>.</w:t>
-      </w:r>
-    </w:p>
-    <w:p>
-      <w:pPr>
-        <w:rPr>
-          <w:lang w:eastAsia="es-CO"/>
-        </w:rPr>
-      </w:pPr>
-      <w:proofErr w:type="spellStart"/>
+        <w:t>Instancia:</w:t>
+      </w:r>
+      <w:r>
+        <w:rPr>
+          <w:lang w:eastAsia="es-CO"/>
+        </w:rPr>
+        <w:t xml:space="preserve"> objeto concreto creado con new a partir de una clase; tiene su propio estado en memoria.</w:t>
+      </w:r>
+    </w:p>
+    <w:p>
+      <w:pPr>
+        <w:rPr>
+          <w:lang w:eastAsia="es-CO"/>
+        </w:rPr>
+      </w:pPr>
       <w:r>
         <w:rPr>
           <w:b/>
           <w:bCs/>
           <w:lang w:eastAsia="es-CO"/>
         </w:rPr>
-        <w:t>JUnit</w:t>
-      </w:r>
-      <w:proofErr w:type="spellEnd"/>
+        <w:t>Interfaz (interface):</w:t>
+      </w:r>
+      <w:r>
+        <w:rPr>
+          <w:lang w:eastAsia="es-CO"/>
+        </w:rPr>
+        <w:t xml:space="preserve"> contrato de comportamiento en Java que las clases implementan con la palabra clave </w:t>
+      </w:r>
+      <w:proofErr w:type="spellStart"/>
+      <w:r>
+        <w:rPr>
+          <w:lang w:eastAsia="es-CO"/>
+        </w:rPr>
+        <w:t>implements</w:t>
+      </w:r>
+      <w:proofErr w:type="spellEnd"/>
+      <w:r>
+        <w:rPr>
+          <w:lang w:eastAsia="es-CO"/>
+        </w:rPr>
+        <w:t>.</w:t>
+      </w:r>
+    </w:p>
+    <w:p>
+      <w:pPr>
+        <w:rPr>
+          <w:lang w:eastAsia="es-CO"/>
+        </w:rPr>
+      </w:pPr>
+      <w:proofErr w:type="spellStart"/>
       <w:r>
         <w:rPr>
           <w:b/>
           <w:bCs/>
           <w:lang w:eastAsia="es-CO"/>
         </w:rPr>
-        <w:t>:</w:t>
-      </w:r>
-      <w:r>
-        <w:rPr>
-          <w:lang w:eastAsia="es-CO"/>
-        </w:rPr>
-        <w:t xml:space="preserve"> </w:t>
-      </w:r>
-      <w:proofErr w:type="spellStart"/>
-      <w:r>
-        <w:rPr>
-          <w:lang w:eastAsia="es-CO"/>
-        </w:rPr>
-        <w:t>framework</w:t>
-      </w:r>
-      <w:proofErr w:type="spellEnd"/>
-      <w:r>
-        <w:rPr>
-          <w:lang w:eastAsia="es-CO"/>
-        </w:rPr>
-        <w:t xml:space="preserve"> de pruebas unitarias estándar en el ecosistema Java; utiliza anotaciones como @Test y @Override.</w:t>
-      </w:r>
-    </w:p>
-    <w:p>
-      <w:pPr>
-        <w:rPr>
-          <w:lang w:eastAsia="es-CO"/>
-        </w:rPr>
-      </w:pPr>
+        <w:lastRenderedPageBreak/>
+        <w:t>JUnit</w:t>
+      </w:r>
+      <w:proofErr w:type="spellEnd"/>
       <w:r>
         <w:rPr>
           <w:b/>
           <w:bCs/>
           <w:lang w:eastAsia="es-CO"/>
         </w:rPr>
-        <w:lastRenderedPageBreak/>
-        <w:t>Modificador de acceso:</w:t>
-      </w:r>
-      <w:r>
-        <w:rPr>
-          <w:lang w:eastAsia="es-CO"/>
-        </w:rPr>
-        <w:t xml:space="preserve"> palabra reservada (</w:t>
-      </w:r>
-      <w:proofErr w:type="spellStart"/>
-      <w:r>
-        <w:rPr>
-          <w:lang w:eastAsia="es-CO"/>
-        </w:rPr>
-        <w:t>public</w:t>
-      </w:r>
-      <w:proofErr w:type="spellEnd"/>
-      <w:r>
-        <w:rPr>
-          <w:lang w:eastAsia="es-CO"/>
-        </w:rPr>
-        <w:t xml:space="preserve">, </w:t>
-      </w:r>
-      <w:proofErr w:type="spellStart"/>
-      <w:r>
-        <w:rPr>
-          <w:lang w:eastAsia="es-CO"/>
-        </w:rPr>
-        <w:t>private</w:t>
-      </w:r>
-      <w:proofErr w:type="spellEnd"/>
-      <w:r>
-        <w:rPr>
-          <w:lang w:eastAsia="es-CO"/>
-        </w:rPr>
-        <w:t xml:space="preserve">, </w:t>
-      </w:r>
-      <w:proofErr w:type="spellStart"/>
-      <w:r>
-        <w:rPr>
-          <w:lang w:eastAsia="es-CO"/>
-        </w:rPr>
-        <w:t>protected</w:t>
-      </w:r>
-      <w:proofErr w:type="spellEnd"/>
-      <w:r>
-        <w:rPr>
-          <w:lang w:eastAsia="es-CO"/>
-        </w:rPr>
-        <w:t>) que controla la visibilidad de atributos y métodos.</w:t>
+        <w:t>:</w:t>
+      </w:r>
+      <w:r>
+        <w:rPr>
+          <w:lang w:eastAsia="es-CO"/>
+        </w:rPr>
+        <w:t xml:space="preserve"> </w:t>
+      </w:r>
+      <w:proofErr w:type="spellStart"/>
+      <w:r>
+        <w:rPr>
+          <w:lang w:eastAsia="es-CO"/>
+        </w:rPr>
+        <w:t>framework</w:t>
+      </w:r>
+      <w:proofErr w:type="spellEnd"/>
+      <w:r>
+        <w:rPr>
+          <w:lang w:eastAsia="es-CO"/>
+        </w:rPr>
+        <w:t xml:space="preserve"> de pruebas unitarias estándar en el ecosistema Java; utiliza anotaciones como @Test y @Override.</w:t>
       </w:r>
     </w:p>
     <w:p>
@@ -37628,13 +37723,55 @@
           <w:bCs/>
           <w:lang w:eastAsia="es-CO"/>
         </w:rPr>
-        <w:t>Objeto:</w:t>
-      </w:r>
-      <w:r>
-        <w:rPr>
-          <w:lang w:eastAsia="es-CO"/>
-        </w:rPr>
-        <w:t xml:space="preserve"> entidad con estado (atributos) y comportamiento (métodos) propios, creada como instancia de una clase.</w:t>
+        <w:t>Modificador de acceso:</w:t>
+      </w:r>
+      <w:r>
+        <w:rPr>
+          <w:lang w:eastAsia="es-CO"/>
+        </w:rPr>
+        <w:t xml:space="preserve"> palabra reservada (</w:t>
+      </w:r>
+      <w:proofErr w:type="spellStart"/>
+      <w:r>
+        <w:rPr>
+          <w:lang w:eastAsia="es-CO"/>
+        </w:rPr>
+        <w:t>public</w:t>
+      </w:r>
+      <w:proofErr w:type="spellEnd"/>
+      <w:r>
+        <w:rPr>
+          <w:lang w:eastAsia="es-CO"/>
+        </w:rPr>
+        <w:t xml:space="preserve">, </w:t>
+      </w:r>
+      <w:proofErr w:type="spellStart"/>
+      <w:r>
+        <w:rPr>
+          <w:lang w:eastAsia="es-CO"/>
+        </w:rPr>
+        <w:t>private</w:t>
+      </w:r>
+      <w:proofErr w:type="spellEnd"/>
+      <w:r>
+        <w:rPr>
+          <w:lang w:eastAsia="es-CO"/>
+        </w:rPr>
+        <w:t xml:space="preserve">, </w:t>
+      </w:r>
+      <w:proofErr w:type="spellStart"/>
+      <w:r>
+        <w:rPr>
+          <w:lang w:eastAsia="es-CO"/>
+        </w:rPr>
+        <w:t>protected</w:t>
+      </w:r>
+      <w:proofErr w:type="spellEnd"/>
+      <w:r>
+        <w:rPr>
+          <w:lang w:eastAsia="es-CO"/>
+        </w:rPr>
+        <w:t>) que controla la visibilidad de atributos y métodos.</w:t>
       </w:r>
     </w:p>
     <w:p>
@@ -37649,25 +37786,13 @@
           <w:bCs/>
           <w:lang w:eastAsia="es-CO"/>
         </w:rPr>
-        <w:t>Patrón de diseño:</w:t>
-      </w:r>
-      <w:r>
-        <w:rPr>
-          <w:lang w:eastAsia="es-CO"/>
-        </w:rPr>
-        <w:t xml:space="preserve"> solución reutilizable y documentada a un problema recurrente en el diseño de </w:t>
-      </w:r>
-      <w:r>
-        <w:rPr>
-          <w:rStyle w:val="Extranjerismo"/>
-        </w:rPr>
-        <w:t>software</w:t>
-      </w:r>
-      <w:r>
-        <w:rPr>
-          <w:lang w:eastAsia="es-CO"/>
-        </w:rPr>
-        <w:t xml:space="preserve"> orientado a objetos.</w:t>
+        <w:t>Objeto:</w:t>
+      </w:r>
+      <w:r>
+        <w:rPr>
+          <w:lang w:eastAsia="es-CO"/>
+        </w:rPr>
+        <w:t xml:space="preserve"> entidad con estado (atributos) y comportamiento (métodos) propios, creada como instancia de una clase.</w:t>
       </w:r>
     </w:p>
     <w:p>
@@ -37682,13 +37807,25 @@
           <w:bCs/>
           <w:lang w:eastAsia="es-CO"/>
         </w:rPr>
-        <w:t>Polimorfismo:</w:t>
-      </w:r>
-      <w:r>
-        <w:rPr>
-          <w:lang w:eastAsia="es-CO"/>
-        </w:rPr>
-        <w:t xml:space="preserve"> propiedad que permite que objetos distintos respondan diferente al mismo mensaje según su tipo real.</w:t>
+        <w:t>Patrón de diseño:</w:t>
+      </w:r>
+      <w:r>
+        <w:rPr>
+          <w:lang w:eastAsia="es-CO"/>
+        </w:rPr>
+        <w:t xml:space="preserve"> solución reutilizable y documentada a un problema recurrente en el diseño de </w:t>
+      </w:r>
+      <w:r>
+        <w:rPr>
+          <w:rStyle w:val="Extranjerismo"/>
+        </w:rPr>
+        <w:t>software</w:t>
+      </w:r>
+      <w:r>
+        <w:rPr>
+          <w:lang w:eastAsia="es-CO"/>
+        </w:rPr>
+        <w:t xml:space="preserve"> orientado a objetos.</w:t>
       </w:r>
     </w:p>
     <w:p>
@@ -37703,25 +37840,13 @@
           <w:bCs/>
           <w:lang w:eastAsia="es-CO"/>
         </w:rPr>
-        <w:t>UML:</w:t>
-      </w:r>
-      <w:r>
-        <w:rPr>
-          <w:lang w:eastAsia="es-CO"/>
-        </w:rPr>
-        <w:t xml:space="preserve"> Lenguaje de Modelado Unificado; estándar gráfico del OMG para visualizar y documentar sistemas de </w:t>
-      </w:r>
-      <w:r>
-        <w:rPr>
-          <w:rStyle w:val="Extranjerismo"/>
-        </w:rPr>
-        <w:t>software</w:t>
-      </w:r>
-      <w:r>
-        <w:rPr>
-          <w:lang w:eastAsia="es-CO"/>
-        </w:rPr>
-        <w:t>.</w:t>
+        <w:t>Polimorfismo:</w:t>
+      </w:r>
+      <w:r>
+        <w:rPr>
+          <w:lang w:eastAsia="es-CO"/>
+        </w:rPr>
+        <w:t xml:space="preserve"> propiedad que permite que objetos distintos respondan diferente al mismo mensaje según su tipo real.</w:t>
       </w:r>
     </w:p>
     <w:p>
@@ -37736,27 +37861,25 @@
           <w:bCs/>
           <w:lang w:eastAsia="es-CO"/>
         </w:rPr>
-        <w:t>@Override:</w:t>
-      </w:r>
-      <w:r>
-        <w:rPr>
-          <w:lang w:eastAsia="es-CO"/>
-        </w:rPr>
-        <w:t xml:space="preserve"> anotación Java que indica que un método </w:t>
-      </w:r>
-      <w:proofErr w:type="spellStart"/>
-      <w:r>
-        <w:rPr>
-          <w:lang w:eastAsia="es-CO"/>
-        </w:rPr>
-        <w:t>sobreescribe</w:t>
-      </w:r>
-      <w:proofErr w:type="spellEnd"/>
-      <w:r>
-        <w:rPr>
-          <w:lang w:eastAsia="es-CO"/>
-        </w:rPr>
-        <w:t xml:space="preserve"> al de la superclase; activa el polimorfismo dinámico.</w:t>
+        <w:t>UML:</w:t>
+      </w:r>
+      <w:r>
+        <w:rPr>
+          <w:lang w:eastAsia="es-CO"/>
+        </w:rPr>
+        <w:t xml:space="preserve"> Lenguaje de Modelado Unificado; estándar gráfico del OMG para visualizar y documentar sistemas de </w:t>
+      </w:r>
+      <w:r>
+        <w:rPr>
+          <w:rStyle w:val="Extranjerismo"/>
+        </w:rPr>
+        <w:t>software</w:t>
+      </w:r>
+      <w:r>
+        <w:rPr>
+          <w:lang w:eastAsia="es-CO"/>
+        </w:rPr>
+        <w:t>.</w:t>
       </w:r>
     </w:p>
     <w:p>
@@ -37766,8 +37889,8 @@
           <w:lang w:val="es-MX"/>
         </w:rPr>
       </w:pPr>
-      <w:bookmarkStart w:id="71" w:name="_Toc176443726"/>
-      <w:bookmarkStart w:id="72" w:name="_Toc228888015"/>
+      <w:bookmarkStart w:id="81" w:name="_Toc176443726"/>
+      <w:bookmarkStart w:id="82" w:name="_Toc230188173"/>
       <w:r>
         <w:rPr>
           <w:lang w:val="es-MX"/>
@@ -37775,8 +37898,8 @@
         <w:lastRenderedPageBreak/>
         <w:t>Referencias bibliográficas</w:t>
       </w:r>
-      <w:bookmarkEnd w:id="71"/>
-      <w:bookmarkEnd w:id="72"/>
+      <w:bookmarkEnd w:id="81"/>
+      <w:bookmarkEnd w:id="82"/>
     </w:p>
     <w:p>
       <w:pPr>
@@ -38394,14 +38517,14 @@
       <w:pPr>
         <w:pStyle w:val="Titulosgenerales"/>
       </w:pPr>
-      <w:bookmarkStart w:id="73" w:name="_Toc176443727"/>
-      <w:bookmarkStart w:id="74" w:name="_Toc228888016"/>
+      <w:bookmarkStart w:id="83" w:name="_Toc176443727"/>
+      <w:bookmarkStart w:id="84" w:name="_Toc230188174"/>
       <w:r>
         <w:lastRenderedPageBreak/>
         <w:t>Créditos</w:t>
       </w:r>
-      <w:bookmarkEnd w:id="73"/>
-      <w:bookmarkEnd w:id="74"/>
+      <w:bookmarkEnd w:id="83"/>
+      <w:bookmarkEnd w:id="84"/>
     </w:p>
     <w:tbl>
       <w:tblPr>
@@ -38431,7 +38554,7 @@
                 <w:lang w:val="es-419"/>
               </w:rPr>
             </w:pPr>
-            <w:bookmarkStart w:id="75" w:name="_Hlk154833079"/>
+            <w:bookmarkStart w:id="85" w:name="_Hlk154833079"/>
             <w:r>
               <w:rPr>
                 <w:lang w:val="es-419"/>
@@ -38505,7 +38628,7 @@
               <w:pStyle w:val="TextoTablas"/>
             </w:pPr>
             <w:r>
-              <w:t>Responsable Ecosistema de Recursos Educativos Digitales (RED)</w:t>
+              <w:t>Profesional G06. Responsable Ecosistema Virtual de Recursos Educativos Digitales</w:t>
             </w:r>
           </w:p>
         </w:tc>
@@ -38853,7 +38976,7 @@
           </w:p>
         </w:tc>
       </w:tr>
-      <w:bookmarkEnd w:id="75"/>
+      <w:bookmarkEnd w:id="85"/>
     </w:tbl>
     <w:p>
       <w:pPr>
@@ -42873,8 +42996,8 @@
   <w:abstractNum w:abstractNumId="35" w15:restartNumberingAfterBreak="0">
     <w:nsid w:val="743558E5"/>
     <w:multiLevelType w:val="hybridMultilevel"/>
-    <w:tmpl w:val="37121BFE"/>
-    <w:lvl w:ilvl="0" w:tplc="655E46D4">
+    <w:tmpl w:val="B516C384"/>
+    <w:lvl w:ilvl="0" w:tplc="4FF01508">
       <w:start w:val="1"/>
       <w:numFmt w:val="decimal"/>
       <w:pStyle w:val="Figura"/>
@@ -44094,7 +44217,6 @@
   <w:style w:type="character" w:default="1" w:styleId="Fuentedeprrafopredeter">
     <w:name w:val="Default Paragraph Font"/>
     <w:uiPriority w:val="1"/>
-    <w:semiHidden/>
     <w:unhideWhenUsed/>
   </w:style>
   <w:style w:type="table" w:default="1" w:styleId="Tablanormal">
@@ -44225,7 +44347,7 @@
     <w:link w:val="FiguraCar"/>
     <w:autoRedefine/>
     <w:qFormat/>
-    <w:rsid w:val="00AE3593"/>
+    <w:rsid w:val="007F3463"/>
     <w:pPr>
       <w:numPr>
         <w:numId w:val="6"/>
@@ -44247,7 +44369,7 @@
     <w:name w:val="Figura Car"/>
     <w:basedOn w:val="Fuentedeprrafopredeter"/>
     <w:link w:val="Figura"/>
-    <w:rsid w:val="00AE3593"/>
+    <w:rsid w:val="007F3463"/>
     <w:rPr>
       <w:rFonts w:cs="Times New Roman (Cuerpo en alfa"/>
       <w:bCs/>
@@ -45480,13 +45602,13 @@
 </file>
 
 <file path=customXml/itemProps2.xml><?xml version="1.0" encoding="utf-8"?>
-<ds:datastoreItem xmlns:ds="http://schemas.openxmlformats.org/officeDocument/2006/customXml" ds:itemID="{3144EFC0-E2D0-494D-82AD-9A0FF0C2C27D}"/>
+<ds:datastoreItem xmlns:ds="http://schemas.openxmlformats.org/officeDocument/2006/customXml" ds:itemID="{B1F656ED-4144-4F63-8389-010938DD8044}"/>
 </file>
 
 <file path=customXml/itemProps3.xml><?xml version="1.0" encoding="utf-8"?>
-<ds:datastoreItem xmlns:ds="http://schemas.openxmlformats.org/officeDocument/2006/customXml" ds:itemID="{85422321-E029-4243-A3CE-5E10343B28F4}"/>
+<ds:datastoreItem xmlns:ds="http://schemas.openxmlformats.org/officeDocument/2006/customXml" ds:itemID="{ECD08E99-0E60-47E0-8926-837AEDD1C7DE}"/>
 </file>
 
 <file path=customXml/itemProps4.xml><?xml version="1.0" encoding="utf-8"?>
-<ds:datastoreItem xmlns:ds="http://schemas.openxmlformats.org/officeDocument/2006/customXml" ds:itemID="{7F89346B-9614-4043-9A5B-8B623211B134}"/>
+<ds:datastoreItem xmlns:ds="http://schemas.openxmlformats.org/officeDocument/2006/customXml" ds:itemID="{13EC08DA-0815-441D-83F8-9B403DAEEADA}"/>
 </file>